--- a/documentation/Relatorio Tecnico - KYC TrueFace.docx
+++ b/documentation/Relatorio Tecnico - KYC TrueFace.docx
@@ -3329,6 +3329,60 @@
         </w:rPr>
         <w:t xml:space="preserve"> de terceiros podem passar despercebidos; e, como as decisões ficam dispersas em planilhas e conversas, torna-se difícil comprovar posteriormente quem aprovou determinado cliente, quando e com base em quais evidências. Além disso, o compartilhamento informal de imagens de documentos e de rostos expõe dados pessoais sensíveis a riscos de vazamento, em desacordo com os cuidados exigidos pela legislação.</w:t>
       </w:r>
+      <w:r>
+        <w:rPr>
+          <w:rFonts w:ascii="Times New Roman" w:eastAsia="Times New Roman" w:hAnsi="Times New Roman" w:cs="Times New Roman"/>
+          <w:color w:val="000000"/>
+          <w:sz w:val="24"/>
+          <w:szCs w:val="24"/>
+          <w:lang w:eastAsia="pt-BR"/>
+        </w:rPr>
+        <w:t xml:space="preserve"> Cabe destacar, porém, que parte dessas fraudes não pode ser identificada apenas pela comparação entre rostos: detectar um documento adulterado exige verificar a autenticidade do próprio documento, e detectar que a </w:t>
+      </w:r>
+      <w:r>
+        <w:rPr>
+          <w:rFonts w:ascii="Times New Roman" w:eastAsia="Times New Roman" w:hAnsi="Times New Roman" w:cs="Times New Roman"/>
+          <w:i/>
+          <w:iCs/>
+          <w:color w:val="000000"/>
+          <w:sz w:val="24"/>
+          <w:szCs w:val="24"/>
+          <w:lang w:eastAsia="pt-BR"/>
+        </w:rPr>
+        <w:t>selfie</w:t>
+      </w:r>
+      <w:r>
+        <w:rPr>
+          <w:rFonts w:ascii="Times New Roman" w:eastAsia="Times New Roman" w:hAnsi="Times New Roman" w:cs="Times New Roman"/>
+          <w:color w:val="000000"/>
+          <w:sz w:val="24"/>
+          <w:szCs w:val="24"/>
+          <w:lang w:eastAsia="pt-BR"/>
+        </w:rPr>
+        <w:t xml:space="preserve"> é, na verdade, uma foto do titular impressa ou exibida em uma tela exige prova de vida (</w:t>
+      </w:r>
+      <w:r>
+        <w:rPr>
+          <w:rFonts w:ascii="Times New Roman" w:eastAsia="Times New Roman" w:hAnsi="Times New Roman" w:cs="Times New Roman"/>
+          <w:i/>
+          <w:iCs/>
+          <w:color w:val="000000"/>
+          <w:sz w:val="24"/>
+          <w:szCs w:val="24"/>
+          <w:lang w:eastAsia="pt-BR"/>
+        </w:rPr>
+        <w:t>liveness</w:t>
+      </w:r>
+      <w:r>
+        <w:rPr>
+          <w:rFonts w:ascii="Times New Roman" w:eastAsia="Times New Roman" w:hAnsi="Times New Roman" w:cs="Times New Roman"/>
+          <w:color w:val="000000"/>
+          <w:sz w:val="24"/>
+          <w:szCs w:val="24"/>
+          <w:lang w:eastAsia="pt-BR"/>
+        </w:rPr>
+        <w:t>). Esses dois casos estão fora do escopo deste trabalho.</w:t>
+      </w:r>
     </w:p>
     <w:p>
       <w:pPr>
@@ -3474,6 +3528,38 @@
           <w:lang w:eastAsia="pt-BR"/>
         </w:rPr>
         <w:t xml:space="preserve"> (AMAZON WEB SERVICES, 2026): quando a similaridade é alta, o cadastro é aprovado; quando é muito baixa, é reprovado; e, nos casos intermediários ou inconclusivos, o registro é encaminhado a uma fila de análise manual, na qual um analista examina as imagens e registra uma observação que justifica sua decisão. Cada decisão fica registrada com data, similaridade observada e mensagem descritiva e, nas decisões manuais, também com a observação e o usuário responsável, formando um histórico auditável.</w:t>
+      </w:r>
+      <w:r>
+        <w:rPr>
+          <w:rFonts w:ascii="Times New Roman" w:eastAsia="Times New Roman" w:hAnsi="Times New Roman" w:cs="Times New Roman"/>
+          <w:color w:val="000000"/>
+          <w:sz w:val="24"/>
+          <w:szCs w:val="24"/>
+          <w:lang w:eastAsia="pt-BR"/>
+        </w:rPr>
+        <w:t xml:space="preserve"> Ressalta-se que a versão atual não realiza verificação de autenticidade do documento nem prova de vida, recursos indicados como evolução futura. Também é indicada como trabalho futuro a integração direta com os sistemas das empresas parceiras, para que os </w:t>
+      </w:r>
+      <w:r>
+        <w:rPr>
+          <w:rFonts w:ascii="Times New Roman" w:eastAsia="Times New Roman" w:hAnsi="Times New Roman" w:cs="Times New Roman"/>
+          <w:i/>
+          <w:iCs/>
+          <w:color w:val="000000"/>
+          <w:sz w:val="24"/>
+          <w:szCs w:val="24"/>
+          <w:lang w:eastAsia="pt-BR"/>
+        </w:rPr>
+        <w:t>onboardings</w:t>
+      </w:r>
+      <w:r>
+        <w:rPr>
+          <w:rFonts w:ascii="Times New Roman" w:eastAsia="Times New Roman" w:hAnsi="Times New Roman" w:cs="Times New Roman"/>
+          <w:color w:val="000000"/>
+          <w:sz w:val="24"/>
+          <w:szCs w:val="24"/>
+          <w:lang w:eastAsia="pt-BR"/>
+        </w:rPr>
+        <w:t xml:space="preserve"> possam ser enviados por meio de uma API, sem o uso da interface web.</w:t>
       </w:r>
     </w:p>
     <w:p>
@@ -4255,7 +4341,7 @@
           <w:szCs w:val="24"/>
           <w:lang w:eastAsia="pt-BR"/>
         </w:rPr>
-        <w:t xml:space="preserve"> e relatórios.</w:t>
+        <w:t xml:space="preserve">, relatórios e cadastro de empresas parceiras.</w:t>
       </w:r>
     </w:p>
     <w:p>
@@ -5404,6 +5490,63 @@
           <w:lang w:eastAsia="pt-BR"/>
         </w:rPr>
         <w:t>), e enviado ao e-mail do usuário que o solicitou, contendo apenas usuários da empresa dele.</w:t>
+      </w:r>
+    </w:p>
+    <w:p>
+      <w:pPr>
+        <w:spacing w:after="0" w:line="360" w:lineRule="auto"/>
+        <w:ind w:firstLine="709"/>
+        <w:jc w:val="both"/>
+        <w:rPr>
+          <w:rFonts w:ascii="Times New Roman" w:eastAsia="Times New Roman" w:hAnsi="Times New Roman" w:cs="Times New Roman"/>
+          <w:sz w:val="24"/>
+          <w:szCs w:val="24"/>
+          <w:lang w:eastAsia="pt-BR"/>
+        </w:rPr>
+      </w:pPr>
+      <w:r>
+        <w:rPr>
+          <w:rFonts w:ascii="Times New Roman" w:eastAsia="Times New Roman" w:hAnsi="Times New Roman" w:cs="Times New Roman"/>
+          <w:b/>
+          <w:bCs/>
+          <w:color w:val="000000"/>
+          <w:sz w:val="24"/>
+          <w:szCs w:val="24"/>
+          <w:lang w:eastAsia="pt-BR"/>
+        </w:rPr>
+        <w:t>RN24:</w:t>
+      </w:r>
+      <w:r>
+        <w:rPr>
+          <w:rFonts w:ascii="Times New Roman" w:eastAsia="Times New Roman" w:hAnsi="Times New Roman" w:cs="Times New Roman"/>
+          <w:color w:val="000000"/>
+          <w:sz w:val="24"/>
+          <w:szCs w:val="24"/>
+          <w:lang w:eastAsia="pt-BR"/>
+        </w:rPr>
+        <w:t xml:space="preserve"> O cadastro de empresas parceiras e do primeiro usuário Master de cada uma delas é realizado pela equipe responsável pela plataforma, fora da interface do sistema, por meio de </w:t>
+      </w:r>
+      <w:r>
+        <w:rPr>
+          <w:rFonts w:ascii="Times New Roman" w:eastAsia="Times New Roman" w:hAnsi="Times New Roman" w:cs="Times New Roman"/>
+          <w:i/>
+          <w:iCs/>
+          <w:color w:val="000000"/>
+          <w:sz w:val="24"/>
+          <w:szCs w:val="24"/>
+          <w:lang w:eastAsia="pt-BR"/>
+        </w:rPr>
+        <w:t>script</w:t>
+      </w:r>
+      <w:r>
+        <w:rPr>
+          <w:rFonts w:ascii="Times New Roman" w:eastAsia="Times New Roman" w:hAnsi="Times New Roman" w:cs="Times New Roman"/>
+          <w:color w:val="000000"/>
+          <w:sz w:val="24"/>
+          <w:szCs w:val="24"/>
+          <w:lang w:eastAsia="pt-BR"/>
+        </w:rPr>
+        <w:t xml:space="preserve"> no banco de dados (na versão atual, uma migração do Entity Framework Core); esse usuário define a própria senha pela recuperação de senha e, a partir daí, cadastra os demais usuários da empresa na plataforma.</w:t>
       </w:r>
     </w:p>
     <w:p>
@@ -5539,7 +5682,7 @@
           <w:szCs w:val="24"/>
           <w:lang w:eastAsia="pt-BR"/>
         </w:rPr>
-        <w:t xml:space="preserve"> para definição da senha. Existe porque o acesso à plataforma é restrito a pessoas previamente autorizadas pela empresa. </w:t>
+        <w:t xml:space="preserve"> para definição da senha. Existe porque o acesso à plataforma é restrito a pessoas previamente autorizadas pela empresa. O primeiro usuário Master de cada empresa parceira não é criado por esta funcionalidade, e sim pela equipe responsável pela plataforma, conforme a RN24. </w:t>
       </w:r>
       <w:r>
         <w:rPr>
@@ -9502,7 +9645,7 @@
         </w:rPr>
         <w:drawing>
           <wp:inline distT="0" distB="0" distL="0" distR="0" wp14:anchorId="7C2CDE6B" wp14:editId="605DABED">
-            <wp:extent cx="5580000" cy="7627805"/>
+            <wp:extent cx="5580000" cy="7010214"/>
             <wp:effectExtent l="0" t="0" r="0" b="0"/>
             <wp:docPr id="102" name="Figura 2"/>
             <wp:cNvGraphicFramePr>
@@ -9524,7 +9667,7 @@
                   <pic:spPr>
                     <a:xfrm>
                       <a:off x="0" y="0"/>
-                      <a:ext cx="5580000" cy="7627805"/>
+                      <a:ext cx="5580000" cy="7010214"/>
                     </a:xfrm>
                     <a:prstGeom prst="rect">
                       <a:avLst/>
@@ -9769,7 +9912,7 @@
           <w:szCs w:val="24"/>
           <w:lang w:eastAsia="pt-BR"/>
         </w:rPr>
-        <w:t xml:space="preserve">). É a entidade que delimita o isolamento dos dados, pois usuários, credenciais e </w:t>
+        <w:t xml:space="preserve">). É a entidade que delimita o isolamento dos dados, pois usuários e </w:t>
       </w:r>
       <w:proofErr w:type="spellStart"/>
       <w:r>
@@ -9812,7 +9955,6 @@
           <w:lang w:eastAsia="pt-BR"/>
         </w:rPr>
       </w:pPr>
-      <w:proofErr w:type="spellStart"/>
       <w:r>
         <w:rPr>
           <w:rFonts w:ascii="Times New Roman" w:eastAsia="Times New Roman" w:hAnsi="Times New Roman" w:cs="Times New Roman"/>
@@ -9823,196 +9965,17 @@
           <w:szCs w:val="24"/>
           <w:lang w:eastAsia="pt-BR"/>
         </w:rPr>
-        <w:t>PartnersCredentials</w:t>
-      </w:r>
-      <w:proofErr w:type="spellEnd"/>
-      <w:r>
-        <w:rPr>
-          <w:rFonts w:ascii="Times New Roman" w:eastAsia="Times New Roman" w:hAnsi="Times New Roman" w:cs="Times New Roman"/>
-          <w:color w:val="000000"/>
-          <w:sz w:val="24"/>
-          <w:szCs w:val="24"/>
-          <w:lang w:eastAsia="pt-BR"/>
-        </w:rPr>
-        <w:t xml:space="preserve"> (</w:t>
-      </w:r>
-      <w:proofErr w:type="spellStart"/>
-      <w:r>
-        <w:rPr>
-          <w:rFonts w:ascii="Times New Roman" w:eastAsia="Times New Roman" w:hAnsi="Times New Roman" w:cs="Times New Roman"/>
-          <w:color w:val="000000"/>
-          <w:sz w:val="24"/>
-          <w:szCs w:val="24"/>
-          <w:lang w:eastAsia="pt-BR"/>
-        </w:rPr>
-        <w:t>Code</w:t>
-      </w:r>
-      <w:proofErr w:type="spellEnd"/>
-      <w:r>
-        <w:rPr>
-          <w:rFonts w:ascii="Times New Roman" w:eastAsia="Times New Roman" w:hAnsi="Times New Roman" w:cs="Times New Roman"/>
-          <w:color w:val="000000"/>
-          <w:sz w:val="24"/>
-          <w:szCs w:val="24"/>
-          <w:lang w:eastAsia="pt-BR"/>
-        </w:rPr>
-        <w:t xml:space="preserve">, </w:t>
-      </w:r>
-      <w:proofErr w:type="spellStart"/>
-      <w:r>
-        <w:rPr>
-          <w:rFonts w:ascii="Times New Roman" w:eastAsia="Times New Roman" w:hAnsi="Times New Roman" w:cs="Times New Roman"/>
-          <w:color w:val="000000"/>
-          <w:sz w:val="24"/>
-          <w:szCs w:val="24"/>
-          <w:lang w:eastAsia="pt-BR"/>
-        </w:rPr>
-        <w:t>CodePartner</w:t>
-      </w:r>
-      <w:proofErr w:type="spellEnd"/>
-      <w:r>
-        <w:rPr>
-          <w:rFonts w:ascii="Times New Roman" w:eastAsia="Times New Roman" w:hAnsi="Times New Roman" w:cs="Times New Roman"/>
-          <w:color w:val="000000"/>
-          <w:sz w:val="24"/>
-          <w:szCs w:val="24"/>
-          <w:lang w:eastAsia="pt-BR"/>
-        </w:rPr>
-        <w:t xml:space="preserve">, </w:t>
-      </w:r>
-      <w:proofErr w:type="spellStart"/>
-      <w:r>
-        <w:rPr>
-          <w:rFonts w:ascii="Times New Roman" w:eastAsia="Times New Roman" w:hAnsi="Times New Roman" w:cs="Times New Roman"/>
-          <w:color w:val="000000"/>
-          <w:sz w:val="24"/>
-          <w:szCs w:val="24"/>
-          <w:lang w:eastAsia="pt-BR"/>
-        </w:rPr>
-        <w:t>ClientId</w:t>
-      </w:r>
-      <w:proofErr w:type="spellEnd"/>
-      <w:r>
-        <w:rPr>
-          <w:rFonts w:ascii="Times New Roman" w:eastAsia="Times New Roman" w:hAnsi="Times New Roman" w:cs="Times New Roman"/>
-          <w:color w:val="000000"/>
-          <w:sz w:val="24"/>
-          <w:szCs w:val="24"/>
-          <w:lang w:eastAsia="pt-BR"/>
-        </w:rPr>
-        <w:t xml:space="preserve">, </w:t>
-      </w:r>
-      <w:proofErr w:type="spellStart"/>
-      <w:r>
-        <w:rPr>
-          <w:rFonts w:ascii="Times New Roman" w:eastAsia="Times New Roman" w:hAnsi="Times New Roman" w:cs="Times New Roman"/>
-          <w:color w:val="000000"/>
-          <w:sz w:val="24"/>
-          <w:szCs w:val="24"/>
-          <w:lang w:eastAsia="pt-BR"/>
-        </w:rPr>
-        <w:t>ClientSecret</w:t>
-      </w:r>
-      <w:proofErr w:type="spellEnd"/>
-      <w:r>
-        <w:rPr>
-          <w:rFonts w:ascii="Times New Roman" w:eastAsia="Times New Roman" w:hAnsi="Times New Roman" w:cs="Times New Roman"/>
-          <w:color w:val="000000"/>
-          <w:sz w:val="24"/>
-          <w:szCs w:val="24"/>
-          <w:lang w:eastAsia="pt-BR"/>
-        </w:rPr>
-        <w:t xml:space="preserve">, </w:t>
-      </w:r>
-      <w:proofErr w:type="spellStart"/>
-      <w:r>
-        <w:rPr>
-          <w:rFonts w:ascii="Times New Roman" w:eastAsia="Times New Roman" w:hAnsi="Times New Roman" w:cs="Times New Roman"/>
-          <w:color w:val="000000"/>
-          <w:sz w:val="24"/>
-          <w:szCs w:val="24"/>
-          <w:lang w:eastAsia="pt-BR"/>
-        </w:rPr>
-        <w:t>GrantType</w:t>
-      </w:r>
-      <w:proofErr w:type="spellEnd"/>
-      <w:r>
-        <w:rPr>
-          <w:rFonts w:ascii="Times New Roman" w:eastAsia="Times New Roman" w:hAnsi="Times New Roman" w:cs="Times New Roman"/>
-          <w:color w:val="000000"/>
-          <w:sz w:val="24"/>
-          <w:szCs w:val="24"/>
-          <w:lang w:eastAsia="pt-BR"/>
-        </w:rPr>
-        <w:t xml:space="preserve">, </w:t>
-      </w:r>
-      <w:proofErr w:type="spellStart"/>
-      <w:r>
-        <w:rPr>
-          <w:rFonts w:ascii="Times New Roman" w:eastAsia="Times New Roman" w:hAnsi="Times New Roman" w:cs="Times New Roman"/>
-          <w:color w:val="000000"/>
-          <w:sz w:val="24"/>
-          <w:szCs w:val="24"/>
-          <w:lang w:eastAsia="pt-BR"/>
-        </w:rPr>
-        <w:t>Situation</w:t>
-      </w:r>
-      <w:proofErr w:type="spellEnd"/>
-      <w:r>
-        <w:rPr>
-          <w:rFonts w:ascii="Times New Roman" w:eastAsia="Times New Roman" w:hAnsi="Times New Roman" w:cs="Times New Roman"/>
-          <w:color w:val="000000"/>
-          <w:sz w:val="24"/>
-          <w:szCs w:val="24"/>
-          <w:lang w:eastAsia="pt-BR"/>
-        </w:rPr>
-        <w:t xml:space="preserve">, </w:t>
-      </w:r>
-      <w:proofErr w:type="spellStart"/>
-      <w:r>
-        <w:rPr>
-          <w:rFonts w:ascii="Times New Roman" w:eastAsia="Times New Roman" w:hAnsi="Times New Roman" w:cs="Times New Roman"/>
-          <w:color w:val="000000"/>
-          <w:sz w:val="24"/>
-          <w:szCs w:val="24"/>
-          <w:lang w:eastAsia="pt-BR"/>
-        </w:rPr>
-        <w:t>InclusionDt</w:t>
-      </w:r>
-      <w:proofErr w:type="spellEnd"/>
-      <w:r>
-        <w:rPr>
-          <w:rFonts w:ascii="Times New Roman" w:eastAsia="Times New Roman" w:hAnsi="Times New Roman" w:cs="Times New Roman"/>
-          <w:color w:val="000000"/>
-          <w:sz w:val="24"/>
-          <w:szCs w:val="24"/>
-          <w:lang w:eastAsia="pt-BR"/>
-        </w:rPr>
-        <w:t xml:space="preserve">): armazena credenciais de integração do parceiro, previstas para integrações entre sistemas e ainda não utilizadas pelas funcionalidades atuais, com o segredo guardado apenas como </w:t>
-      </w:r>
-      <w:proofErr w:type="spellStart"/>
-      <w:r>
-        <w:rPr>
-          <w:rFonts w:ascii="Times New Roman" w:eastAsia="Times New Roman" w:hAnsi="Times New Roman" w:cs="Times New Roman"/>
-          <w:i/>
-          <w:iCs/>
-          <w:color w:val="000000"/>
-          <w:sz w:val="24"/>
-          <w:szCs w:val="24"/>
-          <w:lang w:eastAsia="pt-BR"/>
-        </w:rPr>
-        <w:t>hash</w:t>
-      </w:r>
-      <w:proofErr w:type="spellEnd"/>
-      <w:r>
-        <w:rPr>
-          <w:rFonts w:ascii="Times New Roman" w:eastAsia="Times New Roman" w:hAnsi="Times New Roman" w:cs="Times New Roman"/>
-          <w:color w:val="000000"/>
-          <w:sz w:val="24"/>
-          <w:szCs w:val="24"/>
-          <w:lang w:eastAsia="pt-BR"/>
-        </w:rPr>
-        <w:t>. Um parceiro pode ter várias credenciais;</w:t>
+        <w:t>Users</w:t>
+      </w:r>
+      <w:r>
+        <w:rPr>
+          <w:rFonts w:ascii="Times New Roman" w:eastAsia="Times New Roman" w:hAnsi="Times New Roman" w:cs="Times New Roman"/>
+          <w:color w:val="000000"/>
+          <w:sz w:val="24"/>
+          <w:szCs w:val="24"/>
+          <w:lang w:eastAsia="pt-BR"/>
+        </w:rPr>
+        <w:t xml:space="preserve"> (Code, CodePartner, Name, IdNumber, BirthDate, MotherName, Email, Permission, Situation, InclusionDt): representa as pessoas que utilizam a plataforma. O campo Permission armazena o perfil (1 – Comum, 2 – Administrador, 3 – Master) e o campo Situation, a situação (1 – Ativo, 2 – Inativo); esta é a única tabela que guarda essas duas informações. O campo BirthDate é do tipo date, pois a data de nascimento não possui horário, e o CPF (IdNumber) e o e-mail são únicos. Um parceiro possui vários usuários;</w:t>
       </w:r>
     </w:p>
     <w:p>
@@ -10031,7 +9994,6 @@
           <w:lang w:eastAsia="pt-BR"/>
         </w:rPr>
       </w:pPr>
-      <w:proofErr w:type="spellStart"/>
       <w:r>
         <w:rPr>
           <w:rFonts w:ascii="Times New Roman" w:eastAsia="Times New Roman" w:hAnsi="Times New Roman" w:cs="Times New Roman"/>
@@ -10042,282 +10004,105 @@
           <w:szCs w:val="24"/>
           <w:lang w:eastAsia="pt-BR"/>
         </w:rPr>
-        <w:t>Users</w:t>
-      </w:r>
-      <w:proofErr w:type="spellEnd"/>
-      <w:r>
-        <w:rPr>
-          <w:rFonts w:ascii="Times New Roman" w:eastAsia="Times New Roman" w:hAnsi="Times New Roman" w:cs="Times New Roman"/>
-          <w:color w:val="000000"/>
-          <w:sz w:val="24"/>
-          <w:szCs w:val="24"/>
-          <w:lang w:eastAsia="pt-BR"/>
-        </w:rPr>
-        <w:t xml:space="preserve"> (</w:t>
-      </w:r>
-      <w:proofErr w:type="spellStart"/>
-      <w:r>
-        <w:rPr>
-          <w:rFonts w:ascii="Times New Roman" w:eastAsia="Times New Roman" w:hAnsi="Times New Roman" w:cs="Times New Roman"/>
-          <w:color w:val="000000"/>
-          <w:sz w:val="24"/>
-          <w:szCs w:val="24"/>
-          <w:lang w:eastAsia="pt-BR"/>
-        </w:rPr>
-        <w:t>Code</w:t>
-      </w:r>
-      <w:proofErr w:type="spellEnd"/>
-      <w:r>
-        <w:rPr>
-          <w:rFonts w:ascii="Times New Roman" w:eastAsia="Times New Roman" w:hAnsi="Times New Roman" w:cs="Times New Roman"/>
-          <w:color w:val="000000"/>
-          <w:sz w:val="24"/>
-          <w:szCs w:val="24"/>
-          <w:lang w:eastAsia="pt-BR"/>
-        </w:rPr>
-        <w:t xml:space="preserve">, </w:t>
-      </w:r>
-      <w:proofErr w:type="spellStart"/>
-      <w:r>
-        <w:rPr>
-          <w:rFonts w:ascii="Times New Roman" w:eastAsia="Times New Roman" w:hAnsi="Times New Roman" w:cs="Times New Roman"/>
-          <w:color w:val="000000"/>
-          <w:sz w:val="24"/>
-          <w:szCs w:val="24"/>
-          <w:lang w:eastAsia="pt-BR"/>
-        </w:rPr>
-        <w:t>CodePartner</w:t>
-      </w:r>
-      <w:proofErr w:type="spellEnd"/>
-      <w:r>
-        <w:rPr>
-          <w:rFonts w:ascii="Times New Roman" w:eastAsia="Times New Roman" w:hAnsi="Times New Roman" w:cs="Times New Roman"/>
-          <w:color w:val="000000"/>
-          <w:sz w:val="24"/>
-          <w:szCs w:val="24"/>
-          <w:lang w:eastAsia="pt-BR"/>
-        </w:rPr>
-        <w:t xml:space="preserve">, </w:t>
-      </w:r>
-      <w:proofErr w:type="spellStart"/>
-      <w:r>
-        <w:rPr>
-          <w:rFonts w:ascii="Times New Roman" w:eastAsia="Times New Roman" w:hAnsi="Times New Roman" w:cs="Times New Roman"/>
-          <w:color w:val="000000"/>
-          <w:sz w:val="24"/>
-          <w:szCs w:val="24"/>
-          <w:lang w:eastAsia="pt-BR"/>
-        </w:rPr>
-        <w:t>Name</w:t>
-      </w:r>
-      <w:proofErr w:type="spellEnd"/>
-      <w:r>
-        <w:rPr>
-          <w:rFonts w:ascii="Times New Roman" w:eastAsia="Times New Roman" w:hAnsi="Times New Roman" w:cs="Times New Roman"/>
-          <w:color w:val="000000"/>
-          <w:sz w:val="24"/>
-          <w:szCs w:val="24"/>
-          <w:lang w:eastAsia="pt-BR"/>
-        </w:rPr>
-        <w:t xml:space="preserve">, </w:t>
-      </w:r>
-      <w:proofErr w:type="spellStart"/>
-      <w:r>
-        <w:rPr>
-          <w:rFonts w:ascii="Times New Roman" w:eastAsia="Times New Roman" w:hAnsi="Times New Roman" w:cs="Times New Roman"/>
-          <w:color w:val="000000"/>
-          <w:sz w:val="24"/>
-          <w:szCs w:val="24"/>
-          <w:lang w:eastAsia="pt-BR"/>
-        </w:rPr>
-        <w:t>IdNumber</w:t>
-      </w:r>
-      <w:proofErr w:type="spellEnd"/>
-      <w:r>
-        <w:rPr>
-          <w:rFonts w:ascii="Times New Roman" w:eastAsia="Times New Roman" w:hAnsi="Times New Roman" w:cs="Times New Roman"/>
-          <w:color w:val="000000"/>
-          <w:sz w:val="24"/>
-          <w:szCs w:val="24"/>
-          <w:lang w:eastAsia="pt-BR"/>
-        </w:rPr>
-        <w:t xml:space="preserve">, </w:t>
-      </w:r>
-      <w:proofErr w:type="spellStart"/>
-      <w:r>
-        <w:rPr>
-          <w:rFonts w:ascii="Times New Roman" w:eastAsia="Times New Roman" w:hAnsi="Times New Roman" w:cs="Times New Roman"/>
-          <w:color w:val="000000"/>
-          <w:sz w:val="24"/>
-          <w:szCs w:val="24"/>
-          <w:lang w:eastAsia="pt-BR"/>
-        </w:rPr>
-        <w:t>BirthDate</w:t>
-      </w:r>
-      <w:proofErr w:type="spellEnd"/>
-      <w:r>
-        <w:rPr>
-          <w:rFonts w:ascii="Times New Roman" w:eastAsia="Times New Roman" w:hAnsi="Times New Roman" w:cs="Times New Roman"/>
-          <w:color w:val="000000"/>
-          <w:sz w:val="24"/>
-          <w:szCs w:val="24"/>
-          <w:lang w:eastAsia="pt-BR"/>
-        </w:rPr>
-        <w:t xml:space="preserve">, </w:t>
-      </w:r>
-      <w:proofErr w:type="spellStart"/>
-      <w:r>
-        <w:rPr>
-          <w:rFonts w:ascii="Times New Roman" w:eastAsia="Times New Roman" w:hAnsi="Times New Roman" w:cs="Times New Roman"/>
-          <w:color w:val="000000"/>
-          <w:sz w:val="24"/>
-          <w:szCs w:val="24"/>
-          <w:lang w:eastAsia="pt-BR"/>
-        </w:rPr>
-        <w:t>MotherName</w:t>
-      </w:r>
-      <w:proofErr w:type="spellEnd"/>
-      <w:r>
-        <w:rPr>
-          <w:rFonts w:ascii="Times New Roman" w:eastAsia="Times New Roman" w:hAnsi="Times New Roman" w:cs="Times New Roman"/>
-          <w:color w:val="000000"/>
-          <w:sz w:val="24"/>
-          <w:szCs w:val="24"/>
-          <w:lang w:eastAsia="pt-BR"/>
-        </w:rPr>
-        <w:t xml:space="preserve">, Email, </w:t>
-      </w:r>
-      <w:proofErr w:type="spellStart"/>
-      <w:r>
-        <w:rPr>
-          <w:rFonts w:ascii="Times New Roman" w:eastAsia="Times New Roman" w:hAnsi="Times New Roman" w:cs="Times New Roman"/>
-          <w:color w:val="000000"/>
-          <w:sz w:val="24"/>
-          <w:szCs w:val="24"/>
-          <w:lang w:eastAsia="pt-BR"/>
-        </w:rPr>
-        <w:t>Permission</w:t>
-      </w:r>
-      <w:proofErr w:type="spellEnd"/>
-      <w:r>
-        <w:rPr>
-          <w:rFonts w:ascii="Times New Roman" w:eastAsia="Times New Roman" w:hAnsi="Times New Roman" w:cs="Times New Roman"/>
-          <w:color w:val="000000"/>
-          <w:sz w:val="24"/>
-          <w:szCs w:val="24"/>
-          <w:lang w:eastAsia="pt-BR"/>
-        </w:rPr>
-        <w:t xml:space="preserve">, </w:t>
-      </w:r>
-      <w:proofErr w:type="spellStart"/>
-      <w:r>
-        <w:rPr>
-          <w:rFonts w:ascii="Times New Roman" w:eastAsia="Times New Roman" w:hAnsi="Times New Roman" w:cs="Times New Roman"/>
-          <w:color w:val="000000"/>
-          <w:sz w:val="24"/>
-          <w:szCs w:val="24"/>
-          <w:lang w:eastAsia="pt-BR"/>
-        </w:rPr>
-        <w:t>Situation</w:t>
-      </w:r>
-      <w:proofErr w:type="spellEnd"/>
-      <w:r>
-        <w:rPr>
-          <w:rFonts w:ascii="Times New Roman" w:eastAsia="Times New Roman" w:hAnsi="Times New Roman" w:cs="Times New Roman"/>
-          <w:color w:val="000000"/>
-          <w:sz w:val="24"/>
-          <w:szCs w:val="24"/>
-          <w:lang w:eastAsia="pt-BR"/>
-        </w:rPr>
-        <w:t xml:space="preserve">, </w:t>
-      </w:r>
-      <w:proofErr w:type="spellStart"/>
-      <w:r>
-        <w:rPr>
-          <w:rFonts w:ascii="Times New Roman" w:eastAsia="Times New Roman" w:hAnsi="Times New Roman" w:cs="Times New Roman"/>
-          <w:color w:val="000000"/>
-          <w:sz w:val="24"/>
-          <w:szCs w:val="24"/>
-          <w:lang w:eastAsia="pt-BR"/>
-        </w:rPr>
-        <w:t>InclusionDt</w:t>
-      </w:r>
-      <w:proofErr w:type="spellEnd"/>
-      <w:r>
-        <w:rPr>
-          <w:rFonts w:ascii="Times New Roman" w:eastAsia="Times New Roman" w:hAnsi="Times New Roman" w:cs="Times New Roman"/>
-          <w:color w:val="000000"/>
-          <w:sz w:val="24"/>
-          <w:szCs w:val="24"/>
-          <w:lang w:eastAsia="pt-BR"/>
-        </w:rPr>
-        <w:t xml:space="preserve">): representa as pessoas que utilizam a plataforma. O campo </w:t>
-      </w:r>
-      <w:proofErr w:type="spellStart"/>
-      <w:r>
-        <w:rPr>
-          <w:rFonts w:ascii="Times New Roman" w:eastAsia="Times New Roman" w:hAnsi="Times New Roman" w:cs="Times New Roman"/>
-          <w:color w:val="000000"/>
-          <w:sz w:val="24"/>
-          <w:szCs w:val="24"/>
-          <w:lang w:eastAsia="pt-BR"/>
-        </w:rPr>
-        <w:t>Permission</w:t>
-      </w:r>
-      <w:proofErr w:type="spellEnd"/>
-      <w:r>
-        <w:rPr>
-          <w:rFonts w:ascii="Times New Roman" w:eastAsia="Times New Roman" w:hAnsi="Times New Roman" w:cs="Times New Roman"/>
-          <w:color w:val="000000"/>
-          <w:sz w:val="24"/>
-          <w:szCs w:val="24"/>
-          <w:lang w:eastAsia="pt-BR"/>
-        </w:rPr>
-        <w:t xml:space="preserve"> armazena o perfil (1 – Comum, 2 – Administrador, 3 – Master) e o campo </w:t>
-      </w:r>
-      <w:proofErr w:type="spellStart"/>
-      <w:r>
-        <w:rPr>
-          <w:rFonts w:ascii="Times New Roman" w:eastAsia="Times New Roman" w:hAnsi="Times New Roman" w:cs="Times New Roman"/>
-          <w:color w:val="000000"/>
-          <w:sz w:val="24"/>
-          <w:szCs w:val="24"/>
-          <w:lang w:eastAsia="pt-BR"/>
-        </w:rPr>
-        <w:t>Situation</w:t>
-      </w:r>
-      <w:proofErr w:type="spellEnd"/>
-      <w:r>
-        <w:rPr>
-          <w:rFonts w:ascii="Times New Roman" w:eastAsia="Times New Roman" w:hAnsi="Times New Roman" w:cs="Times New Roman"/>
-          <w:color w:val="000000"/>
-          <w:sz w:val="24"/>
-          <w:szCs w:val="24"/>
-          <w:lang w:eastAsia="pt-BR"/>
-        </w:rPr>
-        <w:t>, a situação (1 – Ativo, 2 – Inativo); o CPF (</w:t>
-      </w:r>
-      <w:proofErr w:type="spellStart"/>
-      <w:r>
-        <w:rPr>
-          <w:rFonts w:ascii="Times New Roman" w:eastAsia="Times New Roman" w:hAnsi="Times New Roman" w:cs="Times New Roman"/>
-          <w:color w:val="000000"/>
-          <w:sz w:val="24"/>
-          <w:szCs w:val="24"/>
-          <w:lang w:eastAsia="pt-BR"/>
-        </w:rPr>
-        <w:t>IdNumber</w:t>
-      </w:r>
-      <w:proofErr w:type="spellEnd"/>
-      <w:r>
-        <w:rPr>
-          <w:rFonts w:ascii="Times New Roman" w:eastAsia="Times New Roman" w:hAnsi="Times New Roman" w:cs="Times New Roman"/>
-          <w:color w:val="000000"/>
-          <w:sz w:val="24"/>
-          <w:szCs w:val="24"/>
-          <w:lang w:eastAsia="pt-BR"/>
-        </w:rPr>
-        <w:t>) e o e-mail são únicos. Um parceiro possui vários usuários;</w:t>
+        <w:t>UsersAccess</w:t>
+      </w:r>
+      <w:r>
+        <w:rPr>
+          <w:rFonts w:ascii="Times New Roman" w:eastAsia="Times New Roman" w:hAnsi="Times New Roman" w:cs="Times New Roman"/>
+          <w:color w:val="000000"/>
+          <w:sz w:val="24"/>
+          <w:szCs w:val="24"/>
+          <w:lang w:eastAsia="pt-BR"/>
+        </w:rPr>
+        <w:t xml:space="preserve"> (Code, CodeUser, Username, Password, AccessFailedCount, LockoutEndsAt, ResetPasswordTokenHash, ResetPasswordTokenExpiresAt, InclusionDt): guarda as credenciais de </w:t>
+      </w:r>
+      <w:r>
+        <w:rPr>
+          <w:rFonts w:ascii="Times New Roman" w:eastAsia="Times New Roman" w:hAnsi="Times New Roman" w:cs="Times New Roman"/>
+          <w:i/>
+          <w:iCs/>
+          <w:color w:val="000000"/>
+          <w:sz w:val="24"/>
+          <w:szCs w:val="24"/>
+          <w:lang w:eastAsia="pt-BR"/>
+        </w:rPr>
+        <w:t>login</w:t>
+      </w:r>
+      <w:r>
+        <w:rPr>
+          <w:rFonts w:ascii="Times New Roman" w:eastAsia="Times New Roman" w:hAnsi="Times New Roman" w:cs="Times New Roman"/>
+          <w:color w:val="000000"/>
+          <w:sz w:val="24"/>
+          <w:szCs w:val="24"/>
+          <w:lang w:eastAsia="pt-BR"/>
+        </w:rPr>
+        <w:t xml:space="preserve"> de cada usuário, com a senha em </w:t>
+      </w:r>
+      <w:r>
+        <w:rPr>
+          <w:rFonts w:ascii="Times New Roman" w:eastAsia="Times New Roman" w:hAnsi="Times New Roman" w:cs="Times New Roman"/>
+          <w:i/>
+          <w:iCs/>
+          <w:color w:val="000000"/>
+          <w:sz w:val="24"/>
+          <w:szCs w:val="24"/>
+          <w:lang w:eastAsia="pt-BR"/>
+        </w:rPr>
+        <w:t>hash</w:t>
+      </w:r>
+      <w:r>
+        <w:rPr>
+          <w:rFonts w:ascii="Times New Roman" w:eastAsia="Times New Roman" w:hAnsi="Times New Roman" w:cs="Times New Roman"/>
+          <w:color w:val="000000"/>
+          <w:sz w:val="24"/>
+          <w:szCs w:val="24"/>
+          <w:lang w:eastAsia="pt-BR"/>
+        </w:rPr>
+        <w:t xml:space="preserve"> Argon2id e os controles de bloqueio por tentativas inválidas. Relaciona-se a Users pela chave estrangeira CodeUser, de valor único, pois cada usuário possui exatamente um acesso. O perfil e a situação do usuário, assim como os demais dados que compõem o </w:t>
+      </w:r>
+      <w:r>
+        <w:rPr>
+          <w:rFonts w:ascii="Times New Roman" w:eastAsia="Times New Roman" w:hAnsi="Times New Roman" w:cs="Times New Roman"/>
+          <w:i/>
+          <w:iCs/>
+          <w:color w:val="000000"/>
+          <w:sz w:val="24"/>
+          <w:szCs w:val="24"/>
+          <w:lang w:eastAsia="pt-BR"/>
+        </w:rPr>
+        <w:t>token</w:t>
+      </w:r>
+      <w:r>
+        <w:rPr>
+          <w:rFonts w:ascii="Times New Roman" w:eastAsia="Times New Roman" w:hAnsi="Times New Roman" w:cs="Times New Roman"/>
+          <w:color w:val="000000"/>
+          <w:sz w:val="24"/>
+          <w:szCs w:val="24"/>
+          <w:lang w:eastAsia="pt-BR"/>
+        </w:rPr>
+        <w:t xml:space="preserve">, não são repetidos nesta tabela: no </w:t>
+      </w:r>
+      <w:r>
+        <w:rPr>
+          <w:rFonts w:ascii="Times New Roman" w:eastAsia="Times New Roman" w:hAnsi="Times New Roman" w:cs="Times New Roman"/>
+          <w:i/>
+          <w:iCs/>
+          <w:color w:val="000000"/>
+          <w:sz w:val="24"/>
+          <w:szCs w:val="24"/>
+          <w:lang w:eastAsia="pt-BR"/>
+        </w:rPr>
+        <w:t>login</w:t>
+      </w:r>
+      <w:r>
+        <w:rPr>
+          <w:rFonts w:ascii="Times New Roman" w:eastAsia="Times New Roman" w:hAnsi="Times New Roman" w:cs="Times New Roman"/>
+          <w:color w:val="000000"/>
+          <w:sz w:val="24"/>
+          <w:szCs w:val="24"/>
+          <w:lang w:eastAsia="pt-BR"/>
+        </w:rPr>
+        <w:t>, o sistema os obtém de Users por meio dessa chave, o que evita que as duas tabelas fiquem inconsistentes. Já o nome de acesso (Username) é derivado do e-mail, que não pode ser alterado (RN6), e por isso não diverge do cadastro do usuário;</w:t>
       </w:r>
     </w:p>
     <w:p>
@@ -10347,7 +10132,7 @@
           <w:szCs w:val="24"/>
           <w:lang w:eastAsia="pt-BR"/>
         </w:rPr>
-        <w:t>UsersAccess</w:t>
+        <w:t>UsersAccessLogs</w:t>
       </w:r>
       <w:proofErr w:type="spellEnd"/>
       <w:r>
@@ -10391,7 +10176,7 @@
           <w:szCs w:val="24"/>
           <w:lang w:eastAsia="pt-BR"/>
         </w:rPr>
-        <w:t>Username</w:t>
+        <w:t>CodeUserAccess</w:t>
       </w:r>
       <w:proofErr w:type="spellEnd"/>
       <w:r>
@@ -10402,6 +10187,28 @@
           <w:szCs w:val="24"/>
           <w:lang w:eastAsia="pt-BR"/>
         </w:rPr>
+        <w:t xml:space="preserve">, Flow, </w:t>
+      </w:r>
+      <w:proofErr w:type="spellStart"/>
+      <w:r>
+        <w:rPr>
+          <w:rFonts w:ascii="Times New Roman" w:eastAsia="Times New Roman" w:hAnsi="Times New Roman" w:cs="Times New Roman"/>
+          <w:color w:val="000000"/>
+          <w:sz w:val="24"/>
+          <w:szCs w:val="24"/>
+          <w:lang w:eastAsia="pt-BR"/>
+        </w:rPr>
+        <w:t>Ip</w:t>
+      </w:r>
+      <w:proofErr w:type="spellEnd"/>
+      <w:r>
+        <w:rPr>
+          <w:rFonts w:ascii="Times New Roman" w:eastAsia="Times New Roman" w:hAnsi="Times New Roman" w:cs="Times New Roman"/>
+          <w:color w:val="000000"/>
+          <w:sz w:val="24"/>
+          <w:szCs w:val="24"/>
+          <w:lang w:eastAsia="pt-BR"/>
+        </w:rPr>
         <w:t xml:space="preserve">, </w:t>
       </w:r>
       <w:proofErr w:type="spellStart"/>
@@ -10413,7 +10220,7 @@
           <w:szCs w:val="24"/>
           <w:lang w:eastAsia="pt-BR"/>
         </w:rPr>
-        <w:t>Password</w:t>
+        <w:t>SituationDt</w:t>
       </w:r>
       <w:proofErr w:type="spellEnd"/>
       <w:r>
@@ -10424,7 +10231,7 @@
           <w:szCs w:val="24"/>
           <w:lang w:eastAsia="pt-BR"/>
         </w:rPr>
-        <w:t xml:space="preserve">, Role, </w:t>
+        <w:t xml:space="preserve">, </w:t>
       </w:r>
       <w:proofErr w:type="spellStart"/>
       <w:r>
@@ -10435,7 +10242,7 @@
           <w:szCs w:val="24"/>
           <w:lang w:eastAsia="pt-BR"/>
         </w:rPr>
-        <w:t>Claim</w:t>
+        <w:t>InclusionDt</w:t>
       </w:r>
       <w:proofErr w:type="spellEnd"/>
       <w:r>
@@ -10446,139 +10253,7 @@
           <w:szCs w:val="24"/>
           <w:lang w:eastAsia="pt-BR"/>
         </w:rPr>
-        <w:t xml:space="preserve">, </w:t>
-      </w:r>
-      <w:proofErr w:type="spellStart"/>
-      <w:r>
-        <w:rPr>
-          <w:rFonts w:ascii="Times New Roman" w:eastAsia="Times New Roman" w:hAnsi="Times New Roman" w:cs="Times New Roman"/>
-          <w:color w:val="000000"/>
-          <w:sz w:val="24"/>
-          <w:szCs w:val="24"/>
-          <w:lang w:eastAsia="pt-BR"/>
-        </w:rPr>
-        <w:t>Situation</w:t>
-      </w:r>
-      <w:proofErr w:type="spellEnd"/>
-      <w:r>
-        <w:rPr>
-          <w:rFonts w:ascii="Times New Roman" w:eastAsia="Times New Roman" w:hAnsi="Times New Roman" w:cs="Times New Roman"/>
-          <w:color w:val="000000"/>
-          <w:sz w:val="24"/>
-          <w:szCs w:val="24"/>
-          <w:lang w:eastAsia="pt-BR"/>
-        </w:rPr>
-        <w:t xml:space="preserve">, </w:t>
-      </w:r>
-      <w:proofErr w:type="spellStart"/>
-      <w:r>
-        <w:rPr>
-          <w:rFonts w:ascii="Times New Roman" w:eastAsia="Times New Roman" w:hAnsi="Times New Roman" w:cs="Times New Roman"/>
-          <w:color w:val="000000"/>
-          <w:sz w:val="24"/>
-          <w:szCs w:val="24"/>
-          <w:lang w:eastAsia="pt-BR"/>
-        </w:rPr>
-        <w:t>AccessFailedCount</w:t>
-      </w:r>
-      <w:proofErr w:type="spellEnd"/>
-      <w:r>
-        <w:rPr>
-          <w:rFonts w:ascii="Times New Roman" w:eastAsia="Times New Roman" w:hAnsi="Times New Roman" w:cs="Times New Roman"/>
-          <w:color w:val="000000"/>
-          <w:sz w:val="24"/>
-          <w:szCs w:val="24"/>
-          <w:lang w:eastAsia="pt-BR"/>
-        </w:rPr>
-        <w:t xml:space="preserve">, </w:t>
-      </w:r>
-      <w:proofErr w:type="spellStart"/>
-      <w:r>
-        <w:rPr>
-          <w:rFonts w:ascii="Times New Roman" w:eastAsia="Times New Roman" w:hAnsi="Times New Roman" w:cs="Times New Roman"/>
-          <w:color w:val="000000"/>
-          <w:sz w:val="24"/>
-          <w:szCs w:val="24"/>
-          <w:lang w:eastAsia="pt-BR"/>
-        </w:rPr>
-        <w:t>LockoutEndsAt</w:t>
-      </w:r>
-      <w:proofErr w:type="spellEnd"/>
-      <w:r>
-        <w:rPr>
-          <w:rFonts w:ascii="Times New Roman" w:eastAsia="Times New Roman" w:hAnsi="Times New Roman" w:cs="Times New Roman"/>
-          <w:color w:val="000000"/>
-          <w:sz w:val="24"/>
-          <w:szCs w:val="24"/>
-          <w:lang w:eastAsia="pt-BR"/>
-        </w:rPr>
-        <w:t xml:space="preserve">, </w:t>
-      </w:r>
-      <w:proofErr w:type="spellStart"/>
-      <w:r>
-        <w:rPr>
-          <w:rFonts w:ascii="Times New Roman" w:eastAsia="Times New Roman" w:hAnsi="Times New Roman" w:cs="Times New Roman"/>
-          <w:color w:val="000000"/>
-          <w:sz w:val="24"/>
-          <w:szCs w:val="24"/>
-          <w:lang w:eastAsia="pt-BR"/>
-        </w:rPr>
-        <w:t>ResetPasswordTokenHash</w:t>
-      </w:r>
-      <w:proofErr w:type="spellEnd"/>
-      <w:r>
-        <w:rPr>
-          <w:rFonts w:ascii="Times New Roman" w:eastAsia="Times New Roman" w:hAnsi="Times New Roman" w:cs="Times New Roman"/>
-          <w:color w:val="000000"/>
-          <w:sz w:val="24"/>
-          <w:szCs w:val="24"/>
-          <w:lang w:eastAsia="pt-BR"/>
-        </w:rPr>
-        <w:t xml:space="preserve">, </w:t>
-      </w:r>
-      <w:proofErr w:type="spellStart"/>
-      <w:r>
-        <w:rPr>
-          <w:rFonts w:ascii="Times New Roman" w:eastAsia="Times New Roman" w:hAnsi="Times New Roman" w:cs="Times New Roman"/>
-          <w:color w:val="000000"/>
-          <w:sz w:val="24"/>
-          <w:szCs w:val="24"/>
-          <w:lang w:eastAsia="pt-BR"/>
-        </w:rPr>
-        <w:t>ResetPasswordTokenExpiresAt</w:t>
-      </w:r>
-      <w:proofErr w:type="spellEnd"/>
-      <w:r>
-        <w:rPr>
-          <w:rFonts w:ascii="Times New Roman" w:eastAsia="Times New Roman" w:hAnsi="Times New Roman" w:cs="Times New Roman"/>
-          <w:color w:val="000000"/>
-          <w:sz w:val="24"/>
-          <w:szCs w:val="24"/>
-          <w:lang w:eastAsia="pt-BR"/>
-        </w:rPr>
-        <w:t xml:space="preserve">, </w:t>
-      </w:r>
-      <w:proofErr w:type="spellStart"/>
-      <w:r>
-        <w:rPr>
-          <w:rFonts w:ascii="Times New Roman" w:eastAsia="Times New Roman" w:hAnsi="Times New Roman" w:cs="Times New Roman"/>
-          <w:color w:val="000000"/>
-          <w:sz w:val="24"/>
-          <w:szCs w:val="24"/>
-          <w:lang w:eastAsia="pt-BR"/>
-        </w:rPr>
-        <w:t>InclusionDt</w:t>
-      </w:r>
-      <w:proofErr w:type="spellEnd"/>
-      <w:r>
-        <w:rPr>
-          <w:rFonts w:ascii="Times New Roman" w:eastAsia="Times New Roman" w:hAnsi="Times New Roman" w:cs="Times New Roman"/>
-          <w:color w:val="000000"/>
-          <w:sz w:val="24"/>
-          <w:szCs w:val="24"/>
-          <w:lang w:eastAsia="pt-BR"/>
-        </w:rPr>
-        <w:t xml:space="preserve">): guarda as credenciais de </w:t>
+        <w:t xml:space="preserve">): registra o histórico de acessos, com cada tentativa de </w:t>
       </w:r>
       <w:r>
         <w:rPr>
@@ -10600,97 +10275,7 @@
           <w:szCs w:val="24"/>
           <w:lang w:eastAsia="pt-BR"/>
         </w:rPr>
-        <w:t xml:space="preserve"> de cada usuário, com a senha em </w:t>
-      </w:r>
-      <w:proofErr w:type="spellStart"/>
-      <w:r>
-        <w:rPr>
-          <w:rFonts w:ascii="Times New Roman" w:eastAsia="Times New Roman" w:hAnsi="Times New Roman" w:cs="Times New Roman"/>
-          <w:i/>
-          <w:iCs/>
-          <w:color w:val="000000"/>
-          <w:sz w:val="24"/>
-          <w:szCs w:val="24"/>
-          <w:lang w:eastAsia="pt-BR"/>
-        </w:rPr>
-        <w:t>hash</w:t>
-      </w:r>
-      <w:proofErr w:type="spellEnd"/>
-      <w:r>
-        <w:rPr>
-          <w:rFonts w:ascii="Times New Roman" w:eastAsia="Times New Roman" w:hAnsi="Times New Roman" w:cs="Times New Roman"/>
-          <w:color w:val="000000"/>
-          <w:sz w:val="24"/>
-          <w:szCs w:val="24"/>
-          <w:lang w:eastAsia="pt-BR"/>
-        </w:rPr>
-        <w:t xml:space="preserve"> Argon2id, o perfil (Role), os dados que compõem o </w:t>
-      </w:r>
-      <w:r>
-        <w:rPr>
-          <w:rFonts w:ascii="Times New Roman" w:eastAsia="Times New Roman" w:hAnsi="Times New Roman" w:cs="Times New Roman"/>
-          <w:i/>
-          <w:iCs/>
-          <w:color w:val="000000"/>
-          <w:sz w:val="24"/>
-          <w:szCs w:val="24"/>
-          <w:lang w:eastAsia="pt-BR"/>
-        </w:rPr>
-        <w:t>token</w:t>
-      </w:r>
-      <w:r>
-        <w:rPr>
-          <w:rFonts w:ascii="Times New Roman" w:eastAsia="Times New Roman" w:hAnsi="Times New Roman" w:cs="Times New Roman"/>
-          <w:color w:val="000000"/>
-          <w:sz w:val="24"/>
-          <w:szCs w:val="24"/>
-          <w:lang w:eastAsia="pt-BR"/>
-        </w:rPr>
-        <w:t xml:space="preserve"> (</w:t>
-      </w:r>
-      <w:proofErr w:type="spellStart"/>
-      <w:r>
-        <w:rPr>
-          <w:rFonts w:ascii="Times New Roman" w:eastAsia="Times New Roman" w:hAnsi="Times New Roman" w:cs="Times New Roman"/>
-          <w:color w:val="000000"/>
-          <w:sz w:val="24"/>
-          <w:szCs w:val="24"/>
-          <w:lang w:eastAsia="pt-BR"/>
-        </w:rPr>
-        <w:t>Claim</w:t>
-      </w:r>
-      <w:proofErr w:type="spellEnd"/>
-      <w:r>
-        <w:rPr>
-          <w:rFonts w:ascii="Times New Roman" w:eastAsia="Times New Roman" w:hAnsi="Times New Roman" w:cs="Times New Roman"/>
-          <w:color w:val="000000"/>
-          <w:sz w:val="24"/>
-          <w:szCs w:val="24"/>
-          <w:lang w:eastAsia="pt-BR"/>
-        </w:rPr>
-        <w:t xml:space="preserve">) e os controles de bloqueio por tentativas inválidas. Relaciona-se ao usuário de forma lógica, pelo nome de acesso derivado do e-mail e pelo código do usuário registrado em </w:t>
-      </w:r>
-      <w:proofErr w:type="spellStart"/>
-      <w:r>
-        <w:rPr>
-          <w:rFonts w:ascii="Times New Roman" w:eastAsia="Times New Roman" w:hAnsi="Times New Roman" w:cs="Times New Roman"/>
-          <w:color w:val="000000"/>
-          <w:sz w:val="24"/>
-          <w:szCs w:val="24"/>
-          <w:lang w:eastAsia="pt-BR"/>
-        </w:rPr>
-        <w:t>Claim</w:t>
-      </w:r>
-      <w:proofErr w:type="spellEnd"/>
-      <w:r>
-        <w:rPr>
-          <w:rFonts w:ascii="Times New Roman" w:eastAsia="Times New Roman" w:hAnsi="Times New Roman" w:cs="Times New Roman"/>
-          <w:color w:val="000000"/>
-          <w:sz w:val="24"/>
-          <w:szCs w:val="24"/>
-          <w:lang w:eastAsia="pt-BR"/>
-        </w:rPr>
-        <w:t>;</w:t>
+        <w:t xml:space="preserve"> (Flow = 1) e cada alteração de senha (Flow = 2), acompanhadas do endereço IP. Um acesso possui vários registros de histórico;</w:t>
       </w:r>
     </w:p>
     <w:p>
@@ -10709,7 +10294,6 @@
           <w:lang w:eastAsia="pt-BR"/>
         </w:rPr>
       </w:pPr>
-      <w:proofErr w:type="spellStart"/>
       <w:r>
         <w:rPr>
           <w:rFonts w:ascii="Times New Roman" w:eastAsia="Times New Roman" w:hAnsi="Times New Roman" w:cs="Times New Roman"/>
@@ -10720,128 +10304,17 @@
           <w:szCs w:val="24"/>
           <w:lang w:eastAsia="pt-BR"/>
         </w:rPr>
-        <w:t>UsersAccessLogs</w:t>
-      </w:r>
-      <w:proofErr w:type="spellEnd"/>
-      <w:r>
-        <w:rPr>
-          <w:rFonts w:ascii="Times New Roman" w:eastAsia="Times New Roman" w:hAnsi="Times New Roman" w:cs="Times New Roman"/>
-          <w:color w:val="000000"/>
-          <w:sz w:val="24"/>
-          <w:szCs w:val="24"/>
-          <w:lang w:eastAsia="pt-BR"/>
-        </w:rPr>
-        <w:t xml:space="preserve"> (</w:t>
-      </w:r>
-      <w:proofErr w:type="spellStart"/>
-      <w:r>
-        <w:rPr>
-          <w:rFonts w:ascii="Times New Roman" w:eastAsia="Times New Roman" w:hAnsi="Times New Roman" w:cs="Times New Roman"/>
-          <w:color w:val="000000"/>
-          <w:sz w:val="24"/>
-          <w:szCs w:val="24"/>
-          <w:lang w:eastAsia="pt-BR"/>
-        </w:rPr>
-        <w:t>Code</w:t>
-      </w:r>
-      <w:proofErr w:type="spellEnd"/>
-      <w:r>
-        <w:rPr>
-          <w:rFonts w:ascii="Times New Roman" w:eastAsia="Times New Roman" w:hAnsi="Times New Roman" w:cs="Times New Roman"/>
-          <w:color w:val="000000"/>
-          <w:sz w:val="24"/>
-          <w:szCs w:val="24"/>
-          <w:lang w:eastAsia="pt-BR"/>
-        </w:rPr>
-        <w:t xml:space="preserve">, </w:t>
-      </w:r>
-      <w:proofErr w:type="spellStart"/>
-      <w:r>
-        <w:rPr>
-          <w:rFonts w:ascii="Times New Roman" w:eastAsia="Times New Roman" w:hAnsi="Times New Roman" w:cs="Times New Roman"/>
-          <w:color w:val="000000"/>
-          <w:sz w:val="24"/>
-          <w:szCs w:val="24"/>
-          <w:lang w:eastAsia="pt-BR"/>
-        </w:rPr>
-        <w:t>CodeUserAccess</w:t>
-      </w:r>
-      <w:proofErr w:type="spellEnd"/>
-      <w:r>
-        <w:rPr>
-          <w:rFonts w:ascii="Times New Roman" w:eastAsia="Times New Roman" w:hAnsi="Times New Roman" w:cs="Times New Roman"/>
-          <w:color w:val="000000"/>
-          <w:sz w:val="24"/>
-          <w:szCs w:val="24"/>
-          <w:lang w:eastAsia="pt-BR"/>
-        </w:rPr>
-        <w:t xml:space="preserve">, Flow, </w:t>
-      </w:r>
-      <w:proofErr w:type="spellStart"/>
-      <w:r>
-        <w:rPr>
-          <w:rFonts w:ascii="Times New Roman" w:eastAsia="Times New Roman" w:hAnsi="Times New Roman" w:cs="Times New Roman"/>
-          <w:color w:val="000000"/>
-          <w:sz w:val="24"/>
-          <w:szCs w:val="24"/>
-          <w:lang w:eastAsia="pt-BR"/>
-        </w:rPr>
-        <w:t>Ip</w:t>
-      </w:r>
-      <w:proofErr w:type="spellEnd"/>
-      <w:r>
-        <w:rPr>
-          <w:rFonts w:ascii="Times New Roman" w:eastAsia="Times New Roman" w:hAnsi="Times New Roman" w:cs="Times New Roman"/>
-          <w:color w:val="000000"/>
-          <w:sz w:val="24"/>
-          <w:szCs w:val="24"/>
-          <w:lang w:eastAsia="pt-BR"/>
-        </w:rPr>
-        <w:t xml:space="preserve">, </w:t>
-      </w:r>
-      <w:proofErr w:type="spellStart"/>
-      <w:r>
-        <w:rPr>
-          <w:rFonts w:ascii="Times New Roman" w:eastAsia="Times New Roman" w:hAnsi="Times New Roman" w:cs="Times New Roman"/>
-          <w:color w:val="000000"/>
-          <w:sz w:val="24"/>
-          <w:szCs w:val="24"/>
-          <w:lang w:eastAsia="pt-BR"/>
-        </w:rPr>
-        <w:t>SituationDt</w:t>
-      </w:r>
-      <w:proofErr w:type="spellEnd"/>
-      <w:r>
-        <w:rPr>
-          <w:rFonts w:ascii="Times New Roman" w:eastAsia="Times New Roman" w:hAnsi="Times New Roman" w:cs="Times New Roman"/>
-          <w:color w:val="000000"/>
-          <w:sz w:val="24"/>
-          <w:szCs w:val="24"/>
-          <w:lang w:eastAsia="pt-BR"/>
-        </w:rPr>
-        <w:t xml:space="preserve">, </w:t>
-      </w:r>
-      <w:proofErr w:type="spellStart"/>
-      <w:r>
-        <w:rPr>
-          <w:rFonts w:ascii="Times New Roman" w:eastAsia="Times New Roman" w:hAnsi="Times New Roman" w:cs="Times New Roman"/>
-          <w:color w:val="000000"/>
-          <w:sz w:val="24"/>
-          <w:szCs w:val="24"/>
-          <w:lang w:eastAsia="pt-BR"/>
-        </w:rPr>
-        <w:t>InclusionDt</w:t>
-      </w:r>
-      <w:proofErr w:type="spellEnd"/>
-      <w:r>
-        <w:rPr>
-          <w:rFonts w:ascii="Times New Roman" w:eastAsia="Times New Roman" w:hAnsi="Times New Roman" w:cs="Times New Roman"/>
-          <w:color w:val="000000"/>
-          <w:sz w:val="24"/>
-          <w:szCs w:val="24"/>
-          <w:lang w:eastAsia="pt-BR"/>
-        </w:rPr>
-        <w:t xml:space="preserve">): registra o histórico de acessos, com cada tentativa de </w:t>
+        <w:t>Onboardings</w:t>
+      </w:r>
+      <w:r>
+        <w:rPr>
+          <w:rFonts w:ascii="Times New Roman" w:eastAsia="Times New Roman" w:hAnsi="Times New Roman" w:cs="Times New Roman"/>
+          <w:color w:val="000000"/>
+          <w:sz w:val="24"/>
+          <w:szCs w:val="24"/>
+          <w:lang w:eastAsia="pt-BR"/>
+        </w:rPr>
+        <w:t xml:space="preserve"> (Code, CodePartner, Name, IdNumber, PathDocument, PathSelfie, Situation, SituationDt, SituationMessage, SituationMessageArgs, Similarity, AttemptCount, InclusionDt): entidade central do sistema, que representa a verificação de identidade de um cliente do parceiro. Armazena o caminho relativo das imagens no servidor, a similaridade obtida, a mensagem e a situação (1 – Pendente, 2 – Aprovado, 3 – Reprovado, 4 – Em processamento, 5 – Em análise manual). Nas decisões automáticas, a mensagem é gravada como uma chave de tradução, e os valores que ela exibe, como a similaridade, ficam no campo SituationMessageArgs, em formato JSON, para que o texto seja apresentado no idioma escolhido pelo usuário. Um parceiro possui vários </w:t>
       </w:r>
       <w:r>
         <w:rPr>
@@ -10853,17 +10326,17 @@
           <w:szCs w:val="24"/>
           <w:lang w:eastAsia="pt-BR"/>
         </w:rPr>
-        <w:t>login</w:t>
-      </w:r>
-      <w:r>
-        <w:rPr>
-          <w:rFonts w:ascii="Times New Roman" w:eastAsia="Times New Roman" w:hAnsi="Times New Roman" w:cs="Times New Roman"/>
-          <w:color w:val="000000"/>
-          <w:sz w:val="24"/>
-          <w:szCs w:val="24"/>
-          <w:lang w:eastAsia="pt-BR"/>
-        </w:rPr>
-        <w:t xml:space="preserve"> (Flow = 1) e cada alteração de senha (Flow = 2), acompanhadas do endereço IP. Um acesso possui vários registros de histórico;</w:t>
+        <w:t>onboardings</w:t>
+      </w:r>
+      <w:r>
+        <w:rPr>
+          <w:rFonts w:ascii="Times New Roman" w:eastAsia="Times New Roman" w:hAnsi="Times New Roman" w:cs="Times New Roman"/>
+          <w:color w:val="000000"/>
+          <w:sz w:val="24"/>
+          <w:szCs w:val="24"/>
+          <w:lang w:eastAsia="pt-BR"/>
+        </w:rPr>
+        <w:t>;</w:t>
       </w:r>
     </w:p>
     <w:p>
@@ -10882,7 +10355,6 @@
           <w:lang w:eastAsia="pt-BR"/>
         </w:rPr>
       </w:pPr>
-      <w:proofErr w:type="spellStart"/>
       <w:r>
         <w:rPr>
           <w:rFonts w:ascii="Times New Roman" w:eastAsia="Times New Roman" w:hAnsi="Times New Roman" w:cs="Times New Roman"/>
@@ -10893,295 +10365,18 @@
           <w:szCs w:val="24"/>
           <w:lang w:eastAsia="pt-BR"/>
         </w:rPr>
-        <w:t>Onboardings</w:t>
-      </w:r>
-      <w:proofErr w:type="spellEnd"/>
-      <w:r>
-        <w:rPr>
-          <w:rFonts w:ascii="Times New Roman" w:eastAsia="Times New Roman" w:hAnsi="Times New Roman" w:cs="Times New Roman"/>
-          <w:color w:val="000000"/>
-          <w:sz w:val="24"/>
-          <w:szCs w:val="24"/>
-          <w:lang w:eastAsia="pt-BR"/>
-        </w:rPr>
-        <w:t xml:space="preserve"> (</w:t>
-      </w:r>
-      <w:proofErr w:type="spellStart"/>
-      <w:r>
-        <w:rPr>
-          <w:rFonts w:ascii="Times New Roman" w:eastAsia="Times New Roman" w:hAnsi="Times New Roman" w:cs="Times New Roman"/>
-          <w:color w:val="000000"/>
-          <w:sz w:val="24"/>
-          <w:szCs w:val="24"/>
-          <w:lang w:eastAsia="pt-BR"/>
-        </w:rPr>
-        <w:t>Code</w:t>
-      </w:r>
-      <w:proofErr w:type="spellEnd"/>
-      <w:r>
-        <w:rPr>
-          <w:rFonts w:ascii="Times New Roman" w:eastAsia="Times New Roman" w:hAnsi="Times New Roman" w:cs="Times New Roman"/>
-          <w:color w:val="000000"/>
-          <w:sz w:val="24"/>
-          <w:szCs w:val="24"/>
-          <w:lang w:eastAsia="pt-BR"/>
-        </w:rPr>
-        <w:t xml:space="preserve">, </w:t>
-      </w:r>
-      <w:proofErr w:type="spellStart"/>
-      <w:r>
-        <w:rPr>
-          <w:rFonts w:ascii="Times New Roman" w:eastAsia="Times New Roman" w:hAnsi="Times New Roman" w:cs="Times New Roman"/>
-          <w:color w:val="000000"/>
-          <w:sz w:val="24"/>
-          <w:szCs w:val="24"/>
-          <w:lang w:eastAsia="pt-BR"/>
-        </w:rPr>
-        <w:t>CodePartner</w:t>
-      </w:r>
-      <w:proofErr w:type="spellEnd"/>
-      <w:r>
-        <w:rPr>
-          <w:rFonts w:ascii="Times New Roman" w:eastAsia="Times New Roman" w:hAnsi="Times New Roman" w:cs="Times New Roman"/>
-          <w:color w:val="000000"/>
-          <w:sz w:val="24"/>
-          <w:szCs w:val="24"/>
-          <w:lang w:eastAsia="pt-BR"/>
-        </w:rPr>
-        <w:t xml:space="preserve">, </w:t>
-      </w:r>
-      <w:proofErr w:type="spellStart"/>
-      <w:r>
-        <w:rPr>
-          <w:rFonts w:ascii="Times New Roman" w:eastAsia="Times New Roman" w:hAnsi="Times New Roman" w:cs="Times New Roman"/>
-          <w:color w:val="000000"/>
-          <w:sz w:val="24"/>
-          <w:szCs w:val="24"/>
-          <w:lang w:eastAsia="pt-BR"/>
-        </w:rPr>
-        <w:t>Name</w:t>
-      </w:r>
-      <w:proofErr w:type="spellEnd"/>
-      <w:r>
-        <w:rPr>
-          <w:rFonts w:ascii="Times New Roman" w:eastAsia="Times New Roman" w:hAnsi="Times New Roman" w:cs="Times New Roman"/>
-          <w:color w:val="000000"/>
-          <w:sz w:val="24"/>
-          <w:szCs w:val="24"/>
-          <w:lang w:eastAsia="pt-BR"/>
-        </w:rPr>
-        <w:t xml:space="preserve">, </w:t>
-      </w:r>
-      <w:proofErr w:type="spellStart"/>
-      <w:r>
-        <w:rPr>
-          <w:rFonts w:ascii="Times New Roman" w:eastAsia="Times New Roman" w:hAnsi="Times New Roman" w:cs="Times New Roman"/>
-          <w:color w:val="000000"/>
-          <w:sz w:val="24"/>
-          <w:szCs w:val="24"/>
-          <w:lang w:eastAsia="pt-BR"/>
-        </w:rPr>
-        <w:t>IdNumber</w:t>
-      </w:r>
-      <w:proofErr w:type="spellEnd"/>
-      <w:r>
-        <w:rPr>
-          <w:rFonts w:ascii="Times New Roman" w:eastAsia="Times New Roman" w:hAnsi="Times New Roman" w:cs="Times New Roman"/>
-          <w:color w:val="000000"/>
-          <w:sz w:val="24"/>
-          <w:szCs w:val="24"/>
-          <w:lang w:eastAsia="pt-BR"/>
-        </w:rPr>
-        <w:t xml:space="preserve">, </w:t>
-      </w:r>
-      <w:proofErr w:type="spellStart"/>
-      <w:r>
-        <w:rPr>
-          <w:rFonts w:ascii="Times New Roman" w:eastAsia="Times New Roman" w:hAnsi="Times New Roman" w:cs="Times New Roman"/>
-          <w:color w:val="000000"/>
-          <w:sz w:val="24"/>
-          <w:szCs w:val="24"/>
-          <w:lang w:eastAsia="pt-BR"/>
-        </w:rPr>
-        <w:t>PathDocument</w:t>
-      </w:r>
-      <w:proofErr w:type="spellEnd"/>
-      <w:r>
-        <w:rPr>
-          <w:rFonts w:ascii="Times New Roman" w:eastAsia="Times New Roman" w:hAnsi="Times New Roman" w:cs="Times New Roman"/>
-          <w:color w:val="000000"/>
-          <w:sz w:val="24"/>
-          <w:szCs w:val="24"/>
-          <w:lang w:eastAsia="pt-BR"/>
-        </w:rPr>
-        <w:t xml:space="preserve">, </w:t>
-      </w:r>
-      <w:proofErr w:type="spellStart"/>
-      <w:r>
-        <w:rPr>
-          <w:rFonts w:ascii="Times New Roman" w:eastAsia="Times New Roman" w:hAnsi="Times New Roman" w:cs="Times New Roman"/>
-          <w:color w:val="000000"/>
-          <w:sz w:val="24"/>
-          <w:szCs w:val="24"/>
-          <w:lang w:eastAsia="pt-BR"/>
-        </w:rPr>
-        <w:t>PathSelfie</w:t>
-      </w:r>
-      <w:proofErr w:type="spellEnd"/>
-      <w:r>
-        <w:rPr>
-          <w:rFonts w:ascii="Times New Roman" w:eastAsia="Times New Roman" w:hAnsi="Times New Roman" w:cs="Times New Roman"/>
-          <w:color w:val="000000"/>
-          <w:sz w:val="24"/>
-          <w:szCs w:val="24"/>
-          <w:lang w:eastAsia="pt-BR"/>
-        </w:rPr>
-        <w:t xml:space="preserve">, </w:t>
-      </w:r>
-      <w:proofErr w:type="spellStart"/>
-      <w:r>
-        <w:rPr>
-          <w:rFonts w:ascii="Times New Roman" w:eastAsia="Times New Roman" w:hAnsi="Times New Roman" w:cs="Times New Roman"/>
-          <w:color w:val="000000"/>
-          <w:sz w:val="24"/>
-          <w:szCs w:val="24"/>
-          <w:lang w:eastAsia="pt-BR"/>
-        </w:rPr>
-        <w:t>Situation</w:t>
-      </w:r>
-      <w:proofErr w:type="spellEnd"/>
-      <w:r>
-        <w:rPr>
-          <w:rFonts w:ascii="Times New Roman" w:eastAsia="Times New Roman" w:hAnsi="Times New Roman" w:cs="Times New Roman"/>
-          <w:color w:val="000000"/>
-          <w:sz w:val="24"/>
-          <w:szCs w:val="24"/>
-          <w:lang w:eastAsia="pt-BR"/>
-        </w:rPr>
-        <w:t xml:space="preserve">, </w:t>
-      </w:r>
-      <w:proofErr w:type="spellStart"/>
-      <w:r>
-        <w:rPr>
-          <w:rFonts w:ascii="Times New Roman" w:eastAsia="Times New Roman" w:hAnsi="Times New Roman" w:cs="Times New Roman"/>
-          <w:color w:val="000000"/>
-          <w:sz w:val="24"/>
-          <w:szCs w:val="24"/>
-          <w:lang w:eastAsia="pt-BR"/>
-        </w:rPr>
-        <w:t>SituationDt</w:t>
-      </w:r>
-      <w:proofErr w:type="spellEnd"/>
-      <w:r>
-        <w:rPr>
-          <w:rFonts w:ascii="Times New Roman" w:eastAsia="Times New Roman" w:hAnsi="Times New Roman" w:cs="Times New Roman"/>
-          <w:color w:val="000000"/>
-          <w:sz w:val="24"/>
-          <w:szCs w:val="24"/>
-          <w:lang w:eastAsia="pt-BR"/>
-        </w:rPr>
-        <w:t xml:space="preserve">, </w:t>
-      </w:r>
-      <w:proofErr w:type="spellStart"/>
-      <w:r>
-        <w:rPr>
-          <w:rFonts w:ascii="Times New Roman" w:eastAsia="Times New Roman" w:hAnsi="Times New Roman" w:cs="Times New Roman"/>
-          <w:color w:val="000000"/>
-          <w:sz w:val="24"/>
-          <w:szCs w:val="24"/>
-          <w:lang w:eastAsia="pt-BR"/>
-        </w:rPr>
-        <w:t>SituationMessage</w:t>
-      </w:r>
-      <w:proofErr w:type="spellEnd"/>
-      <w:r>
-        <w:rPr>
-          <w:rFonts w:ascii="Times New Roman" w:eastAsia="Times New Roman" w:hAnsi="Times New Roman" w:cs="Times New Roman"/>
-          <w:color w:val="000000"/>
-          <w:sz w:val="24"/>
-          <w:szCs w:val="24"/>
-          <w:lang w:eastAsia="pt-BR"/>
-        </w:rPr>
-        <w:t xml:space="preserve">, </w:t>
-      </w:r>
-      <w:proofErr w:type="spellStart"/>
-      <w:r>
-        <w:rPr>
-          <w:rFonts w:ascii="Times New Roman" w:eastAsia="Times New Roman" w:hAnsi="Times New Roman" w:cs="Times New Roman"/>
-          <w:color w:val="000000"/>
-          <w:sz w:val="24"/>
-          <w:szCs w:val="24"/>
-          <w:lang w:eastAsia="pt-BR"/>
-        </w:rPr>
-        <w:t>Similarity</w:t>
-      </w:r>
-      <w:proofErr w:type="spellEnd"/>
-      <w:r>
-        <w:rPr>
-          <w:rFonts w:ascii="Times New Roman" w:eastAsia="Times New Roman" w:hAnsi="Times New Roman" w:cs="Times New Roman"/>
-          <w:color w:val="000000"/>
-          <w:sz w:val="24"/>
-          <w:szCs w:val="24"/>
-          <w:lang w:eastAsia="pt-BR"/>
-        </w:rPr>
-        <w:t xml:space="preserve">, </w:t>
-      </w:r>
-      <w:proofErr w:type="spellStart"/>
-      <w:r>
-        <w:rPr>
-          <w:rFonts w:ascii="Times New Roman" w:eastAsia="Times New Roman" w:hAnsi="Times New Roman" w:cs="Times New Roman"/>
-          <w:color w:val="000000"/>
-          <w:sz w:val="24"/>
-          <w:szCs w:val="24"/>
-          <w:lang w:eastAsia="pt-BR"/>
-        </w:rPr>
-        <w:t>AttemptCount</w:t>
-      </w:r>
-      <w:proofErr w:type="spellEnd"/>
-      <w:r>
-        <w:rPr>
-          <w:rFonts w:ascii="Times New Roman" w:eastAsia="Times New Roman" w:hAnsi="Times New Roman" w:cs="Times New Roman"/>
-          <w:color w:val="000000"/>
-          <w:sz w:val="24"/>
-          <w:szCs w:val="24"/>
-          <w:lang w:eastAsia="pt-BR"/>
-        </w:rPr>
-        <w:t xml:space="preserve">, </w:t>
-      </w:r>
-      <w:proofErr w:type="spellStart"/>
-      <w:r>
-        <w:rPr>
-          <w:rFonts w:ascii="Times New Roman" w:eastAsia="Times New Roman" w:hAnsi="Times New Roman" w:cs="Times New Roman"/>
-          <w:color w:val="000000"/>
-          <w:sz w:val="24"/>
-          <w:szCs w:val="24"/>
-          <w:lang w:eastAsia="pt-BR"/>
-        </w:rPr>
-        <w:t>InclusionDt</w:t>
-      </w:r>
-      <w:proofErr w:type="spellEnd"/>
-      <w:r>
-        <w:rPr>
-          <w:rFonts w:ascii="Times New Roman" w:eastAsia="Times New Roman" w:hAnsi="Times New Roman" w:cs="Times New Roman"/>
-          <w:color w:val="000000"/>
-          <w:sz w:val="24"/>
-          <w:szCs w:val="24"/>
-          <w:lang w:eastAsia="pt-BR"/>
-        </w:rPr>
-        <w:t xml:space="preserve">): entidade central do sistema, que representa a verificação de identidade de um cliente do parceiro. Armazena o caminho relativo das imagens no servidor, a similaridade obtida, a mensagem e a situação (1 – Pendente, 2 – </w:t>
-      </w:r>
-      <w:r>
-        <w:rPr>
-          <w:rFonts w:ascii="Times New Roman" w:eastAsia="Times New Roman" w:hAnsi="Times New Roman" w:cs="Times New Roman"/>
-          <w:color w:val="000000"/>
-          <w:sz w:val="24"/>
-          <w:szCs w:val="24"/>
-          <w:lang w:eastAsia="pt-BR"/>
-        </w:rPr>
-        <w:lastRenderedPageBreak/>
-        <w:t xml:space="preserve">Aprovado, 3 – Reprovado, 4 – Em processamento, 5 – Em análise manual). Um parceiro possui vários </w:t>
-      </w:r>
-      <w:proofErr w:type="spellStart"/>
+        <w:t>OnboardingsResults</w:t>
+      </w:r>
+      <w:r>
+        <w:rPr>
+          <w:rFonts w:ascii="Times New Roman" w:eastAsia="Times New Roman" w:hAnsi="Times New Roman" w:cs="Times New Roman"/>
+          <w:color w:val="000000"/>
+          <w:sz w:val="24"/>
+          <w:szCs w:val="24"/>
+          <w:lang w:eastAsia="pt-BR"/>
+        </w:rPr>
+        <w:t xml:space="preserve"> (Code, CodeOnboarding, CodeUser, Observation, InclusionDt): registra a decisão manual de um analista sobre um </w:t>
+      </w:r>
       <w:r>
         <w:rPr>
           <w:rFonts w:ascii="Times New Roman" w:eastAsia="Times New Roman" w:hAnsi="Times New Roman" w:cs="Times New Roman"/>
@@ -11192,18 +10387,39 @@
           <w:szCs w:val="24"/>
           <w:lang w:eastAsia="pt-BR"/>
         </w:rPr>
-        <w:t>onboardings</w:t>
-      </w:r>
-      <w:proofErr w:type="spellEnd"/>
-      <w:r>
-        <w:rPr>
-          <w:rFonts w:ascii="Times New Roman" w:eastAsia="Times New Roman" w:hAnsi="Times New Roman" w:cs="Times New Roman"/>
-          <w:color w:val="000000"/>
-          <w:sz w:val="24"/>
-          <w:szCs w:val="24"/>
-          <w:lang w:eastAsia="pt-BR"/>
-        </w:rPr>
-        <w:t>;</w:t>
+        <w:t>onboarding</w:t>
+      </w:r>
+      <w:r>
+        <w:rPr>
+          <w:rFonts w:ascii="Times New Roman" w:eastAsia="Times New Roman" w:hAnsi="Times New Roman" w:cs="Times New Roman"/>
+          <w:color w:val="000000"/>
+          <w:sz w:val="24"/>
+          <w:szCs w:val="24"/>
+          <w:lang w:eastAsia="pt-BR"/>
+        </w:rPr>
+        <w:t xml:space="preserve">, com a observação e o usuário responsável, referenciado pela chave estrangeira CodeUser. Como a decisão manual não pode ser desfeita (RN20), o campo CodeOnboarding é único, de modo que cada </w:t>
+      </w:r>
+      <w:r>
+        <w:rPr>
+          <w:rFonts w:ascii="Times New Roman" w:eastAsia="Times New Roman" w:hAnsi="Times New Roman" w:cs="Times New Roman"/>
+          <w:i/>
+          <w:iCs/>
+          <w:color w:val="000000"/>
+          <w:sz w:val="24"/>
+          <w:szCs w:val="24"/>
+          <w:lang w:eastAsia="pt-BR"/>
+        </w:rPr>
+        <w:t>onboarding</w:t>
+      </w:r>
+      <w:r>
+        <w:rPr>
+          <w:rFonts w:ascii="Times New Roman" w:eastAsia="Times New Roman" w:hAnsi="Times New Roman" w:cs="Times New Roman"/>
+          <w:color w:val="000000"/>
+          <w:sz w:val="24"/>
+          <w:szCs w:val="24"/>
+          <w:lang w:eastAsia="pt-BR"/>
+        </w:rPr>
+        <w:t xml:space="preserve"> tem no máximo uma decisão manual. A existência de um resultado é o que diferencia uma decisão manual de uma automática;</w:t>
       </w:r>
     </w:p>
     <w:p>
@@ -11233,7 +10449,7 @@
           <w:szCs w:val="24"/>
           <w:lang w:eastAsia="pt-BR"/>
         </w:rPr>
-        <w:t>OnboardingsResults</w:t>
+        <w:t>UsersReports</w:t>
       </w:r>
       <w:proofErr w:type="spellEnd"/>
       <w:r>
@@ -11277,7 +10493,7 @@
           <w:szCs w:val="24"/>
           <w:lang w:eastAsia="pt-BR"/>
         </w:rPr>
-        <w:t>CodeOnboarding</w:t>
+        <w:t>CodeUser</w:t>
       </w:r>
       <w:proofErr w:type="spellEnd"/>
       <w:r>
@@ -11299,7 +10515,7 @@
           <w:szCs w:val="24"/>
           <w:lang w:eastAsia="pt-BR"/>
         </w:rPr>
-        <w:t>CodeUser</w:t>
+        <w:t>FilterText</w:t>
       </w:r>
       <w:proofErr w:type="spellEnd"/>
       <w:r>
@@ -11321,7 +10537,7 @@
           <w:szCs w:val="24"/>
           <w:lang w:eastAsia="pt-BR"/>
         </w:rPr>
-        <w:t>Observation</w:t>
+        <w:t>FilterSituation</w:t>
       </w:r>
       <w:proofErr w:type="spellEnd"/>
       <w:r>
@@ -11343,6 +10559,138 @@
           <w:szCs w:val="24"/>
           <w:lang w:eastAsia="pt-BR"/>
         </w:rPr>
+        <w:t>FilterStartDt</w:t>
+      </w:r>
+      <w:proofErr w:type="spellEnd"/>
+      <w:r>
+        <w:rPr>
+          <w:rFonts w:ascii="Times New Roman" w:eastAsia="Times New Roman" w:hAnsi="Times New Roman" w:cs="Times New Roman"/>
+          <w:color w:val="000000"/>
+          <w:sz w:val="24"/>
+          <w:szCs w:val="24"/>
+          <w:lang w:eastAsia="pt-BR"/>
+        </w:rPr>
+        <w:t xml:space="preserve">, </w:t>
+      </w:r>
+      <w:proofErr w:type="spellStart"/>
+      <w:r>
+        <w:rPr>
+          <w:rFonts w:ascii="Times New Roman" w:eastAsia="Times New Roman" w:hAnsi="Times New Roman" w:cs="Times New Roman"/>
+          <w:color w:val="000000"/>
+          <w:sz w:val="24"/>
+          <w:szCs w:val="24"/>
+          <w:lang w:eastAsia="pt-BR"/>
+        </w:rPr>
+        <w:t>FilterEndDt</w:t>
+      </w:r>
+      <w:proofErr w:type="spellEnd"/>
+      <w:r>
+        <w:rPr>
+          <w:rFonts w:ascii="Times New Roman" w:eastAsia="Times New Roman" w:hAnsi="Times New Roman" w:cs="Times New Roman"/>
+          <w:color w:val="000000"/>
+          <w:sz w:val="24"/>
+          <w:szCs w:val="24"/>
+          <w:lang w:eastAsia="pt-BR"/>
+        </w:rPr>
+        <w:t xml:space="preserve">, </w:t>
+      </w:r>
+      <w:proofErr w:type="spellStart"/>
+      <w:r>
+        <w:rPr>
+          <w:rFonts w:ascii="Times New Roman" w:eastAsia="Times New Roman" w:hAnsi="Times New Roman" w:cs="Times New Roman"/>
+          <w:color w:val="000000"/>
+          <w:sz w:val="24"/>
+          <w:szCs w:val="24"/>
+          <w:lang w:eastAsia="pt-BR"/>
+        </w:rPr>
+        <w:t>Situation</w:t>
+      </w:r>
+      <w:proofErr w:type="spellEnd"/>
+      <w:r>
+        <w:rPr>
+          <w:rFonts w:ascii="Times New Roman" w:eastAsia="Times New Roman" w:hAnsi="Times New Roman" w:cs="Times New Roman"/>
+          <w:color w:val="000000"/>
+          <w:sz w:val="24"/>
+          <w:szCs w:val="24"/>
+          <w:lang w:eastAsia="pt-BR"/>
+        </w:rPr>
+        <w:t xml:space="preserve">, </w:t>
+      </w:r>
+      <w:proofErr w:type="spellStart"/>
+      <w:r>
+        <w:rPr>
+          <w:rFonts w:ascii="Times New Roman" w:eastAsia="Times New Roman" w:hAnsi="Times New Roman" w:cs="Times New Roman"/>
+          <w:color w:val="000000"/>
+          <w:sz w:val="24"/>
+          <w:szCs w:val="24"/>
+          <w:lang w:eastAsia="pt-BR"/>
+        </w:rPr>
+        <w:t>SituationMessage</w:t>
+      </w:r>
+      <w:proofErr w:type="spellEnd"/>
+      <w:r>
+        <w:rPr>
+          <w:rFonts w:ascii="Times New Roman" w:eastAsia="Times New Roman" w:hAnsi="Times New Roman" w:cs="Times New Roman"/>
+          <w:color w:val="000000"/>
+          <w:sz w:val="24"/>
+          <w:szCs w:val="24"/>
+          <w:lang w:eastAsia="pt-BR"/>
+        </w:rPr>
+        <w:t xml:space="preserve">, </w:t>
+      </w:r>
+      <w:proofErr w:type="spellStart"/>
+      <w:r>
+        <w:rPr>
+          <w:rFonts w:ascii="Times New Roman" w:eastAsia="Times New Roman" w:hAnsi="Times New Roman" w:cs="Times New Roman"/>
+          <w:color w:val="000000"/>
+          <w:sz w:val="24"/>
+          <w:szCs w:val="24"/>
+          <w:lang w:eastAsia="pt-BR"/>
+        </w:rPr>
+        <w:t>SituationDt</w:t>
+      </w:r>
+      <w:proofErr w:type="spellEnd"/>
+      <w:r>
+        <w:rPr>
+          <w:rFonts w:ascii="Times New Roman" w:eastAsia="Times New Roman" w:hAnsi="Times New Roman" w:cs="Times New Roman"/>
+          <w:color w:val="000000"/>
+          <w:sz w:val="24"/>
+          <w:szCs w:val="24"/>
+          <w:lang w:eastAsia="pt-BR"/>
+        </w:rPr>
+        <w:t xml:space="preserve">, </w:t>
+      </w:r>
+      <w:proofErr w:type="spellStart"/>
+      <w:r>
+        <w:rPr>
+          <w:rFonts w:ascii="Times New Roman" w:eastAsia="Times New Roman" w:hAnsi="Times New Roman" w:cs="Times New Roman"/>
+          <w:color w:val="000000"/>
+          <w:sz w:val="24"/>
+          <w:szCs w:val="24"/>
+          <w:lang w:eastAsia="pt-BR"/>
+        </w:rPr>
+        <w:t>AttemptCount</w:t>
+      </w:r>
+      <w:proofErr w:type="spellEnd"/>
+      <w:r>
+        <w:rPr>
+          <w:rFonts w:ascii="Times New Roman" w:eastAsia="Times New Roman" w:hAnsi="Times New Roman" w:cs="Times New Roman"/>
+          <w:color w:val="000000"/>
+          <w:sz w:val="24"/>
+          <w:szCs w:val="24"/>
+          <w:lang w:eastAsia="pt-BR"/>
+        </w:rPr>
+        <w:t xml:space="preserve">, </w:t>
+      </w:r>
+      <w:proofErr w:type="spellStart"/>
+      <w:r>
+        <w:rPr>
+          <w:rFonts w:ascii="Times New Roman" w:eastAsia="Times New Roman" w:hAnsi="Times New Roman" w:cs="Times New Roman"/>
+          <w:color w:val="000000"/>
+          <w:sz w:val="24"/>
+          <w:szCs w:val="24"/>
+          <w:lang w:eastAsia="pt-BR"/>
+        </w:rPr>
         <w:t>InclusionDt</w:t>
       </w:r>
       <w:proofErr w:type="spellEnd"/>
@@ -11354,75 +10702,7 @@
           <w:szCs w:val="24"/>
           <w:lang w:eastAsia="pt-BR"/>
         </w:rPr>
-        <w:t xml:space="preserve">): registra a decisão manual de um analista sobre um </w:t>
-      </w:r>
-      <w:proofErr w:type="spellStart"/>
-      <w:r>
-        <w:rPr>
-          <w:rFonts w:ascii="Times New Roman" w:eastAsia="Times New Roman" w:hAnsi="Times New Roman" w:cs="Times New Roman"/>
-          <w:i/>
-          <w:iCs/>
-          <w:color w:val="000000"/>
-          <w:sz w:val="24"/>
-          <w:szCs w:val="24"/>
-          <w:lang w:eastAsia="pt-BR"/>
-        </w:rPr>
-        <w:t>onboarding</w:t>
-      </w:r>
-      <w:proofErr w:type="spellEnd"/>
-      <w:r>
-        <w:rPr>
-          <w:rFonts w:ascii="Times New Roman" w:eastAsia="Times New Roman" w:hAnsi="Times New Roman" w:cs="Times New Roman"/>
-          <w:color w:val="000000"/>
-          <w:sz w:val="24"/>
-          <w:szCs w:val="24"/>
-          <w:lang w:eastAsia="pt-BR"/>
-        </w:rPr>
-        <w:t>, com a observação e o código do usuário responsável (</w:t>
-      </w:r>
-      <w:proofErr w:type="spellStart"/>
-      <w:r>
-        <w:rPr>
-          <w:rFonts w:ascii="Times New Roman" w:eastAsia="Times New Roman" w:hAnsi="Times New Roman" w:cs="Times New Roman"/>
-          <w:color w:val="000000"/>
-          <w:sz w:val="24"/>
-          <w:szCs w:val="24"/>
-          <w:lang w:eastAsia="pt-BR"/>
-        </w:rPr>
-        <w:t>CodeUser</w:t>
-      </w:r>
-      <w:proofErr w:type="spellEnd"/>
-      <w:r>
-        <w:rPr>
-          <w:rFonts w:ascii="Times New Roman" w:eastAsia="Times New Roman" w:hAnsi="Times New Roman" w:cs="Times New Roman"/>
-          <w:color w:val="000000"/>
-          <w:sz w:val="24"/>
-          <w:szCs w:val="24"/>
-          <w:lang w:eastAsia="pt-BR"/>
-        </w:rPr>
-        <w:t xml:space="preserve">, vínculo lógico com </w:t>
-      </w:r>
-      <w:proofErr w:type="spellStart"/>
-      <w:r>
-        <w:rPr>
-          <w:rFonts w:ascii="Times New Roman" w:eastAsia="Times New Roman" w:hAnsi="Times New Roman" w:cs="Times New Roman"/>
-          <w:color w:val="000000"/>
-          <w:sz w:val="24"/>
-          <w:szCs w:val="24"/>
-          <w:lang w:eastAsia="pt-BR"/>
-        </w:rPr>
-        <w:t>Users</w:t>
-      </w:r>
-      <w:proofErr w:type="spellEnd"/>
-      <w:r>
-        <w:rPr>
-          <w:rFonts w:ascii="Times New Roman" w:eastAsia="Times New Roman" w:hAnsi="Times New Roman" w:cs="Times New Roman"/>
-          <w:color w:val="000000"/>
-          <w:sz w:val="24"/>
-          <w:szCs w:val="24"/>
-          <w:lang w:eastAsia="pt-BR"/>
-        </w:rPr>
-        <w:t>). A existência de um resultado é o que diferencia uma decisão manual de uma automática;</w:t>
+        <w:t>): registra cada solicitação de relatório de usuários, com os filtros aplicados e a situação do processamento (1 – Pendente, 2 – Em processamento, 3 – Enviado, 4 – Erro). Um usuário pode solicitar vários relatórios;</w:t>
       </w:r>
     </w:p>
     <w:p>
@@ -11441,7 +10721,6 @@
           <w:lang w:eastAsia="pt-BR"/>
         </w:rPr>
       </w:pPr>
-      <w:proofErr w:type="spellStart"/>
       <w:r>
         <w:rPr>
           <w:rFonts w:ascii="Times New Roman" w:eastAsia="Times New Roman" w:hAnsi="Times New Roman" w:cs="Times New Roman"/>
@@ -11452,288 +10731,6 @@
           <w:szCs w:val="24"/>
           <w:lang w:eastAsia="pt-BR"/>
         </w:rPr>
-        <w:t>UsersReports</w:t>
-      </w:r>
-      <w:proofErr w:type="spellEnd"/>
-      <w:r>
-        <w:rPr>
-          <w:rFonts w:ascii="Times New Roman" w:eastAsia="Times New Roman" w:hAnsi="Times New Roman" w:cs="Times New Roman"/>
-          <w:color w:val="000000"/>
-          <w:sz w:val="24"/>
-          <w:szCs w:val="24"/>
-          <w:lang w:eastAsia="pt-BR"/>
-        </w:rPr>
-        <w:t xml:space="preserve"> (</w:t>
-      </w:r>
-      <w:proofErr w:type="spellStart"/>
-      <w:r>
-        <w:rPr>
-          <w:rFonts w:ascii="Times New Roman" w:eastAsia="Times New Roman" w:hAnsi="Times New Roman" w:cs="Times New Roman"/>
-          <w:color w:val="000000"/>
-          <w:sz w:val="24"/>
-          <w:szCs w:val="24"/>
-          <w:lang w:eastAsia="pt-BR"/>
-        </w:rPr>
-        <w:t>Code</w:t>
-      </w:r>
-      <w:proofErr w:type="spellEnd"/>
-      <w:r>
-        <w:rPr>
-          <w:rFonts w:ascii="Times New Roman" w:eastAsia="Times New Roman" w:hAnsi="Times New Roman" w:cs="Times New Roman"/>
-          <w:color w:val="000000"/>
-          <w:sz w:val="24"/>
-          <w:szCs w:val="24"/>
-          <w:lang w:eastAsia="pt-BR"/>
-        </w:rPr>
-        <w:t xml:space="preserve">, </w:t>
-      </w:r>
-      <w:proofErr w:type="spellStart"/>
-      <w:r>
-        <w:rPr>
-          <w:rFonts w:ascii="Times New Roman" w:eastAsia="Times New Roman" w:hAnsi="Times New Roman" w:cs="Times New Roman"/>
-          <w:color w:val="000000"/>
-          <w:sz w:val="24"/>
-          <w:szCs w:val="24"/>
-          <w:lang w:eastAsia="pt-BR"/>
-        </w:rPr>
-        <w:t>CodeUser</w:t>
-      </w:r>
-      <w:proofErr w:type="spellEnd"/>
-      <w:r>
-        <w:rPr>
-          <w:rFonts w:ascii="Times New Roman" w:eastAsia="Times New Roman" w:hAnsi="Times New Roman" w:cs="Times New Roman"/>
-          <w:color w:val="000000"/>
-          <w:sz w:val="24"/>
-          <w:szCs w:val="24"/>
-          <w:lang w:eastAsia="pt-BR"/>
-        </w:rPr>
-        <w:t xml:space="preserve">, </w:t>
-      </w:r>
-      <w:proofErr w:type="spellStart"/>
-      <w:r>
-        <w:rPr>
-          <w:rFonts w:ascii="Times New Roman" w:eastAsia="Times New Roman" w:hAnsi="Times New Roman" w:cs="Times New Roman"/>
-          <w:color w:val="000000"/>
-          <w:sz w:val="24"/>
-          <w:szCs w:val="24"/>
-          <w:lang w:eastAsia="pt-BR"/>
-        </w:rPr>
-        <w:t>FilterText</w:t>
-      </w:r>
-      <w:proofErr w:type="spellEnd"/>
-      <w:r>
-        <w:rPr>
-          <w:rFonts w:ascii="Times New Roman" w:eastAsia="Times New Roman" w:hAnsi="Times New Roman" w:cs="Times New Roman"/>
-          <w:color w:val="000000"/>
-          <w:sz w:val="24"/>
-          <w:szCs w:val="24"/>
-          <w:lang w:eastAsia="pt-BR"/>
-        </w:rPr>
-        <w:t xml:space="preserve">, </w:t>
-      </w:r>
-      <w:proofErr w:type="spellStart"/>
-      <w:r>
-        <w:rPr>
-          <w:rFonts w:ascii="Times New Roman" w:eastAsia="Times New Roman" w:hAnsi="Times New Roman" w:cs="Times New Roman"/>
-          <w:color w:val="000000"/>
-          <w:sz w:val="24"/>
-          <w:szCs w:val="24"/>
-          <w:lang w:eastAsia="pt-BR"/>
-        </w:rPr>
-        <w:t>FilterSituation</w:t>
-      </w:r>
-      <w:proofErr w:type="spellEnd"/>
-      <w:r>
-        <w:rPr>
-          <w:rFonts w:ascii="Times New Roman" w:eastAsia="Times New Roman" w:hAnsi="Times New Roman" w:cs="Times New Roman"/>
-          <w:color w:val="000000"/>
-          <w:sz w:val="24"/>
-          <w:szCs w:val="24"/>
-          <w:lang w:eastAsia="pt-BR"/>
-        </w:rPr>
-        <w:t xml:space="preserve">, </w:t>
-      </w:r>
-      <w:proofErr w:type="spellStart"/>
-      <w:r>
-        <w:rPr>
-          <w:rFonts w:ascii="Times New Roman" w:eastAsia="Times New Roman" w:hAnsi="Times New Roman" w:cs="Times New Roman"/>
-          <w:color w:val="000000"/>
-          <w:sz w:val="24"/>
-          <w:szCs w:val="24"/>
-          <w:lang w:eastAsia="pt-BR"/>
-        </w:rPr>
-        <w:t>FilterStartDt</w:t>
-      </w:r>
-      <w:proofErr w:type="spellEnd"/>
-      <w:r>
-        <w:rPr>
-          <w:rFonts w:ascii="Times New Roman" w:eastAsia="Times New Roman" w:hAnsi="Times New Roman" w:cs="Times New Roman"/>
-          <w:color w:val="000000"/>
-          <w:sz w:val="24"/>
-          <w:szCs w:val="24"/>
-          <w:lang w:eastAsia="pt-BR"/>
-        </w:rPr>
-        <w:t xml:space="preserve">, </w:t>
-      </w:r>
-      <w:proofErr w:type="spellStart"/>
-      <w:r>
-        <w:rPr>
-          <w:rFonts w:ascii="Times New Roman" w:eastAsia="Times New Roman" w:hAnsi="Times New Roman" w:cs="Times New Roman"/>
-          <w:color w:val="000000"/>
-          <w:sz w:val="24"/>
-          <w:szCs w:val="24"/>
-          <w:lang w:eastAsia="pt-BR"/>
-        </w:rPr>
-        <w:t>FilterEndDt</w:t>
-      </w:r>
-      <w:proofErr w:type="spellEnd"/>
-      <w:r>
-        <w:rPr>
-          <w:rFonts w:ascii="Times New Roman" w:eastAsia="Times New Roman" w:hAnsi="Times New Roman" w:cs="Times New Roman"/>
-          <w:color w:val="000000"/>
-          <w:sz w:val="24"/>
-          <w:szCs w:val="24"/>
-          <w:lang w:eastAsia="pt-BR"/>
-        </w:rPr>
-        <w:t xml:space="preserve">, </w:t>
-      </w:r>
-      <w:proofErr w:type="spellStart"/>
-      <w:r>
-        <w:rPr>
-          <w:rFonts w:ascii="Times New Roman" w:eastAsia="Times New Roman" w:hAnsi="Times New Roman" w:cs="Times New Roman"/>
-          <w:color w:val="000000"/>
-          <w:sz w:val="24"/>
-          <w:szCs w:val="24"/>
-          <w:lang w:eastAsia="pt-BR"/>
-        </w:rPr>
-        <w:t>Situation</w:t>
-      </w:r>
-      <w:proofErr w:type="spellEnd"/>
-      <w:r>
-        <w:rPr>
-          <w:rFonts w:ascii="Times New Roman" w:eastAsia="Times New Roman" w:hAnsi="Times New Roman" w:cs="Times New Roman"/>
-          <w:color w:val="000000"/>
-          <w:sz w:val="24"/>
-          <w:szCs w:val="24"/>
-          <w:lang w:eastAsia="pt-BR"/>
-        </w:rPr>
-        <w:t xml:space="preserve">, </w:t>
-      </w:r>
-      <w:proofErr w:type="spellStart"/>
-      <w:r>
-        <w:rPr>
-          <w:rFonts w:ascii="Times New Roman" w:eastAsia="Times New Roman" w:hAnsi="Times New Roman" w:cs="Times New Roman"/>
-          <w:color w:val="000000"/>
-          <w:sz w:val="24"/>
-          <w:szCs w:val="24"/>
-          <w:lang w:eastAsia="pt-BR"/>
-        </w:rPr>
-        <w:t>SituationMessage</w:t>
-      </w:r>
-      <w:proofErr w:type="spellEnd"/>
-      <w:r>
-        <w:rPr>
-          <w:rFonts w:ascii="Times New Roman" w:eastAsia="Times New Roman" w:hAnsi="Times New Roman" w:cs="Times New Roman"/>
-          <w:color w:val="000000"/>
-          <w:sz w:val="24"/>
-          <w:szCs w:val="24"/>
-          <w:lang w:eastAsia="pt-BR"/>
-        </w:rPr>
-        <w:t xml:space="preserve">, </w:t>
-      </w:r>
-      <w:proofErr w:type="spellStart"/>
-      <w:r>
-        <w:rPr>
-          <w:rFonts w:ascii="Times New Roman" w:eastAsia="Times New Roman" w:hAnsi="Times New Roman" w:cs="Times New Roman"/>
-          <w:color w:val="000000"/>
-          <w:sz w:val="24"/>
-          <w:szCs w:val="24"/>
-          <w:lang w:eastAsia="pt-BR"/>
-        </w:rPr>
-        <w:t>SituationDt</w:t>
-      </w:r>
-      <w:proofErr w:type="spellEnd"/>
-      <w:r>
-        <w:rPr>
-          <w:rFonts w:ascii="Times New Roman" w:eastAsia="Times New Roman" w:hAnsi="Times New Roman" w:cs="Times New Roman"/>
-          <w:color w:val="000000"/>
-          <w:sz w:val="24"/>
-          <w:szCs w:val="24"/>
-          <w:lang w:eastAsia="pt-BR"/>
-        </w:rPr>
-        <w:t xml:space="preserve">, </w:t>
-      </w:r>
-      <w:proofErr w:type="spellStart"/>
-      <w:r>
-        <w:rPr>
-          <w:rFonts w:ascii="Times New Roman" w:eastAsia="Times New Roman" w:hAnsi="Times New Roman" w:cs="Times New Roman"/>
-          <w:color w:val="000000"/>
-          <w:sz w:val="24"/>
-          <w:szCs w:val="24"/>
-          <w:lang w:eastAsia="pt-BR"/>
-        </w:rPr>
-        <w:t>AttemptCount</w:t>
-      </w:r>
-      <w:proofErr w:type="spellEnd"/>
-      <w:r>
-        <w:rPr>
-          <w:rFonts w:ascii="Times New Roman" w:eastAsia="Times New Roman" w:hAnsi="Times New Roman" w:cs="Times New Roman"/>
-          <w:color w:val="000000"/>
-          <w:sz w:val="24"/>
-          <w:szCs w:val="24"/>
-          <w:lang w:eastAsia="pt-BR"/>
-        </w:rPr>
-        <w:t xml:space="preserve">, </w:t>
-      </w:r>
-      <w:proofErr w:type="spellStart"/>
-      <w:r>
-        <w:rPr>
-          <w:rFonts w:ascii="Times New Roman" w:eastAsia="Times New Roman" w:hAnsi="Times New Roman" w:cs="Times New Roman"/>
-          <w:color w:val="000000"/>
-          <w:sz w:val="24"/>
-          <w:szCs w:val="24"/>
-          <w:lang w:eastAsia="pt-BR"/>
-        </w:rPr>
-        <w:t>InclusionDt</w:t>
-      </w:r>
-      <w:proofErr w:type="spellEnd"/>
-      <w:r>
-        <w:rPr>
-          <w:rFonts w:ascii="Times New Roman" w:eastAsia="Times New Roman" w:hAnsi="Times New Roman" w:cs="Times New Roman"/>
-          <w:color w:val="000000"/>
-          <w:sz w:val="24"/>
-          <w:szCs w:val="24"/>
-          <w:lang w:eastAsia="pt-BR"/>
-        </w:rPr>
-        <w:t>): registra cada solicitação de relatório de usuários, com os filtros aplicados e a situação do processamento (1 – Pendente, 2 – Em processamento, 3 – Enviado, 4 – Erro). Um usuário pode solicitar vários relatórios;</w:t>
-      </w:r>
-    </w:p>
-    <w:p>
-      <w:pPr>
-        <w:pStyle w:val="PargrafodaLista"/>
-        <w:numPr>
-          <w:ilvl w:val="0"/>
-          <w:numId w:val="14"/>
-        </w:numPr>
-        <w:spacing w:after="0" w:line="360" w:lineRule="auto"/>
-        <w:jc w:val="both"/>
-        <w:rPr>
-          <w:rFonts w:ascii="Times New Roman" w:eastAsia="Times New Roman" w:hAnsi="Times New Roman" w:cs="Times New Roman"/>
-          <w:sz w:val="24"/>
-          <w:szCs w:val="24"/>
-          <w:lang w:eastAsia="pt-BR"/>
-        </w:rPr>
-      </w:pPr>
-      <w:r>
-        <w:rPr>
-          <w:rFonts w:ascii="Times New Roman" w:eastAsia="Times New Roman" w:hAnsi="Times New Roman" w:cs="Times New Roman"/>
-          <w:b/>
-          <w:bCs/>
-          <w:color w:val="000000"/>
-          <w:sz w:val="24"/>
-          <w:szCs w:val="24"/>
-          <w:lang w:eastAsia="pt-BR"/>
-        </w:rPr>
         <w:t>Relacionamentos principais:</w:t>
       </w:r>
       <w:r>
@@ -11744,359 +10741,7 @@
           <w:szCs w:val="24"/>
           <w:lang w:eastAsia="pt-BR"/>
         </w:rPr>
-        <w:t xml:space="preserve"> </w:t>
-      </w:r>
-      <w:proofErr w:type="spellStart"/>
-      <w:r>
-        <w:rPr>
-          <w:rFonts w:ascii="Times New Roman" w:eastAsia="Times New Roman" w:hAnsi="Times New Roman" w:cs="Times New Roman"/>
-          <w:color w:val="000000"/>
-          <w:sz w:val="24"/>
-          <w:szCs w:val="24"/>
-          <w:lang w:eastAsia="pt-BR"/>
-        </w:rPr>
-        <w:t>Partners</w:t>
-      </w:r>
-      <w:proofErr w:type="spellEnd"/>
-      <w:r>
-        <w:rPr>
-          <w:rFonts w:ascii="Times New Roman" w:eastAsia="Times New Roman" w:hAnsi="Times New Roman" w:cs="Times New Roman"/>
-          <w:color w:val="000000"/>
-          <w:sz w:val="24"/>
-          <w:szCs w:val="24"/>
-          <w:lang w:eastAsia="pt-BR"/>
-        </w:rPr>
-        <w:t xml:space="preserve"> possui </w:t>
-      </w:r>
-      <w:proofErr w:type="spellStart"/>
-      <w:r>
-        <w:rPr>
-          <w:rFonts w:ascii="Times New Roman" w:eastAsia="Times New Roman" w:hAnsi="Times New Roman" w:cs="Times New Roman"/>
-          <w:color w:val="000000"/>
-          <w:sz w:val="24"/>
-          <w:szCs w:val="24"/>
-          <w:lang w:eastAsia="pt-BR"/>
-        </w:rPr>
-        <w:t>Users</w:t>
-      </w:r>
-      <w:proofErr w:type="spellEnd"/>
-      <w:r>
-        <w:rPr>
-          <w:rFonts w:ascii="Times New Roman" w:eastAsia="Times New Roman" w:hAnsi="Times New Roman" w:cs="Times New Roman"/>
-          <w:color w:val="000000"/>
-          <w:sz w:val="24"/>
-          <w:szCs w:val="24"/>
-          <w:lang w:eastAsia="pt-BR"/>
-        </w:rPr>
-        <w:t xml:space="preserve"> (1:N); </w:t>
-      </w:r>
-      <w:proofErr w:type="spellStart"/>
-      <w:r>
-        <w:rPr>
-          <w:rFonts w:ascii="Times New Roman" w:eastAsia="Times New Roman" w:hAnsi="Times New Roman" w:cs="Times New Roman"/>
-          <w:color w:val="000000"/>
-          <w:sz w:val="24"/>
-          <w:szCs w:val="24"/>
-          <w:lang w:eastAsia="pt-BR"/>
-        </w:rPr>
-        <w:t>Partners</w:t>
-      </w:r>
-      <w:proofErr w:type="spellEnd"/>
-      <w:r>
-        <w:rPr>
-          <w:rFonts w:ascii="Times New Roman" w:eastAsia="Times New Roman" w:hAnsi="Times New Roman" w:cs="Times New Roman"/>
-          <w:color w:val="000000"/>
-          <w:sz w:val="24"/>
-          <w:szCs w:val="24"/>
-          <w:lang w:eastAsia="pt-BR"/>
-        </w:rPr>
-        <w:t xml:space="preserve"> possui </w:t>
-      </w:r>
-      <w:proofErr w:type="spellStart"/>
-      <w:r>
-        <w:rPr>
-          <w:rFonts w:ascii="Times New Roman" w:eastAsia="Times New Roman" w:hAnsi="Times New Roman" w:cs="Times New Roman"/>
-          <w:color w:val="000000"/>
-          <w:sz w:val="24"/>
-          <w:szCs w:val="24"/>
-          <w:lang w:eastAsia="pt-BR"/>
-        </w:rPr>
-        <w:t>PartnersCredentials</w:t>
-      </w:r>
-      <w:proofErr w:type="spellEnd"/>
-      <w:r>
-        <w:rPr>
-          <w:rFonts w:ascii="Times New Roman" w:eastAsia="Times New Roman" w:hAnsi="Times New Roman" w:cs="Times New Roman"/>
-          <w:color w:val="000000"/>
-          <w:sz w:val="24"/>
-          <w:szCs w:val="24"/>
-          <w:lang w:eastAsia="pt-BR"/>
-        </w:rPr>
-        <w:t xml:space="preserve"> (1:N); </w:t>
-      </w:r>
-      <w:proofErr w:type="spellStart"/>
-      <w:r>
-        <w:rPr>
-          <w:rFonts w:ascii="Times New Roman" w:eastAsia="Times New Roman" w:hAnsi="Times New Roman" w:cs="Times New Roman"/>
-          <w:color w:val="000000"/>
-          <w:sz w:val="24"/>
-          <w:szCs w:val="24"/>
-          <w:lang w:eastAsia="pt-BR"/>
-        </w:rPr>
-        <w:t>Partners</w:t>
-      </w:r>
-      <w:proofErr w:type="spellEnd"/>
-      <w:r>
-        <w:rPr>
-          <w:rFonts w:ascii="Times New Roman" w:eastAsia="Times New Roman" w:hAnsi="Times New Roman" w:cs="Times New Roman"/>
-          <w:color w:val="000000"/>
-          <w:sz w:val="24"/>
-          <w:szCs w:val="24"/>
-          <w:lang w:eastAsia="pt-BR"/>
-        </w:rPr>
-        <w:t xml:space="preserve"> recebe </w:t>
-      </w:r>
-      <w:proofErr w:type="spellStart"/>
-      <w:r>
-        <w:rPr>
-          <w:rFonts w:ascii="Times New Roman" w:eastAsia="Times New Roman" w:hAnsi="Times New Roman" w:cs="Times New Roman"/>
-          <w:color w:val="000000"/>
-          <w:sz w:val="24"/>
-          <w:szCs w:val="24"/>
-          <w:lang w:eastAsia="pt-BR"/>
-        </w:rPr>
-        <w:t>Onboardings</w:t>
-      </w:r>
-      <w:proofErr w:type="spellEnd"/>
-      <w:r>
-        <w:rPr>
-          <w:rFonts w:ascii="Times New Roman" w:eastAsia="Times New Roman" w:hAnsi="Times New Roman" w:cs="Times New Roman"/>
-          <w:color w:val="000000"/>
-          <w:sz w:val="24"/>
-          <w:szCs w:val="24"/>
-          <w:lang w:eastAsia="pt-BR"/>
-        </w:rPr>
-        <w:t xml:space="preserve"> (1:N); </w:t>
-      </w:r>
-      <w:proofErr w:type="spellStart"/>
-      <w:r>
-        <w:rPr>
-          <w:rFonts w:ascii="Times New Roman" w:eastAsia="Times New Roman" w:hAnsi="Times New Roman" w:cs="Times New Roman"/>
-          <w:color w:val="000000"/>
-          <w:sz w:val="24"/>
-          <w:szCs w:val="24"/>
-          <w:lang w:eastAsia="pt-BR"/>
-        </w:rPr>
-        <w:t>Onboardings</w:t>
-      </w:r>
-      <w:proofErr w:type="spellEnd"/>
-      <w:r>
-        <w:rPr>
-          <w:rFonts w:ascii="Times New Roman" w:eastAsia="Times New Roman" w:hAnsi="Times New Roman" w:cs="Times New Roman"/>
-          <w:color w:val="000000"/>
-          <w:sz w:val="24"/>
-          <w:szCs w:val="24"/>
-          <w:lang w:eastAsia="pt-BR"/>
-        </w:rPr>
-        <w:t xml:space="preserve"> tem </w:t>
-      </w:r>
-      <w:proofErr w:type="spellStart"/>
-      <w:r>
-        <w:rPr>
-          <w:rFonts w:ascii="Times New Roman" w:eastAsia="Times New Roman" w:hAnsi="Times New Roman" w:cs="Times New Roman"/>
-          <w:color w:val="000000"/>
-          <w:sz w:val="24"/>
-          <w:szCs w:val="24"/>
-          <w:lang w:eastAsia="pt-BR"/>
-        </w:rPr>
-        <w:t>OnboardingsResults</w:t>
-      </w:r>
-      <w:proofErr w:type="spellEnd"/>
-      <w:r>
-        <w:rPr>
-          <w:rFonts w:ascii="Times New Roman" w:eastAsia="Times New Roman" w:hAnsi="Times New Roman" w:cs="Times New Roman"/>
-          <w:color w:val="000000"/>
-          <w:sz w:val="24"/>
-          <w:szCs w:val="24"/>
-          <w:lang w:eastAsia="pt-BR"/>
-        </w:rPr>
-        <w:t xml:space="preserve"> (1:N); </w:t>
-      </w:r>
-      <w:proofErr w:type="spellStart"/>
-      <w:r>
-        <w:rPr>
-          <w:rFonts w:ascii="Times New Roman" w:eastAsia="Times New Roman" w:hAnsi="Times New Roman" w:cs="Times New Roman"/>
-          <w:color w:val="000000"/>
-          <w:sz w:val="24"/>
-          <w:szCs w:val="24"/>
-          <w:lang w:eastAsia="pt-BR"/>
-        </w:rPr>
-        <w:t>Users</w:t>
-      </w:r>
-      <w:proofErr w:type="spellEnd"/>
-      <w:r>
-        <w:rPr>
-          <w:rFonts w:ascii="Times New Roman" w:eastAsia="Times New Roman" w:hAnsi="Times New Roman" w:cs="Times New Roman"/>
-          <w:color w:val="000000"/>
-          <w:sz w:val="24"/>
-          <w:szCs w:val="24"/>
-          <w:lang w:eastAsia="pt-BR"/>
-        </w:rPr>
-        <w:t xml:space="preserve"> solicita </w:t>
-      </w:r>
-      <w:proofErr w:type="spellStart"/>
-      <w:r>
-        <w:rPr>
-          <w:rFonts w:ascii="Times New Roman" w:eastAsia="Times New Roman" w:hAnsi="Times New Roman" w:cs="Times New Roman"/>
-          <w:color w:val="000000"/>
-          <w:sz w:val="24"/>
-          <w:szCs w:val="24"/>
-          <w:lang w:eastAsia="pt-BR"/>
-        </w:rPr>
-        <w:t>UsersReports</w:t>
-      </w:r>
-      <w:proofErr w:type="spellEnd"/>
-      <w:r>
-        <w:rPr>
-          <w:rFonts w:ascii="Times New Roman" w:eastAsia="Times New Roman" w:hAnsi="Times New Roman" w:cs="Times New Roman"/>
-          <w:color w:val="000000"/>
-          <w:sz w:val="24"/>
-          <w:szCs w:val="24"/>
-          <w:lang w:eastAsia="pt-BR"/>
-        </w:rPr>
-        <w:t xml:space="preserve"> (1:N); </w:t>
-      </w:r>
-      <w:proofErr w:type="spellStart"/>
-      <w:r>
-        <w:rPr>
-          <w:rFonts w:ascii="Times New Roman" w:eastAsia="Times New Roman" w:hAnsi="Times New Roman" w:cs="Times New Roman"/>
-          <w:color w:val="000000"/>
-          <w:sz w:val="24"/>
-          <w:szCs w:val="24"/>
-          <w:lang w:eastAsia="pt-BR"/>
-        </w:rPr>
-        <w:t>UsersAccess</w:t>
-      </w:r>
-      <w:proofErr w:type="spellEnd"/>
-      <w:r>
-        <w:rPr>
-          <w:rFonts w:ascii="Times New Roman" w:eastAsia="Times New Roman" w:hAnsi="Times New Roman" w:cs="Times New Roman"/>
-          <w:color w:val="000000"/>
-          <w:sz w:val="24"/>
-          <w:szCs w:val="24"/>
-          <w:lang w:eastAsia="pt-BR"/>
-        </w:rPr>
-        <w:t xml:space="preserve"> gera </w:t>
-      </w:r>
-      <w:proofErr w:type="spellStart"/>
-      <w:r>
-        <w:rPr>
-          <w:rFonts w:ascii="Times New Roman" w:eastAsia="Times New Roman" w:hAnsi="Times New Roman" w:cs="Times New Roman"/>
-          <w:color w:val="000000"/>
-          <w:sz w:val="24"/>
-          <w:szCs w:val="24"/>
-          <w:lang w:eastAsia="pt-BR"/>
-        </w:rPr>
-        <w:t>UsersAccessLogs</w:t>
-      </w:r>
-      <w:proofErr w:type="spellEnd"/>
-      <w:r>
-        <w:rPr>
-          <w:rFonts w:ascii="Times New Roman" w:eastAsia="Times New Roman" w:hAnsi="Times New Roman" w:cs="Times New Roman"/>
-          <w:color w:val="000000"/>
-          <w:sz w:val="24"/>
-          <w:szCs w:val="24"/>
-          <w:lang w:eastAsia="pt-BR"/>
-        </w:rPr>
-        <w:t xml:space="preserve"> (1:N); </w:t>
-      </w:r>
-      <w:proofErr w:type="spellStart"/>
-      <w:r>
-        <w:rPr>
-          <w:rFonts w:ascii="Times New Roman" w:eastAsia="Times New Roman" w:hAnsi="Times New Roman" w:cs="Times New Roman"/>
-          <w:color w:val="000000"/>
-          <w:sz w:val="24"/>
-          <w:szCs w:val="24"/>
-          <w:lang w:eastAsia="pt-BR"/>
-        </w:rPr>
-        <w:t>Users</w:t>
-      </w:r>
-      <w:proofErr w:type="spellEnd"/>
-      <w:r>
-        <w:rPr>
-          <w:rFonts w:ascii="Times New Roman" w:eastAsia="Times New Roman" w:hAnsi="Times New Roman" w:cs="Times New Roman"/>
-          <w:color w:val="000000"/>
-          <w:sz w:val="24"/>
-          <w:szCs w:val="24"/>
-          <w:lang w:eastAsia="pt-BR"/>
-        </w:rPr>
-        <w:t xml:space="preserve"> acessa por meio de </w:t>
-      </w:r>
-      <w:proofErr w:type="spellStart"/>
-      <w:r>
-        <w:rPr>
-          <w:rFonts w:ascii="Times New Roman" w:eastAsia="Times New Roman" w:hAnsi="Times New Roman" w:cs="Times New Roman"/>
-          <w:color w:val="000000"/>
-          <w:sz w:val="24"/>
-          <w:szCs w:val="24"/>
-          <w:lang w:eastAsia="pt-BR"/>
-        </w:rPr>
-        <w:t>UsersAccess</w:t>
-      </w:r>
-      <w:proofErr w:type="spellEnd"/>
-      <w:r>
-        <w:rPr>
-          <w:rFonts w:ascii="Times New Roman" w:eastAsia="Times New Roman" w:hAnsi="Times New Roman" w:cs="Times New Roman"/>
-          <w:color w:val="000000"/>
-          <w:sz w:val="24"/>
-          <w:szCs w:val="24"/>
-          <w:lang w:eastAsia="pt-BR"/>
-        </w:rPr>
-        <w:t xml:space="preserve"> (1:1, vínculo lógico); </w:t>
-      </w:r>
-      <w:proofErr w:type="spellStart"/>
-      <w:r>
-        <w:rPr>
-          <w:rFonts w:ascii="Times New Roman" w:eastAsia="Times New Roman" w:hAnsi="Times New Roman" w:cs="Times New Roman"/>
-          <w:color w:val="000000"/>
-          <w:sz w:val="24"/>
-          <w:szCs w:val="24"/>
-          <w:lang w:eastAsia="pt-BR"/>
-        </w:rPr>
-        <w:t>Users</w:t>
-      </w:r>
-      <w:proofErr w:type="spellEnd"/>
-      <w:r>
-        <w:rPr>
-          <w:rFonts w:ascii="Times New Roman" w:eastAsia="Times New Roman" w:hAnsi="Times New Roman" w:cs="Times New Roman"/>
-          <w:color w:val="000000"/>
-          <w:sz w:val="24"/>
-          <w:szCs w:val="24"/>
-          <w:lang w:eastAsia="pt-BR"/>
-        </w:rPr>
-        <w:t xml:space="preserve"> decide </w:t>
-      </w:r>
-      <w:proofErr w:type="spellStart"/>
-      <w:r>
-        <w:rPr>
-          <w:rFonts w:ascii="Times New Roman" w:eastAsia="Times New Roman" w:hAnsi="Times New Roman" w:cs="Times New Roman"/>
-          <w:color w:val="000000"/>
-          <w:sz w:val="24"/>
-          <w:szCs w:val="24"/>
-          <w:lang w:eastAsia="pt-BR"/>
-        </w:rPr>
-        <w:t>OnboardingsResults</w:t>
-      </w:r>
-      <w:proofErr w:type="spellEnd"/>
-      <w:r>
-        <w:rPr>
-          <w:rFonts w:ascii="Times New Roman" w:eastAsia="Times New Roman" w:hAnsi="Times New Roman" w:cs="Times New Roman"/>
-          <w:color w:val="000000"/>
-          <w:sz w:val="24"/>
-          <w:szCs w:val="24"/>
-          <w:lang w:eastAsia="pt-BR"/>
-        </w:rPr>
-        <w:t xml:space="preserve"> (1:N, vínculo lógico).</w:t>
+        <w:t xml:space="preserve"> Partners possui Users (1:N); Partners recebe Onboardings (1:N); Onboardings tem OnboardingsResults (1:0..1); Users solicita UsersReports (1:N); UsersAccess gera UsersAccessLogs (1:N); Users acessa por meio de UsersAccess (1:1); Users decide OnboardingsResults (1:N).</w:t>
       </w:r>
     </w:p>
     <w:p>

--- a/documentation/Relatorio Tecnico - KYC TrueFace.docx
+++ b/documentation/Relatorio Tecnico - KYC TrueFace.docx
@@ -563,19 +563,7 @@
           <w:szCs w:val="24"/>
           <w:lang w:eastAsia="pt-BR"/>
         </w:rPr>
-        <w:t>202</w:t>
-      </w:r>
-      <w:r>
-        <w:rPr>
-          <w:rFonts w:ascii="Times New Roman" w:eastAsia="Times New Roman" w:hAnsi="Times New Roman" w:cs="Times New Roman"/>
-          <w:b/>
-          <w:bCs/>
-          <w:color w:val="000000"/>
-          <w:sz w:val="24"/>
-          <w:szCs w:val="24"/>
-          <w:lang w:eastAsia="pt-BR"/>
-        </w:rPr>
-        <w:t>6</w:t>
+        <w:t>2026</w:t>
       </w:r>
     </w:p>
     <w:p>
@@ -801,17 +789,7 @@
           <w:szCs w:val="24"/>
           <w:lang w:eastAsia="pt-BR"/>
         </w:rPr>
-        <w:t>Relatório Técnico de</w:t>
-      </w:r>
-      <w:r>
-        <w:rPr>
-          <w:rFonts w:ascii="Times New Roman" w:eastAsia="Times New Roman" w:hAnsi="Times New Roman" w:cs="Times New Roman"/>
-          <w:color w:val="000000"/>
-          <w:sz w:val="24"/>
-          <w:szCs w:val="24"/>
-          <w:lang w:eastAsia="pt-BR"/>
-        </w:rPr>
-        <w:t xml:space="preserve"> entrega de software apresentado ao curso de Análise e Desenvolvimento de Sistemas da </w:t>
+        <w:t xml:space="preserve">Relatório Técnico de entrega de software apresentado ao curso de Análise e Desenvolvimento de Sistemas da </w:t>
       </w:r>
       <w:proofErr w:type="spellStart"/>
       <w:r>
@@ -833,17 +811,7 @@
           <w:szCs w:val="24"/>
           <w:lang w:eastAsia="pt-BR"/>
         </w:rPr>
-        <w:t xml:space="preserve"> de Joinville/SC</w:t>
-      </w:r>
-      <w:r>
-        <w:rPr>
-          <w:rFonts w:ascii="Times New Roman" w:eastAsia="Times New Roman" w:hAnsi="Times New Roman" w:cs="Times New Roman"/>
-          <w:color w:val="000000"/>
-          <w:sz w:val="24"/>
-          <w:szCs w:val="24"/>
-          <w:lang w:eastAsia="pt-BR"/>
-        </w:rPr>
-        <w:t>, como parte das atividades para obtenção da conclusão do curso.</w:t>
+        <w:t xml:space="preserve"> de Joinville/SC, como parte das atividades para obtenção da conclusão do curso.</w:t>
       </w:r>
     </w:p>
     <w:p>
@@ -877,57 +845,7 @@
           <w:szCs w:val="24"/>
           <w:lang w:eastAsia="pt-BR"/>
         </w:rPr>
-        <w:t xml:space="preserve">Orientador: Prof. </w:t>
-      </w:r>
-      <w:r>
-        <w:rPr>
-          <w:rFonts w:ascii="Times New Roman" w:eastAsia="Times New Roman" w:hAnsi="Times New Roman" w:cs="Times New Roman"/>
-          <w:color w:val="000000"/>
-          <w:sz w:val="24"/>
-          <w:szCs w:val="24"/>
-          <w:lang w:eastAsia="pt-BR"/>
-        </w:rPr>
-        <w:t xml:space="preserve">Carlos </w:t>
-      </w:r>
-      <w:r>
-        <w:rPr>
-          <w:rFonts w:ascii="Times New Roman" w:eastAsia="Times New Roman" w:hAnsi="Times New Roman" w:cs="Times New Roman"/>
-          <w:color w:val="000000"/>
-          <w:sz w:val="24"/>
-          <w:szCs w:val="24"/>
-          <w:lang w:eastAsia="pt-BR"/>
-        </w:rPr>
-        <w:t xml:space="preserve">Junior </w:t>
-      </w:r>
-      <w:r>
-        <w:rPr>
-          <w:rFonts w:ascii="Times New Roman" w:eastAsia="Times New Roman" w:hAnsi="Times New Roman" w:cs="Times New Roman"/>
-          <w:color w:val="000000"/>
-          <w:sz w:val="24"/>
-          <w:szCs w:val="24"/>
-          <w:lang w:eastAsia="pt-BR"/>
-        </w:rPr>
-        <w:t>Uchôa</w:t>
-      </w:r>
-      <w:r>
-        <w:rPr>
-          <w:rFonts w:ascii="Times New Roman" w:eastAsia="Times New Roman" w:hAnsi="Times New Roman" w:cs="Times New Roman"/>
-          <w:color w:val="000000"/>
-          <w:sz w:val="24"/>
-          <w:szCs w:val="24"/>
-          <w:lang w:eastAsia="pt-BR"/>
-        </w:rPr>
-        <w:t xml:space="preserve"> Oliveira</w:t>
-      </w:r>
-      <w:r>
-        <w:rPr>
-          <w:rFonts w:ascii="Times New Roman" w:eastAsia="Times New Roman" w:hAnsi="Times New Roman" w:cs="Times New Roman"/>
-          <w:color w:val="000000"/>
-          <w:sz w:val="24"/>
-          <w:szCs w:val="24"/>
-          <w:lang w:eastAsia="pt-BR"/>
-        </w:rPr>
-        <w:t>.</w:t>
+        <w:t>Orientador: Prof. Carlos Junior Uchôa Oliveira.</w:t>
       </w:r>
     </w:p>
     <w:p>
@@ -1486,7 +1404,7 @@
           <w:szCs w:val="24"/>
           <w:lang w:eastAsia="pt-BR"/>
         </w:rPr>
-        <w:t xml:space="preserve">. Como resultado, obteve-se uma solução funcional, que atende várias empresas com dados isolados, reduz o esforço manual na validação de identidade, concentra a atuação humana nos casos duvidosos e mantém o histórico das decisões tomadas. Conclui-se que a combinação entre a comparação facial automatizada e a revisão humana dirigida constitui uma abordagem viável para tornar o </w:t>
+        <w:t xml:space="preserve">. Como resultado, obteve-se uma solução funcional, que atende várias empresas com dados isolados, permite concentrar a análise humana nos casos duvidosos, o que tende a reduzir o esforço manual na validação de identidade, e mantém o histórico das decisões tomadas. Conclui-se que a combinação entre a comparação facial automatizada e a revisão humana dirigida constitui uma abordagem viável para tornar o </w:t>
       </w:r>
       <w:proofErr w:type="spellStart"/>
       <w:r>
@@ -1741,7 +1659,7 @@
             </w:rPr>
             <w:fldChar w:fldCharType="separate"/>
           </w:r>
-          <w:hyperlink w:anchor="_Toc241517982" w:history="1">
+          <w:hyperlink w:anchor="_Toc243329298" w:history="1">
             <w:r>
               <w:rPr>
                 <w:rStyle w:val="Hyperlink"/>
@@ -1792,7 +1710,7 @@
                 <w:noProof/>
                 <w:webHidden/>
               </w:rPr>
-              <w:instrText xml:space="preserve"> PAGEREF _Toc241517982 \h </w:instrText>
+              <w:instrText xml:space="preserve"> PAGEREF _Toc243329298 \h </w:instrText>
             </w:r>
             <w:r>
               <w:rPr>
@@ -1839,7 +1757,7 @@
               <w14:ligatures w14:val="standardContextual"/>
             </w:rPr>
           </w:pPr>
-          <w:hyperlink w:anchor="_Toc241517983" w:history="1">
+          <w:hyperlink w:anchor="_Toc243329299" w:history="1">
             <w:r>
               <w:rPr>
                 <w:rStyle w:val="Hyperlink"/>
@@ -1890,7 +1808,7 @@
                 <w:noProof/>
                 <w:webHidden/>
               </w:rPr>
-              <w:instrText xml:space="preserve"> PAGEREF _Toc241517983 \h </w:instrText>
+              <w:instrText xml:space="preserve"> PAGEREF _Toc243329299 \h </w:instrText>
             </w:r>
             <w:r>
               <w:rPr>
@@ -1910,7 +1828,7 @@
                 <w:noProof/>
                 <w:webHidden/>
               </w:rPr>
-              <w:t>6</w:t>
+              <w:t>7</w:t>
             </w:r>
             <w:r>
               <w:rPr>
@@ -1937,7 +1855,7 @@
               <w14:ligatures w14:val="standardContextual"/>
             </w:rPr>
           </w:pPr>
-          <w:hyperlink w:anchor="_Toc241517984" w:history="1">
+          <w:hyperlink w:anchor="_Toc243329300" w:history="1">
             <w:r>
               <w:rPr>
                 <w:rStyle w:val="Hyperlink"/>
@@ -1988,7 +1906,7 @@
                 <w:noProof/>
                 <w:webHidden/>
               </w:rPr>
-              <w:instrText xml:space="preserve"> PAGEREF _Toc241517984 \h </w:instrText>
+              <w:instrText xml:space="preserve"> PAGEREF _Toc243329300 \h </w:instrText>
             </w:r>
             <w:r>
               <w:rPr>
@@ -2035,7 +1953,7 @@
               <w14:ligatures w14:val="standardContextual"/>
             </w:rPr>
           </w:pPr>
-          <w:hyperlink w:anchor="_Toc241517985" w:history="1">
+          <w:hyperlink w:anchor="_Toc243329301" w:history="1">
             <w:r>
               <w:rPr>
                 <w:rStyle w:val="Hyperlink"/>
@@ -2086,7 +2004,7 @@
                 <w:noProof/>
                 <w:webHidden/>
               </w:rPr>
-              <w:instrText xml:space="preserve"> PAGEREF _Toc241517985 \h </w:instrText>
+              <w:instrText xml:space="preserve"> PAGEREF _Toc243329301 \h </w:instrText>
             </w:r>
             <w:r>
               <w:rPr>
@@ -2106,7 +2024,7 @@
                 <w:noProof/>
                 <w:webHidden/>
               </w:rPr>
-              <w:t>7</w:t>
+              <w:t>8</w:t>
             </w:r>
             <w:r>
               <w:rPr>
@@ -2133,7 +2051,7 @@
               <w14:ligatures w14:val="standardContextual"/>
             </w:rPr>
           </w:pPr>
-          <w:hyperlink w:anchor="_Toc241517986" w:history="1">
+          <w:hyperlink w:anchor="_Toc243329302" w:history="1">
             <w:r>
               <w:rPr>
                 <w:rStyle w:val="Hyperlink"/>
@@ -2182,7 +2100,7 @@
                 <w:noProof/>
                 <w:webHidden/>
               </w:rPr>
-              <w:instrText xml:space="preserve"> PAGEREF _Toc241517986 \h </w:instrText>
+              <w:instrText xml:space="preserve"> PAGEREF _Toc243329302 \h </w:instrText>
             </w:r>
             <w:r>
               <w:rPr>
@@ -2229,7 +2147,7 @@
               <w14:ligatures w14:val="standardContextual"/>
             </w:rPr>
           </w:pPr>
-          <w:hyperlink w:anchor="_Toc241517987" w:history="1">
+          <w:hyperlink w:anchor="_Toc243329303" w:history="1">
             <w:r>
               <w:rPr>
                 <w:rStyle w:val="Hyperlink"/>
@@ -2278,7 +2196,7 @@
                 <w:noProof/>
                 <w:webHidden/>
               </w:rPr>
-              <w:instrText xml:space="preserve"> PAGEREF _Toc241517987 \h </w:instrText>
+              <w:instrText xml:space="preserve"> PAGEREF _Toc243329303 \h </w:instrText>
             </w:r>
             <w:r>
               <w:rPr>
@@ -2298,7 +2216,7 @@
                 <w:noProof/>
                 <w:webHidden/>
               </w:rPr>
-              <w:t>9</w:t>
+              <w:t>10</w:t>
             </w:r>
             <w:r>
               <w:rPr>
@@ -2325,7 +2243,7 @@
               <w14:ligatures w14:val="standardContextual"/>
             </w:rPr>
           </w:pPr>
-          <w:hyperlink w:anchor="_Toc241517988" w:history="1">
+          <w:hyperlink w:anchor="_Toc243329304" w:history="1">
             <w:r>
               <w:rPr>
                 <w:rStyle w:val="Hyperlink"/>
@@ -2376,7 +2294,7 @@
                 <w:noProof/>
                 <w:webHidden/>
               </w:rPr>
-              <w:instrText xml:space="preserve"> PAGEREF _Toc241517988 \h </w:instrText>
+              <w:instrText xml:space="preserve"> PAGEREF _Toc243329304 \h </w:instrText>
             </w:r>
             <w:r>
               <w:rPr>
@@ -2396,7 +2314,7 @@
                 <w:noProof/>
                 <w:webHidden/>
               </w:rPr>
-              <w:t>9</w:t>
+              <w:t>11</w:t>
             </w:r>
             <w:r>
               <w:rPr>
@@ -2423,7 +2341,7 @@
               <w14:ligatures w14:val="standardContextual"/>
             </w:rPr>
           </w:pPr>
-          <w:hyperlink w:anchor="_Toc241517989" w:history="1">
+          <w:hyperlink w:anchor="_Toc243329305" w:history="1">
             <w:r>
               <w:rPr>
                 <w:rStyle w:val="Hyperlink"/>
@@ -2474,7 +2392,7 @@
                 <w:noProof/>
                 <w:webHidden/>
               </w:rPr>
-              <w:instrText xml:space="preserve"> PAGEREF _Toc241517989 \h </w:instrText>
+              <w:instrText xml:space="preserve"> PAGEREF _Toc243329305 \h </w:instrText>
             </w:r>
             <w:r>
               <w:rPr>
@@ -2494,7 +2412,7 @@
                 <w:noProof/>
                 <w:webHidden/>
               </w:rPr>
-              <w:t>10</w:t>
+              <w:t>11</w:t>
             </w:r>
             <w:r>
               <w:rPr>
@@ -2521,7 +2439,7 @@
               <w14:ligatures w14:val="standardContextual"/>
             </w:rPr>
           </w:pPr>
-          <w:hyperlink w:anchor="_Toc241517990" w:history="1">
+          <w:hyperlink w:anchor="_Toc243329306" w:history="1">
             <w:r>
               <w:rPr>
                 <w:rStyle w:val="Hyperlink"/>
@@ -2572,7 +2490,7 @@
                 <w:noProof/>
                 <w:webHidden/>
               </w:rPr>
-              <w:instrText xml:space="preserve"> PAGEREF _Toc241517990 \h </w:instrText>
+              <w:instrText xml:space="preserve"> PAGEREF _Toc243329306 \h </w:instrText>
             </w:r>
             <w:r>
               <w:rPr>
@@ -2592,7 +2510,7 @@
                 <w:noProof/>
                 <w:webHidden/>
               </w:rPr>
-              <w:t>11</w:t>
+              <w:t>12</w:t>
             </w:r>
             <w:r>
               <w:rPr>
@@ -2619,7 +2537,7 @@
               <w14:ligatures w14:val="standardContextual"/>
             </w:rPr>
           </w:pPr>
-          <w:hyperlink w:anchor="_Toc241517991" w:history="1">
+          <w:hyperlink w:anchor="_Toc243329307" w:history="1">
             <w:r>
               <w:rPr>
                 <w:rStyle w:val="Hyperlink"/>
@@ -2668,7 +2586,7 @@
                 <w:noProof/>
                 <w:webHidden/>
               </w:rPr>
-              <w:instrText xml:space="preserve"> PAGEREF _Toc241517991 \h </w:instrText>
+              <w:instrText xml:space="preserve"> PAGEREF _Toc243329307 \h </w:instrText>
             </w:r>
             <w:r>
               <w:rPr>
@@ -2688,7 +2606,7 @@
                 <w:noProof/>
                 <w:webHidden/>
               </w:rPr>
-              <w:t>12</w:t>
+              <w:t>13</w:t>
             </w:r>
             <w:r>
               <w:rPr>
@@ -2715,7 +2633,7 @@
               <w14:ligatures w14:val="standardContextual"/>
             </w:rPr>
           </w:pPr>
-          <w:hyperlink w:anchor="_Toc241517992" w:history="1">
+          <w:hyperlink w:anchor="_Toc243329308" w:history="1">
             <w:r>
               <w:rPr>
                 <w:rStyle w:val="Hyperlink"/>
@@ -2764,7 +2682,7 @@
                 <w:noProof/>
                 <w:webHidden/>
               </w:rPr>
-              <w:instrText xml:space="preserve"> PAGEREF _Toc241517992 \h </w:instrText>
+              <w:instrText xml:space="preserve"> PAGEREF _Toc243329308 \h </w:instrText>
             </w:r>
             <w:r>
               <w:rPr>
@@ -2784,7 +2702,7 @@
                 <w:noProof/>
                 <w:webHidden/>
               </w:rPr>
-              <w:t>13</w:t>
+              <w:t>15</w:t>
             </w:r>
             <w:r>
               <w:rPr>
@@ -2811,7 +2729,7 @@
               <w14:ligatures w14:val="standardContextual"/>
             </w:rPr>
           </w:pPr>
-          <w:hyperlink w:anchor="_Toc241517993" w:history="1">
+          <w:hyperlink w:anchor="_Toc243329309" w:history="1">
             <w:r>
               <w:rPr>
                 <w:rStyle w:val="Hyperlink"/>
@@ -2860,7 +2778,7 @@
                 <w:noProof/>
                 <w:webHidden/>
               </w:rPr>
-              <w:instrText xml:space="preserve"> PAGEREF _Toc241517993 \h </w:instrText>
+              <w:instrText xml:space="preserve"> PAGEREF _Toc243329309 \h </w:instrText>
             </w:r>
             <w:r>
               <w:rPr>
@@ -2880,7 +2798,7 @@
                 <w:noProof/>
                 <w:webHidden/>
               </w:rPr>
-              <w:t>15</w:t>
+              <w:t>17</w:t>
             </w:r>
             <w:r>
               <w:rPr>
@@ -2906,7 +2824,7 @@
               <w14:ligatures w14:val="standardContextual"/>
             </w:rPr>
           </w:pPr>
-          <w:hyperlink w:anchor="_Toc241517994" w:history="1">
+          <w:hyperlink w:anchor="_Toc243329310" w:history="1">
             <w:r>
               <w:rPr>
                 <w:rStyle w:val="Hyperlink"/>
@@ -2936,7 +2854,7 @@
                 <w:noProof/>
                 <w:webHidden/>
               </w:rPr>
-              <w:instrText xml:space="preserve"> PAGEREF _Toc241517994 \h </w:instrText>
+              <w:instrText xml:space="preserve"> PAGEREF _Toc243329310 \h </w:instrText>
             </w:r>
             <w:r>
               <w:rPr>
@@ -2956,7 +2874,7 @@
                 <w:noProof/>
                 <w:webHidden/>
               </w:rPr>
-              <w:t>19</w:t>
+              <w:t>21</w:t>
             </w:r>
             <w:r>
               <w:rPr>
@@ -2982,7 +2900,7 @@
               <w14:ligatures w14:val="standardContextual"/>
             </w:rPr>
           </w:pPr>
-          <w:hyperlink w:anchor="_Toc241517995" w:history="1">
+          <w:hyperlink w:anchor="_Toc243329311" w:history="1">
             <w:r>
               <w:rPr>
                 <w:rStyle w:val="Hyperlink"/>
@@ -3012,7 +2930,7 @@
                 <w:noProof/>
                 <w:webHidden/>
               </w:rPr>
-              <w:instrText xml:space="preserve"> PAGEREF _Toc241517995 \h </w:instrText>
+              <w:instrText xml:space="preserve"> PAGEREF _Toc243329311 \h </w:instrText>
             </w:r>
             <w:r>
               <w:rPr>
@@ -3032,7 +2950,7 @@
                 <w:noProof/>
                 <w:webHidden/>
               </w:rPr>
-              <w:t>20</w:t>
+              <w:t>23</w:t>
             </w:r>
             <w:r>
               <w:rPr>
@@ -3093,7 +3011,7 @@
           <w:lang w:eastAsia="pt-BR"/>
         </w:rPr>
       </w:pPr>
-      <w:bookmarkStart w:id="0" w:name="_Toc241517982"/>
+      <w:bookmarkStart w:id="0" w:name="_Toc243329298"/>
       <w:r>
         <w:rPr>
           <w:rFonts w:ascii="Times New Roman" w:eastAsia="Times New Roman" w:hAnsi="Times New Roman" w:cs="Times New Roman"/>
@@ -3215,7 +3133,7 @@
           <w:szCs w:val="24"/>
           <w:lang w:eastAsia="pt-BR"/>
         </w:rPr>
-        <w:t xml:space="preserve"> (KYC), ou “conheça seu cliente”, tornou-se etapa essencial do cadastro, pois consiste em identificar e qualificar o cliente antes de conceder acesso a produtos e serviços. No Brasil, a Circular nº 3.978/2020 do Banco Central exige que as instituições por ele autorizadas adotem procedimentos destinados a conhecer seus clientes, como parte da prevenção à lavagem de dinheiro (BANCO CENTRAL DO BRASIL, 2020). Ao mesmo tempo, a Lei Geral de Proteção de Dados Pessoais classifica o dado biométrico como dado pessoal sensível, o que exige cuidado redobrado em seu tratamento (BRASIL, 2018).</w:t>
+        <w:t xml:space="preserve"> (KYC), ou “conheça seu cliente”, tornou-se etapa essencial do cadastro, pois consiste em identificar e qualificar o cliente antes de conceder acesso a produtos e serviços. No Brasil, a Circular nº 3.978/2020 do Banco Central exige que as instituições por ele autorizadas adotem procedimentos destinados a conhecer seus clientes, como parte da prevenção à lavagem de dinheiro (BANCO CENTRAL DO BRASIL, 2020). Ao mesmo tempo, a Lei Geral de Proteção de Dados Pessoais (LGPD) classifica o dado biométrico como dado pessoal sensível, cujo tratamento só é permitido nas hipóteses previstas em seu art. 11. Neste trabalho, adota-se como base legal a garantia da prevenção à fraude e da segurança do titular nos processos de identificação e autenticação de cadastro em sistemas eletrônicos (art. 11, II, “g”), à qual se soma, no caso das instituições autorizadas pelo Banco Central, o cumprimento de obrigação legal ou regulatória (art. 11, II, “a”). Essas hipóteses dispensam o consentimento do titular, mas não afastam seus direitos nem o cuidado redobrado que o tratamento desses dados exige (BRASIL, 2018).</w:t>
       </w:r>
     </w:p>
     <w:p>
@@ -3327,17 +3245,18 @@
           <w:szCs w:val="24"/>
           <w:lang w:eastAsia="pt-BR"/>
         </w:rPr>
-        <w:t xml:space="preserve"> de terceiros podem passar despercebidos; e, como as decisões ficam dispersas em planilhas e conversas, torna-se difícil comprovar posteriormente quem aprovou determinado cliente, quando e com base em quais evidências. Além disso, o compartilhamento informal de imagens de documentos e de rostos expõe dados pessoais sensíveis a riscos de vazamento, em desacordo com os cuidados exigidos pela legislação.</w:t>
-      </w:r>
-      <w:r>
-        <w:rPr>
-          <w:rFonts w:ascii="Times New Roman" w:eastAsia="Times New Roman" w:hAnsi="Times New Roman" w:cs="Times New Roman"/>
-          <w:color w:val="000000"/>
-          <w:sz w:val="24"/>
-          <w:szCs w:val="24"/>
-          <w:lang w:eastAsia="pt-BR"/>
-        </w:rPr>
-        <w:t xml:space="preserve"> Cabe destacar, porém, que parte dessas fraudes não pode ser identificada apenas pela comparação entre rostos: detectar um documento adulterado exige verificar a autenticidade do próprio documento, e detectar que a </w:t>
+        <w:t xml:space="preserve"> de terceiros podem passar despercebidos; e, como as decisões ficam dispersas em planilhas e conversas, torna-se difícil comprovar posteriormente quem aprovou determinado cliente, quando e com base em quais evidências. A literatura mostra que a comparação visual de rostos é sujeita a erro mesmo quando feita por profissionais: em um estudo com funcionários do escritório de emissão de passaportes de Sydney, na Austrália, White et al. (2014) </w:t>
+      </w:r>
+      <w:r>
+        <w:rPr>
+          <w:rFonts w:ascii="Times New Roman" w:eastAsia="Times New Roman" w:hAnsi="Times New Roman" w:cs="Times New Roman"/>
+          <w:color w:val="000000"/>
+          <w:sz w:val="24"/>
+          <w:szCs w:val="24"/>
+          <w:lang w:eastAsia="pt-BR"/>
+        </w:rPr>
+        <w:lastRenderedPageBreak/>
+        <w:t xml:space="preserve">observaram, em média, 10% de erros na comparação entre a foto de um documento de identificação e a pessoa que o apresentava, incluindo a aceitação de 14% das fotos fraudulentas, e constataram que o desempenho dos funcionários não estava relacionado ao tempo de experiência nem ao treinamento recebido. Além disso, o compartilhamento informal de imagens de documentos e de rostos expõe dados pessoais sensíveis a riscos de vazamento, em desacordo com os cuidados exigidos pela legislação. Cabe destacar, porém, que parte dessas fraudes não pode ser identificada apenas pela comparação entre rostos: detectar um documento adulterado exige verificar a autenticidade do próprio documento, e detectar que a </w:t>
       </w:r>
       <w:r>
         <w:rPr>
@@ -3361,6 +3280,7 @@
         </w:rPr>
         <w:t xml:space="preserve"> é, na verdade, uma foto do titular impressa ou exibida em uma tela exige prova de vida (</w:t>
       </w:r>
+      <w:proofErr w:type="spellStart"/>
       <w:r>
         <w:rPr>
           <w:rFonts w:ascii="Times New Roman" w:eastAsia="Times New Roman" w:hAnsi="Times New Roman" w:cs="Times New Roman"/>
@@ -3373,6 +3293,7 @@
         </w:rPr>
         <w:t>liveness</w:t>
       </w:r>
+      <w:proofErr w:type="spellEnd"/>
       <w:r>
         <w:rPr>
           <w:rFonts w:ascii="Times New Roman" w:eastAsia="Times New Roman" w:hAnsi="Times New Roman" w:cs="Times New Roman"/>
@@ -3472,18 +3393,7 @@
           <w:szCs w:val="24"/>
           <w:lang w:eastAsia="pt-BR"/>
         </w:rPr>
-        <w:t xml:space="preserve">. A comparação entre os rostos é executada automaticamente, em </w:t>
-      </w:r>
-      <w:r>
-        <w:rPr>
-          <w:rFonts w:ascii="Times New Roman" w:eastAsia="Times New Roman" w:hAnsi="Times New Roman" w:cs="Times New Roman"/>
-          <w:color w:val="000000"/>
-          <w:sz w:val="24"/>
-          <w:szCs w:val="24"/>
-          <w:lang w:eastAsia="pt-BR"/>
-        </w:rPr>
-        <w:lastRenderedPageBreak/>
-        <w:t xml:space="preserve">segundo plano, pelo serviço </w:t>
+        <w:t xml:space="preserve">. A comparação entre os rostos é executada automaticamente, em segundo plano, pelo serviço </w:t>
       </w:r>
       <w:proofErr w:type="spellStart"/>
       <w:r>
@@ -3527,18 +3437,9 @@
           <w:szCs w:val="24"/>
           <w:lang w:eastAsia="pt-BR"/>
         </w:rPr>
-        <w:t xml:space="preserve"> (AMAZON WEB SERVICES, 2026): quando a similaridade é alta, o cadastro é aprovado; quando é muito baixa, é reprovado; e, nos casos intermediários ou inconclusivos, o registro é encaminhado a uma fila de análise manual, na qual um analista examina as imagens e registra uma observação que justifica sua decisão. Cada decisão fica registrada com data, similaridade observada e mensagem descritiva e, nas decisões manuais, também com a observação e o usuário responsável, formando um histórico auditável.</w:t>
-      </w:r>
-      <w:r>
-        <w:rPr>
-          <w:rFonts w:ascii="Times New Roman" w:eastAsia="Times New Roman" w:hAnsi="Times New Roman" w:cs="Times New Roman"/>
-          <w:color w:val="000000"/>
-          <w:sz w:val="24"/>
-          <w:szCs w:val="24"/>
-          <w:lang w:eastAsia="pt-BR"/>
-        </w:rPr>
-        <w:t xml:space="preserve"> Ressalta-se que a versão atual não realiza verificação de autenticidade do documento nem prova de vida, recursos indicados como evolução futura. Também é indicada como trabalho futuro a integração direta com os sistemas das empresas parceiras, para que os </w:t>
-      </w:r>
+        <w:t xml:space="preserve"> (AMAZON WEB SERVICES, 2026b): quando a similaridade é alta, o cadastro é aprovado; quando é muito baixa, é reprovado; e, nos casos intermediários ou inconclusivos, o registro é encaminhado a uma fila de análise manual, na qual um analista examina as imagens e registra uma observação que justifica sua decisão. Essa combinação entre algoritmo e revisão humana encontra respaldo na literatura. Phillips et al. (2018) verificaram que algoritmos de reconhecimento facial baseados em redes neurais profundas já alcançam precisão comparável à de examinadores forenses de faces e que a colaboração entre pessoas e algoritmos aumenta a precisão da identificação: o julgamento de um examinador combinado ao do melhor algoritmo foi mais preciso do que a combinação dos julgamentos de dois examinadores. Cada decisão fica registrada com data, similaridade observada e mensagem descritiva e, nas decisões manuais, também com a observação e o usuário responsável, formando um histórico auditável. Ressalta-se que a versão atual não realiza verificação de autenticidade do documento nem prova de vida, recursos indicados como evolução futura. Também é indicada como trabalho futuro a integração direta com os sistemas das empresas parceiras, para que os </w:t>
+      </w:r>
+      <w:proofErr w:type="spellStart"/>
       <w:r>
         <w:rPr>
           <w:rFonts w:ascii="Times New Roman" w:eastAsia="Times New Roman" w:hAnsi="Times New Roman" w:cs="Times New Roman"/>
@@ -3551,6 +3452,7 @@
         </w:rPr>
         <w:t>onboardings</w:t>
       </w:r>
+      <w:proofErr w:type="spellEnd"/>
       <w:r>
         <w:rPr>
           <w:rFonts w:ascii="Times New Roman" w:eastAsia="Times New Roman" w:hAnsi="Times New Roman" w:cs="Times New Roman"/>
@@ -3606,7 +3508,18 @@
           <w:szCs w:val="24"/>
           <w:lang w:eastAsia="pt-BR"/>
         </w:rPr>
-        <w:t xml:space="preserve">. O perfil Administrador, além das consultas, cadastra e edita usuários, envia novos </w:t>
+        <w:t xml:space="preserve">. O perfil Administrador, além das consultas, cadastra e </w:t>
+      </w:r>
+      <w:r>
+        <w:rPr>
+          <w:rFonts w:ascii="Times New Roman" w:eastAsia="Times New Roman" w:hAnsi="Times New Roman" w:cs="Times New Roman"/>
+          <w:color w:val="000000"/>
+          <w:sz w:val="24"/>
+          <w:szCs w:val="24"/>
+          <w:lang w:eastAsia="pt-BR"/>
+        </w:rPr>
+        <w:lastRenderedPageBreak/>
+        <w:t xml:space="preserve">edita usuários, envia novos </w:t>
       </w:r>
       <w:proofErr w:type="spellStart"/>
       <w:r>
@@ -3708,7 +3621,7 @@
           <w:lang w:eastAsia="pt-BR"/>
         </w:rPr>
       </w:pPr>
-      <w:bookmarkStart w:id="1" w:name="_Toc241517983"/>
+      <w:bookmarkStart w:id="1" w:name="_Toc243329299"/>
       <w:r>
         <w:rPr>
           <w:rFonts w:ascii="Times New Roman" w:eastAsia="Times New Roman" w:hAnsi="Times New Roman" w:cs="Times New Roman"/>
@@ -3753,18 +3666,7 @@
           <w:szCs w:val="24"/>
           <w:lang w:eastAsia="pt-BR"/>
         </w:rPr>
-        <w:t xml:space="preserve">Desenvolver uma plataforma web de verificação de identidade por biometria facial para empresas que realizam cadastros de clientes à distância, com o intuito de tornar a validação de </w:t>
-      </w:r>
-      <w:r>
-        <w:rPr>
-          <w:rFonts w:ascii="Times New Roman" w:eastAsia="Times New Roman" w:hAnsi="Times New Roman" w:cs="Times New Roman"/>
-          <w:color w:val="000000"/>
-          <w:sz w:val="24"/>
-          <w:szCs w:val="24"/>
-          <w:lang w:eastAsia="pt-BR"/>
-        </w:rPr>
-        <w:lastRenderedPageBreak/>
-        <w:t xml:space="preserve">identidade mais ágil, padronizada e auditável, combinando a comparação automática entre documento e </w:t>
+        <w:t xml:space="preserve">Desenvolver uma plataforma web de verificação de identidade por biometria facial para empresas que realizam cadastros de clientes à distância, com o intuito de tornar a validação de identidade mais ágil, padronizada e auditável, combinando a comparação automática entre documento e </w:t>
       </w:r>
       <w:r>
         <w:rPr>
@@ -3818,7 +3720,7 @@
           <w:lang w:eastAsia="pt-BR"/>
         </w:rPr>
       </w:pPr>
-      <w:bookmarkStart w:id="2" w:name="_Toc241517984"/>
+      <w:bookmarkStart w:id="2" w:name="_Toc243329300"/>
       <w:r>
         <w:rPr>
           <w:rFonts w:ascii="Times New Roman" w:eastAsia="Times New Roman" w:hAnsi="Times New Roman" w:cs="Times New Roman"/>
@@ -3945,6 +3847,7 @@
           <w:szCs w:val="24"/>
           <w:lang w:eastAsia="pt-BR"/>
         </w:rPr>
+        <w:lastRenderedPageBreak/>
         <w:t>Implementar a autenticação de usuários com controle de acesso por perfis, bloqueio temporário por tentativas inválidas e recuperação de senha por e-mail;</w:t>
       </w:r>
     </w:p>
@@ -4175,7 +4078,7 @@
           <w:lang w:eastAsia="pt-BR"/>
         </w:rPr>
       </w:pPr>
-      <w:bookmarkStart w:id="3" w:name="_Toc241517985"/>
+      <w:bookmarkStart w:id="3" w:name="_Toc243329301"/>
       <w:r>
         <w:rPr>
           <w:rFonts w:ascii="Times New Roman" w:eastAsia="Times New Roman" w:hAnsi="Times New Roman" w:cs="Times New Roman"/>
@@ -4283,7 +4186,7 @@
           <w:lang w:eastAsia="pt-BR"/>
         </w:rPr>
       </w:pPr>
-      <w:bookmarkStart w:id="4" w:name="_Toc241517986"/>
+      <w:bookmarkStart w:id="4" w:name="_Toc243329302"/>
       <w:r>
         <w:rPr>
           <w:rFonts w:ascii="Times New Roman" w:eastAsia="Times New Roman" w:hAnsi="Times New Roman" w:cs="Times New Roman"/>
@@ -4292,7 +4195,6 @@
           <w:szCs w:val="24"/>
           <w:lang w:eastAsia="pt-BR"/>
         </w:rPr>
-        <w:lastRenderedPageBreak/>
         <w:t>REGRAS DE NEGÓCIO</w:t>
       </w:r>
       <w:bookmarkEnd w:id="4"/>
@@ -4341,7 +4243,7 @@
           <w:szCs w:val="24"/>
           <w:lang w:eastAsia="pt-BR"/>
         </w:rPr>
-        <w:t xml:space="preserve">, relatórios e cadastro de empresas parceiras.</w:t>
+        <w:t>, relatórios e cadastro de empresas parceiras.</w:t>
       </w:r>
     </w:p>
     <w:p>
@@ -4460,6 +4362,7 @@
           <w:szCs w:val="24"/>
           <w:lang w:eastAsia="pt-BR"/>
         </w:rPr>
+        <w:lastRenderedPageBreak/>
         <w:t>RN3:</w:t>
       </w:r>
       <w:r>
@@ -5036,7 +4939,6 @@
           <w:szCs w:val="24"/>
           <w:lang w:eastAsia="pt-BR"/>
         </w:rPr>
-        <w:lastRenderedPageBreak/>
         <w:t>RN15:</w:t>
       </w:r>
       <w:r>
@@ -5187,7 +5089,62 @@
           <w:szCs w:val="24"/>
           <w:lang w:eastAsia="pt-BR"/>
         </w:rPr>
-        <w:t xml:space="preserve"> é aprovado automaticamente; se for inferior a 30%, é reprovado automaticamente; entre esses limites, é encaminhado para análise manual.</w:t>
+        <w:t xml:space="preserve"> é aprovado automaticamente; se for inferior a 30%, é reprovado automaticamente; entre esses limites, é encaminhado para análise manual. Adotou-se 90%, acima do limite padrão de 80% usado pelo </w:t>
+      </w:r>
+      <w:proofErr w:type="spellStart"/>
+      <w:r>
+        <w:rPr>
+          <w:rFonts w:ascii="Times New Roman" w:eastAsia="Times New Roman" w:hAnsi="Times New Roman" w:cs="Times New Roman"/>
+          <w:color w:val="000000"/>
+          <w:sz w:val="24"/>
+          <w:szCs w:val="24"/>
+          <w:lang w:eastAsia="pt-BR"/>
+        </w:rPr>
+        <w:t>Amazon</w:t>
+      </w:r>
+      <w:proofErr w:type="spellEnd"/>
+      <w:r>
+        <w:rPr>
+          <w:rFonts w:ascii="Times New Roman" w:eastAsia="Times New Roman" w:hAnsi="Times New Roman" w:cs="Times New Roman"/>
+          <w:color w:val="000000"/>
+          <w:sz w:val="24"/>
+          <w:szCs w:val="24"/>
+          <w:lang w:eastAsia="pt-BR"/>
+        </w:rPr>
+        <w:t xml:space="preserve"> </w:t>
+      </w:r>
+      <w:proofErr w:type="spellStart"/>
+      <w:r>
+        <w:rPr>
+          <w:rFonts w:ascii="Times New Roman" w:eastAsia="Times New Roman" w:hAnsi="Times New Roman" w:cs="Times New Roman"/>
+          <w:color w:val="000000"/>
+          <w:sz w:val="24"/>
+          <w:szCs w:val="24"/>
+          <w:lang w:eastAsia="pt-BR"/>
+        </w:rPr>
+        <w:t>Rekognition</w:t>
+      </w:r>
+      <w:proofErr w:type="spellEnd"/>
+      <w:r>
+        <w:rPr>
+          <w:rFonts w:ascii="Times New Roman" w:eastAsia="Times New Roman" w:hAnsi="Times New Roman" w:cs="Times New Roman"/>
+          <w:color w:val="000000"/>
+          <w:sz w:val="24"/>
+          <w:szCs w:val="24"/>
+          <w:lang w:eastAsia="pt-BR"/>
+        </w:rPr>
+        <w:t xml:space="preserve"> para considerar dois rostos correspondentes (AMAZON WEB SERVICES, 2026b), para reduzir aprovações indevidas, que abririam espaço para fraudes; abaixo de 30%, a divergência entre os rostos é considerada evidente. Nos casos intermediários, </w:t>
+      </w:r>
+      <w:r>
+        <w:rPr>
+          <w:rFonts w:ascii="Times New Roman" w:eastAsia="Times New Roman" w:hAnsi="Times New Roman" w:cs="Times New Roman"/>
+          <w:color w:val="000000"/>
+          <w:sz w:val="24"/>
+          <w:szCs w:val="24"/>
+          <w:lang w:eastAsia="pt-BR"/>
+        </w:rPr>
+        <w:lastRenderedPageBreak/>
+        <w:t>em que o resultado é incerto, a decisão cabe a um analista, em linha com a recomendação da própria AWS de submeter à revisão humana os resultados que afetem o acesso de uma pessoa a serviços. Os limites foram definidos por esse critério, e não a partir de testes, e são parâmetros de configuração, que podem ser recalibrados com dados reais de uso sem alteração de código.</w:t>
       </w:r>
     </w:p>
     <w:p>
@@ -5397,7 +5354,7 @@
           <w:szCs w:val="24"/>
           <w:lang w:eastAsia="pt-BR"/>
         </w:rPr>
-        <w:t xml:space="preserve"> As imagens enviadas são mantidas no servidor para fins de auditoria, e o documento em PDF é armazenado exatamente como foi recebido.</w:t>
+        <w:t xml:space="preserve"> As imagens enviadas são mantidas no servidor para fins de auditoria, e o documento em PDF é armazenado exatamente como foi recebido. O prazo de retenção é definido por cada empresa parceira, que atua como controladora dos dados de seus clientes, observados os prazos mínimos legais ou regulatórios a que esteja sujeita, como o de dez anos, contados a partir do primeiro dia do ano seguinte ao término do relacionamento com o cliente, exigido das instituições autorizadas pelo Banco Central (BANCO CENTRAL DO BRASIL, 2020). Encerrado esse prazo, as imagens devem ser eliminadas, conforme a LGPD (BRASIL, 2018); na versão atual, essa eliminação ainda não é automatizada e é indicada como evolução futura.</w:t>
       </w:r>
     </w:p>
     <w:p>
@@ -5565,7 +5522,7 @@
           <w:lang w:eastAsia="pt-BR"/>
         </w:rPr>
       </w:pPr>
-      <w:bookmarkStart w:id="5" w:name="_Toc241517987"/>
+      <w:bookmarkStart w:id="5" w:name="_Toc243329303"/>
       <w:r>
         <w:rPr>
           <w:rFonts w:ascii="Times New Roman" w:eastAsia="Times New Roman" w:hAnsi="Times New Roman" w:cs="Times New Roman"/>
@@ -5598,7 +5555,18 @@
           <w:szCs w:val="24"/>
           <w:lang w:eastAsia="pt-BR"/>
         </w:rPr>
-        <w:t>Os requisitos funcionais descrevem as funções que o sistema deve oferecer. Seguindo o padrão adotado, cada requisito apresenta seu nome, a descrição de sua finalidade, os dados necessários e os usuários que têm acesso a ele, e os requisitos estão organizados em entradas, processos e saídas.</w:t>
+        <w:t xml:space="preserve">Os requisitos funcionais descrevem as funções que o sistema deve oferecer. Seguindo o padrão adotado, cada requisito apresenta seu nome, a descrição de sua finalidade, os dados </w:t>
+      </w:r>
+      <w:r>
+        <w:rPr>
+          <w:rFonts w:ascii="Times New Roman" w:eastAsia="Times New Roman" w:hAnsi="Times New Roman" w:cs="Times New Roman"/>
+          <w:color w:val="000000"/>
+          <w:sz w:val="24"/>
+          <w:szCs w:val="24"/>
+          <w:lang w:eastAsia="pt-BR"/>
+        </w:rPr>
+        <w:lastRenderedPageBreak/>
+        <w:t>necessários e os usuários que têm acesso a ele, e os requisitos estão organizados em entradas, processos e saídas.</w:t>
       </w:r>
     </w:p>
     <w:p>
@@ -5616,7 +5584,7 @@
           <w:lang w:eastAsia="pt-BR"/>
         </w:rPr>
       </w:pPr>
-      <w:bookmarkStart w:id="6" w:name="_Toc241517988"/>
+      <w:bookmarkStart w:id="6" w:name="_Toc243329304"/>
       <w:r>
         <w:rPr>
           <w:rFonts w:ascii="Times New Roman" w:eastAsia="Times New Roman" w:hAnsi="Times New Roman" w:cs="Times New Roman"/>
@@ -5704,18 +5672,7 @@
           <w:szCs w:val="24"/>
           <w:lang w:eastAsia="pt-BR"/>
         </w:rPr>
-        <w:t xml:space="preserve"> CPF, </w:t>
-      </w:r>
-      <w:r>
-        <w:rPr>
-          <w:rFonts w:ascii="Times New Roman" w:eastAsia="Times New Roman" w:hAnsi="Times New Roman" w:cs="Times New Roman"/>
-          <w:color w:val="000000"/>
-          <w:sz w:val="24"/>
-          <w:szCs w:val="24"/>
-          <w:lang w:eastAsia="pt-BR"/>
-        </w:rPr>
-        <w:lastRenderedPageBreak/>
-        <w:t xml:space="preserve">nome, e-mail, data de nascimento, nome da mãe (opcional), permissão, data de inclusão. </w:t>
+        <w:t xml:space="preserve"> CPF, nome, e-mail, data de nascimento, nome da mãe (opcional), permissão, data de inclusão. </w:t>
       </w:r>
       <w:r>
         <w:rPr>
@@ -5963,7 +5920,7 @@
           <w:lang w:eastAsia="pt-BR"/>
         </w:rPr>
       </w:pPr>
-      <w:bookmarkStart w:id="7" w:name="_Toc241517989"/>
+      <w:bookmarkStart w:id="7" w:name="_Toc243329305"/>
       <w:r>
         <w:rPr>
           <w:rFonts w:ascii="Times New Roman" w:eastAsia="Times New Roman" w:hAnsi="Times New Roman" w:cs="Times New Roman"/>
@@ -6130,7 +6087,18 @@
           <w:szCs w:val="24"/>
           <w:lang w:eastAsia="pt-BR"/>
         </w:rPr>
-        <w:t xml:space="preserve"> de redefinição válido por uma hora. Existe para que o usuário recupere o acesso sem depender de um administrador. </w:t>
+        <w:t xml:space="preserve"> de redefinição válido por uma hora. Existe para que </w:t>
+      </w:r>
+      <w:r>
+        <w:rPr>
+          <w:rFonts w:ascii="Times New Roman" w:eastAsia="Times New Roman" w:hAnsi="Times New Roman" w:cs="Times New Roman"/>
+          <w:color w:val="000000"/>
+          <w:sz w:val="24"/>
+          <w:szCs w:val="24"/>
+          <w:lang w:eastAsia="pt-BR"/>
+        </w:rPr>
+        <w:lastRenderedPageBreak/>
+        <w:t xml:space="preserve">o usuário recupere o acesso sem depender de um administrador. </w:t>
       </w:r>
       <w:r>
         <w:rPr>
@@ -6354,7 +6322,7 @@
           <w:szCs w:val="24"/>
           <w:lang w:eastAsia="pt-BR"/>
         </w:rPr>
-        <w:t xml:space="preserve"> processo executado em segundo plano, sem intervenção do usuário, que a cada poucos segundos seleciona os </w:t>
+        <w:t xml:space="preserve"> processo executado em segundo plano, sem intervenção do usuário, que a cada 5 segundos seleciona até 10 </w:t>
       </w:r>
       <w:proofErr w:type="spellStart"/>
       <w:r>
@@ -6378,7 +6346,7 @@
           <w:szCs w:val="24"/>
           <w:lang w:eastAsia="pt-BR"/>
         </w:rPr>
-        <w:t xml:space="preserve"> pendentes, envia o documento e a </w:t>
+        <w:t xml:space="preserve"> pendentes, por ordem de chegada, envia o documento e a </w:t>
       </w:r>
       <w:r>
         <w:rPr>
@@ -6444,18 +6412,7 @@
           <w:szCs w:val="24"/>
           <w:lang w:eastAsia="pt-BR"/>
         </w:rPr>
-        <w:t xml:space="preserve"> e, conforme a similaridade obtida, aprova, reprova ou encaminha o registro para análise manual. Quando o documento é um PDF, sua </w:t>
-      </w:r>
-      <w:r>
-        <w:rPr>
-          <w:rFonts w:ascii="Times New Roman" w:eastAsia="Times New Roman" w:hAnsi="Times New Roman" w:cs="Times New Roman"/>
-          <w:color w:val="000000"/>
-          <w:sz w:val="24"/>
-          <w:szCs w:val="24"/>
-          <w:lang w:eastAsia="pt-BR"/>
-        </w:rPr>
-        <w:lastRenderedPageBreak/>
-        <w:t xml:space="preserve">primeira página é convertida em imagem antes da comparação. É o núcleo do sistema, responsável por dispensar a conferência visual na maioria dos casos. </w:t>
+        <w:t xml:space="preserve"> e, conforme a similaridade obtida e os limites da RN17, aprova, reprova ou encaminha o registro para análise manual. Quando o documento é um PDF, sua primeira página é convertida em imagem antes da comparação. É o núcleo do sistema, responsável por dispensar a conferência visual na maioria dos casos. </w:t>
       </w:r>
       <w:r>
         <w:rPr>
@@ -6771,7 +6728,7 @@
           <w:lang w:eastAsia="pt-BR"/>
         </w:rPr>
       </w:pPr>
-      <w:bookmarkStart w:id="8" w:name="_Toc241517990"/>
+      <w:bookmarkStart w:id="8" w:name="_Toc243329306"/>
       <w:r>
         <w:rPr>
           <w:rFonts w:ascii="Times New Roman" w:eastAsia="Times New Roman" w:hAnsi="Times New Roman" w:cs="Times New Roman"/>
@@ -6885,7 +6842,18 @@
           <w:szCs w:val="24"/>
           <w:lang w:eastAsia="pt-BR"/>
         </w:rPr>
-        <w:t xml:space="preserve"> recebidos, aprovados e reprovados nos últimos 7 dias, quantidade pendente de análise manual, quantidade aprovada e reprovada manualmente nos últimos 30 dias, nome do usuário autenticado. </w:t>
+        <w:t xml:space="preserve"> recebidos, aprovados e reprovados nos últimos </w:t>
+      </w:r>
+      <w:r>
+        <w:rPr>
+          <w:rFonts w:ascii="Times New Roman" w:eastAsia="Times New Roman" w:hAnsi="Times New Roman" w:cs="Times New Roman"/>
+          <w:color w:val="000000"/>
+          <w:sz w:val="24"/>
+          <w:szCs w:val="24"/>
+          <w:lang w:eastAsia="pt-BR"/>
+        </w:rPr>
+        <w:lastRenderedPageBreak/>
+        <w:t xml:space="preserve">7 dias, quantidade pendente de análise manual, quantidade aprovada e reprovada manualmente nos últimos 30 dias, nome do usuário autenticado. </w:t>
       </w:r>
       <w:r>
         <w:rPr>
@@ -7188,7 +7156,6 @@
           <w:szCs w:val="24"/>
           <w:lang w:eastAsia="pt-BR"/>
         </w:rPr>
-        <w:lastRenderedPageBreak/>
         <w:t>Dados necessários:</w:t>
       </w:r>
       <w:r>
@@ -7494,7 +7461,7 @@
           <w:lang w:eastAsia="pt-BR"/>
         </w:rPr>
       </w:pPr>
-      <w:bookmarkStart w:id="9" w:name="_Toc241517991"/>
+      <w:bookmarkStart w:id="9" w:name="_Toc243329307"/>
       <w:r>
         <w:rPr>
           <w:rFonts w:ascii="Times New Roman" w:eastAsia="Times New Roman" w:hAnsi="Times New Roman" w:cs="Times New Roman"/>
@@ -7657,6 +7624,7 @@
           <w:szCs w:val="24"/>
           <w:lang w:eastAsia="pt-BR"/>
         </w:rPr>
+        <w:lastRenderedPageBreak/>
         <w:t>R.N.F. 04 - Tema claro e escuro:</w:t>
       </w:r>
       <w:r>
@@ -7880,7 +7848,6 @@
           <w:szCs w:val="24"/>
           <w:lang w:eastAsia="pt-BR"/>
         </w:rPr>
-        <w:lastRenderedPageBreak/>
         <w:t>R.N.F. 07 - Proteção contra força bruta:</w:t>
       </w:r>
       <w:r>
@@ -8007,7 +7974,143 @@
           <w:szCs w:val="24"/>
           <w:lang w:eastAsia="pt-BR"/>
         </w:rPr>
-        <w:t xml:space="preserve"> deverão ser armazenadas fora de pastas públicas e acessadas apenas por usuários autenticados da mesma empresa, e o banco de dados não deverá ser exposto à internet, em conformidade com a LGPD (BRASIL, 2018).</w:t>
+        <w:t xml:space="preserve"> deverão ser armazenadas fora de pastas públicas e acessadas apenas por usuários autenticados da mesma empresa, e o banco de dados não deverá ser exposto à internet, em conformidade com a LGPD (BRASIL, 2018). Para a comparação facial, o documento e a </w:t>
+      </w:r>
+      <w:r>
+        <w:rPr>
+          <w:rFonts w:ascii="Times New Roman" w:eastAsia="Times New Roman" w:hAnsi="Times New Roman" w:cs="Times New Roman"/>
+          <w:i/>
+          <w:iCs/>
+          <w:color w:val="000000"/>
+          <w:sz w:val="24"/>
+          <w:szCs w:val="24"/>
+          <w:lang w:eastAsia="pt-BR"/>
+        </w:rPr>
+        <w:t>selfie</w:t>
+      </w:r>
+      <w:r>
+        <w:rPr>
+          <w:rFonts w:ascii="Times New Roman" w:eastAsia="Times New Roman" w:hAnsi="Times New Roman" w:cs="Times New Roman"/>
+          <w:color w:val="000000"/>
+          <w:sz w:val="24"/>
+          <w:szCs w:val="24"/>
+          <w:lang w:eastAsia="pt-BR"/>
+        </w:rPr>
+        <w:t xml:space="preserve"> são enviados por conexão criptografada (HTTPS) ao </w:t>
+      </w:r>
+      <w:proofErr w:type="spellStart"/>
+      <w:r>
+        <w:rPr>
+          <w:rFonts w:ascii="Times New Roman" w:eastAsia="Times New Roman" w:hAnsi="Times New Roman" w:cs="Times New Roman"/>
+          <w:color w:val="000000"/>
+          <w:sz w:val="24"/>
+          <w:szCs w:val="24"/>
+          <w:lang w:eastAsia="pt-BR"/>
+        </w:rPr>
+        <w:t>Amazon</w:t>
+      </w:r>
+      <w:proofErr w:type="spellEnd"/>
+      <w:r>
+        <w:rPr>
+          <w:rFonts w:ascii="Times New Roman" w:eastAsia="Times New Roman" w:hAnsi="Times New Roman" w:cs="Times New Roman"/>
+          <w:color w:val="000000"/>
+          <w:sz w:val="24"/>
+          <w:szCs w:val="24"/>
+          <w:lang w:eastAsia="pt-BR"/>
+        </w:rPr>
+        <w:t xml:space="preserve"> </w:t>
+      </w:r>
+      <w:proofErr w:type="spellStart"/>
+      <w:r>
+        <w:rPr>
+          <w:rFonts w:ascii="Times New Roman" w:eastAsia="Times New Roman" w:hAnsi="Times New Roman" w:cs="Times New Roman"/>
+          <w:color w:val="000000"/>
+          <w:sz w:val="24"/>
+          <w:szCs w:val="24"/>
+          <w:lang w:eastAsia="pt-BR"/>
+        </w:rPr>
+        <w:t>Rekognition</w:t>
+      </w:r>
+      <w:proofErr w:type="spellEnd"/>
+      <w:r>
+        <w:rPr>
+          <w:rFonts w:ascii="Times New Roman" w:eastAsia="Times New Roman" w:hAnsi="Times New Roman" w:cs="Times New Roman"/>
+          <w:color w:val="000000"/>
+          <w:sz w:val="24"/>
+          <w:szCs w:val="24"/>
+          <w:lang w:eastAsia="pt-BR"/>
+        </w:rPr>
+        <w:t xml:space="preserve">, na região us-east-1 (Norte da Virgínia, Estados Unidos) da AWS, que realiza esse tratamento em nome da plataforma; por ocorrer fora do Brasil, esse envio caracteriza transferência internacional de dados pessoais e deverá se enquadrar em uma das hipóteses do art. 33 da LGPD. A operação </w:t>
+      </w:r>
+      <w:proofErr w:type="spellStart"/>
+      <w:r>
+        <w:rPr>
+          <w:rFonts w:ascii="Times New Roman" w:eastAsia="Times New Roman" w:hAnsi="Times New Roman" w:cs="Times New Roman"/>
+          <w:color w:val="000000"/>
+          <w:sz w:val="24"/>
+          <w:szCs w:val="24"/>
+          <w:lang w:eastAsia="pt-BR"/>
+        </w:rPr>
+        <w:t>CompareFaces</w:t>
+      </w:r>
+      <w:proofErr w:type="spellEnd"/>
+      <w:r>
+        <w:rPr>
+          <w:rFonts w:ascii="Times New Roman" w:eastAsia="Times New Roman" w:hAnsi="Times New Roman" w:cs="Times New Roman"/>
+          <w:color w:val="000000"/>
+          <w:sz w:val="24"/>
+          <w:szCs w:val="24"/>
+          <w:lang w:eastAsia="pt-BR"/>
+        </w:rPr>
+        <w:t xml:space="preserve"> é sem estado (</w:t>
+      </w:r>
+      <w:proofErr w:type="spellStart"/>
+      <w:r>
+        <w:rPr>
+          <w:rFonts w:ascii="Times New Roman" w:eastAsia="Times New Roman" w:hAnsi="Times New Roman" w:cs="Times New Roman"/>
+          <w:i/>
+          <w:iCs/>
+          <w:color w:val="000000"/>
+          <w:sz w:val="24"/>
+          <w:szCs w:val="24"/>
+          <w:lang w:eastAsia="pt-BR"/>
+        </w:rPr>
+        <w:t>stateless</w:t>
+      </w:r>
+      <w:proofErr w:type="spellEnd"/>
+      <w:r>
+        <w:rPr>
+          <w:rFonts w:ascii="Times New Roman" w:eastAsia="Times New Roman" w:hAnsi="Times New Roman" w:cs="Times New Roman"/>
+          <w:color w:val="000000"/>
+          <w:sz w:val="24"/>
+          <w:szCs w:val="24"/>
+          <w:lang w:eastAsia="pt-BR"/>
+        </w:rPr>
+        <w:t>), ou seja, o resultado da comparação não é mantido pelo serviço (AMAZON WEB SERVICES, 2026b), e a conta da AWS utilizada mantém ativada a política de exclusão (</w:t>
+      </w:r>
+      <w:proofErr w:type="spellStart"/>
+      <w:r>
+        <w:rPr>
+          <w:rFonts w:ascii="Times New Roman" w:eastAsia="Times New Roman" w:hAnsi="Times New Roman" w:cs="Times New Roman"/>
+          <w:i/>
+          <w:iCs/>
+          <w:color w:val="000000"/>
+          <w:sz w:val="24"/>
+          <w:szCs w:val="24"/>
+          <w:lang w:eastAsia="pt-BR"/>
+        </w:rPr>
+        <w:t>opt-out</w:t>
+      </w:r>
+      <w:proofErr w:type="spellEnd"/>
+      <w:r>
+        <w:rPr>
+          <w:rFonts w:ascii="Times New Roman" w:eastAsia="Times New Roman" w:hAnsi="Times New Roman" w:cs="Times New Roman"/>
+          <w:color w:val="000000"/>
+          <w:sz w:val="24"/>
+          <w:szCs w:val="24"/>
+          <w:lang w:eastAsia="pt-BR"/>
+        </w:rPr>
+        <w:t>) que impede que o conteúdo enviado seja armazenado e usado para aprimorar os serviços de inteligência artificial da AWS (AMAZON WEB SERVICES, 2026a).</w:t>
       </w:r>
     </w:p>
     <w:p>
@@ -8066,7 +8169,7 @@
           <w:szCs w:val="24"/>
           <w:lang w:eastAsia="pt-BR"/>
         </w:rPr>
-        <w:t xml:space="preserve"> seja respondido imediatamente (HTTP 202) e o resultado fique disponível em poucos segundos.</w:t>
+        <w:t xml:space="preserve"> seja respondido imediatamente (HTTP 202) e, em condições normais, isto é, com o serviço de reconhecimento facial disponível e sem fila acumulada, o resultado da comparação fique disponível em até 30 segundos após o envio.</w:t>
       </w:r>
     </w:p>
     <w:p>
@@ -8091,6 +8194,7 @@
           <w:szCs w:val="24"/>
           <w:lang w:eastAsia="pt-BR"/>
         </w:rPr>
+        <w:lastRenderedPageBreak/>
         <w:t>R.N.F. 11 - Resiliência do processamento:</w:t>
       </w:r>
       <w:r>
@@ -8512,7 +8616,7 @@
           <w:lang w:eastAsia="pt-BR"/>
         </w:rPr>
       </w:pPr>
-      <w:bookmarkStart w:id="10" w:name="_Toc241517992"/>
+      <w:bookmarkStart w:id="10" w:name="_Toc243329308"/>
       <w:r>
         <w:rPr>
           <w:rFonts w:ascii="Times New Roman" w:eastAsia="Times New Roman" w:hAnsi="Times New Roman" w:cs="Times New Roman"/>
@@ -8568,7 +8672,51 @@
           <w:szCs w:val="24"/>
           <w:lang w:eastAsia="pt-BR"/>
         </w:rPr>
-        <w:t xml:space="preserve"> (Figura 1), os atores humanos estão organizados em uma hierarquia de generalização: o Administrador herda todos </w:t>
+        <w:t xml:space="preserve"> (Figura 1), os atores humanos estão organizados em uma hierarquia de generalização: o Administrador herda todos os casos de uso do usuário Comum, e o Master herda os do Administrador, acrescentando a atribuição do perfil Master. Os atores </w:t>
+      </w:r>
+      <w:proofErr w:type="spellStart"/>
+      <w:r>
+        <w:rPr>
+          <w:rFonts w:ascii="Times New Roman" w:eastAsia="Times New Roman" w:hAnsi="Times New Roman" w:cs="Times New Roman"/>
+          <w:color w:val="000000"/>
+          <w:sz w:val="24"/>
+          <w:szCs w:val="24"/>
+          <w:lang w:eastAsia="pt-BR"/>
+        </w:rPr>
+        <w:t>Amazon</w:t>
+      </w:r>
+      <w:proofErr w:type="spellEnd"/>
+      <w:r>
+        <w:rPr>
+          <w:rFonts w:ascii="Times New Roman" w:eastAsia="Times New Roman" w:hAnsi="Times New Roman" w:cs="Times New Roman"/>
+          <w:color w:val="000000"/>
+          <w:sz w:val="24"/>
+          <w:szCs w:val="24"/>
+          <w:lang w:eastAsia="pt-BR"/>
+        </w:rPr>
+        <w:t xml:space="preserve"> </w:t>
+      </w:r>
+      <w:proofErr w:type="spellStart"/>
+      <w:r>
+        <w:rPr>
+          <w:rFonts w:ascii="Times New Roman" w:eastAsia="Times New Roman" w:hAnsi="Times New Roman" w:cs="Times New Roman"/>
+          <w:color w:val="000000"/>
+          <w:sz w:val="24"/>
+          <w:szCs w:val="24"/>
+          <w:lang w:eastAsia="pt-BR"/>
+        </w:rPr>
+        <w:t>Rekognition</w:t>
+      </w:r>
+      <w:proofErr w:type="spellEnd"/>
+      <w:r>
+        <w:rPr>
+          <w:rFonts w:ascii="Times New Roman" w:eastAsia="Times New Roman" w:hAnsi="Times New Roman" w:cs="Times New Roman"/>
+          <w:color w:val="000000"/>
+          <w:sz w:val="24"/>
+          <w:szCs w:val="24"/>
+          <w:lang w:eastAsia="pt-BR"/>
+        </w:rPr>
+        <w:t xml:space="preserve"> e Servidor de e-mail (SMTP) representam sistemas externos, e o ator Tempo, forma usual de representar na UML os casos </w:t>
       </w:r>
       <w:r>
         <w:rPr>
@@ -8579,51 +8727,7 @@
           <w:lang w:eastAsia="pt-BR"/>
         </w:rPr>
         <w:lastRenderedPageBreak/>
-        <w:t xml:space="preserve">os casos de uso do usuário Comum, e o Master herda os do Administrador, acrescentando a atribuição do perfil Master. Os atores </w:t>
-      </w:r>
-      <w:proofErr w:type="spellStart"/>
-      <w:r>
-        <w:rPr>
-          <w:rFonts w:ascii="Times New Roman" w:eastAsia="Times New Roman" w:hAnsi="Times New Roman" w:cs="Times New Roman"/>
-          <w:color w:val="000000"/>
-          <w:sz w:val="24"/>
-          <w:szCs w:val="24"/>
-          <w:lang w:eastAsia="pt-BR"/>
-        </w:rPr>
-        <w:t>Amazon</w:t>
-      </w:r>
-      <w:proofErr w:type="spellEnd"/>
-      <w:r>
-        <w:rPr>
-          <w:rFonts w:ascii="Times New Roman" w:eastAsia="Times New Roman" w:hAnsi="Times New Roman" w:cs="Times New Roman"/>
-          <w:color w:val="000000"/>
-          <w:sz w:val="24"/>
-          <w:szCs w:val="24"/>
-          <w:lang w:eastAsia="pt-BR"/>
-        </w:rPr>
-        <w:t xml:space="preserve"> </w:t>
-      </w:r>
-      <w:proofErr w:type="spellStart"/>
-      <w:r>
-        <w:rPr>
-          <w:rFonts w:ascii="Times New Roman" w:eastAsia="Times New Roman" w:hAnsi="Times New Roman" w:cs="Times New Roman"/>
-          <w:color w:val="000000"/>
-          <w:sz w:val="24"/>
-          <w:szCs w:val="24"/>
-          <w:lang w:eastAsia="pt-BR"/>
-        </w:rPr>
-        <w:t>Rekognition</w:t>
-      </w:r>
-      <w:proofErr w:type="spellEnd"/>
-      <w:r>
-        <w:rPr>
-          <w:rFonts w:ascii="Times New Roman" w:eastAsia="Times New Roman" w:hAnsi="Times New Roman" w:cs="Times New Roman"/>
-          <w:color w:val="000000"/>
-          <w:sz w:val="24"/>
-          <w:szCs w:val="24"/>
-          <w:lang w:eastAsia="pt-BR"/>
-        </w:rPr>
-        <w:t xml:space="preserve"> e Servidor de e-mail (SMTP) representam sistemas externos, e o Agendador representa as rotinas executadas automaticamente, em segundo plano, pela própria aplicação.</w:t>
+        <w:t>de uso disparados por agendamento, inicia periodicamente a comparação facial e a geração de relatórios, que não dependem da ação de um usuário.</w:t>
       </w:r>
     </w:p>
     <w:p>
@@ -8993,62 +9097,72 @@
           <w:szCs w:val="24"/>
           <w:lang w:eastAsia="pt-BR"/>
         </w:rPr>
+        <w:t>Comparar faces automaticamente:</w:t>
+      </w:r>
+      <w:r>
+        <w:rPr>
+          <w:rFonts w:ascii="Times New Roman" w:eastAsia="Times New Roman" w:hAnsi="Times New Roman" w:cs="Times New Roman"/>
+          <w:color w:val="000000"/>
+          <w:sz w:val="24"/>
+          <w:szCs w:val="24"/>
+          <w:lang w:eastAsia="pt-BR"/>
+        </w:rPr>
+        <w:t xml:space="preserve"> a cada 5 segundos, por iniciativa do ator Tempo, o sistema envia as imagens pendentes ao </w:t>
+      </w:r>
+      <w:proofErr w:type="spellStart"/>
+      <w:r>
+        <w:rPr>
+          <w:rFonts w:ascii="Times New Roman" w:eastAsia="Times New Roman" w:hAnsi="Times New Roman" w:cs="Times New Roman"/>
+          <w:color w:val="000000"/>
+          <w:sz w:val="24"/>
+          <w:szCs w:val="24"/>
+          <w:lang w:eastAsia="pt-BR"/>
+        </w:rPr>
+        <w:t>Amazon</w:t>
+      </w:r>
+      <w:proofErr w:type="spellEnd"/>
+      <w:r>
+        <w:rPr>
+          <w:rFonts w:ascii="Times New Roman" w:eastAsia="Times New Roman" w:hAnsi="Times New Roman" w:cs="Times New Roman"/>
+          <w:color w:val="000000"/>
+          <w:sz w:val="24"/>
+          <w:szCs w:val="24"/>
+          <w:lang w:eastAsia="pt-BR"/>
+        </w:rPr>
+        <w:t xml:space="preserve"> </w:t>
+      </w:r>
+      <w:proofErr w:type="spellStart"/>
+      <w:r>
+        <w:rPr>
+          <w:rFonts w:ascii="Times New Roman" w:eastAsia="Times New Roman" w:hAnsi="Times New Roman" w:cs="Times New Roman"/>
+          <w:color w:val="000000"/>
+          <w:sz w:val="24"/>
+          <w:szCs w:val="24"/>
+          <w:lang w:eastAsia="pt-BR"/>
+        </w:rPr>
+        <w:t>Rekognition</w:t>
+      </w:r>
+      <w:proofErr w:type="spellEnd"/>
+      <w:r>
+        <w:rPr>
+          <w:rFonts w:ascii="Times New Roman" w:eastAsia="Times New Roman" w:hAnsi="Times New Roman" w:cs="Times New Roman"/>
+          <w:color w:val="000000"/>
+          <w:sz w:val="24"/>
+          <w:szCs w:val="24"/>
+          <w:lang w:eastAsia="pt-BR"/>
+        </w:rPr>
+        <w:t xml:space="preserve"> e classifica </w:t>
+      </w:r>
+      <w:r>
+        <w:rPr>
+          <w:rFonts w:ascii="Times New Roman" w:eastAsia="Times New Roman" w:hAnsi="Times New Roman" w:cs="Times New Roman"/>
+          <w:color w:val="000000"/>
+          <w:sz w:val="24"/>
+          <w:szCs w:val="24"/>
+          <w:lang w:eastAsia="pt-BR"/>
+        </w:rPr>
         <w:lastRenderedPageBreak/>
-        <w:t>Comparar faces automaticamente:</w:t>
-      </w:r>
-      <w:r>
-        <w:rPr>
-          <w:rFonts w:ascii="Times New Roman" w:eastAsia="Times New Roman" w:hAnsi="Times New Roman" w:cs="Times New Roman"/>
-          <w:color w:val="000000"/>
-          <w:sz w:val="24"/>
-          <w:szCs w:val="24"/>
-          <w:lang w:eastAsia="pt-BR"/>
-        </w:rPr>
-        <w:t xml:space="preserve"> o Agendador envia as imagens pendentes ao </w:t>
-      </w:r>
-      <w:proofErr w:type="spellStart"/>
-      <w:r>
-        <w:rPr>
-          <w:rFonts w:ascii="Times New Roman" w:eastAsia="Times New Roman" w:hAnsi="Times New Roman" w:cs="Times New Roman"/>
-          <w:color w:val="000000"/>
-          <w:sz w:val="24"/>
-          <w:szCs w:val="24"/>
-          <w:lang w:eastAsia="pt-BR"/>
-        </w:rPr>
-        <w:t>Amazon</w:t>
-      </w:r>
-      <w:proofErr w:type="spellEnd"/>
-      <w:r>
-        <w:rPr>
-          <w:rFonts w:ascii="Times New Roman" w:eastAsia="Times New Roman" w:hAnsi="Times New Roman" w:cs="Times New Roman"/>
-          <w:color w:val="000000"/>
-          <w:sz w:val="24"/>
-          <w:szCs w:val="24"/>
-          <w:lang w:eastAsia="pt-BR"/>
-        </w:rPr>
-        <w:t xml:space="preserve"> </w:t>
-      </w:r>
-      <w:proofErr w:type="spellStart"/>
-      <w:r>
-        <w:rPr>
-          <w:rFonts w:ascii="Times New Roman" w:eastAsia="Times New Roman" w:hAnsi="Times New Roman" w:cs="Times New Roman"/>
-          <w:color w:val="000000"/>
-          <w:sz w:val="24"/>
-          <w:szCs w:val="24"/>
-          <w:lang w:eastAsia="pt-BR"/>
-        </w:rPr>
-        <w:t>Rekognition</w:t>
-      </w:r>
-      <w:proofErr w:type="spellEnd"/>
-      <w:r>
-        <w:rPr>
-          <w:rFonts w:ascii="Times New Roman" w:eastAsia="Times New Roman" w:hAnsi="Times New Roman" w:cs="Times New Roman"/>
-          <w:color w:val="000000"/>
-          <w:sz w:val="24"/>
-          <w:szCs w:val="24"/>
-          <w:lang w:eastAsia="pt-BR"/>
-        </w:rPr>
-        <w:t xml:space="preserve"> e classifica o resultado em aprovado, reprovado ou análise manual, conforme a similaridade obtida;</w:t>
+        <w:t>o resultado em aprovado, reprovado ou análise manual, conforme a similaridade obtida;</w:t>
       </w:r>
     </w:p>
     <w:p>
@@ -9343,7 +9457,7 @@
           <w:szCs w:val="24"/>
           <w:lang w:eastAsia="pt-BR"/>
         </w:rPr>
-        <w:t xml:space="preserve"> o Administrador ou o Master informa os filtros desejados, e o Agendador gera a planilha e a envia por e-mail;</w:t>
+        <w:t xml:space="preserve"> o Administrador ou o Master informa os filtros desejados, e, a cada 30 segundos, por iniciativa do ator Tempo, o sistema gera as planilhas solicitadas e as envia por e-mail;</w:t>
       </w:r>
     </w:p>
     <w:p>
@@ -9436,7 +9550,7 @@
           <w:lang w:eastAsia="pt-BR"/>
         </w:rPr>
       </w:pPr>
-      <w:bookmarkStart w:id="11" w:name="_Toc241517993"/>
+      <w:bookmarkStart w:id="11" w:name="_Toc243329309"/>
       <w:r>
         <w:rPr>
           <w:rFonts w:ascii="Times New Roman" w:eastAsia="Times New Roman" w:hAnsi="Times New Roman" w:cs="Times New Roman"/>
@@ -9738,7 +9852,6 @@
           <w:szCs w:val="24"/>
           <w:lang w:eastAsia="pt-BR"/>
         </w:rPr>
-        <w:lastRenderedPageBreak/>
         <w:t>As entidades e os relacionamentos representados no diagrama são descritos a seguir:</w:t>
       </w:r>
     </w:p>
@@ -9769,6 +9882,7 @@
           <w:szCs w:val="24"/>
           <w:lang w:eastAsia="pt-BR"/>
         </w:rPr>
+        <w:lastRenderedPageBreak/>
         <w:t>Partners</w:t>
       </w:r>
       <w:proofErr w:type="spellEnd"/>
@@ -9955,6 +10069,7 @@
           <w:lang w:eastAsia="pt-BR"/>
         </w:rPr>
       </w:pPr>
+      <w:proofErr w:type="spellStart"/>
       <w:r>
         <w:rPr>
           <w:rFonts w:ascii="Times New Roman" w:eastAsia="Times New Roman" w:hAnsi="Times New Roman" w:cs="Times New Roman"/>
@@ -9967,15 +10082,324 @@
         </w:rPr>
         <w:t>Users</w:t>
       </w:r>
-      <w:r>
-        <w:rPr>
-          <w:rFonts w:ascii="Times New Roman" w:eastAsia="Times New Roman" w:hAnsi="Times New Roman" w:cs="Times New Roman"/>
-          <w:color w:val="000000"/>
-          <w:sz w:val="24"/>
-          <w:szCs w:val="24"/>
-          <w:lang w:eastAsia="pt-BR"/>
-        </w:rPr>
-        <w:t xml:space="preserve"> (Code, CodePartner, Name, IdNumber, BirthDate, MotherName, Email, Permission, Situation, InclusionDt): representa as pessoas que utilizam a plataforma. O campo Permission armazena o perfil (1 – Comum, 2 – Administrador, 3 – Master) e o campo Situation, a situação (1 – Ativo, 2 – Inativo); esta é a única tabela que guarda essas duas informações. O campo BirthDate é do tipo date, pois a data de nascimento não possui horário, e o CPF (IdNumber) e o e-mail são únicos. Um parceiro possui vários usuários;</w:t>
+      <w:proofErr w:type="spellEnd"/>
+      <w:r>
+        <w:rPr>
+          <w:rFonts w:ascii="Times New Roman" w:eastAsia="Times New Roman" w:hAnsi="Times New Roman" w:cs="Times New Roman"/>
+          <w:color w:val="000000"/>
+          <w:sz w:val="24"/>
+          <w:szCs w:val="24"/>
+          <w:lang w:eastAsia="pt-BR"/>
+        </w:rPr>
+        <w:t xml:space="preserve"> (</w:t>
+      </w:r>
+      <w:proofErr w:type="spellStart"/>
+      <w:r>
+        <w:rPr>
+          <w:rFonts w:ascii="Times New Roman" w:eastAsia="Times New Roman" w:hAnsi="Times New Roman" w:cs="Times New Roman"/>
+          <w:color w:val="000000"/>
+          <w:sz w:val="24"/>
+          <w:szCs w:val="24"/>
+          <w:lang w:eastAsia="pt-BR"/>
+        </w:rPr>
+        <w:t>Code</w:t>
+      </w:r>
+      <w:proofErr w:type="spellEnd"/>
+      <w:r>
+        <w:rPr>
+          <w:rFonts w:ascii="Times New Roman" w:eastAsia="Times New Roman" w:hAnsi="Times New Roman" w:cs="Times New Roman"/>
+          <w:color w:val="000000"/>
+          <w:sz w:val="24"/>
+          <w:szCs w:val="24"/>
+          <w:lang w:eastAsia="pt-BR"/>
+        </w:rPr>
+        <w:t xml:space="preserve">, </w:t>
+      </w:r>
+      <w:proofErr w:type="spellStart"/>
+      <w:r>
+        <w:rPr>
+          <w:rFonts w:ascii="Times New Roman" w:eastAsia="Times New Roman" w:hAnsi="Times New Roman" w:cs="Times New Roman"/>
+          <w:color w:val="000000"/>
+          <w:sz w:val="24"/>
+          <w:szCs w:val="24"/>
+          <w:lang w:eastAsia="pt-BR"/>
+        </w:rPr>
+        <w:t>CodePartner</w:t>
+      </w:r>
+      <w:proofErr w:type="spellEnd"/>
+      <w:r>
+        <w:rPr>
+          <w:rFonts w:ascii="Times New Roman" w:eastAsia="Times New Roman" w:hAnsi="Times New Roman" w:cs="Times New Roman"/>
+          <w:color w:val="000000"/>
+          <w:sz w:val="24"/>
+          <w:szCs w:val="24"/>
+          <w:lang w:eastAsia="pt-BR"/>
+        </w:rPr>
+        <w:t xml:space="preserve">, </w:t>
+      </w:r>
+      <w:proofErr w:type="spellStart"/>
+      <w:r>
+        <w:rPr>
+          <w:rFonts w:ascii="Times New Roman" w:eastAsia="Times New Roman" w:hAnsi="Times New Roman" w:cs="Times New Roman"/>
+          <w:color w:val="000000"/>
+          <w:sz w:val="24"/>
+          <w:szCs w:val="24"/>
+          <w:lang w:eastAsia="pt-BR"/>
+        </w:rPr>
+        <w:t>Name</w:t>
+      </w:r>
+      <w:proofErr w:type="spellEnd"/>
+      <w:r>
+        <w:rPr>
+          <w:rFonts w:ascii="Times New Roman" w:eastAsia="Times New Roman" w:hAnsi="Times New Roman" w:cs="Times New Roman"/>
+          <w:color w:val="000000"/>
+          <w:sz w:val="24"/>
+          <w:szCs w:val="24"/>
+          <w:lang w:eastAsia="pt-BR"/>
+        </w:rPr>
+        <w:t xml:space="preserve">, </w:t>
+      </w:r>
+      <w:proofErr w:type="spellStart"/>
+      <w:r>
+        <w:rPr>
+          <w:rFonts w:ascii="Times New Roman" w:eastAsia="Times New Roman" w:hAnsi="Times New Roman" w:cs="Times New Roman"/>
+          <w:color w:val="000000"/>
+          <w:sz w:val="24"/>
+          <w:szCs w:val="24"/>
+          <w:lang w:eastAsia="pt-BR"/>
+        </w:rPr>
+        <w:t>IdNumber</w:t>
+      </w:r>
+      <w:proofErr w:type="spellEnd"/>
+      <w:r>
+        <w:rPr>
+          <w:rFonts w:ascii="Times New Roman" w:eastAsia="Times New Roman" w:hAnsi="Times New Roman" w:cs="Times New Roman"/>
+          <w:color w:val="000000"/>
+          <w:sz w:val="24"/>
+          <w:szCs w:val="24"/>
+          <w:lang w:eastAsia="pt-BR"/>
+        </w:rPr>
+        <w:t xml:space="preserve">, </w:t>
+      </w:r>
+      <w:proofErr w:type="spellStart"/>
+      <w:r>
+        <w:rPr>
+          <w:rFonts w:ascii="Times New Roman" w:eastAsia="Times New Roman" w:hAnsi="Times New Roman" w:cs="Times New Roman"/>
+          <w:color w:val="000000"/>
+          <w:sz w:val="24"/>
+          <w:szCs w:val="24"/>
+          <w:lang w:eastAsia="pt-BR"/>
+        </w:rPr>
+        <w:t>BirthDate</w:t>
+      </w:r>
+      <w:proofErr w:type="spellEnd"/>
+      <w:r>
+        <w:rPr>
+          <w:rFonts w:ascii="Times New Roman" w:eastAsia="Times New Roman" w:hAnsi="Times New Roman" w:cs="Times New Roman"/>
+          <w:color w:val="000000"/>
+          <w:sz w:val="24"/>
+          <w:szCs w:val="24"/>
+          <w:lang w:eastAsia="pt-BR"/>
+        </w:rPr>
+        <w:t xml:space="preserve">, </w:t>
+      </w:r>
+      <w:proofErr w:type="spellStart"/>
+      <w:r>
+        <w:rPr>
+          <w:rFonts w:ascii="Times New Roman" w:eastAsia="Times New Roman" w:hAnsi="Times New Roman" w:cs="Times New Roman"/>
+          <w:color w:val="000000"/>
+          <w:sz w:val="24"/>
+          <w:szCs w:val="24"/>
+          <w:lang w:eastAsia="pt-BR"/>
+        </w:rPr>
+        <w:t>MotherName</w:t>
+      </w:r>
+      <w:proofErr w:type="spellEnd"/>
+      <w:r>
+        <w:rPr>
+          <w:rFonts w:ascii="Times New Roman" w:eastAsia="Times New Roman" w:hAnsi="Times New Roman" w:cs="Times New Roman"/>
+          <w:color w:val="000000"/>
+          <w:sz w:val="24"/>
+          <w:szCs w:val="24"/>
+          <w:lang w:eastAsia="pt-BR"/>
+        </w:rPr>
+        <w:t xml:space="preserve">, Email, </w:t>
+      </w:r>
+      <w:proofErr w:type="spellStart"/>
+      <w:r>
+        <w:rPr>
+          <w:rFonts w:ascii="Times New Roman" w:eastAsia="Times New Roman" w:hAnsi="Times New Roman" w:cs="Times New Roman"/>
+          <w:color w:val="000000"/>
+          <w:sz w:val="24"/>
+          <w:szCs w:val="24"/>
+          <w:lang w:eastAsia="pt-BR"/>
+        </w:rPr>
+        <w:t>Permission</w:t>
+      </w:r>
+      <w:proofErr w:type="spellEnd"/>
+      <w:r>
+        <w:rPr>
+          <w:rFonts w:ascii="Times New Roman" w:eastAsia="Times New Roman" w:hAnsi="Times New Roman" w:cs="Times New Roman"/>
+          <w:color w:val="000000"/>
+          <w:sz w:val="24"/>
+          <w:szCs w:val="24"/>
+          <w:lang w:eastAsia="pt-BR"/>
+        </w:rPr>
+        <w:t xml:space="preserve">, </w:t>
+      </w:r>
+      <w:proofErr w:type="spellStart"/>
+      <w:r>
+        <w:rPr>
+          <w:rFonts w:ascii="Times New Roman" w:eastAsia="Times New Roman" w:hAnsi="Times New Roman" w:cs="Times New Roman"/>
+          <w:color w:val="000000"/>
+          <w:sz w:val="24"/>
+          <w:szCs w:val="24"/>
+          <w:lang w:eastAsia="pt-BR"/>
+        </w:rPr>
+        <w:t>Situation</w:t>
+      </w:r>
+      <w:proofErr w:type="spellEnd"/>
+      <w:r>
+        <w:rPr>
+          <w:rFonts w:ascii="Times New Roman" w:eastAsia="Times New Roman" w:hAnsi="Times New Roman" w:cs="Times New Roman"/>
+          <w:color w:val="000000"/>
+          <w:sz w:val="24"/>
+          <w:szCs w:val="24"/>
+          <w:lang w:eastAsia="pt-BR"/>
+        </w:rPr>
+        <w:t xml:space="preserve">, </w:t>
+      </w:r>
+      <w:proofErr w:type="spellStart"/>
+      <w:r>
+        <w:rPr>
+          <w:rFonts w:ascii="Times New Roman" w:eastAsia="Times New Roman" w:hAnsi="Times New Roman" w:cs="Times New Roman"/>
+          <w:color w:val="000000"/>
+          <w:sz w:val="24"/>
+          <w:szCs w:val="24"/>
+          <w:lang w:eastAsia="pt-BR"/>
+        </w:rPr>
+        <w:t>InclusionDt</w:t>
+      </w:r>
+      <w:proofErr w:type="spellEnd"/>
+      <w:r>
+        <w:rPr>
+          <w:rFonts w:ascii="Times New Roman" w:eastAsia="Times New Roman" w:hAnsi="Times New Roman" w:cs="Times New Roman"/>
+          <w:color w:val="000000"/>
+          <w:sz w:val="24"/>
+          <w:szCs w:val="24"/>
+          <w:lang w:eastAsia="pt-BR"/>
+        </w:rPr>
+        <w:t xml:space="preserve">): representa as pessoas que utilizam a plataforma. O campo </w:t>
+      </w:r>
+      <w:proofErr w:type="spellStart"/>
+      <w:r>
+        <w:rPr>
+          <w:rFonts w:ascii="Times New Roman" w:eastAsia="Times New Roman" w:hAnsi="Times New Roman" w:cs="Times New Roman"/>
+          <w:color w:val="000000"/>
+          <w:sz w:val="24"/>
+          <w:szCs w:val="24"/>
+          <w:lang w:eastAsia="pt-BR"/>
+        </w:rPr>
+        <w:t>Permission</w:t>
+      </w:r>
+      <w:proofErr w:type="spellEnd"/>
+      <w:r>
+        <w:rPr>
+          <w:rFonts w:ascii="Times New Roman" w:eastAsia="Times New Roman" w:hAnsi="Times New Roman" w:cs="Times New Roman"/>
+          <w:color w:val="000000"/>
+          <w:sz w:val="24"/>
+          <w:szCs w:val="24"/>
+          <w:lang w:eastAsia="pt-BR"/>
+        </w:rPr>
+        <w:t xml:space="preserve"> armazena o perfil (1 – Comum, 2 – Administrador, 3 – Master) e o campo </w:t>
+      </w:r>
+      <w:proofErr w:type="spellStart"/>
+      <w:r>
+        <w:rPr>
+          <w:rFonts w:ascii="Times New Roman" w:eastAsia="Times New Roman" w:hAnsi="Times New Roman" w:cs="Times New Roman"/>
+          <w:color w:val="000000"/>
+          <w:sz w:val="24"/>
+          <w:szCs w:val="24"/>
+          <w:lang w:eastAsia="pt-BR"/>
+        </w:rPr>
+        <w:t>Situation</w:t>
+      </w:r>
+      <w:proofErr w:type="spellEnd"/>
+      <w:r>
+        <w:rPr>
+          <w:rFonts w:ascii="Times New Roman" w:eastAsia="Times New Roman" w:hAnsi="Times New Roman" w:cs="Times New Roman"/>
+          <w:color w:val="000000"/>
+          <w:sz w:val="24"/>
+          <w:szCs w:val="24"/>
+          <w:lang w:eastAsia="pt-BR"/>
+        </w:rPr>
+        <w:t xml:space="preserve">, a situação (1 – Ativo, 2 – Inativo); esta é a única tabela que guarda essas duas informações. O campo </w:t>
+      </w:r>
+      <w:proofErr w:type="spellStart"/>
+      <w:r>
+        <w:rPr>
+          <w:rFonts w:ascii="Times New Roman" w:eastAsia="Times New Roman" w:hAnsi="Times New Roman" w:cs="Times New Roman"/>
+          <w:color w:val="000000"/>
+          <w:sz w:val="24"/>
+          <w:szCs w:val="24"/>
+          <w:lang w:eastAsia="pt-BR"/>
+        </w:rPr>
+        <w:t>BirthDate</w:t>
+      </w:r>
+      <w:proofErr w:type="spellEnd"/>
+      <w:r>
+        <w:rPr>
+          <w:rFonts w:ascii="Times New Roman" w:eastAsia="Times New Roman" w:hAnsi="Times New Roman" w:cs="Times New Roman"/>
+          <w:color w:val="000000"/>
+          <w:sz w:val="24"/>
+          <w:szCs w:val="24"/>
+          <w:lang w:eastAsia="pt-BR"/>
+        </w:rPr>
+        <w:t xml:space="preserve"> é do tipo date, </w:t>
+      </w:r>
+      <w:proofErr w:type="gramStart"/>
+      <w:r>
+        <w:rPr>
+          <w:rFonts w:ascii="Times New Roman" w:eastAsia="Times New Roman" w:hAnsi="Times New Roman" w:cs="Times New Roman"/>
+          <w:color w:val="000000"/>
+          <w:sz w:val="24"/>
+          <w:szCs w:val="24"/>
+          <w:lang w:eastAsia="pt-BR"/>
+        </w:rPr>
+        <w:t>pois</w:t>
+      </w:r>
+      <w:proofErr w:type="gramEnd"/>
+      <w:r>
+        <w:rPr>
+          <w:rFonts w:ascii="Times New Roman" w:eastAsia="Times New Roman" w:hAnsi="Times New Roman" w:cs="Times New Roman"/>
+          <w:color w:val="000000"/>
+          <w:sz w:val="24"/>
+          <w:szCs w:val="24"/>
+          <w:lang w:eastAsia="pt-BR"/>
+        </w:rPr>
+        <w:t xml:space="preserve"> a data de nascimento não possui horário, e o CPF (</w:t>
+      </w:r>
+      <w:proofErr w:type="spellStart"/>
+      <w:r>
+        <w:rPr>
+          <w:rFonts w:ascii="Times New Roman" w:eastAsia="Times New Roman" w:hAnsi="Times New Roman" w:cs="Times New Roman"/>
+          <w:color w:val="000000"/>
+          <w:sz w:val="24"/>
+          <w:szCs w:val="24"/>
+          <w:lang w:eastAsia="pt-BR"/>
+        </w:rPr>
+        <w:t>IdNumber</w:t>
+      </w:r>
+      <w:proofErr w:type="spellEnd"/>
+      <w:r>
+        <w:rPr>
+          <w:rFonts w:ascii="Times New Roman" w:eastAsia="Times New Roman" w:hAnsi="Times New Roman" w:cs="Times New Roman"/>
+          <w:color w:val="000000"/>
+          <w:sz w:val="24"/>
+          <w:szCs w:val="24"/>
+          <w:lang w:eastAsia="pt-BR"/>
+        </w:rPr>
+        <w:t>) e o e-mail são únicos. Um parceiro possui vários usuários;</w:t>
       </w:r>
     </w:p>
     <w:p>
@@ -9994,6 +10418,7 @@
           <w:lang w:eastAsia="pt-BR"/>
         </w:rPr>
       </w:pPr>
+      <w:proofErr w:type="spellStart"/>
       <w:r>
         <w:rPr>
           <w:rFonts w:ascii="Times New Roman" w:eastAsia="Times New Roman" w:hAnsi="Times New Roman" w:cs="Times New Roman"/>
@@ -10006,15 +10431,214 @@
         </w:rPr>
         <w:t>UsersAccess</w:t>
       </w:r>
-      <w:r>
-        <w:rPr>
-          <w:rFonts w:ascii="Times New Roman" w:eastAsia="Times New Roman" w:hAnsi="Times New Roman" w:cs="Times New Roman"/>
-          <w:color w:val="000000"/>
-          <w:sz w:val="24"/>
-          <w:szCs w:val="24"/>
-          <w:lang w:eastAsia="pt-BR"/>
-        </w:rPr>
-        <w:t xml:space="preserve"> (Code, CodeUser, Username, Password, AccessFailedCount, LockoutEndsAt, ResetPasswordTokenHash, ResetPasswordTokenExpiresAt, InclusionDt): guarda as credenciais de </w:t>
+      <w:proofErr w:type="spellEnd"/>
+      <w:r>
+        <w:rPr>
+          <w:rFonts w:ascii="Times New Roman" w:eastAsia="Times New Roman" w:hAnsi="Times New Roman" w:cs="Times New Roman"/>
+          <w:color w:val="000000"/>
+          <w:sz w:val="24"/>
+          <w:szCs w:val="24"/>
+          <w:lang w:eastAsia="pt-BR"/>
+        </w:rPr>
+        <w:t xml:space="preserve"> (</w:t>
+      </w:r>
+      <w:proofErr w:type="spellStart"/>
+      <w:r>
+        <w:rPr>
+          <w:rFonts w:ascii="Times New Roman" w:eastAsia="Times New Roman" w:hAnsi="Times New Roman" w:cs="Times New Roman"/>
+          <w:color w:val="000000"/>
+          <w:sz w:val="24"/>
+          <w:szCs w:val="24"/>
+          <w:lang w:eastAsia="pt-BR"/>
+        </w:rPr>
+        <w:t>Code</w:t>
+      </w:r>
+      <w:proofErr w:type="spellEnd"/>
+      <w:r>
+        <w:rPr>
+          <w:rFonts w:ascii="Times New Roman" w:eastAsia="Times New Roman" w:hAnsi="Times New Roman" w:cs="Times New Roman"/>
+          <w:color w:val="000000"/>
+          <w:sz w:val="24"/>
+          <w:szCs w:val="24"/>
+          <w:lang w:eastAsia="pt-BR"/>
+        </w:rPr>
+        <w:t xml:space="preserve">, </w:t>
+      </w:r>
+      <w:proofErr w:type="spellStart"/>
+      <w:r>
+        <w:rPr>
+          <w:rFonts w:ascii="Times New Roman" w:eastAsia="Times New Roman" w:hAnsi="Times New Roman" w:cs="Times New Roman"/>
+          <w:color w:val="000000"/>
+          <w:sz w:val="24"/>
+          <w:szCs w:val="24"/>
+          <w:lang w:eastAsia="pt-BR"/>
+        </w:rPr>
+        <w:t>CodeUser</w:t>
+      </w:r>
+      <w:proofErr w:type="spellEnd"/>
+      <w:r>
+        <w:rPr>
+          <w:rFonts w:ascii="Times New Roman" w:eastAsia="Times New Roman" w:hAnsi="Times New Roman" w:cs="Times New Roman"/>
+          <w:color w:val="000000"/>
+          <w:sz w:val="24"/>
+          <w:szCs w:val="24"/>
+          <w:lang w:eastAsia="pt-BR"/>
+        </w:rPr>
+        <w:t xml:space="preserve">, </w:t>
+      </w:r>
+      <w:proofErr w:type="spellStart"/>
+      <w:r>
+        <w:rPr>
+          <w:rFonts w:ascii="Times New Roman" w:eastAsia="Times New Roman" w:hAnsi="Times New Roman" w:cs="Times New Roman"/>
+          <w:color w:val="000000"/>
+          <w:sz w:val="24"/>
+          <w:szCs w:val="24"/>
+          <w:lang w:eastAsia="pt-BR"/>
+        </w:rPr>
+        <w:t>Username</w:t>
+      </w:r>
+      <w:proofErr w:type="spellEnd"/>
+      <w:r>
+        <w:rPr>
+          <w:rFonts w:ascii="Times New Roman" w:eastAsia="Times New Roman" w:hAnsi="Times New Roman" w:cs="Times New Roman"/>
+          <w:color w:val="000000"/>
+          <w:sz w:val="24"/>
+          <w:szCs w:val="24"/>
+          <w:lang w:eastAsia="pt-BR"/>
+        </w:rPr>
+        <w:t xml:space="preserve">, </w:t>
+      </w:r>
+      <w:proofErr w:type="spellStart"/>
+      <w:r>
+        <w:rPr>
+          <w:rFonts w:ascii="Times New Roman" w:eastAsia="Times New Roman" w:hAnsi="Times New Roman" w:cs="Times New Roman"/>
+          <w:color w:val="000000"/>
+          <w:sz w:val="24"/>
+          <w:szCs w:val="24"/>
+          <w:lang w:eastAsia="pt-BR"/>
+        </w:rPr>
+        <w:t>Password</w:t>
+      </w:r>
+      <w:proofErr w:type="spellEnd"/>
+      <w:r>
+        <w:rPr>
+          <w:rFonts w:ascii="Times New Roman" w:eastAsia="Times New Roman" w:hAnsi="Times New Roman" w:cs="Times New Roman"/>
+          <w:color w:val="000000"/>
+          <w:sz w:val="24"/>
+          <w:szCs w:val="24"/>
+          <w:lang w:eastAsia="pt-BR"/>
+        </w:rPr>
+        <w:t xml:space="preserve">, </w:t>
+      </w:r>
+      <w:proofErr w:type="spellStart"/>
+      <w:r>
+        <w:rPr>
+          <w:rFonts w:ascii="Times New Roman" w:eastAsia="Times New Roman" w:hAnsi="Times New Roman" w:cs="Times New Roman"/>
+          <w:color w:val="000000"/>
+          <w:sz w:val="24"/>
+          <w:szCs w:val="24"/>
+          <w:lang w:eastAsia="pt-BR"/>
+        </w:rPr>
+        <w:t>AccessFailedCount</w:t>
+      </w:r>
+      <w:proofErr w:type="spellEnd"/>
+      <w:r>
+        <w:rPr>
+          <w:rFonts w:ascii="Times New Roman" w:eastAsia="Times New Roman" w:hAnsi="Times New Roman" w:cs="Times New Roman"/>
+          <w:color w:val="000000"/>
+          <w:sz w:val="24"/>
+          <w:szCs w:val="24"/>
+          <w:lang w:eastAsia="pt-BR"/>
+        </w:rPr>
+        <w:t xml:space="preserve">, </w:t>
+      </w:r>
+      <w:proofErr w:type="spellStart"/>
+      <w:r>
+        <w:rPr>
+          <w:rFonts w:ascii="Times New Roman" w:eastAsia="Times New Roman" w:hAnsi="Times New Roman" w:cs="Times New Roman"/>
+          <w:color w:val="000000"/>
+          <w:sz w:val="24"/>
+          <w:szCs w:val="24"/>
+          <w:lang w:eastAsia="pt-BR"/>
+        </w:rPr>
+        <w:t>LockoutEndsAt</w:t>
+      </w:r>
+      <w:proofErr w:type="spellEnd"/>
+      <w:r>
+        <w:rPr>
+          <w:rFonts w:ascii="Times New Roman" w:eastAsia="Times New Roman" w:hAnsi="Times New Roman" w:cs="Times New Roman"/>
+          <w:color w:val="000000"/>
+          <w:sz w:val="24"/>
+          <w:szCs w:val="24"/>
+          <w:lang w:eastAsia="pt-BR"/>
+        </w:rPr>
+        <w:t xml:space="preserve">, </w:t>
+      </w:r>
+      <w:proofErr w:type="spellStart"/>
+      <w:r>
+        <w:rPr>
+          <w:rFonts w:ascii="Times New Roman" w:eastAsia="Times New Roman" w:hAnsi="Times New Roman" w:cs="Times New Roman"/>
+          <w:color w:val="000000"/>
+          <w:sz w:val="24"/>
+          <w:szCs w:val="24"/>
+          <w:lang w:eastAsia="pt-BR"/>
+        </w:rPr>
+        <w:t>ResetPasswordTokenHash</w:t>
+      </w:r>
+      <w:proofErr w:type="spellEnd"/>
+      <w:r>
+        <w:rPr>
+          <w:rFonts w:ascii="Times New Roman" w:eastAsia="Times New Roman" w:hAnsi="Times New Roman" w:cs="Times New Roman"/>
+          <w:color w:val="000000"/>
+          <w:sz w:val="24"/>
+          <w:szCs w:val="24"/>
+          <w:lang w:eastAsia="pt-BR"/>
+        </w:rPr>
+        <w:t xml:space="preserve">, </w:t>
+      </w:r>
+      <w:proofErr w:type="spellStart"/>
+      <w:r>
+        <w:rPr>
+          <w:rFonts w:ascii="Times New Roman" w:eastAsia="Times New Roman" w:hAnsi="Times New Roman" w:cs="Times New Roman"/>
+          <w:color w:val="000000"/>
+          <w:sz w:val="24"/>
+          <w:szCs w:val="24"/>
+          <w:lang w:eastAsia="pt-BR"/>
+        </w:rPr>
+        <w:t>ResetPasswordTokenExpiresAt</w:t>
+      </w:r>
+      <w:proofErr w:type="spellEnd"/>
+      <w:r>
+        <w:rPr>
+          <w:rFonts w:ascii="Times New Roman" w:eastAsia="Times New Roman" w:hAnsi="Times New Roman" w:cs="Times New Roman"/>
+          <w:color w:val="000000"/>
+          <w:sz w:val="24"/>
+          <w:szCs w:val="24"/>
+          <w:lang w:eastAsia="pt-BR"/>
+        </w:rPr>
+        <w:t xml:space="preserve">, </w:t>
+      </w:r>
+      <w:proofErr w:type="spellStart"/>
+      <w:r>
+        <w:rPr>
+          <w:rFonts w:ascii="Times New Roman" w:eastAsia="Times New Roman" w:hAnsi="Times New Roman" w:cs="Times New Roman"/>
+          <w:color w:val="000000"/>
+          <w:sz w:val="24"/>
+          <w:szCs w:val="24"/>
+          <w:lang w:eastAsia="pt-BR"/>
+        </w:rPr>
+        <w:t>InclusionDt</w:t>
+      </w:r>
+      <w:proofErr w:type="spellEnd"/>
+      <w:r>
+        <w:rPr>
+          <w:rFonts w:ascii="Times New Roman" w:eastAsia="Times New Roman" w:hAnsi="Times New Roman" w:cs="Times New Roman"/>
+          <w:color w:val="000000"/>
+          <w:sz w:val="24"/>
+          <w:szCs w:val="24"/>
+          <w:lang w:eastAsia="pt-BR"/>
+        </w:rPr>
+        <w:t xml:space="preserve">): guarda as credenciais de </w:t>
       </w:r>
       <w:r>
         <w:rPr>
@@ -10038,6 +10662,7 @@
         </w:rPr>
         <w:t xml:space="preserve"> de cada usuário, com a senha em </w:t>
       </w:r>
+      <w:proofErr w:type="spellStart"/>
       <w:r>
         <w:rPr>
           <w:rFonts w:ascii="Times New Roman" w:eastAsia="Times New Roman" w:hAnsi="Times New Roman" w:cs="Times New Roman"/>
@@ -10050,15 +10675,60 @@
         </w:rPr>
         <w:t>hash</w:t>
       </w:r>
-      <w:r>
-        <w:rPr>
-          <w:rFonts w:ascii="Times New Roman" w:eastAsia="Times New Roman" w:hAnsi="Times New Roman" w:cs="Times New Roman"/>
-          <w:color w:val="000000"/>
-          <w:sz w:val="24"/>
-          <w:szCs w:val="24"/>
-          <w:lang w:eastAsia="pt-BR"/>
-        </w:rPr>
-        <w:t xml:space="preserve"> Argon2id e os controles de bloqueio por tentativas inválidas. Relaciona-se a Users pela chave estrangeira CodeUser, de valor único, pois cada usuário possui exatamente um acesso. O perfil e a situação do usuário, assim como os demais dados que compõem o </w:t>
+      <w:proofErr w:type="spellEnd"/>
+      <w:r>
+        <w:rPr>
+          <w:rFonts w:ascii="Times New Roman" w:eastAsia="Times New Roman" w:hAnsi="Times New Roman" w:cs="Times New Roman"/>
+          <w:color w:val="000000"/>
+          <w:sz w:val="24"/>
+          <w:szCs w:val="24"/>
+          <w:lang w:eastAsia="pt-BR"/>
+        </w:rPr>
+        <w:t xml:space="preserve"> Argon2id e os controles de bloqueio por tentativas inválidas. Relaciona-se a </w:t>
+      </w:r>
+      <w:proofErr w:type="spellStart"/>
+      <w:r>
+        <w:rPr>
+          <w:rFonts w:ascii="Times New Roman" w:eastAsia="Times New Roman" w:hAnsi="Times New Roman" w:cs="Times New Roman"/>
+          <w:color w:val="000000"/>
+          <w:sz w:val="24"/>
+          <w:szCs w:val="24"/>
+          <w:lang w:eastAsia="pt-BR"/>
+        </w:rPr>
+        <w:t>Users</w:t>
+      </w:r>
+      <w:proofErr w:type="spellEnd"/>
+      <w:r>
+        <w:rPr>
+          <w:rFonts w:ascii="Times New Roman" w:eastAsia="Times New Roman" w:hAnsi="Times New Roman" w:cs="Times New Roman"/>
+          <w:color w:val="000000"/>
+          <w:sz w:val="24"/>
+          <w:szCs w:val="24"/>
+          <w:lang w:eastAsia="pt-BR"/>
+        </w:rPr>
+        <w:t xml:space="preserve"> pela chave estrangeira </w:t>
+      </w:r>
+      <w:proofErr w:type="spellStart"/>
+      <w:r>
+        <w:rPr>
+          <w:rFonts w:ascii="Times New Roman" w:eastAsia="Times New Roman" w:hAnsi="Times New Roman" w:cs="Times New Roman"/>
+          <w:color w:val="000000"/>
+          <w:sz w:val="24"/>
+          <w:szCs w:val="24"/>
+          <w:lang w:eastAsia="pt-BR"/>
+        </w:rPr>
+        <w:t>CodeUser</w:t>
+      </w:r>
+      <w:proofErr w:type="spellEnd"/>
+      <w:r>
+        <w:rPr>
+          <w:rFonts w:ascii="Times New Roman" w:eastAsia="Times New Roman" w:hAnsi="Times New Roman" w:cs="Times New Roman"/>
+          <w:color w:val="000000"/>
+          <w:sz w:val="24"/>
+          <w:szCs w:val="24"/>
+          <w:lang w:eastAsia="pt-BR"/>
+        </w:rPr>
+        <w:t xml:space="preserve">, de valor único, pois cada usuário possui exatamente um acesso. O perfil e a situação do usuário, assim como os demais dados que compõem o </w:t>
       </w:r>
       <w:r>
         <w:rPr>
@@ -10102,7 +10772,51 @@
           <w:szCs w:val="24"/>
           <w:lang w:eastAsia="pt-BR"/>
         </w:rPr>
-        <w:t>, o sistema os obtém de Users por meio dessa chave, o que evita que as duas tabelas fiquem inconsistentes. Já o nome de acesso (Username) é derivado do e-mail, que não pode ser alterado (RN6), e por isso não diverge do cadastro do usuário;</w:t>
+        <w:t xml:space="preserve">, o sistema os obtém de </w:t>
+      </w:r>
+      <w:proofErr w:type="spellStart"/>
+      <w:r>
+        <w:rPr>
+          <w:rFonts w:ascii="Times New Roman" w:eastAsia="Times New Roman" w:hAnsi="Times New Roman" w:cs="Times New Roman"/>
+          <w:color w:val="000000"/>
+          <w:sz w:val="24"/>
+          <w:szCs w:val="24"/>
+          <w:lang w:eastAsia="pt-BR"/>
+        </w:rPr>
+        <w:t>Users</w:t>
+      </w:r>
+      <w:proofErr w:type="spellEnd"/>
+      <w:r>
+        <w:rPr>
+          <w:rFonts w:ascii="Times New Roman" w:eastAsia="Times New Roman" w:hAnsi="Times New Roman" w:cs="Times New Roman"/>
+          <w:color w:val="000000"/>
+          <w:sz w:val="24"/>
+          <w:szCs w:val="24"/>
+          <w:lang w:eastAsia="pt-BR"/>
+        </w:rPr>
+        <w:t xml:space="preserve"> por meio dessa chave, o que evita que as duas tabelas fiquem inconsistentes. Já o nome de acesso (</w:t>
+      </w:r>
+      <w:proofErr w:type="spellStart"/>
+      <w:r>
+        <w:rPr>
+          <w:rFonts w:ascii="Times New Roman" w:eastAsia="Times New Roman" w:hAnsi="Times New Roman" w:cs="Times New Roman"/>
+          <w:color w:val="000000"/>
+          <w:sz w:val="24"/>
+          <w:szCs w:val="24"/>
+          <w:lang w:eastAsia="pt-BR"/>
+        </w:rPr>
+        <w:t>Username</w:t>
+      </w:r>
+      <w:proofErr w:type="spellEnd"/>
+      <w:r>
+        <w:rPr>
+          <w:rFonts w:ascii="Times New Roman" w:eastAsia="Times New Roman" w:hAnsi="Times New Roman" w:cs="Times New Roman"/>
+          <w:color w:val="000000"/>
+          <w:sz w:val="24"/>
+          <w:szCs w:val="24"/>
+          <w:lang w:eastAsia="pt-BR"/>
+        </w:rPr>
+        <w:t>) é derivado do e-mail, que não pode ser alterado (RN6), e por isso não diverge do cadastro do usuário;</w:t>
       </w:r>
     </w:p>
     <w:p>
@@ -10294,6 +11008,7 @@
           <w:lang w:eastAsia="pt-BR"/>
         </w:rPr>
       </w:pPr>
+      <w:proofErr w:type="spellStart"/>
       <w:r>
         <w:rPr>
           <w:rFonts w:ascii="Times New Roman" w:eastAsia="Times New Roman" w:hAnsi="Times New Roman" w:cs="Times New Roman"/>
@@ -10306,16 +11021,327 @@
         </w:rPr>
         <w:t>Onboardings</w:t>
       </w:r>
-      <w:r>
-        <w:rPr>
-          <w:rFonts w:ascii="Times New Roman" w:eastAsia="Times New Roman" w:hAnsi="Times New Roman" w:cs="Times New Roman"/>
-          <w:color w:val="000000"/>
-          <w:sz w:val="24"/>
-          <w:szCs w:val="24"/>
-          <w:lang w:eastAsia="pt-BR"/>
-        </w:rPr>
-        <w:t xml:space="preserve"> (Code, CodePartner, Name, IdNumber, PathDocument, PathSelfie, Situation, SituationDt, SituationMessage, SituationMessageArgs, Similarity, AttemptCount, InclusionDt): entidade central do sistema, que representa a verificação de identidade de um cliente do parceiro. Armazena o caminho relativo das imagens no servidor, a similaridade obtida, a mensagem e a situação (1 – Pendente, 2 – Aprovado, 3 – Reprovado, 4 – Em processamento, 5 – Em análise manual). Nas decisões automáticas, a mensagem é gravada como uma chave de tradução, e os valores que ela exibe, como a similaridade, ficam no campo SituationMessageArgs, em formato JSON, para que o texto seja apresentado no idioma escolhido pelo usuário. Um parceiro possui vários </w:t>
-      </w:r>
+      <w:proofErr w:type="spellEnd"/>
+      <w:r>
+        <w:rPr>
+          <w:rFonts w:ascii="Times New Roman" w:eastAsia="Times New Roman" w:hAnsi="Times New Roman" w:cs="Times New Roman"/>
+          <w:color w:val="000000"/>
+          <w:sz w:val="24"/>
+          <w:szCs w:val="24"/>
+          <w:lang w:eastAsia="pt-BR"/>
+        </w:rPr>
+        <w:t xml:space="preserve"> (</w:t>
+      </w:r>
+      <w:proofErr w:type="spellStart"/>
+      <w:r>
+        <w:rPr>
+          <w:rFonts w:ascii="Times New Roman" w:eastAsia="Times New Roman" w:hAnsi="Times New Roman" w:cs="Times New Roman"/>
+          <w:color w:val="000000"/>
+          <w:sz w:val="24"/>
+          <w:szCs w:val="24"/>
+          <w:lang w:eastAsia="pt-BR"/>
+        </w:rPr>
+        <w:t>Code</w:t>
+      </w:r>
+      <w:proofErr w:type="spellEnd"/>
+      <w:r>
+        <w:rPr>
+          <w:rFonts w:ascii="Times New Roman" w:eastAsia="Times New Roman" w:hAnsi="Times New Roman" w:cs="Times New Roman"/>
+          <w:color w:val="000000"/>
+          <w:sz w:val="24"/>
+          <w:szCs w:val="24"/>
+          <w:lang w:eastAsia="pt-BR"/>
+        </w:rPr>
+        <w:t xml:space="preserve">, </w:t>
+      </w:r>
+      <w:proofErr w:type="spellStart"/>
+      <w:r>
+        <w:rPr>
+          <w:rFonts w:ascii="Times New Roman" w:eastAsia="Times New Roman" w:hAnsi="Times New Roman" w:cs="Times New Roman"/>
+          <w:color w:val="000000"/>
+          <w:sz w:val="24"/>
+          <w:szCs w:val="24"/>
+          <w:lang w:eastAsia="pt-BR"/>
+        </w:rPr>
+        <w:t>CodePartner</w:t>
+      </w:r>
+      <w:proofErr w:type="spellEnd"/>
+      <w:r>
+        <w:rPr>
+          <w:rFonts w:ascii="Times New Roman" w:eastAsia="Times New Roman" w:hAnsi="Times New Roman" w:cs="Times New Roman"/>
+          <w:color w:val="000000"/>
+          <w:sz w:val="24"/>
+          <w:szCs w:val="24"/>
+          <w:lang w:eastAsia="pt-BR"/>
+        </w:rPr>
+        <w:t xml:space="preserve">, </w:t>
+      </w:r>
+      <w:proofErr w:type="spellStart"/>
+      <w:r>
+        <w:rPr>
+          <w:rFonts w:ascii="Times New Roman" w:eastAsia="Times New Roman" w:hAnsi="Times New Roman" w:cs="Times New Roman"/>
+          <w:color w:val="000000"/>
+          <w:sz w:val="24"/>
+          <w:szCs w:val="24"/>
+          <w:lang w:eastAsia="pt-BR"/>
+        </w:rPr>
+        <w:t>Name</w:t>
+      </w:r>
+      <w:proofErr w:type="spellEnd"/>
+      <w:r>
+        <w:rPr>
+          <w:rFonts w:ascii="Times New Roman" w:eastAsia="Times New Roman" w:hAnsi="Times New Roman" w:cs="Times New Roman"/>
+          <w:color w:val="000000"/>
+          <w:sz w:val="24"/>
+          <w:szCs w:val="24"/>
+          <w:lang w:eastAsia="pt-BR"/>
+        </w:rPr>
+        <w:t xml:space="preserve">, </w:t>
+      </w:r>
+      <w:proofErr w:type="spellStart"/>
+      <w:r>
+        <w:rPr>
+          <w:rFonts w:ascii="Times New Roman" w:eastAsia="Times New Roman" w:hAnsi="Times New Roman" w:cs="Times New Roman"/>
+          <w:color w:val="000000"/>
+          <w:sz w:val="24"/>
+          <w:szCs w:val="24"/>
+          <w:lang w:eastAsia="pt-BR"/>
+        </w:rPr>
+        <w:t>IdNumber</w:t>
+      </w:r>
+      <w:proofErr w:type="spellEnd"/>
+      <w:r>
+        <w:rPr>
+          <w:rFonts w:ascii="Times New Roman" w:eastAsia="Times New Roman" w:hAnsi="Times New Roman" w:cs="Times New Roman"/>
+          <w:color w:val="000000"/>
+          <w:sz w:val="24"/>
+          <w:szCs w:val="24"/>
+          <w:lang w:eastAsia="pt-BR"/>
+        </w:rPr>
+        <w:t xml:space="preserve">, </w:t>
+      </w:r>
+      <w:proofErr w:type="spellStart"/>
+      <w:r>
+        <w:rPr>
+          <w:rFonts w:ascii="Times New Roman" w:eastAsia="Times New Roman" w:hAnsi="Times New Roman" w:cs="Times New Roman"/>
+          <w:color w:val="000000"/>
+          <w:sz w:val="24"/>
+          <w:szCs w:val="24"/>
+          <w:lang w:eastAsia="pt-BR"/>
+        </w:rPr>
+        <w:t>PathDocument</w:t>
+      </w:r>
+      <w:proofErr w:type="spellEnd"/>
+      <w:r>
+        <w:rPr>
+          <w:rFonts w:ascii="Times New Roman" w:eastAsia="Times New Roman" w:hAnsi="Times New Roman" w:cs="Times New Roman"/>
+          <w:color w:val="000000"/>
+          <w:sz w:val="24"/>
+          <w:szCs w:val="24"/>
+          <w:lang w:eastAsia="pt-BR"/>
+        </w:rPr>
+        <w:t xml:space="preserve">, </w:t>
+      </w:r>
+      <w:proofErr w:type="spellStart"/>
+      <w:r>
+        <w:rPr>
+          <w:rFonts w:ascii="Times New Roman" w:eastAsia="Times New Roman" w:hAnsi="Times New Roman" w:cs="Times New Roman"/>
+          <w:color w:val="000000"/>
+          <w:sz w:val="24"/>
+          <w:szCs w:val="24"/>
+          <w:lang w:eastAsia="pt-BR"/>
+        </w:rPr>
+        <w:t>PathSelfie</w:t>
+      </w:r>
+      <w:proofErr w:type="spellEnd"/>
+      <w:r>
+        <w:rPr>
+          <w:rFonts w:ascii="Times New Roman" w:eastAsia="Times New Roman" w:hAnsi="Times New Roman" w:cs="Times New Roman"/>
+          <w:color w:val="000000"/>
+          <w:sz w:val="24"/>
+          <w:szCs w:val="24"/>
+          <w:lang w:eastAsia="pt-BR"/>
+        </w:rPr>
+        <w:t xml:space="preserve">, </w:t>
+      </w:r>
+      <w:proofErr w:type="spellStart"/>
+      <w:r>
+        <w:rPr>
+          <w:rFonts w:ascii="Times New Roman" w:eastAsia="Times New Roman" w:hAnsi="Times New Roman" w:cs="Times New Roman"/>
+          <w:color w:val="000000"/>
+          <w:sz w:val="24"/>
+          <w:szCs w:val="24"/>
+          <w:lang w:eastAsia="pt-BR"/>
+        </w:rPr>
+        <w:t>Situation</w:t>
+      </w:r>
+      <w:proofErr w:type="spellEnd"/>
+      <w:r>
+        <w:rPr>
+          <w:rFonts w:ascii="Times New Roman" w:eastAsia="Times New Roman" w:hAnsi="Times New Roman" w:cs="Times New Roman"/>
+          <w:color w:val="000000"/>
+          <w:sz w:val="24"/>
+          <w:szCs w:val="24"/>
+          <w:lang w:eastAsia="pt-BR"/>
+        </w:rPr>
+        <w:t xml:space="preserve">, </w:t>
+      </w:r>
+      <w:proofErr w:type="spellStart"/>
+      <w:r>
+        <w:rPr>
+          <w:rFonts w:ascii="Times New Roman" w:eastAsia="Times New Roman" w:hAnsi="Times New Roman" w:cs="Times New Roman"/>
+          <w:color w:val="000000"/>
+          <w:sz w:val="24"/>
+          <w:szCs w:val="24"/>
+          <w:lang w:eastAsia="pt-BR"/>
+        </w:rPr>
+        <w:t>SituationDt</w:t>
+      </w:r>
+      <w:proofErr w:type="spellEnd"/>
+      <w:r>
+        <w:rPr>
+          <w:rFonts w:ascii="Times New Roman" w:eastAsia="Times New Roman" w:hAnsi="Times New Roman" w:cs="Times New Roman"/>
+          <w:color w:val="000000"/>
+          <w:sz w:val="24"/>
+          <w:szCs w:val="24"/>
+          <w:lang w:eastAsia="pt-BR"/>
+        </w:rPr>
+        <w:t xml:space="preserve">, </w:t>
+      </w:r>
+      <w:proofErr w:type="spellStart"/>
+      <w:r>
+        <w:rPr>
+          <w:rFonts w:ascii="Times New Roman" w:eastAsia="Times New Roman" w:hAnsi="Times New Roman" w:cs="Times New Roman"/>
+          <w:color w:val="000000"/>
+          <w:sz w:val="24"/>
+          <w:szCs w:val="24"/>
+          <w:lang w:eastAsia="pt-BR"/>
+        </w:rPr>
+        <w:t>SituationMessage</w:t>
+      </w:r>
+      <w:proofErr w:type="spellEnd"/>
+      <w:r>
+        <w:rPr>
+          <w:rFonts w:ascii="Times New Roman" w:eastAsia="Times New Roman" w:hAnsi="Times New Roman" w:cs="Times New Roman"/>
+          <w:color w:val="000000"/>
+          <w:sz w:val="24"/>
+          <w:szCs w:val="24"/>
+          <w:lang w:eastAsia="pt-BR"/>
+        </w:rPr>
+        <w:t xml:space="preserve">, </w:t>
+      </w:r>
+      <w:proofErr w:type="spellStart"/>
+      <w:r>
+        <w:rPr>
+          <w:rFonts w:ascii="Times New Roman" w:eastAsia="Times New Roman" w:hAnsi="Times New Roman" w:cs="Times New Roman"/>
+          <w:color w:val="000000"/>
+          <w:sz w:val="24"/>
+          <w:szCs w:val="24"/>
+          <w:lang w:eastAsia="pt-BR"/>
+        </w:rPr>
+        <w:t>SituationMessageArgs</w:t>
+      </w:r>
+      <w:proofErr w:type="spellEnd"/>
+      <w:r>
+        <w:rPr>
+          <w:rFonts w:ascii="Times New Roman" w:eastAsia="Times New Roman" w:hAnsi="Times New Roman" w:cs="Times New Roman"/>
+          <w:color w:val="000000"/>
+          <w:sz w:val="24"/>
+          <w:szCs w:val="24"/>
+          <w:lang w:eastAsia="pt-BR"/>
+        </w:rPr>
+        <w:t xml:space="preserve">, </w:t>
+      </w:r>
+      <w:proofErr w:type="spellStart"/>
+      <w:r>
+        <w:rPr>
+          <w:rFonts w:ascii="Times New Roman" w:eastAsia="Times New Roman" w:hAnsi="Times New Roman" w:cs="Times New Roman"/>
+          <w:color w:val="000000"/>
+          <w:sz w:val="24"/>
+          <w:szCs w:val="24"/>
+          <w:lang w:eastAsia="pt-BR"/>
+        </w:rPr>
+        <w:t>Similarity</w:t>
+      </w:r>
+      <w:proofErr w:type="spellEnd"/>
+      <w:r>
+        <w:rPr>
+          <w:rFonts w:ascii="Times New Roman" w:eastAsia="Times New Roman" w:hAnsi="Times New Roman" w:cs="Times New Roman"/>
+          <w:color w:val="000000"/>
+          <w:sz w:val="24"/>
+          <w:szCs w:val="24"/>
+          <w:lang w:eastAsia="pt-BR"/>
+        </w:rPr>
+        <w:t xml:space="preserve">, </w:t>
+      </w:r>
+      <w:proofErr w:type="spellStart"/>
+      <w:r>
+        <w:rPr>
+          <w:rFonts w:ascii="Times New Roman" w:eastAsia="Times New Roman" w:hAnsi="Times New Roman" w:cs="Times New Roman"/>
+          <w:color w:val="000000"/>
+          <w:sz w:val="24"/>
+          <w:szCs w:val="24"/>
+          <w:lang w:eastAsia="pt-BR"/>
+        </w:rPr>
+        <w:t>AttemptCount</w:t>
+      </w:r>
+      <w:proofErr w:type="spellEnd"/>
+      <w:r>
+        <w:rPr>
+          <w:rFonts w:ascii="Times New Roman" w:eastAsia="Times New Roman" w:hAnsi="Times New Roman" w:cs="Times New Roman"/>
+          <w:color w:val="000000"/>
+          <w:sz w:val="24"/>
+          <w:szCs w:val="24"/>
+          <w:lang w:eastAsia="pt-BR"/>
+        </w:rPr>
+        <w:t xml:space="preserve">, </w:t>
+      </w:r>
+      <w:proofErr w:type="spellStart"/>
+      <w:r>
+        <w:rPr>
+          <w:rFonts w:ascii="Times New Roman" w:eastAsia="Times New Roman" w:hAnsi="Times New Roman" w:cs="Times New Roman"/>
+          <w:color w:val="000000"/>
+          <w:sz w:val="24"/>
+          <w:szCs w:val="24"/>
+          <w:lang w:eastAsia="pt-BR"/>
+        </w:rPr>
+        <w:t>InclusionDt</w:t>
+      </w:r>
+      <w:proofErr w:type="spellEnd"/>
+      <w:r>
+        <w:rPr>
+          <w:rFonts w:ascii="Times New Roman" w:eastAsia="Times New Roman" w:hAnsi="Times New Roman" w:cs="Times New Roman"/>
+          <w:color w:val="000000"/>
+          <w:sz w:val="24"/>
+          <w:szCs w:val="24"/>
+          <w:lang w:eastAsia="pt-BR"/>
+        </w:rPr>
+        <w:t xml:space="preserve">): entidade central do sistema, que representa a verificação de identidade de um cliente do parceiro. Armazena o caminho relativo das imagens no servidor, a similaridade obtida, a mensagem e a situação (1 – Pendente, 2 – Aprovado, 3 – Reprovado, 4 – Em processamento, 5 – Em análise manual). Nas decisões automáticas, a mensagem é gravada como uma chave de tradução, e os valores que ela exibe, como a similaridade, ficam no campo </w:t>
+      </w:r>
+      <w:proofErr w:type="spellStart"/>
+      <w:r>
+        <w:rPr>
+          <w:rFonts w:ascii="Times New Roman" w:eastAsia="Times New Roman" w:hAnsi="Times New Roman" w:cs="Times New Roman"/>
+          <w:color w:val="000000"/>
+          <w:sz w:val="24"/>
+          <w:szCs w:val="24"/>
+          <w:lang w:eastAsia="pt-BR"/>
+        </w:rPr>
+        <w:lastRenderedPageBreak/>
+        <w:t>SituationMessageArgs</w:t>
+      </w:r>
+      <w:proofErr w:type="spellEnd"/>
+      <w:r>
+        <w:rPr>
+          <w:rFonts w:ascii="Times New Roman" w:eastAsia="Times New Roman" w:hAnsi="Times New Roman" w:cs="Times New Roman"/>
+          <w:color w:val="000000"/>
+          <w:sz w:val="24"/>
+          <w:szCs w:val="24"/>
+          <w:lang w:eastAsia="pt-BR"/>
+        </w:rPr>
+        <w:t xml:space="preserve">, em formato JSON, para que o texto seja apresentado no idioma escolhido pelo usuário. Um parceiro possui vários </w:t>
+      </w:r>
+      <w:proofErr w:type="spellStart"/>
       <w:r>
         <w:rPr>
           <w:rFonts w:ascii="Times New Roman" w:eastAsia="Times New Roman" w:hAnsi="Times New Roman" w:cs="Times New Roman"/>
@@ -10328,6 +11354,7 @@
         </w:rPr>
         <w:t>onboardings</w:t>
       </w:r>
+      <w:proofErr w:type="spellEnd"/>
       <w:r>
         <w:rPr>
           <w:rFonts w:ascii="Times New Roman" w:eastAsia="Times New Roman" w:hAnsi="Times New Roman" w:cs="Times New Roman"/>
@@ -10355,6 +11382,7 @@
           <w:lang w:eastAsia="pt-BR"/>
         </w:rPr>
       </w:pPr>
+      <w:proofErr w:type="spellStart"/>
       <w:r>
         <w:rPr>
           <w:rFonts w:ascii="Times New Roman" w:eastAsia="Times New Roman" w:hAnsi="Times New Roman" w:cs="Times New Roman"/>
@@ -10367,16 +11395,128 @@
         </w:rPr>
         <w:t>OnboardingsResults</w:t>
       </w:r>
-      <w:r>
-        <w:rPr>
-          <w:rFonts w:ascii="Times New Roman" w:eastAsia="Times New Roman" w:hAnsi="Times New Roman" w:cs="Times New Roman"/>
-          <w:color w:val="000000"/>
-          <w:sz w:val="24"/>
-          <w:szCs w:val="24"/>
-          <w:lang w:eastAsia="pt-BR"/>
-        </w:rPr>
-        <w:t xml:space="preserve"> (Code, CodeOnboarding, CodeUser, Observation, InclusionDt): registra a decisão manual de um analista sobre um </w:t>
-      </w:r>
+      <w:proofErr w:type="spellEnd"/>
+      <w:r>
+        <w:rPr>
+          <w:rFonts w:ascii="Times New Roman" w:eastAsia="Times New Roman" w:hAnsi="Times New Roman" w:cs="Times New Roman"/>
+          <w:color w:val="000000"/>
+          <w:sz w:val="24"/>
+          <w:szCs w:val="24"/>
+          <w:lang w:eastAsia="pt-BR"/>
+        </w:rPr>
+        <w:t xml:space="preserve"> (</w:t>
+      </w:r>
+      <w:proofErr w:type="spellStart"/>
+      <w:r>
+        <w:rPr>
+          <w:rFonts w:ascii="Times New Roman" w:eastAsia="Times New Roman" w:hAnsi="Times New Roman" w:cs="Times New Roman"/>
+          <w:color w:val="000000"/>
+          <w:sz w:val="24"/>
+          <w:szCs w:val="24"/>
+          <w:lang w:eastAsia="pt-BR"/>
+        </w:rPr>
+        <w:t>Code</w:t>
+      </w:r>
+      <w:proofErr w:type="spellEnd"/>
+      <w:r>
+        <w:rPr>
+          <w:rFonts w:ascii="Times New Roman" w:eastAsia="Times New Roman" w:hAnsi="Times New Roman" w:cs="Times New Roman"/>
+          <w:color w:val="000000"/>
+          <w:sz w:val="24"/>
+          <w:szCs w:val="24"/>
+          <w:lang w:eastAsia="pt-BR"/>
+        </w:rPr>
+        <w:t xml:space="preserve">, </w:t>
+      </w:r>
+      <w:proofErr w:type="spellStart"/>
+      <w:r>
+        <w:rPr>
+          <w:rFonts w:ascii="Times New Roman" w:eastAsia="Times New Roman" w:hAnsi="Times New Roman" w:cs="Times New Roman"/>
+          <w:color w:val="000000"/>
+          <w:sz w:val="24"/>
+          <w:szCs w:val="24"/>
+          <w:lang w:eastAsia="pt-BR"/>
+        </w:rPr>
+        <w:t>CodeOnboarding</w:t>
+      </w:r>
+      <w:proofErr w:type="spellEnd"/>
+      <w:r>
+        <w:rPr>
+          <w:rFonts w:ascii="Times New Roman" w:eastAsia="Times New Roman" w:hAnsi="Times New Roman" w:cs="Times New Roman"/>
+          <w:color w:val="000000"/>
+          <w:sz w:val="24"/>
+          <w:szCs w:val="24"/>
+          <w:lang w:eastAsia="pt-BR"/>
+        </w:rPr>
+        <w:t xml:space="preserve">, </w:t>
+      </w:r>
+      <w:proofErr w:type="spellStart"/>
+      <w:r>
+        <w:rPr>
+          <w:rFonts w:ascii="Times New Roman" w:eastAsia="Times New Roman" w:hAnsi="Times New Roman" w:cs="Times New Roman"/>
+          <w:color w:val="000000"/>
+          <w:sz w:val="24"/>
+          <w:szCs w:val="24"/>
+          <w:lang w:eastAsia="pt-BR"/>
+        </w:rPr>
+        <w:t>CodeUser</w:t>
+      </w:r>
+      <w:proofErr w:type="spellEnd"/>
+      <w:r>
+        <w:rPr>
+          <w:rFonts w:ascii="Times New Roman" w:eastAsia="Times New Roman" w:hAnsi="Times New Roman" w:cs="Times New Roman"/>
+          <w:color w:val="000000"/>
+          <w:sz w:val="24"/>
+          <w:szCs w:val="24"/>
+          <w:lang w:eastAsia="pt-BR"/>
+        </w:rPr>
+        <w:t xml:space="preserve">, </w:t>
+      </w:r>
+      <w:proofErr w:type="spellStart"/>
+      <w:r>
+        <w:rPr>
+          <w:rFonts w:ascii="Times New Roman" w:eastAsia="Times New Roman" w:hAnsi="Times New Roman" w:cs="Times New Roman"/>
+          <w:color w:val="000000"/>
+          <w:sz w:val="24"/>
+          <w:szCs w:val="24"/>
+          <w:lang w:eastAsia="pt-BR"/>
+        </w:rPr>
+        <w:t>Observation</w:t>
+      </w:r>
+      <w:proofErr w:type="spellEnd"/>
+      <w:r>
+        <w:rPr>
+          <w:rFonts w:ascii="Times New Roman" w:eastAsia="Times New Roman" w:hAnsi="Times New Roman" w:cs="Times New Roman"/>
+          <w:color w:val="000000"/>
+          <w:sz w:val="24"/>
+          <w:szCs w:val="24"/>
+          <w:lang w:eastAsia="pt-BR"/>
+        </w:rPr>
+        <w:t xml:space="preserve">, </w:t>
+      </w:r>
+      <w:proofErr w:type="spellStart"/>
+      <w:r>
+        <w:rPr>
+          <w:rFonts w:ascii="Times New Roman" w:eastAsia="Times New Roman" w:hAnsi="Times New Roman" w:cs="Times New Roman"/>
+          <w:color w:val="000000"/>
+          <w:sz w:val="24"/>
+          <w:szCs w:val="24"/>
+          <w:lang w:eastAsia="pt-BR"/>
+        </w:rPr>
+        <w:t>InclusionDt</w:t>
+      </w:r>
+      <w:proofErr w:type="spellEnd"/>
+      <w:r>
+        <w:rPr>
+          <w:rFonts w:ascii="Times New Roman" w:eastAsia="Times New Roman" w:hAnsi="Times New Roman" w:cs="Times New Roman"/>
+          <w:color w:val="000000"/>
+          <w:sz w:val="24"/>
+          <w:szCs w:val="24"/>
+          <w:lang w:eastAsia="pt-BR"/>
+        </w:rPr>
+        <w:t xml:space="preserve">): registra a decisão manual de um analista sobre um </w:t>
+      </w:r>
+      <w:proofErr w:type="spellStart"/>
       <w:r>
         <w:rPr>
           <w:rFonts w:ascii="Times New Roman" w:eastAsia="Times New Roman" w:hAnsi="Times New Roman" w:cs="Times New Roman"/>
@@ -10389,16 +11529,62 @@
         </w:rPr>
         <w:t>onboarding</w:t>
       </w:r>
-      <w:r>
-        <w:rPr>
-          <w:rFonts w:ascii="Times New Roman" w:eastAsia="Times New Roman" w:hAnsi="Times New Roman" w:cs="Times New Roman"/>
-          <w:color w:val="000000"/>
-          <w:sz w:val="24"/>
-          <w:szCs w:val="24"/>
-          <w:lang w:eastAsia="pt-BR"/>
-        </w:rPr>
-        <w:t xml:space="preserve">, com a observação e o usuário responsável, referenciado pela chave estrangeira CodeUser. Como a decisão manual não pode ser desfeita (RN20), o campo CodeOnboarding é único, de modo que cada </w:t>
-      </w:r>
+      <w:proofErr w:type="spellEnd"/>
+      <w:r>
+        <w:rPr>
+          <w:rFonts w:ascii="Times New Roman" w:eastAsia="Times New Roman" w:hAnsi="Times New Roman" w:cs="Times New Roman"/>
+          <w:color w:val="000000"/>
+          <w:sz w:val="24"/>
+          <w:szCs w:val="24"/>
+          <w:lang w:eastAsia="pt-BR"/>
+        </w:rPr>
+        <w:t xml:space="preserve">, com a observação e o usuário responsável, referenciado pela chave estrangeira </w:t>
+      </w:r>
+      <w:proofErr w:type="spellStart"/>
+      <w:r>
+        <w:rPr>
+          <w:rFonts w:ascii="Times New Roman" w:eastAsia="Times New Roman" w:hAnsi="Times New Roman" w:cs="Times New Roman"/>
+          <w:color w:val="000000"/>
+          <w:sz w:val="24"/>
+          <w:szCs w:val="24"/>
+          <w:lang w:eastAsia="pt-BR"/>
+        </w:rPr>
+        <w:t>CodeUser</w:t>
+      </w:r>
+      <w:proofErr w:type="spellEnd"/>
+      <w:r>
+        <w:rPr>
+          <w:rFonts w:ascii="Times New Roman" w:eastAsia="Times New Roman" w:hAnsi="Times New Roman" w:cs="Times New Roman"/>
+          <w:color w:val="000000"/>
+          <w:sz w:val="24"/>
+          <w:szCs w:val="24"/>
+          <w:lang w:eastAsia="pt-BR"/>
+        </w:rPr>
+        <w:t xml:space="preserve">. Como a decisão manual não pode ser desfeita (RN20), o campo </w:t>
+      </w:r>
+      <w:proofErr w:type="spellStart"/>
+      <w:r>
+        <w:rPr>
+          <w:rFonts w:ascii="Times New Roman" w:eastAsia="Times New Roman" w:hAnsi="Times New Roman" w:cs="Times New Roman"/>
+          <w:color w:val="000000"/>
+          <w:sz w:val="24"/>
+          <w:szCs w:val="24"/>
+          <w:lang w:eastAsia="pt-BR"/>
+        </w:rPr>
+        <w:t>CodeOnboarding</w:t>
+      </w:r>
+      <w:proofErr w:type="spellEnd"/>
+      <w:r>
+        <w:rPr>
+          <w:rFonts w:ascii="Times New Roman" w:eastAsia="Times New Roman" w:hAnsi="Times New Roman" w:cs="Times New Roman"/>
+          <w:color w:val="000000"/>
+          <w:sz w:val="24"/>
+          <w:szCs w:val="24"/>
+          <w:lang w:eastAsia="pt-BR"/>
+        </w:rPr>
+        <w:t xml:space="preserve"> é único, de modo que cada </w:t>
+      </w:r>
+      <w:proofErr w:type="spellStart"/>
       <w:r>
         <w:rPr>
           <w:rFonts w:ascii="Times New Roman" w:eastAsia="Times New Roman" w:hAnsi="Times New Roman" w:cs="Times New Roman"/>
@@ -10411,6 +11597,7 @@
         </w:rPr>
         <w:t>onboarding</w:t>
       </w:r>
+      <w:proofErr w:type="spellEnd"/>
       <w:r>
         <w:rPr>
           <w:rFonts w:ascii="Times New Roman" w:eastAsia="Times New Roman" w:hAnsi="Times New Roman" w:cs="Times New Roman"/>
@@ -10741,7 +11928,337 @@
           <w:szCs w:val="24"/>
           <w:lang w:eastAsia="pt-BR"/>
         </w:rPr>
-        <w:t xml:space="preserve"> Partners possui Users (1:N); Partners recebe Onboardings (1:N); Onboardings tem OnboardingsResults (1:0..1); Users solicita UsersReports (1:N); UsersAccess gera UsersAccessLogs (1:N); Users acessa por meio de UsersAccess (1:1); Users decide OnboardingsResults (1:N).</w:t>
+        <w:t xml:space="preserve"> </w:t>
+      </w:r>
+      <w:proofErr w:type="spellStart"/>
+      <w:r>
+        <w:rPr>
+          <w:rFonts w:ascii="Times New Roman" w:eastAsia="Times New Roman" w:hAnsi="Times New Roman" w:cs="Times New Roman"/>
+          <w:color w:val="000000"/>
+          <w:sz w:val="24"/>
+          <w:szCs w:val="24"/>
+          <w:lang w:eastAsia="pt-BR"/>
+        </w:rPr>
+        <w:t>Partners</w:t>
+      </w:r>
+      <w:proofErr w:type="spellEnd"/>
+      <w:r>
+        <w:rPr>
+          <w:rFonts w:ascii="Times New Roman" w:eastAsia="Times New Roman" w:hAnsi="Times New Roman" w:cs="Times New Roman"/>
+          <w:color w:val="000000"/>
+          <w:sz w:val="24"/>
+          <w:szCs w:val="24"/>
+          <w:lang w:eastAsia="pt-BR"/>
+        </w:rPr>
+        <w:t xml:space="preserve"> possui </w:t>
+      </w:r>
+      <w:proofErr w:type="spellStart"/>
+      <w:r>
+        <w:rPr>
+          <w:rFonts w:ascii="Times New Roman" w:eastAsia="Times New Roman" w:hAnsi="Times New Roman" w:cs="Times New Roman"/>
+          <w:color w:val="000000"/>
+          <w:sz w:val="24"/>
+          <w:szCs w:val="24"/>
+          <w:lang w:eastAsia="pt-BR"/>
+        </w:rPr>
+        <w:t>Users</w:t>
+      </w:r>
+      <w:proofErr w:type="spellEnd"/>
+      <w:r>
+        <w:rPr>
+          <w:rFonts w:ascii="Times New Roman" w:eastAsia="Times New Roman" w:hAnsi="Times New Roman" w:cs="Times New Roman"/>
+          <w:color w:val="000000"/>
+          <w:sz w:val="24"/>
+          <w:szCs w:val="24"/>
+          <w:lang w:eastAsia="pt-BR"/>
+        </w:rPr>
+        <w:t xml:space="preserve"> (1:N); </w:t>
+      </w:r>
+      <w:proofErr w:type="spellStart"/>
+      <w:r>
+        <w:rPr>
+          <w:rFonts w:ascii="Times New Roman" w:eastAsia="Times New Roman" w:hAnsi="Times New Roman" w:cs="Times New Roman"/>
+          <w:color w:val="000000"/>
+          <w:sz w:val="24"/>
+          <w:szCs w:val="24"/>
+          <w:lang w:eastAsia="pt-BR"/>
+        </w:rPr>
+        <w:t>Partners</w:t>
+      </w:r>
+      <w:proofErr w:type="spellEnd"/>
+      <w:r>
+        <w:rPr>
+          <w:rFonts w:ascii="Times New Roman" w:eastAsia="Times New Roman" w:hAnsi="Times New Roman" w:cs="Times New Roman"/>
+          <w:color w:val="000000"/>
+          <w:sz w:val="24"/>
+          <w:szCs w:val="24"/>
+          <w:lang w:eastAsia="pt-BR"/>
+        </w:rPr>
+        <w:t xml:space="preserve"> recebe </w:t>
+      </w:r>
+      <w:proofErr w:type="spellStart"/>
+      <w:r>
+        <w:rPr>
+          <w:rFonts w:ascii="Times New Roman" w:eastAsia="Times New Roman" w:hAnsi="Times New Roman" w:cs="Times New Roman"/>
+          <w:color w:val="000000"/>
+          <w:sz w:val="24"/>
+          <w:szCs w:val="24"/>
+          <w:lang w:eastAsia="pt-BR"/>
+        </w:rPr>
+        <w:t>Onboardings</w:t>
+      </w:r>
+      <w:proofErr w:type="spellEnd"/>
+      <w:r>
+        <w:rPr>
+          <w:rFonts w:ascii="Times New Roman" w:eastAsia="Times New Roman" w:hAnsi="Times New Roman" w:cs="Times New Roman"/>
+          <w:color w:val="000000"/>
+          <w:sz w:val="24"/>
+          <w:szCs w:val="24"/>
+          <w:lang w:eastAsia="pt-BR"/>
+        </w:rPr>
+        <w:t xml:space="preserve"> (1:N); </w:t>
+      </w:r>
+      <w:proofErr w:type="spellStart"/>
+      <w:r>
+        <w:rPr>
+          <w:rFonts w:ascii="Times New Roman" w:eastAsia="Times New Roman" w:hAnsi="Times New Roman" w:cs="Times New Roman"/>
+          <w:color w:val="000000"/>
+          <w:sz w:val="24"/>
+          <w:szCs w:val="24"/>
+          <w:lang w:eastAsia="pt-BR"/>
+        </w:rPr>
+        <w:t>Onboardings</w:t>
+      </w:r>
+      <w:proofErr w:type="spellEnd"/>
+      <w:r>
+        <w:rPr>
+          <w:rFonts w:ascii="Times New Roman" w:eastAsia="Times New Roman" w:hAnsi="Times New Roman" w:cs="Times New Roman"/>
+          <w:color w:val="000000"/>
+          <w:sz w:val="24"/>
+          <w:szCs w:val="24"/>
+          <w:lang w:eastAsia="pt-BR"/>
+        </w:rPr>
+        <w:t xml:space="preserve"> tem </w:t>
+      </w:r>
+      <w:proofErr w:type="spellStart"/>
+      <w:r>
+        <w:rPr>
+          <w:rFonts w:ascii="Times New Roman" w:eastAsia="Times New Roman" w:hAnsi="Times New Roman" w:cs="Times New Roman"/>
+          <w:color w:val="000000"/>
+          <w:sz w:val="24"/>
+          <w:szCs w:val="24"/>
+          <w:lang w:eastAsia="pt-BR"/>
+        </w:rPr>
+        <w:t>OnboardingsResults</w:t>
+      </w:r>
+      <w:proofErr w:type="spellEnd"/>
+      <w:r>
+        <w:rPr>
+          <w:rFonts w:ascii="Times New Roman" w:eastAsia="Times New Roman" w:hAnsi="Times New Roman" w:cs="Times New Roman"/>
+          <w:color w:val="000000"/>
+          <w:sz w:val="24"/>
+          <w:szCs w:val="24"/>
+          <w:lang w:eastAsia="pt-BR"/>
+        </w:rPr>
+        <w:t xml:space="preserve"> (</w:t>
+      </w:r>
+      <w:proofErr w:type="gramStart"/>
+      <w:r>
+        <w:rPr>
+          <w:rFonts w:ascii="Times New Roman" w:eastAsia="Times New Roman" w:hAnsi="Times New Roman" w:cs="Times New Roman"/>
+          <w:color w:val="000000"/>
+          <w:sz w:val="24"/>
+          <w:szCs w:val="24"/>
+          <w:lang w:eastAsia="pt-BR"/>
+        </w:rPr>
+        <w:t>1:0..</w:t>
+      </w:r>
+      <w:proofErr w:type="gramEnd"/>
+      <w:r>
+        <w:rPr>
+          <w:rFonts w:ascii="Times New Roman" w:eastAsia="Times New Roman" w:hAnsi="Times New Roman" w:cs="Times New Roman"/>
+          <w:color w:val="000000"/>
+          <w:sz w:val="24"/>
+          <w:szCs w:val="24"/>
+          <w:lang w:eastAsia="pt-BR"/>
+        </w:rPr>
+        <w:t xml:space="preserve">1); </w:t>
+      </w:r>
+      <w:proofErr w:type="spellStart"/>
+      <w:r>
+        <w:rPr>
+          <w:rFonts w:ascii="Times New Roman" w:eastAsia="Times New Roman" w:hAnsi="Times New Roman" w:cs="Times New Roman"/>
+          <w:color w:val="000000"/>
+          <w:sz w:val="24"/>
+          <w:szCs w:val="24"/>
+          <w:lang w:eastAsia="pt-BR"/>
+        </w:rPr>
+        <w:t>Users</w:t>
+      </w:r>
+      <w:proofErr w:type="spellEnd"/>
+      <w:r>
+        <w:rPr>
+          <w:rFonts w:ascii="Times New Roman" w:eastAsia="Times New Roman" w:hAnsi="Times New Roman" w:cs="Times New Roman"/>
+          <w:color w:val="000000"/>
+          <w:sz w:val="24"/>
+          <w:szCs w:val="24"/>
+          <w:lang w:eastAsia="pt-BR"/>
+        </w:rPr>
+        <w:t xml:space="preserve"> solicita </w:t>
+      </w:r>
+      <w:proofErr w:type="spellStart"/>
+      <w:r>
+        <w:rPr>
+          <w:rFonts w:ascii="Times New Roman" w:eastAsia="Times New Roman" w:hAnsi="Times New Roman" w:cs="Times New Roman"/>
+          <w:color w:val="000000"/>
+          <w:sz w:val="24"/>
+          <w:szCs w:val="24"/>
+          <w:lang w:eastAsia="pt-BR"/>
+        </w:rPr>
+        <w:t>UsersReports</w:t>
+      </w:r>
+      <w:proofErr w:type="spellEnd"/>
+      <w:r>
+        <w:rPr>
+          <w:rFonts w:ascii="Times New Roman" w:eastAsia="Times New Roman" w:hAnsi="Times New Roman" w:cs="Times New Roman"/>
+          <w:color w:val="000000"/>
+          <w:sz w:val="24"/>
+          <w:szCs w:val="24"/>
+          <w:lang w:eastAsia="pt-BR"/>
+        </w:rPr>
+        <w:t xml:space="preserve"> (1:N); </w:t>
+      </w:r>
+      <w:proofErr w:type="spellStart"/>
+      <w:r>
+        <w:rPr>
+          <w:rFonts w:ascii="Times New Roman" w:eastAsia="Times New Roman" w:hAnsi="Times New Roman" w:cs="Times New Roman"/>
+          <w:color w:val="000000"/>
+          <w:sz w:val="24"/>
+          <w:szCs w:val="24"/>
+          <w:lang w:eastAsia="pt-BR"/>
+        </w:rPr>
+        <w:t>UsersAccess</w:t>
+      </w:r>
+      <w:proofErr w:type="spellEnd"/>
+      <w:r>
+        <w:rPr>
+          <w:rFonts w:ascii="Times New Roman" w:eastAsia="Times New Roman" w:hAnsi="Times New Roman" w:cs="Times New Roman"/>
+          <w:color w:val="000000"/>
+          <w:sz w:val="24"/>
+          <w:szCs w:val="24"/>
+          <w:lang w:eastAsia="pt-BR"/>
+        </w:rPr>
+        <w:t xml:space="preserve"> gera </w:t>
+      </w:r>
+      <w:proofErr w:type="spellStart"/>
+      <w:r>
+        <w:rPr>
+          <w:rFonts w:ascii="Times New Roman" w:eastAsia="Times New Roman" w:hAnsi="Times New Roman" w:cs="Times New Roman"/>
+          <w:color w:val="000000"/>
+          <w:sz w:val="24"/>
+          <w:szCs w:val="24"/>
+          <w:lang w:eastAsia="pt-BR"/>
+        </w:rPr>
+        <w:t>UsersAccessLogs</w:t>
+      </w:r>
+      <w:proofErr w:type="spellEnd"/>
+      <w:r>
+        <w:rPr>
+          <w:rFonts w:ascii="Times New Roman" w:eastAsia="Times New Roman" w:hAnsi="Times New Roman" w:cs="Times New Roman"/>
+          <w:color w:val="000000"/>
+          <w:sz w:val="24"/>
+          <w:szCs w:val="24"/>
+          <w:lang w:eastAsia="pt-BR"/>
+        </w:rPr>
+        <w:t xml:space="preserve"> (1:N); </w:t>
+      </w:r>
+      <w:proofErr w:type="spellStart"/>
+      <w:r>
+        <w:rPr>
+          <w:rFonts w:ascii="Times New Roman" w:eastAsia="Times New Roman" w:hAnsi="Times New Roman" w:cs="Times New Roman"/>
+          <w:color w:val="000000"/>
+          <w:sz w:val="24"/>
+          <w:szCs w:val="24"/>
+          <w:lang w:eastAsia="pt-BR"/>
+        </w:rPr>
+        <w:t>Users</w:t>
+      </w:r>
+      <w:proofErr w:type="spellEnd"/>
+      <w:r>
+        <w:rPr>
+          <w:rFonts w:ascii="Times New Roman" w:eastAsia="Times New Roman" w:hAnsi="Times New Roman" w:cs="Times New Roman"/>
+          <w:color w:val="000000"/>
+          <w:sz w:val="24"/>
+          <w:szCs w:val="24"/>
+          <w:lang w:eastAsia="pt-BR"/>
+        </w:rPr>
+        <w:t xml:space="preserve"> acessa por meio de </w:t>
+      </w:r>
+      <w:proofErr w:type="spellStart"/>
+      <w:r>
+        <w:rPr>
+          <w:rFonts w:ascii="Times New Roman" w:eastAsia="Times New Roman" w:hAnsi="Times New Roman" w:cs="Times New Roman"/>
+          <w:color w:val="000000"/>
+          <w:sz w:val="24"/>
+          <w:szCs w:val="24"/>
+          <w:lang w:eastAsia="pt-BR"/>
+        </w:rPr>
+        <w:t>UsersAccess</w:t>
+      </w:r>
+      <w:proofErr w:type="spellEnd"/>
+      <w:r>
+        <w:rPr>
+          <w:rFonts w:ascii="Times New Roman" w:eastAsia="Times New Roman" w:hAnsi="Times New Roman" w:cs="Times New Roman"/>
+          <w:color w:val="000000"/>
+          <w:sz w:val="24"/>
+          <w:szCs w:val="24"/>
+          <w:lang w:eastAsia="pt-BR"/>
+        </w:rPr>
+        <w:t xml:space="preserve"> (1:1); </w:t>
+      </w:r>
+      <w:proofErr w:type="spellStart"/>
+      <w:r>
+        <w:rPr>
+          <w:rFonts w:ascii="Times New Roman" w:eastAsia="Times New Roman" w:hAnsi="Times New Roman" w:cs="Times New Roman"/>
+          <w:color w:val="000000"/>
+          <w:sz w:val="24"/>
+          <w:szCs w:val="24"/>
+          <w:lang w:eastAsia="pt-BR"/>
+        </w:rPr>
+        <w:t>Users</w:t>
+      </w:r>
+      <w:proofErr w:type="spellEnd"/>
+      <w:r>
+        <w:rPr>
+          <w:rFonts w:ascii="Times New Roman" w:eastAsia="Times New Roman" w:hAnsi="Times New Roman" w:cs="Times New Roman"/>
+          <w:color w:val="000000"/>
+          <w:sz w:val="24"/>
+          <w:szCs w:val="24"/>
+          <w:lang w:eastAsia="pt-BR"/>
+        </w:rPr>
+        <w:t xml:space="preserve"> decide </w:t>
+      </w:r>
+      <w:proofErr w:type="spellStart"/>
+      <w:r>
+        <w:rPr>
+          <w:rFonts w:ascii="Times New Roman" w:eastAsia="Times New Roman" w:hAnsi="Times New Roman" w:cs="Times New Roman"/>
+          <w:color w:val="000000"/>
+          <w:sz w:val="24"/>
+          <w:szCs w:val="24"/>
+          <w:lang w:eastAsia="pt-BR"/>
+        </w:rPr>
+        <w:t>OnboardingsResults</w:t>
+      </w:r>
+      <w:proofErr w:type="spellEnd"/>
+      <w:r>
+        <w:rPr>
+          <w:rFonts w:ascii="Times New Roman" w:eastAsia="Times New Roman" w:hAnsi="Times New Roman" w:cs="Times New Roman"/>
+          <w:color w:val="000000"/>
+          <w:sz w:val="24"/>
+          <w:szCs w:val="24"/>
+          <w:lang w:eastAsia="pt-BR"/>
+        </w:rPr>
+        <w:t xml:space="preserve"> (1:N).</w:t>
       </w:r>
     </w:p>
     <w:p>
@@ -10758,7 +12275,7 @@
           <w:lang w:eastAsia="pt-BR"/>
         </w:rPr>
       </w:pPr>
-      <w:bookmarkStart w:id="12" w:name="_Toc241517994"/>
+      <w:bookmarkStart w:id="12" w:name="_Toc243329310"/>
       <w:r>
         <w:rPr>
           <w:rFonts w:ascii="Times New Roman" w:eastAsia="Times New Roman" w:hAnsi="Times New Roman" w:cs="Times New Roman"/>
@@ -10786,6 +12303,7 @@
     </w:p>
     <w:p>
       <w:pPr>
+        <w:keepLines/>
         <w:spacing w:after="0" w:line="240" w:lineRule="auto"/>
         <w:rPr>
           <w:rFonts w:ascii="Times New Roman" w:eastAsia="Times New Roman" w:hAnsi="Times New Roman" w:cs="Times New Roman"/>
@@ -10804,7 +12322,6 @@
         </w:rPr>
         <w:t xml:space="preserve">AMAZON WEB SERVICES. </w:t>
       </w:r>
-      <w:proofErr w:type="spellStart"/>
       <w:r>
         <w:rPr>
           <w:rFonts w:ascii="Times New Roman" w:eastAsia="Times New Roman" w:hAnsi="Times New Roman" w:cs="Times New Roman"/>
@@ -10815,6 +12332,179 @@
           <w:szCs w:val="24"/>
           <w:lang w:eastAsia="pt-BR"/>
         </w:rPr>
+        <w:t xml:space="preserve">AI </w:t>
+      </w:r>
+      <w:proofErr w:type="spellStart"/>
+      <w:r>
+        <w:rPr>
+          <w:rFonts w:ascii="Times New Roman" w:eastAsia="Times New Roman" w:hAnsi="Times New Roman" w:cs="Times New Roman"/>
+          <w:b/>
+          <w:bCs/>
+          <w:color w:val="000000"/>
+          <w:sz w:val="24"/>
+          <w:szCs w:val="24"/>
+          <w:lang w:eastAsia="pt-BR"/>
+        </w:rPr>
+        <w:t>services</w:t>
+      </w:r>
+      <w:proofErr w:type="spellEnd"/>
+      <w:r>
+        <w:rPr>
+          <w:rFonts w:ascii="Times New Roman" w:eastAsia="Times New Roman" w:hAnsi="Times New Roman" w:cs="Times New Roman"/>
+          <w:b/>
+          <w:bCs/>
+          <w:color w:val="000000"/>
+          <w:sz w:val="24"/>
+          <w:szCs w:val="24"/>
+          <w:lang w:eastAsia="pt-BR"/>
+        </w:rPr>
+        <w:t xml:space="preserve"> </w:t>
+      </w:r>
+      <w:proofErr w:type="spellStart"/>
+      <w:r>
+        <w:rPr>
+          <w:rFonts w:ascii="Times New Roman" w:eastAsia="Times New Roman" w:hAnsi="Times New Roman" w:cs="Times New Roman"/>
+          <w:b/>
+          <w:bCs/>
+          <w:color w:val="000000"/>
+          <w:sz w:val="24"/>
+          <w:szCs w:val="24"/>
+          <w:lang w:eastAsia="pt-BR"/>
+        </w:rPr>
+        <w:t>opt-out</w:t>
+      </w:r>
+      <w:proofErr w:type="spellEnd"/>
+      <w:r>
+        <w:rPr>
+          <w:rFonts w:ascii="Times New Roman" w:eastAsia="Times New Roman" w:hAnsi="Times New Roman" w:cs="Times New Roman"/>
+          <w:b/>
+          <w:bCs/>
+          <w:color w:val="000000"/>
+          <w:sz w:val="24"/>
+          <w:szCs w:val="24"/>
+          <w:lang w:eastAsia="pt-BR"/>
+        </w:rPr>
+        <w:t xml:space="preserve"> policies</w:t>
+      </w:r>
+      <w:r>
+        <w:rPr>
+          <w:rFonts w:ascii="Times New Roman" w:eastAsia="Times New Roman" w:hAnsi="Times New Roman" w:cs="Times New Roman"/>
+          <w:color w:val="000000"/>
+          <w:sz w:val="24"/>
+          <w:szCs w:val="24"/>
+          <w:lang w:eastAsia="pt-BR"/>
+        </w:rPr>
+        <w:t xml:space="preserve">: AWS </w:t>
+      </w:r>
+      <w:proofErr w:type="spellStart"/>
+      <w:r>
+        <w:rPr>
+          <w:rFonts w:ascii="Times New Roman" w:eastAsia="Times New Roman" w:hAnsi="Times New Roman" w:cs="Times New Roman"/>
+          <w:color w:val="000000"/>
+          <w:sz w:val="24"/>
+          <w:szCs w:val="24"/>
+          <w:lang w:eastAsia="pt-BR"/>
+        </w:rPr>
+        <w:t>Organizations</w:t>
+      </w:r>
+      <w:proofErr w:type="spellEnd"/>
+      <w:r>
+        <w:rPr>
+          <w:rFonts w:ascii="Times New Roman" w:eastAsia="Times New Roman" w:hAnsi="Times New Roman" w:cs="Times New Roman"/>
+          <w:color w:val="000000"/>
+          <w:sz w:val="24"/>
+          <w:szCs w:val="24"/>
+          <w:lang w:eastAsia="pt-BR"/>
+        </w:rPr>
+        <w:t xml:space="preserve"> </w:t>
+      </w:r>
+      <w:proofErr w:type="spellStart"/>
+      <w:r>
+        <w:rPr>
+          <w:rFonts w:ascii="Times New Roman" w:eastAsia="Times New Roman" w:hAnsi="Times New Roman" w:cs="Times New Roman"/>
+          <w:color w:val="000000"/>
+          <w:sz w:val="24"/>
+          <w:szCs w:val="24"/>
+          <w:lang w:eastAsia="pt-BR"/>
+        </w:rPr>
+        <w:t>User</w:t>
+      </w:r>
+      <w:proofErr w:type="spellEnd"/>
+      <w:r>
+        <w:rPr>
+          <w:rFonts w:ascii="Times New Roman" w:eastAsia="Times New Roman" w:hAnsi="Times New Roman" w:cs="Times New Roman"/>
+          <w:color w:val="000000"/>
+          <w:sz w:val="24"/>
+          <w:szCs w:val="24"/>
+          <w:lang w:eastAsia="pt-BR"/>
+        </w:rPr>
+        <w:t xml:space="preserve"> </w:t>
+      </w:r>
+      <w:proofErr w:type="spellStart"/>
+      <w:r>
+        <w:rPr>
+          <w:rFonts w:ascii="Times New Roman" w:eastAsia="Times New Roman" w:hAnsi="Times New Roman" w:cs="Times New Roman"/>
+          <w:color w:val="000000"/>
+          <w:sz w:val="24"/>
+          <w:szCs w:val="24"/>
+          <w:lang w:eastAsia="pt-BR"/>
+        </w:rPr>
+        <w:t>Guide</w:t>
+      </w:r>
+      <w:proofErr w:type="spellEnd"/>
+      <w:r>
+        <w:rPr>
+          <w:rFonts w:ascii="Times New Roman" w:eastAsia="Times New Roman" w:hAnsi="Times New Roman" w:cs="Times New Roman"/>
+          <w:color w:val="000000"/>
+          <w:sz w:val="24"/>
+          <w:szCs w:val="24"/>
+          <w:lang w:eastAsia="pt-BR"/>
+        </w:rPr>
+        <w:t>. [S. l.], 2026a. Disponível em: https://docs.aws.amazon.com/organizations/latest/userguide/orgs_manage_policies_ai-opt-out.html. Acesso em: 19 out. 2026.</w:t>
+      </w:r>
+    </w:p>
+    <w:p>
+      <w:pPr>
+        <w:spacing w:after="0" w:line="240" w:lineRule="auto"/>
+        <w:rPr>
+          <w:rFonts w:ascii="Times New Roman" w:eastAsia="Times New Roman" w:hAnsi="Times New Roman" w:cs="Times New Roman"/>
+          <w:sz w:val="24"/>
+          <w:szCs w:val="24"/>
+          <w:lang w:eastAsia="pt-BR"/>
+        </w:rPr>
+      </w:pPr>
+    </w:p>
+    <w:p>
+      <w:pPr>
+        <w:spacing w:after="0" w:line="240" w:lineRule="auto"/>
+        <w:rPr>
+          <w:rFonts w:ascii="Times New Roman" w:eastAsia="Times New Roman" w:hAnsi="Times New Roman" w:cs="Times New Roman"/>
+          <w:sz w:val="24"/>
+          <w:szCs w:val="24"/>
+          <w:lang w:eastAsia="pt-BR"/>
+        </w:rPr>
+      </w:pPr>
+      <w:r>
+        <w:rPr>
+          <w:rFonts w:ascii="Times New Roman" w:eastAsia="Times New Roman" w:hAnsi="Times New Roman" w:cs="Times New Roman"/>
+          <w:color w:val="000000"/>
+          <w:sz w:val="24"/>
+          <w:szCs w:val="24"/>
+          <w:lang w:eastAsia="pt-BR"/>
+        </w:rPr>
+        <w:t xml:space="preserve">AMAZON WEB SERVICES. </w:t>
+      </w:r>
+      <w:proofErr w:type="spellStart"/>
+      <w:r>
+        <w:rPr>
+          <w:rFonts w:ascii="Times New Roman" w:eastAsia="Times New Roman" w:hAnsi="Times New Roman" w:cs="Times New Roman"/>
+          <w:b/>
+          <w:bCs/>
+          <w:color w:val="000000"/>
+          <w:sz w:val="24"/>
+          <w:szCs w:val="24"/>
+          <w:lang w:eastAsia="pt-BR"/>
+        </w:rPr>
         <w:t>CompareFaces</w:t>
       </w:r>
       <w:proofErr w:type="spellEnd"/>
@@ -10892,7 +12582,7 @@
           <w:szCs w:val="24"/>
           <w:lang w:eastAsia="pt-BR"/>
         </w:rPr>
-        <w:t>. [S. l.], 2026. Disponível em: https://docs.aws.amazon.com/rekognition/latest/APIReference/API_CompareFaces.html. Acesso em: 28 set. 2026.</w:t>
+        <w:t>. [S. l.], 2026b. Disponível em: https://docs.aws.amazon.com/rekognition/latest/APIReference/API_CompareFaces.html. Acesso em: 19 out. 2026.</w:t>
       </w:r>
     </w:p>
     <w:p>
@@ -11564,6 +13254,7 @@
     </w:p>
     <w:p>
       <w:pPr>
+        <w:keepLines/>
         <w:spacing w:after="0" w:line="240" w:lineRule="auto"/>
         <w:rPr>
           <w:rFonts w:ascii="Times New Roman" w:eastAsia="Times New Roman" w:hAnsi="Times New Roman" w:cs="Times New Roman"/>
@@ -11580,6 +13271,653 @@
           <w:szCs w:val="24"/>
           <w:lang w:eastAsia="pt-BR"/>
         </w:rPr>
+        <w:lastRenderedPageBreak/>
+        <w:t xml:space="preserve">PHILLIPS, P. </w:t>
+      </w:r>
+      <w:proofErr w:type="spellStart"/>
+      <w:r>
+        <w:rPr>
+          <w:rFonts w:ascii="Times New Roman" w:eastAsia="Times New Roman" w:hAnsi="Times New Roman" w:cs="Times New Roman"/>
+          <w:color w:val="000000"/>
+          <w:sz w:val="24"/>
+          <w:szCs w:val="24"/>
+          <w:lang w:eastAsia="pt-BR"/>
+        </w:rPr>
+        <w:t>Jonathon</w:t>
+      </w:r>
+      <w:proofErr w:type="spellEnd"/>
+      <w:r>
+        <w:rPr>
+          <w:rFonts w:ascii="Times New Roman" w:eastAsia="Times New Roman" w:hAnsi="Times New Roman" w:cs="Times New Roman"/>
+          <w:color w:val="000000"/>
+          <w:sz w:val="24"/>
+          <w:szCs w:val="24"/>
+          <w:lang w:eastAsia="pt-BR"/>
+        </w:rPr>
+        <w:t xml:space="preserve">; YATES, Amy N.; HU, Ying; HAHN, Carina A.; NOYES, </w:t>
+      </w:r>
+      <w:proofErr w:type="spellStart"/>
+      <w:r>
+        <w:rPr>
+          <w:rFonts w:ascii="Times New Roman" w:eastAsia="Times New Roman" w:hAnsi="Times New Roman" w:cs="Times New Roman"/>
+          <w:color w:val="000000"/>
+          <w:sz w:val="24"/>
+          <w:szCs w:val="24"/>
+          <w:lang w:eastAsia="pt-BR"/>
+        </w:rPr>
+        <w:t>Eilidh</w:t>
+      </w:r>
+      <w:proofErr w:type="spellEnd"/>
+      <w:r>
+        <w:rPr>
+          <w:rFonts w:ascii="Times New Roman" w:eastAsia="Times New Roman" w:hAnsi="Times New Roman" w:cs="Times New Roman"/>
+          <w:color w:val="000000"/>
+          <w:sz w:val="24"/>
+          <w:szCs w:val="24"/>
+          <w:lang w:eastAsia="pt-BR"/>
+        </w:rPr>
+        <w:t xml:space="preserve">; JACKSON, </w:t>
+      </w:r>
+      <w:proofErr w:type="spellStart"/>
+      <w:r>
+        <w:rPr>
+          <w:rFonts w:ascii="Times New Roman" w:eastAsia="Times New Roman" w:hAnsi="Times New Roman" w:cs="Times New Roman"/>
+          <w:color w:val="000000"/>
+          <w:sz w:val="24"/>
+          <w:szCs w:val="24"/>
+          <w:lang w:eastAsia="pt-BR"/>
+        </w:rPr>
+        <w:t>Kelsey</w:t>
+      </w:r>
+      <w:proofErr w:type="spellEnd"/>
+      <w:r>
+        <w:rPr>
+          <w:rFonts w:ascii="Times New Roman" w:eastAsia="Times New Roman" w:hAnsi="Times New Roman" w:cs="Times New Roman"/>
+          <w:color w:val="000000"/>
+          <w:sz w:val="24"/>
+          <w:szCs w:val="24"/>
+          <w:lang w:eastAsia="pt-BR"/>
+        </w:rPr>
+        <w:t xml:space="preserve">; CAVAZOS, Jacqueline G.; JECKELN, Géraldine; RANJAN, </w:t>
+      </w:r>
+      <w:proofErr w:type="spellStart"/>
+      <w:r>
+        <w:rPr>
+          <w:rFonts w:ascii="Times New Roman" w:eastAsia="Times New Roman" w:hAnsi="Times New Roman" w:cs="Times New Roman"/>
+          <w:color w:val="000000"/>
+          <w:sz w:val="24"/>
+          <w:szCs w:val="24"/>
+          <w:lang w:eastAsia="pt-BR"/>
+        </w:rPr>
+        <w:t>Rajeev</w:t>
+      </w:r>
+      <w:proofErr w:type="spellEnd"/>
+      <w:r>
+        <w:rPr>
+          <w:rFonts w:ascii="Times New Roman" w:eastAsia="Times New Roman" w:hAnsi="Times New Roman" w:cs="Times New Roman"/>
+          <w:color w:val="000000"/>
+          <w:sz w:val="24"/>
+          <w:szCs w:val="24"/>
+          <w:lang w:eastAsia="pt-BR"/>
+        </w:rPr>
+        <w:t xml:space="preserve">; SANKARANARAYANAN, </w:t>
+      </w:r>
+      <w:proofErr w:type="spellStart"/>
+      <w:r>
+        <w:rPr>
+          <w:rFonts w:ascii="Times New Roman" w:eastAsia="Times New Roman" w:hAnsi="Times New Roman" w:cs="Times New Roman"/>
+          <w:color w:val="000000"/>
+          <w:sz w:val="24"/>
+          <w:szCs w:val="24"/>
+          <w:lang w:eastAsia="pt-BR"/>
+        </w:rPr>
+        <w:t>Swami</w:t>
+      </w:r>
+      <w:proofErr w:type="spellEnd"/>
+      <w:r>
+        <w:rPr>
+          <w:rFonts w:ascii="Times New Roman" w:eastAsia="Times New Roman" w:hAnsi="Times New Roman" w:cs="Times New Roman"/>
+          <w:color w:val="000000"/>
+          <w:sz w:val="24"/>
+          <w:szCs w:val="24"/>
+          <w:lang w:eastAsia="pt-BR"/>
+        </w:rPr>
+        <w:t xml:space="preserve">; CHEN, </w:t>
+      </w:r>
+      <w:proofErr w:type="spellStart"/>
+      <w:r>
+        <w:rPr>
+          <w:rFonts w:ascii="Times New Roman" w:eastAsia="Times New Roman" w:hAnsi="Times New Roman" w:cs="Times New Roman"/>
+          <w:color w:val="000000"/>
+          <w:sz w:val="24"/>
+          <w:szCs w:val="24"/>
+          <w:lang w:eastAsia="pt-BR"/>
+        </w:rPr>
+        <w:t>Jun</w:t>
+      </w:r>
+      <w:proofErr w:type="spellEnd"/>
+      <w:r>
+        <w:rPr>
+          <w:rFonts w:ascii="Times New Roman" w:eastAsia="Times New Roman" w:hAnsi="Times New Roman" w:cs="Times New Roman"/>
+          <w:color w:val="000000"/>
+          <w:sz w:val="24"/>
+          <w:szCs w:val="24"/>
+          <w:lang w:eastAsia="pt-BR"/>
+        </w:rPr>
+        <w:t xml:space="preserve">-Cheng; CASTILLO, Carlos D.; CHELLAPPA, Rama; WHITE, David; O’TOOLE, Alice J. Face </w:t>
+      </w:r>
+      <w:proofErr w:type="spellStart"/>
+      <w:r>
+        <w:rPr>
+          <w:rFonts w:ascii="Times New Roman" w:eastAsia="Times New Roman" w:hAnsi="Times New Roman" w:cs="Times New Roman"/>
+          <w:color w:val="000000"/>
+          <w:sz w:val="24"/>
+          <w:szCs w:val="24"/>
+          <w:lang w:eastAsia="pt-BR"/>
+        </w:rPr>
+        <w:t>recognition</w:t>
+      </w:r>
+      <w:proofErr w:type="spellEnd"/>
+      <w:r>
+        <w:rPr>
+          <w:rFonts w:ascii="Times New Roman" w:eastAsia="Times New Roman" w:hAnsi="Times New Roman" w:cs="Times New Roman"/>
+          <w:color w:val="000000"/>
+          <w:sz w:val="24"/>
+          <w:szCs w:val="24"/>
+          <w:lang w:eastAsia="pt-BR"/>
+        </w:rPr>
+        <w:t xml:space="preserve"> </w:t>
+      </w:r>
+      <w:proofErr w:type="spellStart"/>
+      <w:r>
+        <w:rPr>
+          <w:rFonts w:ascii="Times New Roman" w:eastAsia="Times New Roman" w:hAnsi="Times New Roman" w:cs="Times New Roman"/>
+          <w:color w:val="000000"/>
+          <w:sz w:val="24"/>
+          <w:szCs w:val="24"/>
+          <w:lang w:eastAsia="pt-BR"/>
+        </w:rPr>
+        <w:t>accuracy</w:t>
+      </w:r>
+      <w:proofErr w:type="spellEnd"/>
+      <w:r>
+        <w:rPr>
+          <w:rFonts w:ascii="Times New Roman" w:eastAsia="Times New Roman" w:hAnsi="Times New Roman" w:cs="Times New Roman"/>
+          <w:color w:val="000000"/>
+          <w:sz w:val="24"/>
+          <w:szCs w:val="24"/>
+          <w:lang w:eastAsia="pt-BR"/>
+        </w:rPr>
+        <w:t xml:space="preserve"> </w:t>
+      </w:r>
+      <w:proofErr w:type="spellStart"/>
+      <w:r>
+        <w:rPr>
+          <w:rFonts w:ascii="Times New Roman" w:eastAsia="Times New Roman" w:hAnsi="Times New Roman" w:cs="Times New Roman"/>
+          <w:color w:val="000000"/>
+          <w:sz w:val="24"/>
+          <w:szCs w:val="24"/>
+          <w:lang w:eastAsia="pt-BR"/>
+        </w:rPr>
+        <w:t>of</w:t>
+      </w:r>
+      <w:proofErr w:type="spellEnd"/>
+      <w:r>
+        <w:rPr>
+          <w:rFonts w:ascii="Times New Roman" w:eastAsia="Times New Roman" w:hAnsi="Times New Roman" w:cs="Times New Roman"/>
+          <w:color w:val="000000"/>
+          <w:sz w:val="24"/>
+          <w:szCs w:val="24"/>
+          <w:lang w:eastAsia="pt-BR"/>
+        </w:rPr>
+        <w:t xml:space="preserve"> </w:t>
+      </w:r>
+      <w:proofErr w:type="spellStart"/>
+      <w:r>
+        <w:rPr>
+          <w:rFonts w:ascii="Times New Roman" w:eastAsia="Times New Roman" w:hAnsi="Times New Roman" w:cs="Times New Roman"/>
+          <w:color w:val="000000"/>
+          <w:sz w:val="24"/>
+          <w:szCs w:val="24"/>
+          <w:lang w:eastAsia="pt-BR"/>
+        </w:rPr>
+        <w:t>forensic</w:t>
+      </w:r>
+      <w:proofErr w:type="spellEnd"/>
+      <w:r>
+        <w:rPr>
+          <w:rFonts w:ascii="Times New Roman" w:eastAsia="Times New Roman" w:hAnsi="Times New Roman" w:cs="Times New Roman"/>
+          <w:color w:val="000000"/>
+          <w:sz w:val="24"/>
+          <w:szCs w:val="24"/>
+          <w:lang w:eastAsia="pt-BR"/>
+        </w:rPr>
+        <w:t xml:space="preserve"> </w:t>
+      </w:r>
+      <w:proofErr w:type="spellStart"/>
+      <w:r>
+        <w:rPr>
+          <w:rFonts w:ascii="Times New Roman" w:eastAsia="Times New Roman" w:hAnsi="Times New Roman" w:cs="Times New Roman"/>
+          <w:color w:val="000000"/>
+          <w:sz w:val="24"/>
+          <w:szCs w:val="24"/>
+          <w:lang w:eastAsia="pt-BR"/>
+        </w:rPr>
+        <w:t>examiners</w:t>
+      </w:r>
+      <w:proofErr w:type="spellEnd"/>
+      <w:r>
+        <w:rPr>
+          <w:rFonts w:ascii="Times New Roman" w:eastAsia="Times New Roman" w:hAnsi="Times New Roman" w:cs="Times New Roman"/>
+          <w:color w:val="000000"/>
+          <w:sz w:val="24"/>
+          <w:szCs w:val="24"/>
+          <w:lang w:eastAsia="pt-BR"/>
+        </w:rPr>
+        <w:t xml:space="preserve">, </w:t>
+      </w:r>
+      <w:proofErr w:type="spellStart"/>
+      <w:r>
+        <w:rPr>
+          <w:rFonts w:ascii="Times New Roman" w:eastAsia="Times New Roman" w:hAnsi="Times New Roman" w:cs="Times New Roman"/>
+          <w:color w:val="000000"/>
+          <w:sz w:val="24"/>
+          <w:szCs w:val="24"/>
+          <w:lang w:eastAsia="pt-BR"/>
+        </w:rPr>
+        <w:t>superrecognizers</w:t>
+      </w:r>
+      <w:proofErr w:type="spellEnd"/>
+      <w:r>
+        <w:rPr>
+          <w:rFonts w:ascii="Times New Roman" w:eastAsia="Times New Roman" w:hAnsi="Times New Roman" w:cs="Times New Roman"/>
+          <w:color w:val="000000"/>
+          <w:sz w:val="24"/>
+          <w:szCs w:val="24"/>
+          <w:lang w:eastAsia="pt-BR"/>
+        </w:rPr>
+        <w:t xml:space="preserve">, </w:t>
+      </w:r>
+      <w:proofErr w:type="spellStart"/>
+      <w:r>
+        <w:rPr>
+          <w:rFonts w:ascii="Times New Roman" w:eastAsia="Times New Roman" w:hAnsi="Times New Roman" w:cs="Times New Roman"/>
+          <w:color w:val="000000"/>
+          <w:sz w:val="24"/>
+          <w:szCs w:val="24"/>
+          <w:lang w:eastAsia="pt-BR"/>
+        </w:rPr>
+        <w:t>and</w:t>
+      </w:r>
+      <w:proofErr w:type="spellEnd"/>
+      <w:r>
+        <w:rPr>
+          <w:rFonts w:ascii="Times New Roman" w:eastAsia="Times New Roman" w:hAnsi="Times New Roman" w:cs="Times New Roman"/>
+          <w:color w:val="000000"/>
+          <w:sz w:val="24"/>
+          <w:szCs w:val="24"/>
+          <w:lang w:eastAsia="pt-BR"/>
+        </w:rPr>
+        <w:t xml:space="preserve"> face </w:t>
+      </w:r>
+      <w:proofErr w:type="spellStart"/>
+      <w:r>
+        <w:rPr>
+          <w:rFonts w:ascii="Times New Roman" w:eastAsia="Times New Roman" w:hAnsi="Times New Roman" w:cs="Times New Roman"/>
+          <w:color w:val="000000"/>
+          <w:sz w:val="24"/>
+          <w:szCs w:val="24"/>
+          <w:lang w:eastAsia="pt-BR"/>
+        </w:rPr>
+        <w:t>recognition</w:t>
+      </w:r>
+      <w:proofErr w:type="spellEnd"/>
+      <w:r>
+        <w:rPr>
+          <w:rFonts w:ascii="Times New Roman" w:eastAsia="Times New Roman" w:hAnsi="Times New Roman" w:cs="Times New Roman"/>
+          <w:color w:val="000000"/>
+          <w:sz w:val="24"/>
+          <w:szCs w:val="24"/>
+          <w:lang w:eastAsia="pt-BR"/>
+        </w:rPr>
+        <w:t xml:space="preserve"> </w:t>
+      </w:r>
+      <w:proofErr w:type="spellStart"/>
+      <w:r>
+        <w:rPr>
+          <w:rFonts w:ascii="Times New Roman" w:eastAsia="Times New Roman" w:hAnsi="Times New Roman" w:cs="Times New Roman"/>
+          <w:color w:val="000000"/>
+          <w:sz w:val="24"/>
+          <w:szCs w:val="24"/>
+          <w:lang w:eastAsia="pt-BR"/>
+        </w:rPr>
+        <w:t>algorithms</w:t>
+      </w:r>
+      <w:proofErr w:type="spellEnd"/>
+      <w:r>
+        <w:rPr>
+          <w:rFonts w:ascii="Times New Roman" w:eastAsia="Times New Roman" w:hAnsi="Times New Roman" w:cs="Times New Roman"/>
+          <w:color w:val="000000"/>
+          <w:sz w:val="24"/>
+          <w:szCs w:val="24"/>
+          <w:lang w:eastAsia="pt-BR"/>
+        </w:rPr>
+        <w:t xml:space="preserve">. </w:t>
+      </w:r>
+      <w:proofErr w:type="spellStart"/>
+      <w:r>
+        <w:rPr>
+          <w:rFonts w:ascii="Times New Roman" w:eastAsia="Times New Roman" w:hAnsi="Times New Roman" w:cs="Times New Roman"/>
+          <w:b/>
+          <w:bCs/>
+          <w:color w:val="000000"/>
+          <w:sz w:val="24"/>
+          <w:szCs w:val="24"/>
+          <w:lang w:eastAsia="pt-BR"/>
+        </w:rPr>
+        <w:t>Proceedings</w:t>
+      </w:r>
+      <w:proofErr w:type="spellEnd"/>
+      <w:r>
+        <w:rPr>
+          <w:rFonts w:ascii="Times New Roman" w:eastAsia="Times New Roman" w:hAnsi="Times New Roman" w:cs="Times New Roman"/>
+          <w:b/>
+          <w:bCs/>
+          <w:color w:val="000000"/>
+          <w:sz w:val="24"/>
+          <w:szCs w:val="24"/>
+          <w:lang w:eastAsia="pt-BR"/>
+        </w:rPr>
+        <w:t xml:space="preserve"> </w:t>
+      </w:r>
+      <w:proofErr w:type="spellStart"/>
+      <w:r>
+        <w:rPr>
+          <w:rFonts w:ascii="Times New Roman" w:eastAsia="Times New Roman" w:hAnsi="Times New Roman" w:cs="Times New Roman"/>
+          <w:b/>
+          <w:bCs/>
+          <w:color w:val="000000"/>
+          <w:sz w:val="24"/>
+          <w:szCs w:val="24"/>
+          <w:lang w:eastAsia="pt-BR"/>
+        </w:rPr>
+        <w:t>of</w:t>
+      </w:r>
+      <w:proofErr w:type="spellEnd"/>
+      <w:r>
+        <w:rPr>
+          <w:rFonts w:ascii="Times New Roman" w:eastAsia="Times New Roman" w:hAnsi="Times New Roman" w:cs="Times New Roman"/>
+          <w:b/>
+          <w:bCs/>
+          <w:color w:val="000000"/>
+          <w:sz w:val="24"/>
+          <w:szCs w:val="24"/>
+          <w:lang w:eastAsia="pt-BR"/>
+        </w:rPr>
+        <w:t xml:space="preserve"> </w:t>
+      </w:r>
+      <w:proofErr w:type="spellStart"/>
+      <w:r>
+        <w:rPr>
+          <w:rFonts w:ascii="Times New Roman" w:eastAsia="Times New Roman" w:hAnsi="Times New Roman" w:cs="Times New Roman"/>
+          <w:b/>
+          <w:bCs/>
+          <w:color w:val="000000"/>
+          <w:sz w:val="24"/>
+          <w:szCs w:val="24"/>
+          <w:lang w:eastAsia="pt-BR"/>
+        </w:rPr>
+        <w:t>the</w:t>
+      </w:r>
+      <w:proofErr w:type="spellEnd"/>
+      <w:r>
+        <w:rPr>
+          <w:rFonts w:ascii="Times New Roman" w:eastAsia="Times New Roman" w:hAnsi="Times New Roman" w:cs="Times New Roman"/>
+          <w:b/>
+          <w:bCs/>
+          <w:color w:val="000000"/>
+          <w:sz w:val="24"/>
+          <w:szCs w:val="24"/>
+          <w:lang w:eastAsia="pt-BR"/>
+        </w:rPr>
+        <w:t xml:space="preserve"> </w:t>
+      </w:r>
+      <w:proofErr w:type="spellStart"/>
+      <w:r>
+        <w:rPr>
+          <w:rFonts w:ascii="Times New Roman" w:eastAsia="Times New Roman" w:hAnsi="Times New Roman" w:cs="Times New Roman"/>
+          <w:b/>
+          <w:bCs/>
+          <w:color w:val="000000"/>
+          <w:sz w:val="24"/>
+          <w:szCs w:val="24"/>
+          <w:lang w:eastAsia="pt-BR"/>
+        </w:rPr>
+        <w:t>National</w:t>
+      </w:r>
+      <w:proofErr w:type="spellEnd"/>
+      <w:r>
+        <w:rPr>
+          <w:rFonts w:ascii="Times New Roman" w:eastAsia="Times New Roman" w:hAnsi="Times New Roman" w:cs="Times New Roman"/>
+          <w:b/>
+          <w:bCs/>
+          <w:color w:val="000000"/>
+          <w:sz w:val="24"/>
+          <w:szCs w:val="24"/>
+          <w:lang w:eastAsia="pt-BR"/>
+        </w:rPr>
+        <w:t xml:space="preserve"> </w:t>
+      </w:r>
+      <w:proofErr w:type="spellStart"/>
+      <w:r>
+        <w:rPr>
+          <w:rFonts w:ascii="Times New Roman" w:eastAsia="Times New Roman" w:hAnsi="Times New Roman" w:cs="Times New Roman"/>
+          <w:b/>
+          <w:bCs/>
+          <w:color w:val="000000"/>
+          <w:sz w:val="24"/>
+          <w:szCs w:val="24"/>
+          <w:lang w:eastAsia="pt-BR"/>
+        </w:rPr>
+        <w:t>Academy</w:t>
+      </w:r>
+      <w:proofErr w:type="spellEnd"/>
+      <w:r>
+        <w:rPr>
+          <w:rFonts w:ascii="Times New Roman" w:eastAsia="Times New Roman" w:hAnsi="Times New Roman" w:cs="Times New Roman"/>
+          <w:b/>
+          <w:bCs/>
+          <w:color w:val="000000"/>
+          <w:sz w:val="24"/>
+          <w:szCs w:val="24"/>
+          <w:lang w:eastAsia="pt-BR"/>
+        </w:rPr>
+        <w:t xml:space="preserve"> </w:t>
+      </w:r>
+      <w:proofErr w:type="spellStart"/>
+      <w:r>
+        <w:rPr>
+          <w:rFonts w:ascii="Times New Roman" w:eastAsia="Times New Roman" w:hAnsi="Times New Roman" w:cs="Times New Roman"/>
+          <w:b/>
+          <w:bCs/>
+          <w:color w:val="000000"/>
+          <w:sz w:val="24"/>
+          <w:szCs w:val="24"/>
+          <w:lang w:eastAsia="pt-BR"/>
+        </w:rPr>
+        <w:t>of</w:t>
+      </w:r>
+      <w:proofErr w:type="spellEnd"/>
+      <w:r>
+        <w:rPr>
+          <w:rFonts w:ascii="Times New Roman" w:eastAsia="Times New Roman" w:hAnsi="Times New Roman" w:cs="Times New Roman"/>
+          <w:b/>
+          <w:bCs/>
+          <w:color w:val="000000"/>
+          <w:sz w:val="24"/>
+          <w:szCs w:val="24"/>
+          <w:lang w:eastAsia="pt-BR"/>
+        </w:rPr>
+        <w:t xml:space="preserve"> </w:t>
+      </w:r>
+      <w:proofErr w:type="spellStart"/>
+      <w:r>
+        <w:rPr>
+          <w:rFonts w:ascii="Times New Roman" w:eastAsia="Times New Roman" w:hAnsi="Times New Roman" w:cs="Times New Roman"/>
+          <w:b/>
+          <w:bCs/>
+          <w:color w:val="000000"/>
+          <w:sz w:val="24"/>
+          <w:szCs w:val="24"/>
+          <w:lang w:eastAsia="pt-BR"/>
+        </w:rPr>
+        <w:t>Sciences</w:t>
+      </w:r>
+      <w:proofErr w:type="spellEnd"/>
+      <w:r>
+        <w:rPr>
+          <w:rFonts w:ascii="Times New Roman" w:eastAsia="Times New Roman" w:hAnsi="Times New Roman" w:cs="Times New Roman"/>
+          <w:b/>
+          <w:bCs/>
+          <w:color w:val="000000"/>
+          <w:sz w:val="24"/>
+          <w:szCs w:val="24"/>
+          <w:lang w:eastAsia="pt-BR"/>
+        </w:rPr>
+        <w:t xml:space="preserve"> </w:t>
+      </w:r>
+      <w:proofErr w:type="spellStart"/>
+      <w:r>
+        <w:rPr>
+          <w:rFonts w:ascii="Times New Roman" w:eastAsia="Times New Roman" w:hAnsi="Times New Roman" w:cs="Times New Roman"/>
+          <w:b/>
+          <w:bCs/>
+          <w:color w:val="000000"/>
+          <w:sz w:val="24"/>
+          <w:szCs w:val="24"/>
+          <w:lang w:eastAsia="pt-BR"/>
+        </w:rPr>
+        <w:t>of</w:t>
+      </w:r>
+      <w:proofErr w:type="spellEnd"/>
+      <w:r>
+        <w:rPr>
+          <w:rFonts w:ascii="Times New Roman" w:eastAsia="Times New Roman" w:hAnsi="Times New Roman" w:cs="Times New Roman"/>
+          <w:b/>
+          <w:bCs/>
+          <w:color w:val="000000"/>
+          <w:sz w:val="24"/>
+          <w:szCs w:val="24"/>
+          <w:lang w:eastAsia="pt-BR"/>
+        </w:rPr>
+        <w:t xml:space="preserve"> </w:t>
+      </w:r>
+      <w:proofErr w:type="spellStart"/>
+      <w:r>
+        <w:rPr>
+          <w:rFonts w:ascii="Times New Roman" w:eastAsia="Times New Roman" w:hAnsi="Times New Roman" w:cs="Times New Roman"/>
+          <w:b/>
+          <w:bCs/>
+          <w:color w:val="000000"/>
+          <w:sz w:val="24"/>
+          <w:szCs w:val="24"/>
+          <w:lang w:eastAsia="pt-BR"/>
+        </w:rPr>
+        <w:t>the</w:t>
+      </w:r>
+      <w:proofErr w:type="spellEnd"/>
+      <w:r>
+        <w:rPr>
+          <w:rFonts w:ascii="Times New Roman" w:eastAsia="Times New Roman" w:hAnsi="Times New Roman" w:cs="Times New Roman"/>
+          <w:b/>
+          <w:bCs/>
+          <w:color w:val="000000"/>
+          <w:sz w:val="24"/>
+          <w:szCs w:val="24"/>
+          <w:lang w:eastAsia="pt-BR"/>
+        </w:rPr>
+        <w:t xml:space="preserve"> United States </w:t>
+      </w:r>
+      <w:proofErr w:type="spellStart"/>
+      <w:r>
+        <w:rPr>
+          <w:rFonts w:ascii="Times New Roman" w:eastAsia="Times New Roman" w:hAnsi="Times New Roman" w:cs="Times New Roman"/>
+          <w:b/>
+          <w:bCs/>
+          <w:color w:val="000000"/>
+          <w:sz w:val="24"/>
+          <w:szCs w:val="24"/>
+          <w:lang w:eastAsia="pt-BR"/>
+        </w:rPr>
+        <w:t>of</w:t>
+      </w:r>
+      <w:proofErr w:type="spellEnd"/>
+      <w:r>
+        <w:rPr>
+          <w:rFonts w:ascii="Times New Roman" w:eastAsia="Times New Roman" w:hAnsi="Times New Roman" w:cs="Times New Roman"/>
+          <w:b/>
+          <w:bCs/>
+          <w:color w:val="000000"/>
+          <w:sz w:val="24"/>
+          <w:szCs w:val="24"/>
+          <w:lang w:eastAsia="pt-BR"/>
+        </w:rPr>
+        <w:t xml:space="preserve"> </w:t>
+      </w:r>
+      <w:proofErr w:type="spellStart"/>
+      <w:r>
+        <w:rPr>
+          <w:rFonts w:ascii="Times New Roman" w:eastAsia="Times New Roman" w:hAnsi="Times New Roman" w:cs="Times New Roman"/>
+          <w:b/>
+          <w:bCs/>
+          <w:color w:val="000000"/>
+          <w:sz w:val="24"/>
+          <w:szCs w:val="24"/>
+          <w:lang w:eastAsia="pt-BR"/>
+        </w:rPr>
+        <w:t>America</w:t>
+      </w:r>
+      <w:proofErr w:type="spellEnd"/>
+      <w:r>
+        <w:rPr>
+          <w:rFonts w:ascii="Times New Roman" w:eastAsia="Times New Roman" w:hAnsi="Times New Roman" w:cs="Times New Roman"/>
+          <w:color w:val="000000"/>
+          <w:sz w:val="24"/>
+          <w:szCs w:val="24"/>
+          <w:lang w:eastAsia="pt-BR"/>
+        </w:rPr>
+        <w:t>, Washington, DC, v. 115, n. 24, p. 6171-6176, jun. 2018. DOI: https://doi.org/10.1073/pnas.1721355115. Disponível em: https://pmc.ncbi.nlm.nih.gov/articles/PMC6004481/. Acesso em: 19 out. 2026.</w:t>
+      </w:r>
+    </w:p>
+    <w:p>
+      <w:pPr>
+        <w:spacing w:after="0" w:line="240" w:lineRule="auto"/>
+        <w:rPr>
+          <w:rFonts w:ascii="Times New Roman" w:eastAsia="Times New Roman" w:hAnsi="Times New Roman" w:cs="Times New Roman"/>
+          <w:sz w:val="24"/>
+          <w:szCs w:val="24"/>
+          <w:lang w:eastAsia="pt-BR"/>
+        </w:rPr>
+      </w:pPr>
+    </w:p>
+    <w:p>
+      <w:pPr>
+        <w:spacing w:after="0" w:line="240" w:lineRule="auto"/>
+        <w:rPr>
+          <w:rFonts w:ascii="Times New Roman" w:eastAsia="Times New Roman" w:hAnsi="Times New Roman" w:cs="Times New Roman"/>
+          <w:sz w:val="24"/>
+          <w:szCs w:val="24"/>
+          <w:lang w:eastAsia="pt-BR"/>
+        </w:rPr>
+      </w:pPr>
+      <w:r>
+        <w:rPr>
+          <w:rFonts w:ascii="Times New Roman" w:eastAsia="Times New Roman" w:hAnsi="Times New Roman" w:cs="Times New Roman"/>
+          <w:color w:val="000000"/>
+          <w:sz w:val="24"/>
+          <w:szCs w:val="24"/>
+          <w:lang w:eastAsia="pt-BR"/>
+        </w:rPr>
         <w:t xml:space="preserve">POSTGRESQL GLOBAL DEVELOPMENT GROUP. </w:t>
       </w:r>
       <w:r>
@@ -11775,6 +14113,127 @@
           <w:lang w:eastAsia="pt-BR"/>
         </w:rPr>
         <w:t xml:space="preserve"> do Brasil, 2018.</w:t>
+      </w:r>
+    </w:p>
+    <w:p>
+      <w:pPr>
+        <w:spacing w:after="0" w:line="240" w:lineRule="auto"/>
+        <w:rPr>
+          <w:rFonts w:ascii="Times New Roman" w:eastAsia="Times New Roman" w:hAnsi="Times New Roman" w:cs="Times New Roman"/>
+          <w:sz w:val="24"/>
+          <w:szCs w:val="24"/>
+          <w:lang w:eastAsia="pt-BR"/>
+        </w:rPr>
+      </w:pPr>
+    </w:p>
+    <w:p>
+      <w:pPr>
+        <w:keepLines/>
+        <w:spacing w:after="0" w:line="240" w:lineRule="auto"/>
+        <w:rPr>
+          <w:rFonts w:ascii="Times New Roman" w:eastAsia="Times New Roman" w:hAnsi="Times New Roman" w:cs="Times New Roman"/>
+          <w:sz w:val="24"/>
+          <w:szCs w:val="24"/>
+          <w:lang w:eastAsia="pt-BR"/>
+        </w:rPr>
+      </w:pPr>
+      <w:r>
+        <w:rPr>
+          <w:rFonts w:ascii="Times New Roman" w:eastAsia="Times New Roman" w:hAnsi="Times New Roman" w:cs="Times New Roman"/>
+          <w:color w:val="000000"/>
+          <w:sz w:val="24"/>
+          <w:szCs w:val="24"/>
+          <w:lang w:eastAsia="pt-BR"/>
+        </w:rPr>
+        <w:t xml:space="preserve">WHITE, David; KEMP, Richard I.; JENKINS, Rob; MATHESON, Michael; BURTON, A. Mike. Passport </w:t>
+      </w:r>
+      <w:proofErr w:type="spellStart"/>
+      <w:r>
+        <w:rPr>
+          <w:rFonts w:ascii="Times New Roman" w:eastAsia="Times New Roman" w:hAnsi="Times New Roman" w:cs="Times New Roman"/>
+          <w:color w:val="000000"/>
+          <w:sz w:val="24"/>
+          <w:szCs w:val="24"/>
+          <w:lang w:eastAsia="pt-BR"/>
+        </w:rPr>
+        <w:t>officers</w:t>
+      </w:r>
+      <w:proofErr w:type="spellEnd"/>
+      <w:r>
+        <w:rPr>
+          <w:rFonts w:ascii="Times New Roman" w:eastAsia="Times New Roman" w:hAnsi="Times New Roman" w:cs="Times New Roman"/>
+          <w:color w:val="000000"/>
+          <w:sz w:val="24"/>
+          <w:szCs w:val="24"/>
+          <w:lang w:eastAsia="pt-BR"/>
+        </w:rPr>
+        <w:t xml:space="preserve">’ </w:t>
+      </w:r>
+      <w:proofErr w:type="spellStart"/>
+      <w:r>
+        <w:rPr>
+          <w:rFonts w:ascii="Times New Roman" w:eastAsia="Times New Roman" w:hAnsi="Times New Roman" w:cs="Times New Roman"/>
+          <w:color w:val="000000"/>
+          <w:sz w:val="24"/>
+          <w:szCs w:val="24"/>
+          <w:lang w:eastAsia="pt-BR"/>
+        </w:rPr>
+        <w:t>errors</w:t>
+      </w:r>
+      <w:proofErr w:type="spellEnd"/>
+      <w:r>
+        <w:rPr>
+          <w:rFonts w:ascii="Times New Roman" w:eastAsia="Times New Roman" w:hAnsi="Times New Roman" w:cs="Times New Roman"/>
+          <w:color w:val="000000"/>
+          <w:sz w:val="24"/>
+          <w:szCs w:val="24"/>
+          <w:lang w:eastAsia="pt-BR"/>
+        </w:rPr>
+        <w:t xml:space="preserve"> in face </w:t>
+      </w:r>
+      <w:proofErr w:type="spellStart"/>
+      <w:r>
+        <w:rPr>
+          <w:rFonts w:ascii="Times New Roman" w:eastAsia="Times New Roman" w:hAnsi="Times New Roman" w:cs="Times New Roman"/>
+          <w:color w:val="000000"/>
+          <w:sz w:val="24"/>
+          <w:szCs w:val="24"/>
+          <w:lang w:eastAsia="pt-BR"/>
+        </w:rPr>
+        <w:t>matching</w:t>
+      </w:r>
+      <w:proofErr w:type="spellEnd"/>
+      <w:r>
+        <w:rPr>
+          <w:rFonts w:ascii="Times New Roman" w:eastAsia="Times New Roman" w:hAnsi="Times New Roman" w:cs="Times New Roman"/>
+          <w:color w:val="000000"/>
+          <w:sz w:val="24"/>
+          <w:szCs w:val="24"/>
+          <w:lang w:eastAsia="pt-BR"/>
+        </w:rPr>
+        <w:t xml:space="preserve">. </w:t>
+      </w:r>
+      <w:r>
+        <w:rPr>
+          <w:rFonts w:ascii="Times New Roman" w:eastAsia="Times New Roman" w:hAnsi="Times New Roman" w:cs="Times New Roman"/>
+          <w:b/>
+          <w:bCs/>
+          <w:color w:val="000000"/>
+          <w:sz w:val="24"/>
+          <w:szCs w:val="24"/>
+          <w:lang w:eastAsia="pt-BR"/>
+        </w:rPr>
+        <w:t>PLOS ONE</w:t>
+      </w:r>
+      <w:r>
+        <w:rPr>
+          <w:rFonts w:ascii="Times New Roman" w:eastAsia="Times New Roman" w:hAnsi="Times New Roman" w:cs="Times New Roman"/>
+          <w:color w:val="000000"/>
+          <w:sz w:val="24"/>
+          <w:szCs w:val="24"/>
+          <w:lang w:eastAsia="pt-BR"/>
+        </w:rPr>
+        <w:t>, San Francisco, v. 9, n. 8, e103510, ago. 2014. DOI: https://doi.org/10.1371/journal.pone.0103510. Disponível em: https://journals.plos.org/plosone/article?id=10.1371/journal.pone.0103510. Acesso em: 19 out. 2026.</w:t>
       </w:r>
     </w:p>
     <w:p>
@@ -11802,7 +14261,7 @@
           <w:lang w:eastAsia="pt-BR"/>
         </w:rPr>
       </w:pPr>
-      <w:bookmarkStart w:id="13" w:name="_Toc241517995"/>
+      <w:bookmarkStart w:id="13" w:name="_Toc243329311"/>
       <w:r>
         <w:rPr>
           <w:rFonts w:ascii="Times New Roman" w:eastAsia="Times New Roman" w:hAnsi="Times New Roman" w:cs="Times New Roman"/>

--- a/documentation/Relatorio Tecnico - KYC TrueFace.docx
+++ b/documentation/Relatorio Tecnico - KYC TrueFace.docx
@@ -4,7 +4,7 @@
   <w:body>
     <w:p>
       <w:pPr>
-        <w:spacing w:after="0" w:line="240" w:lineRule="auto"/>
+        <w:spacing w:after="240" w:line="240" w:lineRule="auto"/>
         <w:jc w:val="center"/>
         <w:rPr>
           <w:rFonts w:ascii="Times New Roman" w:eastAsia="Times New Roman" w:hAnsi="Times New Roman" w:cs="Times New Roman"/>
@@ -114,7 +114,7 @@
     </w:p>
     <w:p>
       <w:pPr>
-        <w:spacing w:after="240" w:line="240" w:lineRule="auto"/>
+        <w:spacing w:after="360" w:line="240" w:lineRule="auto"/>
         <w:rPr>
           <w:rFonts w:ascii="Times New Roman" w:eastAsia="Times New Roman" w:hAnsi="Times New Roman" w:cs="Times New Roman"/>
           <w:sz w:val="24"/>
@@ -292,7 +292,7 @@
           <w:szCs w:val="24"/>
           <w:lang w:eastAsia="pt-BR"/>
         </w:rPr>
-        <w:t>KYC TRUEFACE</w:t>
+        <w:t>KYC TRUEFACE: plataforma web de verificação de identidade por biometria facial</w:t>
       </w:r>
     </w:p>
     <w:p>
@@ -695,7 +695,6 @@
         <w:jc w:val="center"/>
         <w:rPr>
           <w:rFonts w:ascii="Times New Roman" w:eastAsia="Times New Roman" w:hAnsi="Times New Roman" w:cs="Times New Roman"/>
-          <w:b/>
           <w:sz w:val="24"/>
           <w:szCs w:val="24"/>
           <w:lang w:eastAsia="pt-BR"/>
@@ -712,6 +711,31 @@
         </w:rPr>
         <w:t>KYC TRUEFACE</w:t>
       </w:r>
+      <w:r>
+        <w:rPr>
+          <w:rFonts w:ascii="Times New Roman" w:eastAsia="Times New Roman" w:hAnsi="Times New Roman" w:cs="Times New Roman"/>
+          <w:b/>
+          <w:bCs/>
+          <w:color w:val="000000"/>
+          <w:sz w:val="24"/>
+          <w:szCs w:val="24"/>
+          <w:lang w:eastAsia="pt-BR"/>
+        </w:rPr>
+        <w:t>: plataforma web de verificação de identidade por biometria facial</w:t>
+      </w:r>
+    </w:p>
+    <w:p>
+      <w:pPr>
+        <w:spacing w:after="0" w:line="240" w:lineRule="auto"/>
+        <w:jc w:val="center"/>
+        <w:rPr>
+          <w:rFonts w:ascii="Times New Roman" w:eastAsia="Times New Roman" w:hAnsi="Times New Roman" w:cs="Times New Roman"/>
+          <w:b/>
+          <w:sz w:val="24"/>
+          <w:szCs w:val="24"/>
+          <w:lang w:eastAsia="pt-BR"/>
+        </w:rPr>
+      </w:pPr>
     </w:p>
     <w:p>
       <w:pPr>
@@ -789,29 +813,7 @@
           <w:szCs w:val="24"/>
           <w:lang w:eastAsia="pt-BR"/>
         </w:rPr>
-        <w:t xml:space="preserve">Relatório Técnico de entrega de software apresentado ao curso de Análise e Desenvolvimento de Sistemas da </w:t>
-      </w:r>
-      <w:proofErr w:type="spellStart"/>
-      <w:r>
-        <w:rPr>
-          <w:rFonts w:ascii="Times New Roman" w:eastAsia="Times New Roman" w:hAnsi="Times New Roman" w:cs="Times New Roman"/>
-          <w:color w:val="000000"/>
-          <w:sz w:val="24"/>
-          <w:szCs w:val="24"/>
-          <w:lang w:eastAsia="pt-BR"/>
-        </w:rPr>
-        <w:t>UniSENAI</w:t>
-      </w:r>
-      <w:proofErr w:type="spellEnd"/>
-      <w:r>
-        <w:rPr>
-          <w:rFonts w:ascii="Times New Roman" w:eastAsia="Times New Roman" w:hAnsi="Times New Roman" w:cs="Times New Roman"/>
-          <w:color w:val="000000"/>
-          <w:sz w:val="24"/>
-          <w:szCs w:val="24"/>
-          <w:lang w:eastAsia="pt-BR"/>
-        </w:rPr>
-        <w:t xml:space="preserve"> de Joinville/SC, como parte das atividades para obtenção da conclusão do curso.</w:t>
+        <w:t>Relatório Técnico de entrega de software apresentado ao curso de Análise e Desenvolvimento de Sistemas da UniSENAI de Joinville/SC, como parte das atividades para obtenção da conclusão do curso.</w:t>
       </w:r>
     </w:p>
     <w:p>
@@ -1080,31 +1082,8 @@
           <w:szCs w:val="24"/>
           <w:lang w:eastAsia="pt-BR"/>
         </w:rPr>
-        <w:t xml:space="preserve">Este relatório técnico apresenta o desenvolvimento do KYC </w:t>
-      </w:r>
-      <w:proofErr w:type="spellStart"/>
-      <w:r>
-        <w:rPr>
-          <w:rFonts w:ascii="Times New Roman" w:eastAsia="Times New Roman" w:hAnsi="Times New Roman" w:cs="Times New Roman"/>
-          <w:color w:val="000000"/>
-          <w:sz w:val="24"/>
-          <w:szCs w:val="24"/>
-          <w:lang w:eastAsia="pt-BR"/>
-        </w:rPr>
-        <w:t>TrueFace</w:t>
-      </w:r>
-      <w:proofErr w:type="spellEnd"/>
-      <w:r>
-        <w:rPr>
-          <w:rFonts w:ascii="Times New Roman" w:eastAsia="Times New Roman" w:hAnsi="Times New Roman" w:cs="Times New Roman"/>
-          <w:color w:val="000000"/>
-          <w:sz w:val="24"/>
-          <w:szCs w:val="24"/>
-          <w:lang w:eastAsia="pt-BR"/>
-        </w:rPr>
-        <w:t>, uma plataforma web de verificação de identidade (</w:t>
-      </w:r>
-      <w:proofErr w:type="spellStart"/>
+        <w:t>Este relatório técnico apresenta o desenvolvimento do KYC TrueFace, uma plataforma web de verificação de identidade (</w:t>
+      </w:r>
       <w:r>
         <w:rPr>
           <w:rFonts w:ascii="Times New Roman" w:eastAsia="Times New Roman" w:hAnsi="Times New Roman" w:cs="Times New Roman"/>
@@ -1115,9 +1094,18 @@
           <w:szCs w:val="24"/>
           <w:lang w:eastAsia="pt-BR"/>
         </w:rPr>
-        <w:t>Know</w:t>
-      </w:r>
-      <w:proofErr w:type="spellEnd"/>
+        <w:t>Know Your Customer</w:t>
+      </w:r>
+      <w:r>
+        <w:rPr>
+          <w:rFonts w:ascii="Times New Roman" w:eastAsia="Times New Roman" w:hAnsi="Times New Roman" w:cs="Times New Roman"/>
+          <w:color w:val="000000"/>
+          <w:sz w:val="24"/>
+          <w:szCs w:val="24"/>
+          <w:lang w:eastAsia="pt-BR"/>
+        </w:rPr>
+        <w:t xml:space="preserve"> – KYC) destinada a empresas parceiras que precisam confirmar, de forma segura e rastreável, que a pessoa que solicita um cadastro é de fato a titular do documento apresentado. O trabalho parte da constatação de que a conferência manual entre a foto do documento e a aparência do cliente é lenta, subjetiva, sujeita a fraudes e raramente deixa registros que permitam auditoria posterior. Para enfrentar esse problema, o sistema recebe a foto ou o PDF do documento de identificação e uma </w:t>
+      </w:r>
       <w:r>
         <w:rPr>
           <w:rFonts w:ascii="Times New Roman" w:eastAsia="Times New Roman" w:hAnsi="Times New Roman" w:cs="Times New Roman"/>
@@ -1128,9 +1116,18 @@
           <w:szCs w:val="24"/>
           <w:lang w:eastAsia="pt-BR"/>
         </w:rPr>
-        <w:t xml:space="preserve"> </w:t>
-      </w:r>
-      <w:proofErr w:type="spellStart"/>
+        <w:t>selfie</w:t>
+      </w:r>
+      <w:r>
+        <w:rPr>
+          <w:rFonts w:ascii="Times New Roman" w:eastAsia="Times New Roman" w:hAnsi="Times New Roman" w:cs="Times New Roman"/>
+          <w:color w:val="000000"/>
+          <w:sz w:val="24"/>
+          <w:szCs w:val="24"/>
+          <w:lang w:eastAsia="pt-BR"/>
+        </w:rPr>
+        <w:t xml:space="preserve"> do cliente, armazena os arquivos no servidor e os compara automaticamente por meio do serviço de reconhecimento facial Amazon Rekognition. Com base no índice de similaridade obtido, o </w:t>
+      </w:r>
       <w:r>
         <w:rPr>
           <w:rFonts w:ascii="Times New Roman" w:eastAsia="Times New Roman" w:hAnsi="Times New Roman" w:cs="Times New Roman"/>
@@ -1141,9 +1138,18 @@
           <w:szCs w:val="24"/>
           <w:lang w:eastAsia="pt-BR"/>
         </w:rPr>
-        <w:t>Your</w:t>
-      </w:r>
-      <w:proofErr w:type="spellEnd"/>
+        <w:t>onboarding</w:t>
+      </w:r>
+      <w:r>
+        <w:rPr>
+          <w:rFonts w:ascii="Times New Roman" w:eastAsia="Times New Roman" w:hAnsi="Times New Roman" w:cs="Times New Roman"/>
+          <w:color w:val="000000"/>
+          <w:sz w:val="24"/>
+          <w:szCs w:val="24"/>
+          <w:lang w:eastAsia="pt-BR"/>
+        </w:rPr>
+        <w:t xml:space="preserve"> é aprovado automaticamente (a partir de 90%), reprovado automaticamente (abaixo de 30%) ou encaminhado para análise manual, na qual um analista visualiza as imagens, registra uma observação e decide pela aprovação ou pela reprovação. A plataforma oferece ainda autenticação por </w:t>
+      </w:r>
       <w:r>
         <w:rPr>
           <w:rFonts w:ascii="Times New Roman" w:eastAsia="Times New Roman" w:hAnsi="Times New Roman" w:cs="Times New Roman"/>
@@ -1154,9 +1160,18 @@
           <w:szCs w:val="24"/>
           <w:lang w:eastAsia="pt-BR"/>
         </w:rPr>
-        <w:t xml:space="preserve"> </w:t>
-      </w:r>
-      <w:proofErr w:type="spellStart"/>
+        <w:t>token</w:t>
+      </w:r>
+      <w:r>
+        <w:rPr>
+          <w:rFonts w:ascii="Times New Roman" w:eastAsia="Times New Roman" w:hAnsi="Times New Roman" w:cs="Times New Roman"/>
+          <w:color w:val="000000"/>
+          <w:sz w:val="24"/>
+          <w:szCs w:val="24"/>
+          <w:lang w:eastAsia="pt-BR"/>
+        </w:rPr>
+        <w:t xml:space="preserve"> JWT com senhas protegidas pelo algoritmo Argon2id, controle de acesso por perfis (Comum, Administrador e Master), gestão de usuários com envio de e-mail de primeiro acesso, recuperação de senha por e-mail, painel de indicadores e relatório de usuários gerado em planilha e enviado por e-mail. A metodologia envolveu o levantamento de regras de negócio e requisitos, a modelagem por meio dos diagramas de casos de uso e de entidade e relacionamento e a implementação incremental, com </w:t>
+      </w:r>
       <w:r>
         <w:rPr>
           <w:rFonts w:ascii="Times New Roman" w:eastAsia="Times New Roman" w:hAnsi="Times New Roman" w:cs="Times New Roman"/>
@@ -1167,18 +1182,17 @@
           <w:szCs w:val="24"/>
           <w:lang w:eastAsia="pt-BR"/>
         </w:rPr>
-        <w:t>Customer</w:t>
-      </w:r>
-      <w:proofErr w:type="spellEnd"/>
-      <w:r>
-        <w:rPr>
-          <w:rFonts w:ascii="Times New Roman" w:eastAsia="Times New Roman" w:hAnsi="Times New Roman" w:cs="Times New Roman"/>
-          <w:color w:val="000000"/>
-          <w:sz w:val="24"/>
-          <w:szCs w:val="24"/>
-          <w:lang w:eastAsia="pt-BR"/>
-        </w:rPr>
-        <w:t xml:space="preserve"> – KYC) destinada a empresas parceiras que precisam confirmar, de forma segura e rastreável, que a pessoa que solicita um cadastro é de fato a titular do documento apresentado. O trabalho parte da constatação de que a conferência manual entre a foto do documento e a aparência do cliente é lenta, subjetiva, sujeita a fraudes e raramente deixa registros que permitam auditoria posterior. Para enfrentar esse problema, o sistema recebe a foto ou o PDF do documento de identificação e uma </w:t>
+        <w:t>backend</w:t>
+      </w:r>
+      <w:r>
+        <w:rPr>
+          <w:rFonts w:ascii="Times New Roman" w:eastAsia="Times New Roman" w:hAnsi="Times New Roman" w:cs="Times New Roman"/>
+          <w:color w:val="000000"/>
+          <w:sz w:val="24"/>
+          <w:szCs w:val="24"/>
+          <w:lang w:eastAsia="pt-BR"/>
+        </w:rPr>
+        <w:t xml:space="preserve"> em ASP.NET Core 8, banco de dados PostgreSQL e </w:t>
       </w:r>
       <w:r>
         <w:rPr>
@@ -1190,63 +1204,18 @@
           <w:szCs w:val="24"/>
           <w:lang w:eastAsia="pt-BR"/>
         </w:rPr>
-        <w:t>selfie</w:t>
-      </w:r>
-      <w:r>
-        <w:rPr>
-          <w:rFonts w:ascii="Times New Roman" w:eastAsia="Times New Roman" w:hAnsi="Times New Roman" w:cs="Times New Roman"/>
-          <w:color w:val="000000"/>
-          <w:sz w:val="24"/>
-          <w:szCs w:val="24"/>
-          <w:lang w:eastAsia="pt-BR"/>
-        </w:rPr>
-        <w:t xml:space="preserve"> do cliente, armazena os arquivos no servidor e os compara automaticamente por meio do serviço de reconhecimento facial </w:t>
-      </w:r>
-      <w:proofErr w:type="spellStart"/>
-      <w:r>
-        <w:rPr>
-          <w:rFonts w:ascii="Times New Roman" w:eastAsia="Times New Roman" w:hAnsi="Times New Roman" w:cs="Times New Roman"/>
-          <w:color w:val="000000"/>
-          <w:sz w:val="24"/>
-          <w:szCs w:val="24"/>
-          <w:lang w:eastAsia="pt-BR"/>
-        </w:rPr>
-        <w:t>Amazon</w:t>
-      </w:r>
-      <w:proofErr w:type="spellEnd"/>
-      <w:r>
-        <w:rPr>
-          <w:rFonts w:ascii="Times New Roman" w:eastAsia="Times New Roman" w:hAnsi="Times New Roman" w:cs="Times New Roman"/>
-          <w:color w:val="000000"/>
-          <w:sz w:val="24"/>
-          <w:szCs w:val="24"/>
-          <w:lang w:eastAsia="pt-BR"/>
-        </w:rPr>
-        <w:t xml:space="preserve"> </w:t>
-      </w:r>
-      <w:proofErr w:type="spellStart"/>
-      <w:r>
-        <w:rPr>
-          <w:rFonts w:ascii="Times New Roman" w:eastAsia="Times New Roman" w:hAnsi="Times New Roman" w:cs="Times New Roman"/>
-          <w:color w:val="000000"/>
-          <w:sz w:val="24"/>
-          <w:szCs w:val="24"/>
-          <w:lang w:eastAsia="pt-BR"/>
-        </w:rPr>
-        <w:t>Rekognition</w:t>
-      </w:r>
-      <w:proofErr w:type="spellEnd"/>
-      <w:r>
-        <w:rPr>
-          <w:rFonts w:ascii="Times New Roman" w:eastAsia="Times New Roman" w:hAnsi="Times New Roman" w:cs="Times New Roman"/>
-          <w:color w:val="000000"/>
-          <w:sz w:val="24"/>
-          <w:szCs w:val="24"/>
-          <w:lang w:eastAsia="pt-BR"/>
-        </w:rPr>
-        <w:t xml:space="preserve">. Com base no índice de similaridade obtido, o </w:t>
-      </w:r>
-      <w:proofErr w:type="spellStart"/>
+        <w:t>frontend</w:t>
+      </w:r>
+      <w:r>
+        <w:rPr>
+          <w:rFonts w:ascii="Times New Roman" w:eastAsia="Times New Roman" w:hAnsi="Times New Roman" w:cs="Times New Roman"/>
+          <w:color w:val="000000"/>
+          <w:sz w:val="24"/>
+          <w:szCs w:val="24"/>
+          <w:lang w:eastAsia="pt-BR"/>
+        </w:rPr>
+        <w:t xml:space="preserve"> em React, além de implantação automatizada com GitHub Actions, Docker e Vercel. Como resultado, obteve-se uma solução funcional, que atende várias empresas com dados isolados, permite concentrar a análise humana nos casos duvidosos, o que tende a reduzir o esforço manual na validação de identidade, e mantém o histórico das decisões tomadas. Conclui-se que a combinação entre a comparação facial automatizada e a revisão humana dirigida constitui uma abordagem viável para tornar o </w:t>
+      </w:r>
       <w:r>
         <w:rPr>
           <w:rFonts w:ascii="Times New Roman" w:eastAsia="Times New Roman" w:hAnsi="Times New Roman" w:cs="Times New Roman"/>
@@ -1259,16 +1228,59 @@
         </w:rPr>
         <w:t>onboarding</w:t>
       </w:r>
-      <w:proofErr w:type="spellEnd"/>
-      <w:r>
-        <w:rPr>
-          <w:rFonts w:ascii="Times New Roman" w:eastAsia="Times New Roman" w:hAnsi="Times New Roman" w:cs="Times New Roman"/>
-          <w:color w:val="000000"/>
-          <w:sz w:val="24"/>
-          <w:szCs w:val="24"/>
-          <w:lang w:eastAsia="pt-BR"/>
-        </w:rPr>
-        <w:t xml:space="preserve"> é aprovado automaticamente (a partir de 90%), reprovado automaticamente (abaixo de 30%) ou encaminhado para análise manual, na qual um analista visualiza as imagens, registra uma observação e decide pela aprovação ou pela reprovação. A plataforma oferece ainda autenticação por </w:t>
+      <w:r>
+        <w:rPr>
+          <w:rFonts w:ascii="Times New Roman" w:eastAsia="Times New Roman" w:hAnsi="Times New Roman" w:cs="Times New Roman"/>
+          <w:color w:val="000000"/>
+          <w:sz w:val="24"/>
+          <w:szCs w:val="24"/>
+          <w:lang w:eastAsia="pt-BR"/>
+        </w:rPr>
+        <w:t xml:space="preserve"> de clientes mais ágil, padronizado e confiável.</w:t>
+      </w:r>
+    </w:p>
+    <w:p>
+      <w:pPr>
+        <w:spacing w:after="0" w:line="360" w:lineRule="auto"/>
+        <w:rPr>
+          <w:rFonts w:ascii="Times New Roman" w:eastAsia="Times New Roman" w:hAnsi="Times New Roman" w:cs="Times New Roman"/>
+          <w:sz w:val="24"/>
+          <w:szCs w:val="24"/>
+          <w:lang w:eastAsia="pt-BR"/>
+        </w:rPr>
+      </w:pPr>
+    </w:p>
+    <w:p>
+      <w:pPr>
+        <w:spacing w:after="0" w:line="360" w:lineRule="auto"/>
+        <w:rPr>
+          <w:rFonts w:ascii="Times New Roman" w:eastAsia="Times New Roman" w:hAnsi="Times New Roman" w:cs="Times New Roman"/>
+          <w:sz w:val="24"/>
+          <w:szCs w:val="24"/>
+          <w:lang w:eastAsia="pt-BR"/>
+        </w:rPr>
+      </w:pPr>
+      <w:r>
+        <w:rPr>
+          <w:rFonts w:ascii="Times New Roman" w:eastAsia="Times New Roman" w:hAnsi="Times New Roman" w:cs="Times New Roman"/>
+          <w:b/>
+          <w:bCs/>
+          <w:color w:val="000000"/>
+          <w:sz w:val="24"/>
+          <w:szCs w:val="24"/>
+          <w:lang w:eastAsia="pt-BR"/>
+        </w:rPr>
+        <w:t>Palavras-chave</w:t>
+      </w:r>
+      <w:r>
+        <w:rPr>
+          <w:rFonts w:ascii="Times New Roman" w:eastAsia="Times New Roman" w:hAnsi="Times New Roman" w:cs="Times New Roman"/>
+          <w:color w:val="000000"/>
+          <w:sz w:val="24"/>
+          <w:szCs w:val="24"/>
+          <w:lang w:eastAsia="pt-BR"/>
+        </w:rPr>
+        <w:t xml:space="preserve">: Verificação de identidade. Biometria facial. </w:t>
       </w:r>
       <w:r>
         <w:rPr>
@@ -1280,19 +1292,18 @@
           <w:szCs w:val="24"/>
           <w:lang w:eastAsia="pt-BR"/>
         </w:rPr>
-        <w:t>token</w:t>
-      </w:r>
-      <w:r>
-        <w:rPr>
-          <w:rFonts w:ascii="Times New Roman" w:eastAsia="Times New Roman" w:hAnsi="Times New Roman" w:cs="Times New Roman"/>
-          <w:color w:val="000000"/>
-          <w:sz w:val="24"/>
-          <w:szCs w:val="24"/>
-          <w:lang w:eastAsia="pt-BR"/>
-        </w:rPr>
-        <w:t xml:space="preserve"> JWT com senhas protegidas pelo algoritmo Argon2id, controle de acesso por perfis (Comum, Administrador e Master), gestão de usuários com envio de e-mail de primeiro acesso, recuperação de senha por e-mail, painel de indicadores e relatório de usuários gerado em planilha e enviado por e-mail. A metodologia envolveu o levantamento de regras de negócio e requisitos, a modelagem por meio dos diagramas de casos de uso e de entidade e relacionamento e a implementação incremental, com </w:t>
-      </w:r>
-      <w:proofErr w:type="spellStart"/>
+        <w:t>Onboarding</w:t>
+      </w:r>
+      <w:r>
+        <w:rPr>
+          <w:rFonts w:ascii="Times New Roman" w:eastAsia="Times New Roman" w:hAnsi="Times New Roman" w:cs="Times New Roman"/>
+          <w:color w:val="000000"/>
+          <w:sz w:val="24"/>
+          <w:szCs w:val="24"/>
+          <w:lang w:eastAsia="pt-BR"/>
+        </w:rPr>
+        <w:t xml:space="preserve"> digital. </w:t>
+      </w:r>
       <w:r>
         <w:rPr>
           <w:rFonts w:ascii="Times New Roman" w:eastAsia="Times New Roman" w:hAnsi="Times New Roman" w:cs="Times New Roman"/>
@@ -1303,267 +1314,8 @@
           <w:szCs w:val="24"/>
           <w:lang w:eastAsia="pt-BR"/>
         </w:rPr>
-        <w:t>backend</w:t>
-      </w:r>
-      <w:proofErr w:type="spellEnd"/>
-      <w:r>
-        <w:rPr>
-          <w:rFonts w:ascii="Times New Roman" w:eastAsia="Times New Roman" w:hAnsi="Times New Roman" w:cs="Times New Roman"/>
-          <w:color w:val="000000"/>
-          <w:sz w:val="24"/>
-          <w:szCs w:val="24"/>
-          <w:lang w:eastAsia="pt-BR"/>
-        </w:rPr>
-        <w:t xml:space="preserve"> em ASP.NET Core 8, banco de dados PostgreSQL e </w:t>
-      </w:r>
-      <w:proofErr w:type="spellStart"/>
-      <w:r>
-        <w:rPr>
-          <w:rFonts w:ascii="Times New Roman" w:eastAsia="Times New Roman" w:hAnsi="Times New Roman" w:cs="Times New Roman"/>
-          <w:i/>
-          <w:iCs/>
-          <w:color w:val="000000"/>
-          <w:sz w:val="24"/>
-          <w:szCs w:val="24"/>
-          <w:lang w:eastAsia="pt-BR"/>
-        </w:rPr>
-        <w:t>frontend</w:t>
-      </w:r>
-      <w:proofErr w:type="spellEnd"/>
-      <w:r>
-        <w:rPr>
-          <w:rFonts w:ascii="Times New Roman" w:eastAsia="Times New Roman" w:hAnsi="Times New Roman" w:cs="Times New Roman"/>
-          <w:color w:val="000000"/>
-          <w:sz w:val="24"/>
-          <w:szCs w:val="24"/>
-          <w:lang w:eastAsia="pt-BR"/>
-        </w:rPr>
-        <w:t xml:space="preserve"> em </w:t>
-      </w:r>
-      <w:proofErr w:type="spellStart"/>
-      <w:r>
-        <w:rPr>
-          <w:rFonts w:ascii="Times New Roman" w:eastAsia="Times New Roman" w:hAnsi="Times New Roman" w:cs="Times New Roman"/>
-          <w:color w:val="000000"/>
-          <w:sz w:val="24"/>
-          <w:szCs w:val="24"/>
-          <w:lang w:eastAsia="pt-BR"/>
-        </w:rPr>
-        <w:t>React</w:t>
-      </w:r>
-      <w:proofErr w:type="spellEnd"/>
-      <w:r>
-        <w:rPr>
-          <w:rFonts w:ascii="Times New Roman" w:eastAsia="Times New Roman" w:hAnsi="Times New Roman" w:cs="Times New Roman"/>
-          <w:color w:val="000000"/>
-          <w:sz w:val="24"/>
-          <w:szCs w:val="24"/>
-          <w:lang w:eastAsia="pt-BR"/>
-        </w:rPr>
-        <w:t xml:space="preserve">, além de implantação automatizada com GitHub </w:t>
-      </w:r>
-      <w:proofErr w:type="spellStart"/>
-      <w:r>
-        <w:rPr>
-          <w:rFonts w:ascii="Times New Roman" w:eastAsia="Times New Roman" w:hAnsi="Times New Roman" w:cs="Times New Roman"/>
-          <w:color w:val="000000"/>
-          <w:sz w:val="24"/>
-          <w:szCs w:val="24"/>
-          <w:lang w:eastAsia="pt-BR"/>
-        </w:rPr>
-        <w:t>Actions</w:t>
-      </w:r>
-      <w:proofErr w:type="spellEnd"/>
-      <w:r>
-        <w:rPr>
-          <w:rFonts w:ascii="Times New Roman" w:eastAsia="Times New Roman" w:hAnsi="Times New Roman" w:cs="Times New Roman"/>
-          <w:color w:val="000000"/>
-          <w:sz w:val="24"/>
-          <w:szCs w:val="24"/>
-          <w:lang w:eastAsia="pt-BR"/>
-        </w:rPr>
-        <w:t xml:space="preserve">, Docker e </w:t>
-      </w:r>
-      <w:proofErr w:type="spellStart"/>
-      <w:r>
-        <w:rPr>
-          <w:rFonts w:ascii="Times New Roman" w:eastAsia="Times New Roman" w:hAnsi="Times New Roman" w:cs="Times New Roman"/>
-          <w:color w:val="000000"/>
-          <w:sz w:val="24"/>
-          <w:szCs w:val="24"/>
-          <w:lang w:eastAsia="pt-BR"/>
-        </w:rPr>
-        <w:t>Vercel</w:t>
-      </w:r>
-      <w:proofErr w:type="spellEnd"/>
-      <w:r>
-        <w:rPr>
-          <w:rFonts w:ascii="Times New Roman" w:eastAsia="Times New Roman" w:hAnsi="Times New Roman" w:cs="Times New Roman"/>
-          <w:color w:val="000000"/>
-          <w:sz w:val="24"/>
-          <w:szCs w:val="24"/>
-          <w:lang w:eastAsia="pt-BR"/>
-        </w:rPr>
-        <w:t xml:space="preserve">. Como resultado, obteve-se uma solução funcional, que atende várias empresas com dados isolados, permite concentrar a análise humana nos casos duvidosos, o que tende a reduzir o esforço manual na validação de identidade, e mantém o histórico das decisões tomadas. Conclui-se que a combinação entre a comparação facial automatizada e a revisão humana dirigida constitui uma abordagem viável para tornar o </w:t>
-      </w:r>
-      <w:proofErr w:type="spellStart"/>
-      <w:r>
-        <w:rPr>
-          <w:rFonts w:ascii="Times New Roman" w:eastAsia="Times New Roman" w:hAnsi="Times New Roman" w:cs="Times New Roman"/>
-          <w:i/>
-          <w:iCs/>
-          <w:color w:val="000000"/>
-          <w:sz w:val="24"/>
-          <w:szCs w:val="24"/>
-          <w:lang w:eastAsia="pt-BR"/>
-        </w:rPr>
-        <w:t>onboarding</w:t>
-      </w:r>
-      <w:proofErr w:type="spellEnd"/>
-      <w:r>
-        <w:rPr>
-          <w:rFonts w:ascii="Times New Roman" w:eastAsia="Times New Roman" w:hAnsi="Times New Roman" w:cs="Times New Roman"/>
-          <w:color w:val="000000"/>
-          <w:sz w:val="24"/>
-          <w:szCs w:val="24"/>
-          <w:lang w:eastAsia="pt-BR"/>
-        </w:rPr>
-        <w:t xml:space="preserve"> de clientes mais ágil, padronizado e confiável.</w:t>
-      </w:r>
-    </w:p>
-    <w:p>
-      <w:pPr>
-        <w:spacing w:after="0" w:line="360" w:lineRule="auto"/>
-        <w:rPr>
-          <w:rFonts w:ascii="Times New Roman" w:eastAsia="Times New Roman" w:hAnsi="Times New Roman" w:cs="Times New Roman"/>
-          <w:sz w:val="24"/>
-          <w:szCs w:val="24"/>
-          <w:lang w:eastAsia="pt-BR"/>
-        </w:rPr>
-      </w:pPr>
-    </w:p>
-    <w:p>
-      <w:pPr>
-        <w:spacing w:after="0" w:line="360" w:lineRule="auto"/>
-        <w:rPr>
-          <w:rFonts w:ascii="Times New Roman" w:eastAsia="Times New Roman" w:hAnsi="Times New Roman" w:cs="Times New Roman"/>
-          <w:sz w:val="24"/>
-          <w:szCs w:val="24"/>
-          <w:lang w:eastAsia="pt-BR"/>
-        </w:rPr>
-      </w:pPr>
-      <w:r>
-        <w:rPr>
-          <w:rFonts w:ascii="Times New Roman" w:eastAsia="Times New Roman" w:hAnsi="Times New Roman" w:cs="Times New Roman"/>
-          <w:b/>
-          <w:bCs/>
-          <w:color w:val="000000"/>
-          <w:sz w:val="24"/>
-          <w:szCs w:val="24"/>
-          <w:lang w:eastAsia="pt-BR"/>
-        </w:rPr>
-        <w:t>Palavras-chave</w:t>
-      </w:r>
-      <w:r>
-        <w:rPr>
-          <w:rFonts w:ascii="Times New Roman" w:eastAsia="Times New Roman" w:hAnsi="Times New Roman" w:cs="Times New Roman"/>
-          <w:color w:val="000000"/>
-          <w:sz w:val="24"/>
-          <w:szCs w:val="24"/>
-          <w:lang w:eastAsia="pt-BR"/>
-        </w:rPr>
-        <w:t xml:space="preserve">: Verificação de identidade. Biometria facial. </w:t>
-      </w:r>
-      <w:proofErr w:type="spellStart"/>
-      <w:r>
-        <w:rPr>
-          <w:rFonts w:ascii="Times New Roman" w:eastAsia="Times New Roman" w:hAnsi="Times New Roman" w:cs="Times New Roman"/>
-          <w:i/>
-          <w:iCs/>
-          <w:color w:val="000000"/>
-          <w:sz w:val="24"/>
-          <w:szCs w:val="24"/>
-          <w:lang w:eastAsia="pt-BR"/>
-        </w:rPr>
-        <w:t>Onboarding</w:t>
-      </w:r>
-      <w:proofErr w:type="spellEnd"/>
-      <w:r>
-        <w:rPr>
-          <w:rFonts w:ascii="Times New Roman" w:eastAsia="Times New Roman" w:hAnsi="Times New Roman" w:cs="Times New Roman"/>
-          <w:color w:val="000000"/>
-          <w:sz w:val="24"/>
-          <w:szCs w:val="24"/>
-          <w:lang w:eastAsia="pt-BR"/>
-        </w:rPr>
-        <w:t xml:space="preserve"> digital. </w:t>
-      </w:r>
-      <w:proofErr w:type="spellStart"/>
-      <w:r>
-        <w:rPr>
-          <w:rFonts w:ascii="Times New Roman" w:eastAsia="Times New Roman" w:hAnsi="Times New Roman" w:cs="Times New Roman"/>
-          <w:i/>
-          <w:iCs/>
-          <w:color w:val="000000"/>
-          <w:sz w:val="24"/>
-          <w:szCs w:val="24"/>
-          <w:lang w:eastAsia="pt-BR"/>
-        </w:rPr>
-        <w:t>Know</w:t>
-      </w:r>
-      <w:proofErr w:type="spellEnd"/>
-      <w:r>
-        <w:rPr>
-          <w:rFonts w:ascii="Times New Roman" w:eastAsia="Times New Roman" w:hAnsi="Times New Roman" w:cs="Times New Roman"/>
-          <w:i/>
-          <w:iCs/>
-          <w:color w:val="000000"/>
-          <w:sz w:val="24"/>
-          <w:szCs w:val="24"/>
-          <w:lang w:eastAsia="pt-BR"/>
-        </w:rPr>
-        <w:t xml:space="preserve"> </w:t>
-      </w:r>
-      <w:proofErr w:type="spellStart"/>
-      <w:r>
-        <w:rPr>
-          <w:rFonts w:ascii="Times New Roman" w:eastAsia="Times New Roman" w:hAnsi="Times New Roman" w:cs="Times New Roman"/>
-          <w:i/>
-          <w:iCs/>
-          <w:color w:val="000000"/>
-          <w:sz w:val="24"/>
-          <w:szCs w:val="24"/>
-          <w:lang w:eastAsia="pt-BR"/>
-        </w:rPr>
-        <w:t>Your</w:t>
-      </w:r>
-      <w:proofErr w:type="spellEnd"/>
-      <w:r>
-        <w:rPr>
-          <w:rFonts w:ascii="Times New Roman" w:eastAsia="Times New Roman" w:hAnsi="Times New Roman" w:cs="Times New Roman"/>
-          <w:i/>
-          <w:iCs/>
-          <w:color w:val="000000"/>
-          <w:sz w:val="24"/>
-          <w:szCs w:val="24"/>
-          <w:lang w:eastAsia="pt-BR"/>
-        </w:rPr>
-        <w:t xml:space="preserve"> </w:t>
-      </w:r>
-      <w:proofErr w:type="spellStart"/>
-      <w:r>
-        <w:rPr>
-          <w:rFonts w:ascii="Times New Roman" w:eastAsia="Times New Roman" w:hAnsi="Times New Roman" w:cs="Times New Roman"/>
-          <w:i/>
-          <w:iCs/>
-          <w:color w:val="000000"/>
-          <w:sz w:val="24"/>
-          <w:szCs w:val="24"/>
-          <w:lang w:eastAsia="pt-BR"/>
-        </w:rPr>
-        <w:t>Customer</w:t>
-      </w:r>
-      <w:proofErr w:type="spellEnd"/>
+        <w:t>Know Your Customer</w:t>
+      </w:r>
       <w:r>
         <w:rPr>
           <w:rFonts w:ascii="Times New Roman" w:eastAsia="Times New Roman" w:hAnsi="Times New Roman" w:cs="Times New Roman"/>
@@ -2216,7 +1968,7 @@
                 <w:noProof/>
                 <w:webHidden/>
               </w:rPr>
-              <w:t>10</w:t>
+              <w:t>11</w:t>
             </w:r>
             <w:r>
               <w:rPr>
@@ -3059,7 +2811,6 @@
         </w:rPr>
         <w:t xml:space="preserve">A digitalização de serviços financeiros e comerciais ampliou o número de clientes que iniciam um relacionamento com empresas sem comparecer presencialmente a uma agência ou loja. Nesse cenário, o processo conhecido como </w:t>
       </w:r>
-      <w:proofErr w:type="spellStart"/>
       <w:r>
         <w:rPr>
           <w:rFonts w:ascii="Times New Roman" w:eastAsia="Times New Roman" w:hAnsi="Times New Roman" w:cs="Times New Roman"/>
@@ -3070,70 +2821,17 @@
           <w:szCs w:val="24"/>
           <w:lang w:eastAsia="pt-BR"/>
         </w:rPr>
-        <w:t>Know</w:t>
-      </w:r>
-      <w:proofErr w:type="spellEnd"/>
-      <w:r>
-        <w:rPr>
-          <w:rFonts w:ascii="Times New Roman" w:eastAsia="Times New Roman" w:hAnsi="Times New Roman" w:cs="Times New Roman"/>
-          <w:i/>
-          <w:iCs/>
-          <w:color w:val="000000"/>
-          <w:sz w:val="24"/>
-          <w:szCs w:val="24"/>
-          <w:lang w:eastAsia="pt-BR"/>
-        </w:rPr>
-        <w:t xml:space="preserve"> </w:t>
-      </w:r>
-      <w:proofErr w:type="spellStart"/>
-      <w:r>
-        <w:rPr>
-          <w:rFonts w:ascii="Times New Roman" w:eastAsia="Times New Roman" w:hAnsi="Times New Roman" w:cs="Times New Roman"/>
-          <w:i/>
-          <w:iCs/>
-          <w:color w:val="000000"/>
-          <w:sz w:val="24"/>
-          <w:szCs w:val="24"/>
-          <w:lang w:eastAsia="pt-BR"/>
-        </w:rPr>
-        <w:t>Your</w:t>
-      </w:r>
-      <w:proofErr w:type="spellEnd"/>
-      <w:r>
-        <w:rPr>
-          <w:rFonts w:ascii="Times New Roman" w:eastAsia="Times New Roman" w:hAnsi="Times New Roman" w:cs="Times New Roman"/>
-          <w:i/>
-          <w:iCs/>
-          <w:color w:val="000000"/>
-          <w:sz w:val="24"/>
-          <w:szCs w:val="24"/>
-          <w:lang w:eastAsia="pt-BR"/>
-        </w:rPr>
-        <w:t xml:space="preserve"> </w:t>
-      </w:r>
-      <w:proofErr w:type="spellStart"/>
-      <w:r>
-        <w:rPr>
-          <w:rFonts w:ascii="Times New Roman" w:eastAsia="Times New Roman" w:hAnsi="Times New Roman" w:cs="Times New Roman"/>
-          <w:i/>
-          <w:iCs/>
-          <w:color w:val="000000"/>
-          <w:sz w:val="24"/>
-          <w:szCs w:val="24"/>
-          <w:lang w:eastAsia="pt-BR"/>
-        </w:rPr>
-        <w:t>Customer</w:t>
-      </w:r>
-      <w:proofErr w:type="spellEnd"/>
-      <w:r>
-        <w:rPr>
-          <w:rFonts w:ascii="Times New Roman" w:eastAsia="Times New Roman" w:hAnsi="Times New Roman" w:cs="Times New Roman"/>
-          <w:color w:val="000000"/>
-          <w:sz w:val="24"/>
-          <w:szCs w:val="24"/>
-          <w:lang w:eastAsia="pt-BR"/>
-        </w:rPr>
-        <w:t xml:space="preserve"> (KYC), ou “conheça seu cliente”, tornou-se etapa essencial do cadastro, pois consiste em identificar e qualificar o cliente antes de conceder acesso a produtos e serviços. No Brasil, a Circular nº 3.978/2020 do Banco Central exige que as instituições por ele autorizadas adotem procedimentos destinados a conhecer seus clientes, como parte da prevenção à lavagem de dinheiro (BANCO CENTRAL DO BRASIL, 2020). Ao mesmo tempo, a Lei Geral de Proteção de Dados Pessoais (LGPD) classifica o dado biométrico como dado pessoal sensível, cujo tratamento só é permitido nas hipóteses previstas em seu art. 11. Neste trabalho, adota-se como base legal a garantia da prevenção à fraude e da segurança do titular nos processos de identificação e autenticação de cadastro em sistemas eletrônicos (art. 11, II, “g”), à qual se soma, no caso das instituições autorizadas pelo Banco Central, o cumprimento de obrigação legal ou regulatória (art. 11, II, “a”). Essas hipóteses dispensam o consentimento do titular, mas não afastam seus direitos nem o cuidado redobrado que o tratamento desses dados exige (BRASIL, 2018).</w:t>
+        <w:t>Know Your Customer</w:t>
+      </w:r>
+      <w:r>
+        <w:rPr>
+          <w:rFonts w:ascii="Times New Roman" w:eastAsia="Times New Roman" w:hAnsi="Times New Roman" w:cs="Times New Roman"/>
+          <w:color w:val="000000"/>
+          <w:sz w:val="24"/>
+          <w:szCs w:val="24"/>
+          <w:lang w:eastAsia="pt-BR"/>
+        </w:rPr>
+        <w:t xml:space="preserve"> (KYC), ou “conheça seu cliente”, tornou-se etapa essencial do cadastro, pois consiste em identificar e qualificar o cliente antes de conceder acesso a produtos e serviços. No Brasil, a Circular nº 3.978/2020 do Banco Central exige que as instituições por ele autorizadas adotem procedimentos destinados a conhecer seus clientes, como parte da prevenção à lavagem de dinheiro (BANCO CENTRAL DO BRASIL, 2020). Ao mesmo tempo, a Lei Geral de Proteção de Dados Pessoais (LGPD) classifica o dado biométrico como dado pessoal sensível, o que exige cuidado redobrado em seu tratamento (BRASIL, 2018).</w:t>
       </w:r>
     </w:p>
     <w:p>
@@ -3245,7 +2943,7 @@
           <w:szCs w:val="24"/>
           <w:lang w:eastAsia="pt-BR"/>
         </w:rPr>
-        <w:t xml:space="preserve"> de terceiros podem passar despercebidos; e, como as decisões ficam dispersas em planilhas e conversas, torna-se difícil comprovar posteriormente quem aprovou determinado cliente, quando e com base em quais evidências. A literatura mostra que a comparação visual de rostos é sujeita a erro mesmo quando feita por profissionais: em um estudo com funcionários do escritório de emissão de passaportes de Sydney, na Austrália, White et al. (2014) </w:t>
+        <w:t xml:space="preserve"> de terceiros podem passar despercebidos; e, como as decisões ficam dispersas em planilhas e conversas, torna-se difícil comprovar posteriormente quem aprovou determinado cliente, quando e com base em quais evidências. A literatura mostra que a comparação visual de rostos é sujeita a erro mesmo quando feita por profissionais: em um estudo com funcionários do escritório de emissão de passaportes de Sydney, na Austrália, White et al. (2014) observaram, em média, 10% de erros na comparação entre a foto de um documento de identificação e a pessoa que o apresentava, incluindo a aceitação de 14% das fotos fraudulentas, e constataram que o desempenho dos funcionários não estava relacionado ao tempo de experiência nem ao treinamento recebido. Além disso, o compartilhamento informal de imagens de documentos e de rostos expõe dados pessoais sensíveis a riscos de vazamento, em </w:t>
       </w:r>
       <w:r>
         <w:rPr>
@@ -3256,7 +2954,7 @@
           <w:lang w:eastAsia="pt-BR"/>
         </w:rPr>
         <w:lastRenderedPageBreak/>
-        <w:t xml:space="preserve">observaram, em média, 10% de erros na comparação entre a foto de um documento de identificação e a pessoa que o apresentava, incluindo a aceitação de 14% das fotos fraudulentas, e constataram que o desempenho dos funcionários não estava relacionado ao tempo de experiência nem ao treinamento recebido. Além disso, o compartilhamento informal de imagens de documentos e de rostos expõe dados pessoais sensíveis a riscos de vazamento, em desacordo com os cuidados exigidos pela legislação. Cabe destacar, porém, que parte dessas fraudes não pode ser identificada apenas pela comparação entre rostos: detectar um documento adulterado exige verificar a autenticidade do próprio documento, e detectar que a </w:t>
+        <w:t xml:space="preserve">desacordo com os cuidados exigidos pela legislação. Cabe destacar, porém, que parte dessas fraudes não pode ser identificada apenas pela comparação entre rostos: detectar um documento adulterado exige verificar a autenticidade do próprio documento, e detectar que a </w:t>
       </w:r>
       <w:r>
         <w:rPr>
@@ -3280,7 +2978,6 @@
         </w:rPr>
         <w:t xml:space="preserve"> é, na verdade, uma foto do titular impressa ou exibida em uma tela exige prova de vida (</w:t>
       </w:r>
-      <w:proofErr w:type="spellStart"/>
       <w:r>
         <w:rPr>
           <w:rFonts w:ascii="Times New Roman" w:eastAsia="Times New Roman" w:hAnsi="Times New Roman" w:cs="Times New Roman"/>
@@ -3293,7 +2990,6 @@
         </w:rPr>
         <w:t>liveness</w:t>
       </w:r>
-      <w:proofErr w:type="spellEnd"/>
       <w:r>
         <w:rPr>
           <w:rFonts w:ascii="Times New Roman" w:eastAsia="Times New Roman" w:hAnsi="Times New Roman" w:cs="Times New Roman"/>
@@ -3325,31 +3021,8 @@
           <w:szCs w:val="24"/>
           <w:lang w:eastAsia="pt-BR"/>
         </w:rPr>
-        <w:t xml:space="preserve">Diante desse contexto, o presente relatório descreve o desenvolvimento do KYC </w:t>
-      </w:r>
-      <w:proofErr w:type="spellStart"/>
-      <w:r>
-        <w:rPr>
-          <w:rFonts w:ascii="Times New Roman" w:eastAsia="Times New Roman" w:hAnsi="Times New Roman" w:cs="Times New Roman"/>
-          <w:color w:val="000000"/>
-          <w:sz w:val="24"/>
-          <w:szCs w:val="24"/>
-          <w:lang w:eastAsia="pt-BR"/>
-        </w:rPr>
-        <w:t>TrueFace</w:t>
-      </w:r>
-      <w:proofErr w:type="spellEnd"/>
-      <w:r>
-        <w:rPr>
-          <w:rFonts w:ascii="Times New Roman" w:eastAsia="Times New Roman" w:hAnsi="Times New Roman" w:cs="Times New Roman"/>
-          <w:color w:val="000000"/>
-          <w:sz w:val="24"/>
-          <w:szCs w:val="24"/>
-          <w:lang w:eastAsia="pt-BR"/>
-        </w:rPr>
-        <w:t xml:space="preserve">, uma plataforma web de verificação de identidade por biometria facial. No sistema, cada empresa parceira possui seu próprio espaço de dados, isolado das demais, e seus usuários registram o </w:t>
-      </w:r>
-      <w:proofErr w:type="spellStart"/>
+        <w:t xml:space="preserve">Diante desse contexto, o presente relatório descreve o desenvolvimento do KYC TrueFace, uma plataforma web de verificação de identidade por biometria facial. No sistema, cada empresa parceira possui seu próprio espaço de dados, isolado das demais, e seus usuários registram o </w:t>
+      </w:r>
       <w:r>
         <w:rPr>
           <w:rFonts w:ascii="Times New Roman" w:eastAsia="Times New Roman" w:hAnsi="Times New Roman" w:cs="Times New Roman"/>
@@ -3362,7 +3035,6 @@
         </w:rPr>
         <w:t>onboarding</w:t>
       </w:r>
-      <w:proofErr w:type="spellEnd"/>
       <w:r>
         <w:rPr>
           <w:rFonts w:ascii="Times New Roman" w:eastAsia="Times New Roman" w:hAnsi="Times New Roman" w:cs="Times New Roman"/>
@@ -3393,53 +3065,8 @@
           <w:szCs w:val="24"/>
           <w:lang w:eastAsia="pt-BR"/>
         </w:rPr>
-        <w:t xml:space="preserve">. A comparação entre os rostos é executada automaticamente, em segundo plano, pelo serviço </w:t>
-      </w:r>
-      <w:proofErr w:type="spellStart"/>
-      <w:r>
-        <w:rPr>
-          <w:rFonts w:ascii="Times New Roman" w:eastAsia="Times New Roman" w:hAnsi="Times New Roman" w:cs="Times New Roman"/>
-          <w:color w:val="000000"/>
-          <w:sz w:val="24"/>
-          <w:szCs w:val="24"/>
-          <w:lang w:eastAsia="pt-BR"/>
-        </w:rPr>
-        <w:t>Amazon</w:t>
-      </w:r>
-      <w:proofErr w:type="spellEnd"/>
-      <w:r>
-        <w:rPr>
-          <w:rFonts w:ascii="Times New Roman" w:eastAsia="Times New Roman" w:hAnsi="Times New Roman" w:cs="Times New Roman"/>
-          <w:color w:val="000000"/>
-          <w:sz w:val="24"/>
-          <w:szCs w:val="24"/>
-          <w:lang w:eastAsia="pt-BR"/>
-        </w:rPr>
-        <w:t xml:space="preserve"> </w:t>
-      </w:r>
-      <w:proofErr w:type="spellStart"/>
-      <w:r>
-        <w:rPr>
-          <w:rFonts w:ascii="Times New Roman" w:eastAsia="Times New Roman" w:hAnsi="Times New Roman" w:cs="Times New Roman"/>
-          <w:color w:val="000000"/>
-          <w:sz w:val="24"/>
-          <w:szCs w:val="24"/>
-          <w:lang w:eastAsia="pt-BR"/>
-        </w:rPr>
-        <w:t>Rekognition</w:t>
-      </w:r>
-      <w:proofErr w:type="spellEnd"/>
-      <w:r>
-        <w:rPr>
-          <w:rFonts w:ascii="Times New Roman" w:eastAsia="Times New Roman" w:hAnsi="Times New Roman" w:cs="Times New Roman"/>
-          <w:color w:val="000000"/>
-          <w:sz w:val="24"/>
-          <w:szCs w:val="24"/>
-          <w:lang w:eastAsia="pt-BR"/>
-        </w:rPr>
-        <w:t xml:space="preserve"> (AMAZON WEB SERVICES, 2026b): quando a similaridade é alta, o cadastro é aprovado; quando é muito baixa, é reprovado; e, nos casos intermediários ou inconclusivos, o registro é encaminhado a uma fila de análise manual, na qual um analista examina as imagens e registra uma observação que justifica sua decisão. Essa combinação entre algoritmo e revisão humana encontra respaldo na literatura. Phillips et al. (2018) verificaram que algoritmos de reconhecimento facial baseados em redes neurais profundas já alcançam precisão comparável à de examinadores forenses de faces e que a colaboração entre pessoas e algoritmos aumenta a precisão da identificação: o julgamento de um examinador combinado ao do melhor algoritmo foi mais preciso do que a combinação dos julgamentos de dois examinadores. Cada decisão fica registrada com data, similaridade observada e mensagem descritiva e, nas decisões manuais, também com a observação e o usuário responsável, formando um histórico auditável. Ressalta-se que a versão atual não realiza verificação de autenticidade do documento nem prova de vida, recursos indicados como evolução futura. Também é indicada como trabalho futuro a integração direta com os sistemas das empresas parceiras, para que os </w:t>
-      </w:r>
-      <w:proofErr w:type="spellStart"/>
+        <w:t xml:space="preserve">. A comparação entre os rostos é executada automaticamente, em segundo plano, pelo serviço Amazon Rekognition (AMAZON WEB SERVICES, 2026b): quando a similaridade é alta, o cadastro é aprovado; quando é muito baixa, é reprovado; e, nos casos intermediários ou inconclusivos, o registro é encaminhado a uma fila de análise manual, na qual um analista examina as imagens e registra uma observação que justifica sua decisão. Essa combinação entre algoritmo e revisão humana encontra respaldo na literatura. Phillips et al. (2018) verificaram que algoritmos de reconhecimento facial baseados em redes neurais profundas já alcançam precisão comparável à de examinadores forenses de faces e que a colaboração entre pessoas e algoritmos aumenta a precisão da identificação: o julgamento de um examinador combinado ao do melhor algoritmo foi mais preciso do que a combinação dos julgamentos de dois examinadores. Cada decisão fica registrada com data, similaridade observada e mensagem descritiva e, nas decisões manuais, também com a observação e o usuário responsável, formando um histórico auditável. Ressalta-se que a versão atual não realiza verificação de autenticidade do documento nem prova de vida, recursos indicados como evolução futura. Também é indicada como trabalho futuro a integração direta com os sistemas das empresas parceiras, para que os </w:t>
+      </w:r>
       <w:r>
         <w:rPr>
           <w:rFonts w:ascii="Times New Roman" w:eastAsia="Times New Roman" w:hAnsi="Times New Roman" w:cs="Times New Roman"/>
@@ -3452,7 +3079,6 @@
         </w:rPr>
         <w:t>onboardings</w:t>
       </w:r>
-      <w:proofErr w:type="spellEnd"/>
       <w:r>
         <w:rPr>
           <w:rFonts w:ascii="Times New Roman" w:eastAsia="Times New Roman" w:hAnsi="Times New Roman" w:cs="Times New Roman"/>
@@ -3486,7 +3112,6 @@
         </w:rPr>
         <w:t xml:space="preserve">O sistema atende a três níveis de usuário. O perfil Comum possui acesso somente de consulta: visualiza o painel de indicadores, a lista de usuários, a fila de análise manual, o histórico e as imagens dos </w:t>
       </w:r>
-      <w:proofErr w:type="spellStart"/>
       <w:r>
         <w:rPr>
           <w:rFonts w:ascii="Times New Roman" w:eastAsia="Times New Roman" w:hAnsi="Times New Roman" w:cs="Times New Roman"/>
@@ -3499,29 +3124,16 @@
         </w:rPr>
         <w:t>onboardings</w:t>
       </w:r>
-      <w:proofErr w:type="spellEnd"/>
-      <w:r>
-        <w:rPr>
-          <w:rFonts w:ascii="Times New Roman" w:eastAsia="Times New Roman" w:hAnsi="Times New Roman" w:cs="Times New Roman"/>
-          <w:color w:val="000000"/>
-          <w:sz w:val="24"/>
-          <w:szCs w:val="24"/>
-          <w:lang w:eastAsia="pt-BR"/>
-        </w:rPr>
-        <w:t xml:space="preserve">. O perfil Administrador, além das consultas, cadastra e </w:t>
-      </w:r>
-      <w:r>
-        <w:rPr>
-          <w:rFonts w:ascii="Times New Roman" w:eastAsia="Times New Roman" w:hAnsi="Times New Roman" w:cs="Times New Roman"/>
-          <w:color w:val="000000"/>
-          <w:sz w:val="24"/>
-          <w:szCs w:val="24"/>
-          <w:lang w:eastAsia="pt-BR"/>
-        </w:rPr>
-        <w:lastRenderedPageBreak/>
-        <w:t xml:space="preserve">edita usuários, envia novos </w:t>
-      </w:r>
-      <w:proofErr w:type="spellStart"/>
+      <w:r>
+        <w:rPr>
+          <w:rFonts w:ascii="Times New Roman" w:eastAsia="Times New Roman" w:hAnsi="Times New Roman" w:cs="Times New Roman"/>
+          <w:color w:val="000000"/>
+          <w:sz w:val="24"/>
+          <w:szCs w:val="24"/>
+          <w:lang w:eastAsia="pt-BR"/>
+        </w:rPr>
+        <w:t xml:space="preserve">. O perfil Administrador, além das consultas, cadastra e edita usuários, envia novos </w:t>
+      </w:r>
       <w:r>
         <w:rPr>
           <w:rFonts w:ascii="Times New Roman" w:eastAsia="Times New Roman" w:hAnsi="Times New Roman" w:cs="Times New Roman"/>
@@ -3534,7 +3146,6 @@
         </w:rPr>
         <w:t>onboardings</w:t>
       </w:r>
-      <w:proofErr w:type="spellEnd"/>
       <w:r>
         <w:rPr>
           <w:rFonts w:ascii="Times New Roman" w:eastAsia="Times New Roman" w:hAnsi="Times New Roman" w:cs="Times New Roman"/>
@@ -3566,6 +3177,7 @@
           <w:szCs w:val="24"/>
           <w:lang w:eastAsia="pt-BR"/>
         </w:rPr>
+        <w:lastRenderedPageBreak/>
         <w:t>A escolha do tema justifica-se pela relevância crescente da verificação de identidade à distância e pela oportunidade de aplicar, em um problema real, conhecimentos de engenharia de requisitos, modelagem de dados, desenvolvimento web, segurança da informação e integração com serviços em nuvem. Assim, este trabalho busca responder à seguinte pergunta norteadora: como o desenvolvimento de uma plataforma web que combine a comparação facial automatizada com a revisão humana dos casos duvidosos pode tornar a verificação de identidade de clientes mais ágil, padronizada e auditável para empresas que realizam cadastros à distância?</w:t>
       </w:r>
     </w:p>
@@ -3771,7 +3383,6 @@
         </w:rPr>
         <w:t>Levantar as regras de negócio e os requisitos funcionais e não funcionais do processo de verificação de identidade (</w:t>
       </w:r>
-      <w:proofErr w:type="spellStart"/>
       <w:r>
         <w:rPr>
           <w:rFonts w:ascii="Times New Roman" w:eastAsia="Times New Roman" w:hAnsi="Times New Roman" w:cs="Times New Roman"/>
@@ -3784,7 +3395,6 @@
         </w:rPr>
         <w:t>onboarding</w:t>
       </w:r>
-      <w:proofErr w:type="spellEnd"/>
       <w:r>
         <w:rPr>
           <w:rFonts w:ascii="Times New Roman" w:eastAsia="Times New Roman" w:hAnsi="Times New Roman" w:cs="Times New Roman"/>
@@ -3847,7 +3457,6 @@
           <w:szCs w:val="24"/>
           <w:lang w:eastAsia="pt-BR"/>
         </w:rPr>
-        <w:lastRenderedPageBreak/>
         <w:t>Implementar a autenticação de usuários com controle de acesso por perfis, bloqueio temporário por tentativas inválidas e recuperação de senha por e-mail;</w:t>
       </w:r>
     </w:p>
@@ -3875,51 +3484,7 @@
           <w:szCs w:val="24"/>
           <w:lang w:eastAsia="pt-BR"/>
         </w:rPr>
-        <w:t xml:space="preserve">Integrar o sistema ao serviço </w:t>
-      </w:r>
-      <w:proofErr w:type="spellStart"/>
-      <w:r>
-        <w:rPr>
-          <w:rFonts w:ascii="Times New Roman" w:eastAsia="Times New Roman" w:hAnsi="Times New Roman" w:cs="Times New Roman"/>
-          <w:color w:val="000000"/>
-          <w:sz w:val="24"/>
-          <w:szCs w:val="24"/>
-          <w:lang w:eastAsia="pt-BR"/>
-        </w:rPr>
-        <w:t>Amazon</w:t>
-      </w:r>
-      <w:proofErr w:type="spellEnd"/>
-      <w:r>
-        <w:rPr>
-          <w:rFonts w:ascii="Times New Roman" w:eastAsia="Times New Roman" w:hAnsi="Times New Roman" w:cs="Times New Roman"/>
-          <w:color w:val="000000"/>
-          <w:sz w:val="24"/>
-          <w:szCs w:val="24"/>
-          <w:lang w:eastAsia="pt-BR"/>
-        </w:rPr>
-        <w:t xml:space="preserve"> </w:t>
-      </w:r>
-      <w:proofErr w:type="spellStart"/>
-      <w:r>
-        <w:rPr>
-          <w:rFonts w:ascii="Times New Roman" w:eastAsia="Times New Roman" w:hAnsi="Times New Roman" w:cs="Times New Roman"/>
-          <w:color w:val="000000"/>
-          <w:sz w:val="24"/>
-          <w:szCs w:val="24"/>
-          <w:lang w:eastAsia="pt-BR"/>
-        </w:rPr>
-        <w:t>Rekognition</w:t>
-      </w:r>
-      <w:proofErr w:type="spellEnd"/>
-      <w:r>
-        <w:rPr>
-          <w:rFonts w:ascii="Times New Roman" w:eastAsia="Times New Roman" w:hAnsi="Times New Roman" w:cs="Times New Roman"/>
-          <w:color w:val="000000"/>
-          <w:sz w:val="24"/>
-          <w:szCs w:val="24"/>
-          <w:lang w:eastAsia="pt-BR"/>
-        </w:rPr>
-        <w:t xml:space="preserve"> para comparar automaticamente o rosto do documento com a </w:t>
+        <w:t xml:space="preserve">Integrar o sistema ao serviço Amazon Rekognition para comparar automaticamente o rosto do documento com a </w:t>
       </w:r>
       <w:r>
         <w:rPr>
@@ -3968,9 +3533,9 @@
           <w:szCs w:val="24"/>
           <w:lang w:eastAsia="pt-BR"/>
         </w:rPr>
+        <w:lastRenderedPageBreak/>
         <w:t xml:space="preserve">Desenvolver a fila de análise manual e o histórico de </w:t>
       </w:r>
-      <w:proofErr w:type="spellStart"/>
       <w:r>
         <w:rPr>
           <w:rFonts w:ascii="Times New Roman" w:eastAsia="Times New Roman" w:hAnsi="Times New Roman" w:cs="Times New Roman"/>
@@ -3983,7 +3548,6 @@
         </w:rPr>
         <w:t>onboardings</w:t>
       </w:r>
-      <w:proofErr w:type="spellEnd"/>
       <w:r>
         <w:rPr>
           <w:rFonts w:ascii="Times New Roman" w:eastAsia="Times New Roman" w:hAnsi="Times New Roman" w:cs="Times New Roman"/>
@@ -4123,51 +3687,7 @@
           <w:szCs w:val="24"/>
           <w:lang w:eastAsia="pt-BR"/>
         </w:rPr>
-        <w:t xml:space="preserve">Esta seção apresenta os artefatos de engenharia de requisitos produzidos para o KYC </w:t>
-      </w:r>
-      <w:proofErr w:type="spellStart"/>
-      <w:r>
-        <w:rPr>
-          <w:rFonts w:ascii="Times New Roman" w:eastAsia="Times New Roman" w:hAnsi="Times New Roman" w:cs="Times New Roman"/>
-          <w:color w:val="000000"/>
-          <w:sz w:val="24"/>
-          <w:szCs w:val="24"/>
-          <w:lang w:eastAsia="pt-BR"/>
-        </w:rPr>
-        <w:t>TrueFace</w:t>
-      </w:r>
-      <w:proofErr w:type="spellEnd"/>
-      <w:r>
-        <w:rPr>
-          <w:rFonts w:ascii="Times New Roman" w:eastAsia="Times New Roman" w:hAnsi="Times New Roman" w:cs="Times New Roman"/>
-          <w:color w:val="000000"/>
-          <w:sz w:val="24"/>
-          <w:szCs w:val="24"/>
-          <w:lang w:eastAsia="pt-BR"/>
-        </w:rPr>
-        <w:t xml:space="preserve">. Segundo </w:t>
-      </w:r>
-      <w:proofErr w:type="spellStart"/>
-      <w:r>
-        <w:rPr>
-          <w:rFonts w:ascii="Times New Roman" w:eastAsia="Times New Roman" w:hAnsi="Times New Roman" w:cs="Times New Roman"/>
-          <w:color w:val="000000"/>
-          <w:sz w:val="24"/>
-          <w:szCs w:val="24"/>
-          <w:lang w:eastAsia="pt-BR"/>
-        </w:rPr>
-        <w:t>Sommerville</w:t>
-      </w:r>
-      <w:proofErr w:type="spellEnd"/>
-      <w:r>
-        <w:rPr>
-          <w:rFonts w:ascii="Times New Roman" w:eastAsia="Times New Roman" w:hAnsi="Times New Roman" w:cs="Times New Roman"/>
-          <w:color w:val="000000"/>
-          <w:sz w:val="24"/>
-          <w:szCs w:val="24"/>
-          <w:lang w:eastAsia="pt-BR"/>
-        </w:rPr>
-        <w:t xml:space="preserve"> (2018), a engenharia de requisitos compreende o processo de descobrir, analisar, documentar e verificar os serviços que um sistema deve oferecer e as restrições sob as quais ele deve operar. Inicialmente, são descritas as regras de negócio que orientam o funcionamento da plataforma; em seguida, os requisitos funcionais, organizados em entradas, processos e saídas, e os requisitos não funcionais; por fim, apresentam-se o Diagrama de Casos de Uso e o Diagrama de Entidade e Relacionamento (DER), acompanhados da descrição das principais funcionalidades e entidades do sistema.</w:t>
+        <w:t>Esta seção apresenta os artefatos de engenharia de requisitos produzidos para o KYC TrueFace. Segundo Sommerville (2018), a engenharia de requisitos compreende o processo de descobrir, analisar, documentar e verificar os serviços que um sistema deve oferecer e as restrições sob as quais ele deve operar. Inicialmente, são descritas as regras de negócio que orientam o funcionamento da plataforma; em seguida, os requisitos funcionais, organizados em entradas, processos e saídas, e os requisitos não funcionais; por fim, apresentam-se o Diagrama de Casos de Uso e o Diagrama de Entidade e Relacionamento (DER), acompanhados da descrição das principais funcionalidades e entidades do sistema.</w:t>
       </w:r>
     </w:p>
     <w:p>
@@ -4221,7 +3741,6 @@
         </w:rPr>
         <w:t xml:space="preserve">As regras de negócio a seguir definem as condições que o sistema deve respeitar por representarem o funcionamento esperado do processo de verificação de identidade. Elas estão agrupadas por assunto: usuários, acesso ao sistema, </w:t>
       </w:r>
-      <w:proofErr w:type="spellStart"/>
       <w:r>
         <w:rPr>
           <w:rFonts w:ascii="Times New Roman" w:eastAsia="Times New Roman" w:hAnsi="Times New Roman" w:cs="Times New Roman"/>
@@ -4234,7 +3753,6 @@
         </w:rPr>
         <w:t>onboarding</w:t>
       </w:r>
-      <w:proofErr w:type="spellEnd"/>
       <w:r>
         <w:rPr>
           <w:rFonts w:ascii="Times New Roman" w:eastAsia="Times New Roman" w:hAnsi="Times New Roman" w:cs="Times New Roman"/>
@@ -4280,7 +3798,6 @@
         </w:rPr>
         <w:t xml:space="preserve"> Cada usuário pertence a uma única empresa parceira e só pode visualizar e manipular os dados (usuários, </w:t>
       </w:r>
-      <w:proofErr w:type="spellStart"/>
       <w:r>
         <w:rPr>
           <w:rFonts w:ascii="Times New Roman" w:eastAsia="Times New Roman" w:hAnsi="Times New Roman" w:cs="Times New Roman"/>
@@ -4293,7 +3810,6 @@
         </w:rPr>
         <w:t>onboardings</w:t>
       </w:r>
-      <w:proofErr w:type="spellEnd"/>
       <w:r>
         <w:rPr>
           <w:rFonts w:ascii="Times New Roman" w:eastAsia="Times New Roman" w:hAnsi="Times New Roman" w:cs="Times New Roman"/>
@@ -4362,7 +3878,6 @@
           <w:szCs w:val="24"/>
           <w:lang w:eastAsia="pt-BR"/>
         </w:rPr>
-        <w:lastRenderedPageBreak/>
         <w:t>RN3:</w:t>
       </w:r>
       <w:r>
@@ -4433,6 +3948,7 @@
           <w:szCs w:val="24"/>
           <w:lang w:eastAsia="pt-BR"/>
         </w:rPr>
+        <w:lastRenderedPageBreak/>
         <w:t>RN5:</w:t>
       </w:r>
       <w:r>
@@ -4870,7 +4386,6 @@
         </w:rPr>
         <w:t xml:space="preserve"> Um </w:t>
       </w:r>
-      <w:proofErr w:type="spellStart"/>
       <w:r>
         <w:rPr>
           <w:rFonts w:ascii="Times New Roman" w:eastAsia="Times New Roman" w:hAnsi="Times New Roman" w:cs="Times New Roman"/>
@@ -4883,7 +4398,6 @@
         </w:rPr>
         <w:t>onboarding</w:t>
       </w:r>
-      <w:proofErr w:type="spellEnd"/>
       <w:r>
         <w:rPr>
           <w:rFonts w:ascii="Times New Roman" w:eastAsia="Times New Roman" w:hAnsi="Times New Roman" w:cs="Times New Roman"/>
@@ -5008,7 +4522,6 @@
         </w:rPr>
         <w:t xml:space="preserve"> Todo </w:t>
       </w:r>
-      <w:proofErr w:type="spellStart"/>
       <w:r>
         <w:rPr>
           <w:rFonts w:ascii="Times New Roman" w:eastAsia="Times New Roman" w:hAnsi="Times New Roman" w:cs="Times New Roman"/>
@@ -5021,7 +4534,6 @@
         </w:rPr>
         <w:t>onboarding</w:t>
       </w:r>
-      <w:proofErr w:type="spellEnd"/>
       <w:r>
         <w:rPr>
           <w:rFonts w:ascii="Times New Roman" w:eastAsia="Times New Roman" w:hAnsi="Times New Roman" w:cs="Times New Roman"/>
@@ -5067,7 +4579,6 @@
         </w:rPr>
         <w:t xml:space="preserve"> Se a similaridade entre os rostos for igual ou superior a 90%, o </w:t>
       </w:r>
-      <w:proofErr w:type="spellStart"/>
       <w:r>
         <w:rPr>
           <w:rFonts w:ascii="Times New Roman" w:eastAsia="Times New Roman" w:hAnsi="Times New Roman" w:cs="Times New Roman"/>
@@ -5080,60 +4591,15 @@
         </w:rPr>
         <w:t>onboarding</w:t>
       </w:r>
-      <w:proofErr w:type="spellEnd"/>
-      <w:r>
-        <w:rPr>
-          <w:rFonts w:ascii="Times New Roman" w:eastAsia="Times New Roman" w:hAnsi="Times New Roman" w:cs="Times New Roman"/>
-          <w:color w:val="000000"/>
-          <w:sz w:val="24"/>
-          <w:szCs w:val="24"/>
-          <w:lang w:eastAsia="pt-BR"/>
-        </w:rPr>
-        <w:t xml:space="preserve"> é aprovado automaticamente; se for inferior a 30%, é reprovado automaticamente; entre esses limites, é encaminhado para análise manual. Adotou-se 90%, acima do limite padrão de 80% usado pelo </w:t>
-      </w:r>
-      <w:proofErr w:type="spellStart"/>
-      <w:r>
-        <w:rPr>
-          <w:rFonts w:ascii="Times New Roman" w:eastAsia="Times New Roman" w:hAnsi="Times New Roman" w:cs="Times New Roman"/>
-          <w:color w:val="000000"/>
-          <w:sz w:val="24"/>
-          <w:szCs w:val="24"/>
-          <w:lang w:eastAsia="pt-BR"/>
-        </w:rPr>
-        <w:t>Amazon</w:t>
-      </w:r>
-      <w:proofErr w:type="spellEnd"/>
-      <w:r>
-        <w:rPr>
-          <w:rFonts w:ascii="Times New Roman" w:eastAsia="Times New Roman" w:hAnsi="Times New Roman" w:cs="Times New Roman"/>
-          <w:color w:val="000000"/>
-          <w:sz w:val="24"/>
-          <w:szCs w:val="24"/>
-          <w:lang w:eastAsia="pt-BR"/>
-        </w:rPr>
-        <w:t xml:space="preserve"> </w:t>
-      </w:r>
-      <w:proofErr w:type="spellStart"/>
-      <w:r>
-        <w:rPr>
-          <w:rFonts w:ascii="Times New Roman" w:eastAsia="Times New Roman" w:hAnsi="Times New Roman" w:cs="Times New Roman"/>
-          <w:color w:val="000000"/>
-          <w:sz w:val="24"/>
-          <w:szCs w:val="24"/>
-          <w:lang w:eastAsia="pt-BR"/>
-        </w:rPr>
-        <w:t>Rekognition</w:t>
-      </w:r>
-      <w:proofErr w:type="spellEnd"/>
-      <w:r>
-        <w:rPr>
-          <w:rFonts w:ascii="Times New Roman" w:eastAsia="Times New Roman" w:hAnsi="Times New Roman" w:cs="Times New Roman"/>
-          <w:color w:val="000000"/>
-          <w:sz w:val="24"/>
-          <w:szCs w:val="24"/>
-          <w:lang w:eastAsia="pt-BR"/>
-        </w:rPr>
-        <w:t xml:space="preserve"> para considerar dois rostos correspondentes (AMAZON WEB SERVICES, 2026b), para reduzir aprovações indevidas, que abririam espaço para fraudes; abaixo de 30%, a divergência entre os rostos é considerada evidente. Nos casos intermediários, </w:t>
+      <w:r>
+        <w:rPr>
+          <w:rFonts w:ascii="Times New Roman" w:eastAsia="Times New Roman" w:hAnsi="Times New Roman" w:cs="Times New Roman"/>
+          <w:color w:val="000000"/>
+          <w:sz w:val="24"/>
+          <w:szCs w:val="24"/>
+          <w:lang w:eastAsia="pt-BR"/>
+        </w:rPr>
+        <w:t xml:space="preserve"> é aprovado automaticamente; se for inferior a 30%, é reprovado automaticamente; entre esses limites, é encaminhado para análise manual. Adotou-se 90%, acima do limite padrão de 80% usado pelo Amazon Rekognition para considerar dois rostos correspondentes (AMAZON WEB SERVICES, 2026b), para reduzir aprovações indevidas, que abririam espaço para fraudes; abaixo de 30%, a divergência entre os rostos é considerada evidente. Nos casos intermediários, em que o resultado é incerto, a decisão cabe a um analista, em linha com a recomendação da própria AWS de submeter à revisão humana os resultados usados em decisões que afetem os direitos, a privacidade ou o acesso de uma pessoa a serviços (AMAZON WEB SERVICES, </w:t>
       </w:r>
       <w:r>
         <w:rPr>
@@ -5144,7 +4610,7 @@
           <w:lang w:eastAsia="pt-BR"/>
         </w:rPr>
         <w:lastRenderedPageBreak/>
-        <w:t>em que o resultado é incerto, a decisão cabe a um analista, em linha com a recomendação da própria AWS de submeter à revisão humana os resultados que afetem o acesso de uma pessoa a serviços. Os limites foram definidos por esse critério, e não a partir de testes, e são parâmetros de configuração, que podem ser recalibrados com dados reais de uso sem alteração de código.</w:t>
+        <w:t>2026c). Os limites foram definidos por esse critério, e não a partir de testes, e são parâmetros de configuração, que podem ser recalibrados com dados reais de uso sem alteração de código.</w:t>
       </w:r>
     </w:p>
     <w:p>
@@ -5181,7 +4647,6 @@
         </w:rPr>
         <w:t xml:space="preserve"> Quando a comparação não puder ser concluída (rosto não detectado, imagem ilegível ou arquivo ausente), o </w:t>
       </w:r>
-      <w:proofErr w:type="spellStart"/>
       <w:r>
         <w:rPr>
           <w:rFonts w:ascii="Times New Roman" w:eastAsia="Times New Roman" w:hAnsi="Times New Roman" w:cs="Times New Roman"/>
@@ -5194,7 +4659,6 @@
         </w:rPr>
         <w:t>onboarding</w:t>
       </w:r>
-      <w:proofErr w:type="spellEnd"/>
       <w:r>
         <w:rPr>
           <w:rFonts w:ascii="Times New Roman" w:eastAsia="Times New Roman" w:hAnsi="Times New Roman" w:cs="Times New Roman"/>
@@ -5240,7 +4704,6 @@
         </w:rPr>
         <w:t xml:space="preserve"> Somente </w:t>
       </w:r>
-      <w:proofErr w:type="spellStart"/>
       <w:r>
         <w:rPr>
           <w:rFonts w:ascii="Times New Roman" w:eastAsia="Times New Roman" w:hAnsi="Times New Roman" w:cs="Times New Roman"/>
@@ -5253,38 +4716,15 @@
         </w:rPr>
         <w:t>onboardings</w:t>
       </w:r>
-      <w:proofErr w:type="spellEnd"/>
-      <w:r>
-        <w:rPr>
-          <w:rFonts w:ascii="Times New Roman" w:eastAsia="Times New Roman" w:hAnsi="Times New Roman" w:cs="Times New Roman"/>
-          <w:color w:val="000000"/>
-          <w:sz w:val="24"/>
-          <w:szCs w:val="24"/>
-          <w:lang w:eastAsia="pt-BR"/>
-        </w:rPr>
-        <w:t xml:space="preserve"> na </w:t>
-      </w:r>
-      <w:proofErr w:type="gramStart"/>
-      <w:r>
-        <w:rPr>
-          <w:rFonts w:ascii="Times New Roman" w:eastAsia="Times New Roman" w:hAnsi="Times New Roman" w:cs="Times New Roman"/>
-          <w:color w:val="000000"/>
-          <w:sz w:val="24"/>
-          <w:szCs w:val="24"/>
-          <w:lang w:eastAsia="pt-BR"/>
-        </w:rPr>
-        <w:t>situação Em</w:t>
-      </w:r>
-      <w:proofErr w:type="gramEnd"/>
-      <w:r>
-        <w:rPr>
-          <w:rFonts w:ascii="Times New Roman" w:eastAsia="Times New Roman" w:hAnsi="Times New Roman" w:cs="Times New Roman"/>
-          <w:color w:val="000000"/>
-          <w:sz w:val="24"/>
-          <w:szCs w:val="24"/>
-          <w:lang w:eastAsia="pt-BR"/>
-        </w:rPr>
-        <w:t xml:space="preserve"> análise manual podem ser aprovados ou reprovados manualmente, e apenas por usuários Administrador ou Master.</w:t>
+      <w:r>
+        <w:rPr>
+          <w:rFonts w:ascii="Times New Roman" w:eastAsia="Times New Roman" w:hAnsi="Times New Roman" w:cs="Times New Roman"/>
+          <w:color w:val="000000"/>
+          <w:sz w:val="24"/>
+          <w:szCs w:val="24"/>
+          <w:lang w:eastAsia="pt-BR"/>
+        </w:rPr>
+        <w:t xml:space="preserve"> na situação Em análise manual podem ser aprovados ou reprovados manualmente, e apenas por usuários Administrador ou Master.</w:t>
       </w:r>
     </w:p>
     <w:p>
@@ -5354,7 +4794,7 @@
           <w:szCs w:val="24"/>
           <w:lang w:eastAsia="pt-BR"/>
         </w:rPr>
-        <w:t xml:space="preserve"> As imagens enviadas são mantidas no servidor para fins de auditoria, e o documento em PDF é armazenado exatamente como foi recebido. O prazo de retenção é definido por cada empresa parceira, que atua como controladora dos dados de seus clientes, observados os prazos mínimos legais ou regulatórios a que esteja sujeita, como o de dez anos, contados a partir do primeiro dia do ano seguinte ao término do relacionamento com o cliente, exigido das instituições autorizadas pelo Banco Central (BANCO CENTRAL DO BRASIL, 2020). Encerrado esse prazo, as imagens devem ser eliminadas, conforme a LGPD (BRASIL, 2018); na versão atual, essa eliminação ainda não é automatizada e é indicada como evolução futura.</w:t>
+        <w:t xml:space="preserve"> As imagens enviadas são mantidas no servidor para fins de auditoria, e o documento em PDF é armazenado exatamente como foi recebido. Como essas imagens contêm dado biométrico, que é dado pessoal sensível, seu tratamento tem como base legal a garantia da prevenção à fraude e da segurança do titular nos processos de identificação e autenticação de cadastro em sistemas eletrônicos (art. 11, II, “g”, da LGPD), à qual se soma, no caso das instituições autorizadas pelo Banco Central, o cumprimento de obrigação legal ou regulatória (art. 11, II, “a”); essas hipóteses dispensam o consentimento do titular, mas não afastam seus direitos (BRASIL, 2018). O prazo de retenção é definido por cada empresa parceira, que atua como controladora dos dados de seus clientes, observados os prazos mínimos legais ou regulatórios a que esteja sujeita, como o de dez anos, contados a partir do primeiro dia do ano seguinte ao término do relacionamento com o cliente, exigido dessas instituições (BANCO CENTRAL DO BRASIL, 2020). Encerrado esse prazo, as imagens devem ser eliminadas, conforme o art. 16 da LGPD; na versão atual, essa eliminação ainda não é automatizada e é indicada como evolução futura.</w:t>
       </w:r>
     </w:p>
     <w:p>
@@ -5424,29 +4864,7 @@
           <w:szCs w:val="24"/>
           <w:lang w:eastAsia="pt-BR"/>
         </w:rPr>
-        <w:t xml:space="preserve"> O relatório de usuários é gerado em segundo plano, no formato Excel (.</w:t>
-      </w:r>
-      <w:proofErr w:type="spellStart"/>
-      <w:r>
-        <w:rPr>
-          <w:rFonts w:ascii="Times New Roman" w:eastAsia="Times New Roman" w:hAnsi="Times New Roman" w:cs="Times New Roman"/>
-          <w:color w:val="000000"/>
-          <w:sz w:val="24"/>
-          <w:szCs w:val="24"/>
-          <w:lang w:eastAsia="pt-BR"/>
-        </w:rPr>
-        <w:t>xlsx</w:t>
-      </w:r>
-      <w:proofErr w:type="spellEnd"/>
-      <w:r>
-        <w:rPr>
-          <w:rFonts w:ascii="Times New Roman" w:eastAsia="Times New Roman" w:hAnsi="Times New Roman" w:cs="Times New Roman"/>
-          <w:color w:val="000000"/>
-          <w:sz w:val="24"/>
-          <w:szCs w:val="24"/>
-          <w:lang w:eastAsia="pt-BR"/>
-        </w:rPr>
-        <w:t>), e enviado ao e-mail do usuário que o solicitou, contendo apenas usuários da empresa dele.</w:t>
+        <w:t xml:space="preserve"> O relatório de usuários é gerado em segundo plano, no formato Excel (.xlsx), e enviado ao e-mail do usuário que o solicitou, contendo apenas usuários da empresa dele.</w:t>
       </w:r>
     </w:p>
     <w:p>
@@ -5531,6 +4949,7 @@
           <w:szCs w:val="24"/>
           <w:lang w:eastAsia="pt-BR"/>
         </w:rPr>
+        <w:lastRenderedPageBreak/>
         <w:t>REQUISITOS FUNCIONAIS</w:t>
       </w:r>
       <w:bookmarkEnd w:id="5"/>
@@ -5555,18 +4974,7 @@
           <w:szCs w:val="24"/>
           <w:lang w:eastAsia="pt-BR"/>
         </w:rPr>
-        <w:t xml:space="preserve">Os requisitos funcionais descrevem as funções que o sistema deve oferecer. Seguindo o padrão adotado, cada requisito apresenta seu nome, a descrição de sua finalidade, os dados </w:t>
-      </w:r>
-      <w:r>
-        <w:rPr>
-          <w:rFonts w:ascii="Times New Roman" w:eastAsia="Times New Roman" w:hAnsi="Times New Roman" w:cs="Times New Roman"/>
-          <w:color w:val="000000"/>
-          <w:sz w:val="24"/>
-          <w:szCs w:val="24"/>
-          <w:lang w:eastAsia="pt-BR"/>
-        </w:rPr>
-        <w:lastRenderedPageBreak/>
-        <w:t>necessários e os usuários que têm acesso a ele, e os requisitos estão organizados em entradas, processos e saídas.</w:t>
+        <w:t>Os requisitos funcionais descrevem as funções que o sistema deve oferecer. Seguindo o padrão adotado, cada requisito apresenta seu nome, a descrição de sua finalidade, os dados necessários e os usuários que têm acesso a ele, e os requisitos estão organizados em entradas, processos e saídas.</w:t>
       </w:r>
     </w:p>
     <w:p>
@@ -5800,7 +5208,6 @@
         </w:rPr>
         <w:t xml:space="preserve">R.F. 03 - Registro de </w:t>
       </w:r>
-      <w:proofErr w:type="spellStart"/>
       <w:r>
         <w:rPr>
           <w:rFonts w:ascii="Times New Roman" w:eastAsia="Times New Roman" w:hAnsi="Times New Roman" w:cs="Times New Roman"/>
@@ -5815,7 +5222,6 @@
         </w:rPr>
         <w:t>onboarding</w:t>
       </w:r>
-      <w:proofErr w:type="spellEnd"/>
       <w:r>
         <w:rPr>
           <w:rFonts w:ascii="Times New Roman" w:eastAsia="Times New Roman" w:hAnsi="Times New Roman" w:cs="Times New Roman"/>
@@ -6055,6 +5461,7 @@
           <w:szCs w:val="24"/>
           <w:lang w:eastAsia="pt-BR"/>
         </w:rPr>
+        <w:lastRenderedPageBreak/>
         <w:t>R.F. 05 - Recuperação de senha:</w:t>
       </w:r>
       <w:r>
@@ -6087,18 +5494,7 @@
           <w:szCs w:val="24"/>
           <w:lang w:eastAsia="pt-BR"/>
         </w:rPr>
-        <w:t xml:space="preserve"> de redefinição válido por uma hora. Existe para que </w:t>
-      </w:r>
-      <w:r>
-        <w:rPr>
-          <w:rFonts w:ascii="Times New Roman" w:eastAsia="Times New Roman" w:hAnsi="Times New Roman" w:cs="Times New Roman"/>
-          <w:color w:val="000000"/>
-          <w:sz w:val="24"/>
-          <w:szCs w:val="24"/>
-          <w:lang w:eastAsia="pt-BR"/>
-        </w:rPr>
-        <w:lastRenderedPageBreak/>
-        <w:t xml:space="preserve">o usuário recupere o acesso sem depender de um administrador. </w:t>
+        <w:t xml:space="preserve"> de redefinição válido por uma hora. Existe para que o usuário recupere o acesso sem depender de um administrador. </w:t>
       </w:r>
       <w:r>
         <w:rPr>
@@ -6324,7 +5720,6 @@
         </w:rPr>
         <w:t xml:space="preserve"> processo executado em segundo plano, sem intervenção do usuário, que a cada 5 segundos seleciona até 10 </w:t>
       </w:r>
-      <w:proofErr w:type="spellStart"/>
       <w:r>
         <w:rPr>
           <w:rFonts w:ascii="Times New Roman" w:eastAsia="Times New Roman" w:hAnsi="Times New Roman" w:cs="Times New Roman"/>
@@ -6337,7 +5732,6 @@
         </w:rPr>
         <w:t>onboardings</w:t>
       </w:r>
-      <w:proofErr w:type="spellEnd"/>
       <w:r>
         <w:rPr>
           <w:rFonts w:ascii="Times New Roman" w:eastAsia="Times New Roman" w:hAnsi="Times New Roman" w:cs="Times New Roman"/>
@@ -6368,51 +5762,7 @@
           <w:szCs w:val="24"/>
           <w:lang w:eastAsia="pt-BR"/>
         </w:rPr>
-        <w:t xml:space="preserve"> ao </w:t>
-      </w:r>
-      <w:proofErr w:type="spellStart"/>
-      <w:r>
-        <w:rPr>
-          <w:rFonts w:ascii="Times New Roman" w:eastAsia="Times New Roman" w:hAnsi="Times New Roman" w:cs="Times New Roman"/>
-          <w:color w:val="000000"/>
-          <w:sz w:val="24"/>
-          <w:szCs w:val="24"/>
-          <w:lang w:eastAsia="pt-BR"/>
-        </w:rPr>
-        <w:t>Amazon</w:t>
-      </w:r>
-      <w:proofErr w:type="spellEnd"/>
-      <w:r>
-        <w:rPr>
-          <w:rFonts w:ascii="Times New Roman" w:eastAsia="Times New Roman" w:hAnsi="Times New Roman" w:cs="Times New Roman"/>
-          <w:color w:val="000000"/>
-          <w:sz w:val="24"/>
-          <w:szCs w:val="24"/>
-          <w:lang w:eastAsia="pt-BR"/>
-        </w:rPr>
-        <w:t xml:space="preserve"> </w:t>
-      </w:r>
-      <w:proofErr w:type="spellStart"/>
-      <w:r>
-        <w:rPr>
-          <w:rFonts w:ascii="Times New Roman" w:eastAsia="Times New Roman" w:hAnsi="Times New Roman" w:cs="Times New Roman"/>
-          <w:color w:val="000000"/>
-          <w:sz w:val="24"/>
-          <w:szCs w:val="24"/>
-          <w:lang w:eastAsia="pt-BR"/>
-        </w:rPr>
-        <w:t>Rekognition</w:t>
-      </w:r>
-      <w:proofErr w:type="spellEnd"/>
-      <w:r>
-        <w:rPr>
-          <w:rFonts w:ascii="Times New Roman" w:eastAsia="Times New Roman" w:hAnsi="Times New Roman" w:cs="Times New Roman"/>
-          <w:color w:val="000000"/>
-          <w:sz w:val="24"/>
-          <w:szCs w:val="24"/>
-          <w:lang w:eastAsia="pt-BR"/>
-        </w:rPr>
-        <w:t xml:space="preserve"> e, conforme a similaridade obtida e os limites da RN17, aprova, reprova ou encaminha o registro para análise manual. Quando o documento é um PDF, sua primeira página é convertida em imagem antes da comparação. É o núcleo do sistema, responsável por dispensar a conferência visual na maioria dos casos. </w:t>
+        <w:t xml:space="preserve"> ao Amazon Rekognition e, conforme a similaridade obtida e os limites da RN17, aprova, reprova ou encaminha o registro para análise manual. Quando o documento é um PDF, sua primeira página é convertida em imagem antes da comparação. É o núcleo do sistema, responsável por dispensar a conferência visual na maioria dos casos. </w:t>
       </w:r>
       <w:r>
         <w:rPr>
@@ -6505,7 +5855,6 @@
         </w:rPr>
         <w:t xml:space="preserve">R.F. 08 - Análise manual de </w:t>
       </w:r>
-      <w:proofErr w:type="spellStart"/>
       <w:r>
         <w:rPr>
           <w:rFonts w:ascii="Times New Roman" w:eastAsia="Times New Roman" w:hAnsi="Times New Roman" w:cs="Times New Roman"/>
@@ -6520,7 +5869,6 @@
         </w:rPr>
         <w:t>onboarding</w:t>
       </w:r>
-      <w:proofErr w:type="spellEnd"/>
       <w:r>
         <w:rPr>
           <w:rFonts w:ascii="Times New Roman" w:eastAsia="Times New Roman" w:hAnsi="Times New Roman" w:cs="Times New Roman"/>
@@ -6565,7 +5913,6 @@
         </w:rPr>
         <w:t xml:space="preserve"> de um </w:t>
       </w:r>
-      <w:proofErr w:type="spellStart"/>
       <w:r>
         <w:rPr>
           <w:rFonts w:ascii="Times New Roman" w:eastAsia="Times New Roman" w:hAnsi="Times New Roman" w:cs="Times New Roman"/>
@@ -6578,7 +5925,6 @@
         </w:rPr>
         <w:t>onboarding</w:t>
       </w:r>
-      <w:proofErr w:type="spellEnd"/>
       <w:r>
         <w:rPr>
           <w:rFonts w:ascii="Times New Roman" w:eastAsia="Times New Roman" w:hAnsi="Times New Roman" w:cs="Times New Roman"/>
@@ -6774,7 +6120,6 @@
         </w:rPr>
         <w:t xml:space="preserve"> apresenta, na página inicial, os indicadores de </w:t>
       </w:r>
-      <w:proofErr w:type="spellStart"/>
       <w:r>
         <w:rPr>
           <w:rFonts w:ascii="Times New Roman" w:eastAsia="Times New Roman" w:hAnsi="Times New Roman" w:cs="Times New Roman"/>
@@ -6787,7 +6132,6 @@
         </w:rPr>
         <w:t>onboarding</w:t>
       </w:r>
-      <w:proofErr w:type="spellEnd"/>
       <w:r>
         <w:rPr>
           <w:rFonts w:ascii="Times New Roman" w:eastAsia="Times New Roman" w:hAnsi="Times New Roman" w:cs="Times New Roman"/>
@@ -6808,6 +6152,7 @@
           <w:szCs w:val="24"/>
           <w:lang w:eastAsia="pt-BR"/>
         </w:rPr>
+        <w:lastRenderedPageBreak/>
         <w:t>Dados necessários:</w:t>
       </w:r>
       <w:r>
@@ -6820,7 +6165,6 @@
         </w:rPr>
         <w:t xml:space="preserve"> quantidade de </w:t>
       </w:r>
-      <w:proofErr w:type="spellStart"/>
       <w:r>
         <w:rPr>
           <w:rFonts w:ascii="Times New Roman" w:eastAsia="Times New Roman" w:hAnsi="Times New Roman" w:cs="Times New Roman"/>
@@ -6833,27 +6177,15 @@
         </w:rPr>
         <w:t>onboardings</w:t>
       </w:r>
-      <w:proofErr w:type="spellEnd"/>
-      <w:r>
-        <w:rPr>
-          <w:rFonts w:ascii="Times New Roman" w:eastAsia="Times New Roman" w:hAnsi="Times New Roman" w:cs="Times New Roman"/>
-          <w:color w:val="000000"/>
-          <w:sz w:val="24"/>
-          <w:szCs w:val="24"/>
-          <w:lang w:eastAsia="pt-BR"/>
-        </w:rPr>
-        <w:t xml:space="preserve"> recebidos, aprovados e reprovados nos últimos </w:t>
-      </w:r>
-      <w:r>
-        <w:rPr>
-          <w:rFonts w:ascii="Times New Roman" w:eastAsia="Times New Roman" w:hAnsi="Times New Roman" w:cs="Times New Roman"/>
-          <w:color w:val="000000"/>
-          <w:sz w:val="24"/>
-          <w:szCs w:val="24"/>
-          <w:lang w:eastAsia="pt-BR"/>
-        </w:rPr>
-        <w:lastRenderedPageBreak/>
-        <w:t xml:space="preserve">7 dias, quantidade pendente de análise manual, quantidade aprovada e reprovada manualmente nos últimos 30 dias, nome do usuário autenticado. </w:t>
+      <w:r>
+        <w:rPr>
+          <w:rFonts w:ascii="Times New Roman" w:eastAsia="Times New Roman" w:hAnsi="Times New Roman" w:cs="Times New Roman"/>
+          <w:color w:val="000000"/>
+          <w:sz w:val="24"/>
+          <w:szCs w:val="24"/>
+          <w:lang w:eastAsia="pt-BR"/>
+        </w:rPr>
+        <w:t xml:space="preserve"> recebidos, aprovados e reprovados nos últimos 7 dias, quantidade pendente de análise manual, quantidade aprovada e reprovada manualmente nos últimos 30 dias, nome do usuário autenticado. </w:t>
       </w:r>
       <w:r>
         <w:rPr>
@@ -6991,7 +6323,6 @@
         </w:rPr>
         <w:t xml:space="preserve"> lista os </w:t>
       </w:r>
-      <w:proofErr w:type="spellStart"/>
       <w:r>
         <w:rPr>
           <w:rFonts w:ascii="Times New Roman" w:eastAsia="Times New Roman" w:hAnsi="Times New Roman" w:cs="Times New Roman"/>
@@ -7004,7 +6335,6 @@
         </w:rPr>
         <w:t>onboardings</w:t>
       </w:r>
-      <w:proofErr w:type="spellEnd"/>
       <w:r>
         <w:rPr>
           <w:rFonts w:ascii="Times New Roman" w:eastAsia="Times New Roman" w:hAnsi="Times New Roman" w:cs="Times New Roman"/>
@@ -7084,7 +6414,6 @@
         </w:rPr>
         <w:t xml:space="preserve">R.F. 13 - Histórico de </w:t>
       </w:r>
-      <w:proofErr w:type="spellStart"/>
       <w:r>
         <w:rPr>
           <w:rFonts w:ascii="Times New Roman" w:eastAsia="Times New Roman" w:hAnsi="Times New Roman" w:cs="Times New Roman"/>
@@ -7099,7 +6428,6 @@
         </w:rPr>
         <w:t>onboardings</w:t>
       </w:r>
-      <w:proofErr w:type="spellEnd"/>
       <w:r>
         <w:rPr>
           <w:rFonts w:ascii="Times New Roman" w:eastAsia="Times New Roman" w:hAnsi="Times New Roman" w:cs="Times New Roman"/>
@@ -7122,7 +6450,6 @@
         </w:rPr>
         <w:t xml:space="preserve"> lista os </w:t>
       </w:r>
-      <w:proofErr w:type="spellStart"/>
       <w:r>
         <w:rPr>
           <w:rFonts w:ascii="Times New Roman" w:eastAsia="Times New Roman" w:hAnsi="Times New Roman" w:cs="Times New Roman"/>
@@ -7135,7 +6462,6 @@
         </w:rPr>
         <w:t>onboardings</w:t>
       </w:r>
-      <w:proofErr w:type="spellEnd"/>
       <w:r>
         <w:rPr>
           <w:rFonts w:ascii="Times New Roman" w:eastAsia="Times New Roman" w:hAnsi="Times New Roman" w:cs="Times New Roman"/>
@@ -7215,7 +6541,6 @@
         </w:rPr>
         <w:t xml:space="preserve">R.F. 14 - Visualização das imagens do </w:t>
       </w:r>
-      <w:proofErr w:type="spellStart"/>
       <w:r>
         <w:rPr>
           <w:rFonts w:ascii="Times New Roman" w:eastAsia="Times New Roman" w:hAnsi="Times New Roman" w:cs="Times New Roman"/>
@@ -7230,7 +6555,6 @@
         </w:rPr>
         <w:t>onboarding</w:t>
       </w:r>
-      <w:proofErr w:type="spellEnd"/>
       <w:r>
         <w:rPr>
           <w:rFonts w:ascii="Times New Roman" w:eastAsia="Times New Roman" w:hAnsi="Times New Roman" w:cs="Times New Roman"/>
@@ -7275,7 +6599,6 @@
         </w:rPr>
         <w:t xml:space="preserve"> de um </w:t>
       </w:r>
-      <w:proofErr w:type="spellStart"/>
       <w:r>
         <w:rPr>
           <w:rFonts w:ascii="Times New Roman" w:eastAsia="Times New Roman" w:hAnsi="Times New Roman" w:cs="Times New Roman"/>
@@ -7288,7 +6611,6 @@
         </w:rPr>
         <w:t>onboarding</w:t>
       </w:r>
-      <w:proofErr w:type="spellEnd"/>
       <w:r>
         <w:rPr>
           <w:rFonts w:ascii="Times New Roman" w:eastAsia="Times New Roman" w:hAnsi="Times New Roman" w:cs="Times New Roman"/>
@@ -7589,6 +6911,7 @@
           <w:szCs w:val="24"/>
           <w:lang w:eastAsia="pt-BR"/>
         </w:rPr>
+        <w:lastRenderedPageBreak/>
         <w:t>R.N.F. 03 - Internacionalização:</w:t>
       </w:r>
       <w:r>
@@ -7624,7 +6947,6 @@
           <w:szCs w:val="24"/>
           <w:lang w:eastAsia="pt-BR"/>
         </w:rPr>
-        <w:lastRenderedPageBreak/>
         <w:t>R.N.F. 04 - Tema claro e escuro:</w:t>
       </w:r>
       <w:r>
@@ -7672,7 +6994,6 @@
         </w:rPr>
         <w:t xml:space="preserve"> as senhas deverão ser armazenadas exclusivamente como </w:t>
       </w:r>
-      <w:proofErr w:type="spellStart"/>
       <w:r>
         <w:rPr>
           <w:rFonts w:ascii="Times New Roman" w:eastAsia="Times New Roman" w:hAnsi="Times New Roman" w:cs="Times New Roman"/>
@@ -7685,7 +7006,6 @@
         </w:rPr>
         <w:t>hash</w:t>
       </w:r>
-      <w:proofErr w:type="spellEnd"/>
       <w:r>
         <w:rPr>
           <w:rFonts w:ascii="Times New Roman" w:eastAsia="Times New Roman" w:hAnsi="Times New Roman" w:cs="Times New Roman"/>
@@ -7696,7 +7016,6 @@
         </w:rPr>
         <w:t xml:space="preserve"> gerado pelo algoritmo Argon2id, com </w:t>
       </w:r>
-      <w:proofErr w:type="spellStart"/>
       <w:r>
         <w:rPr>
           <w:rFonts w:ascii="Times New Roman" w:eastAsia="Times New Roman" w:hAnsi="Times New Roman" w:cs="Times New Roman"/>
@@ -7709,38 +7028,15 @@
         </w:rPr>
         <w:t>salt</w:t>
       </w:r>
-      <w:proofErr w:type="spellEnd"/>
-      <w:r>
-        <w:rPr>
-          <w:rFonts w:ascii="Times New Roman" w:eastAsia="Times New Roman" w:hAnsi="Times New Roman" w:cs="Times New Roman"/>
-          <w:color w:val="000000"/>
-          <w:sz w:val="24"/>
-          <w:szCs w:val="24"/>
-          <w:lang w:eastAsia="pt-BR"/>
-        </w:rPr>
-        <w:t xml:space="preserve"> aleatório por senha e custo de 19 </w:t>
-      </w:r>
-      <w:proofErr w:type="spellStart"/>
-      <w:r>
-        <w:rPr>
-          <w:rFonts w:ascii="Times New Roman" w:eastAsia="Times New Roman" w:hAnsi="Times New Roman" w:cs="Times New Roman"/>
-          <w:color w:val="000000"/>
-          <w:sz w:val="24"/>
-          <w:szCs w:val="24"/>
-          <w:lang w:eastAsia="pt-BR"/>
-        </w:rPr>
-        <w:t>MiB</w:t>
-      </w:r>
-      <w:proofErr w:type="spellEnd"/>
-      <w:r>
-        <w:rPr>
-          <w:rFonts w:ascii="Times New Roman" w:eastAsia="Times New Roman" w:hAnsi="Times New Roman" w:cs="Times New Roman"/>
-          <w:color w:val="000000"/>
-          <w:sz w:val="24"/>
-          <w:szCs w:val="24"/>
-          <w:lang w:eastAsia="pt-BR"/>
-        </w:rPr>
-        <w:t xml:space="preserve"> de memória e 2 iterações, conforme as recomendações da OWASP (OWASP FOUNDATION, 2026; BIRYUKOV et al., 2021).</w:t>
+      <w:r>
+        <w:rPr>
+          <w:rFonts w:ascii="Times New Roman" w:eastAsia="Times New Roman" w:hAnsi="Times New Roman" w:cs="Times New Roman"/>
+          <w:color w:val="000000"/>
+          <w:sz w:val="24"/>
+          <w:szCs w:val="24"/>
+          <w:lang w:eastAsia="pt-BR"/>
+        </w:rPr>
+        <w:t xml:space="preserve"> aleatório por senha e custo de 19 MiB de memória e 2 iterações, conforme as recomendações da OWASP (OWASP FOUNDATION, 2026; BIRYUKOV et al., 2021).</w:t>
       </w:r>
     </w:p>
     <w:p>
@@ -7895,7 +7191,6 @@
         </w:rPr>
         <w:t xml:space="preserve"> toda comunicação entre o navegador e a API deverá ocorrer por HTTPS, com certificado TLS emitido e renovado automaticamente, e a API só deverá aceitar requisições vindas do endereço do </w:t>
       </w:r>
-      <w:proofErr w:type="spellStart"/>
       <w:r>
         <w:rPr>
           <w:rFonts w:ascii="Times New Roman" w:eastAsia="Times New Roman" w:hAnsi="Times New Roman" w:cs="Times New Roman"/>
@@ -7908,7 +7203,6 @@
         </w:rPr>
         <w:t>frontend</w:t>
       </w:r>
-      <w:proofErr w:type="spellEnd"/>
       <w:r>
         <w:rPr>
           <w:rFonts w:ascii="Times New Roman" w:eastAsia="Times New Roman" w:hAnsi="Times New Roman" w:cs="Times New Roman"/>
@@ -7996,75 +7290,8 @@
           <w:szCs w:val="24"/>
           <w:lang w:eastAsia="pt-BR"/>
         </w:rPr>
-        <w:t xml:space="preserve"> são enviados por conexão criptografada (HTTPS) ao </w:t>
-      </w:r>
-      <w:proofErr w:type="spellStart"/>
-      <w:r>
-        <w:rPr>
-          <w:rFonts w:ascii="Times New Roman" w:eastAsia="Times New Roman" w:hAnsi="Times New Roman" w:cs="Times New Roman"/>
-          <w:color w:val="000000"/>
-          <w:sz w:val="24"/>
-          <w:szCs w:val="24"/>
-          <w:lang w:eastAsia="pt-BR"/>
-        </w:rPr>
-        <w:t>Amazon</w:t>
-      </w:r>
-      <w:proofErr w:type="spellEnd"/>
-      <w:r>
-        <w:rPr>
-          <w:rFonts w:ascii="Times New Roman" w:eastAsia="Times New Roman" w:hAnsi="Times New Roman" w:cs="Times New Roman"/>
-          <w:color w:val="000000"/>
-          <w:sz w:val="24"/>
-          <w:szCs w:val="24"/>
-          <w:lang w:eastAsia="pt-BR"/>
-        </w:rPr>
-        <w:t xml:space="preserve"> </w:t>
-      </w:r>
-      <w:proofErr w:type="spellStart"/>
-      <w:r>
-        <w:rPr>
-          <w:rFonts w:ascii="Times New Roman" w:eastAsia="Times New Roman" w:hAnsi="Times New Roman" w:cs="Times New Roman"/>
-          <w:color w:val="000000"/>
-          <w:sz w:val="24"/>
-          <w:szCs w:val="24"/>
-          <w:lang w:eastAsia="pt-BR"/>
-        </w:rPr>
-        <w:t>Rekognition</w:t>
-      </w:r>
-      <w:proofErr w:type="spellEnd"/>
-      <w:r>
-        <w:rPr>
-          <w:rFonts w:ascii="Times New Roman" w:eastAsia="Times New Roman" w:hAnsi="Times New Roman" w:cs="Times New Roman"/>
-          <w:color w:val="000000"/>
-          <w:sz w:val="24"/>
-          <w:szCs w:val="24"/>
-          <w:lang w:eastAsia="pt-BR"/>
-        </w:rPr>
-        <w:t xml:space="preserve">, na região us-east-1 (Norte da Virgínia, Estados Unidos) da AWS, que realiza esse tratamento em nome da plataforma; por ocorrer fora do Brasil, esse envio caracteriza transferência internacional de dados pessoais e deverá se enquadrar em uma das hipóteses do art. 33 da LGPD. A operação </w:t>
-      </w:r>
-      <w:proofErr w:type="spellStart"/>
-      <w:r>
-        <w:rPr>
-          <w:rFonts w:ascii="Times New Roman" w:eastAsia="Times New Roman" w:hAnsi="Times New Roman" w:cs="Times New Roman"/>
-          <w:color w:val="000000"/>
-          <w:sz w:val="24"/>
-          <w:szCs w:val="24"/>
-          <w:lang w:eastAsia="pt-BR"/>
-        </w:rPr>
-        <w:t>CompareFaces</w:t>
-      </w:r>
-      <w:proofErr w:type="spellEnd"/>
-      <w:r>
-        <w:rPr>
-          <w:rFonts w:ascii="Times New Roman" w:eastAsia="Times New Roman" w:hAnsi="Times New Roman" w:cs="Times New Roman"/>
-          <w:color w:val="000000"/>
-          <w:sz w:val="24"/>
-          <w:szCs w:val="24"/>
-          <w:lang w:eastAsia="pt-BR"/>
-        </w:rPr>
-        <w:t xml:space="preserve"> é sem estado (</w:t>
-      </w:r>
-      <w:proofErr w:type="spellStart"/>
+        <w:t xml:space="preserve"> são enviados por conexão criptografada (HTTPS) ao Amazon Rekognition, na região us-east-1 (Norte da Virgínia, Estados Unidos) da AWS, que realiza esse tratamento em nome da plataforma; por ocorrer fora do Brasil, esse envio caracteriza transferência internacional de dados pessoais. Como as decisões referentes ao tratamento competem ao controlador (art. 5º, VI), cabe a cada empresa parceira, nessa condição, definir em qual das hipóteses do art. 33 da LGPD essa transferência se apoia, por exemplo, a adoção de cláusulas-padrão contratuais (art. 33, II, “b”). A operação CompareFaces é sem estado (</w:t>
+      </w:r>
       <w:r>
         <w:rPr>
           <w:rFonts w:ascii="Times New Roman" w:eastAsia="Times New Roman" w:hAnsi="Times New Roman" w:cs="Times New Roman"/>
@@ -8077,7 +7304,6 @@
         </w:rPr>
         <w:t>stateless</w:t>
       </w:r>
-      <w:proofErr w:type="spellEnd"/>
       <w:r>
         <w:rPr>
           <w:rFonts w:ascii="Times New Roman" w:eastAsia="Times New Roman" w:hAnsi="Times New Roman" w:cs="Times New Roman"/>
@@ -8088,7 +7314,6 @@
         </w:rPr>
         <w:t>), ou seja, o resultado da comparação não é mantido pelo serviço (AMAZON WEB SERVICES, 2026b), e a conta da AWS utilizada mantém ativada a política de exclusão (</w:t>
       </w:r>
-      <w:proofErr w:type="spellStart"/>
       <w:r>
         <w:rPr>
           <w:rFonts w:ascii="Times New Roman" w:eastAsia="Times New Roman" w:hAnsi="Times New Roman" w:cs="Times New Roman"/>
@@ -8101,7 +7326,6 @@
         </w:rPr>
         <w:t>opt-out</w:t>
       </w:r>
-      <w:proofErr w:type="spellEnd"/>
       <w:r>
         <w:rPr>
           <w:rFonts w:ascii="Times New Roman" w:eastAsia="Times New Roman" w:hAnsi="Times New Roman" w:cs="Times New Roman"/>
@@ -8135,6 +7359,7 @@
           <w:szCs w:val="24"/>
           <w:lang w:eastAsia="pt-BR"/>
         </w:rPr>
+        <w:lastRenderedPageBreak/>
         <w:t>R.N.F. 10 - Processamento assíncrono:</w:t>
       </w:r>
       <w:r>
@@ -8147,7 +7372,6 @@
         </w:rPr>
         <w:t xml:space="preserve"> a comparação facial e a geração de relatórios deverão ser executadas em segundo plano, de modo que o envio de um </w:t>
       </w:r>
-      <w:proofErr w:type="spellStart"/>
       <w:r>
         <w:rPr>
           <w:rFonts w:ascii="Times New Roman" w:eastAsia="Times New Roman" w:hAnsi="Times New Roman" w:cs="Times New Roman"/>
@@ -8160,7 +7384,6 @@
         </w:rPr>
         <w:t>onboarding</w:t>
       </w:r>
-      <w:proofErr w:type="spellEnd"/>
       <w:r>
         <w:rPr>
           <w:rFonts w:ascii="Times New Roman" w:eastAsia="Times New Roman" w:hAnsi="Times New Roman" w:cs="Times New Roman"/>
@@ -8194,7 +7417,6 @@
           <w:szCs w:val="24"/>
           <w:lang w:eastAsia="pt-BR"/>
         </w:rPr>
-        <w:lastRenderedPageBreak/>
         <w:t>R.N.F. 11 - Resiliência do processamento:</w:t>
       </w:r>
       <w:r>
@@ -8207,7 +7429,6 @@
         </w:rPr>
         <w:t xml:space="preserve"> </w:t>
       </w:r>
-      <w:proofErr w:type="spellStart"/>
       <w:r>
         <w:rPr>
           <w:rFonts w:ascii="Times New Roman" w:eastAsia="Times New Roman" w:hAnsi="Times New Roman" w:cs="Times New Roman"/>
@@ -8220,7 +7441,6 @@
         </w:rPr>
         <w:t>onboardings</w:t>
       </w:r>
-      <w:proofErr w:type="spellEnd"/>
       <w:r>
         <w:rPr>
           <w:rFonts w:ascii="Times New Roman" w:eastAsia="Times New Roman" w:hAnsi="Times New Roman" w:cs="Times New Roman"/>
@@ -8266,7 +7486,6 @@
         </w:rPr>
         <w:t xml:space="preserve"> o </w:t>
       </w:r>
-      <w:proofErr w:type="spellStart"/>
       <w:r>
         <w:rPr>
           <w:rFonts w:ascii="Times New Roman" w:eastAsia="Times New Roman" w:hAnsi="Times New Roman" w:cs="Times New Roman"/>
@@ -8279,7 +7498,6 @@
         </w:rPr>
         <w:t>backend</w:t>
       </w:r>
-      <w:proofErr w:type="spellEnd"/>
       <w:r>
         <w:rPr>
           <w:rFonts w:ascii="Times New Roman" w:eastAsia="Times New Roman" w:hAnsi="Times New Roman" w:cs="Times New Roman"/>
@@ -8290,7 +7508,6 @@
         </w:rPr>
         <w:t xml:space="preserve"> deverá ser desenvolvido em C# com ASP.NET Core 8 e Entity Framework Core, o banco de dados deverá ser o PostgreSQL 16 e o </w:t>
       </w:r>
-      <w:proofErr w:type="spellStart"/>
       <w:r>
         <w:rPr>
           <w:rFonts w:ascii="Times New Roman" w:eastAsia="Times New Roman" w:hAnsi="Times New Roman" w:cs="Times New Roman"/>
@@ -8303,60 +7520,15 @@
         </w:rPr>
         <w:t>frontend</w:t>
       </w:r>
-      <w:proofErr w:type="spellEnd"/>
-      <w:r>
-        <w:rPr>
-          <w:rFonts w:ascii="Times New Roman" w:eastAsia="Times New Roman" w:hAnsi="Times New Roman" w:cs="Times New Roman"/>
-          <w:color w:val="000000"/>
-          <w:sz w:val="24"/>
-          <w:szCs w:val="24"/>
-          <w:lang w:eastAsia="pt-BR"/>
-        </w:rPr>
-        <w:t xml:space="preserve"> deverá ser desenvolvido em </w:t>
-      </w:r>
-      <w:proofErr w:type="spellStart"/>
-      <w:r>
-        <w:rPr>
-          <w:rFonts w:ascii="Times New Roman" w:eastAsia="Times New Roman" w:hAnsi="Times New Roman" w:cs="Times New Roman"/>
-          <w:color w:val="000000"/>
-          <w:sz w:val="24"/>
-          <w:szCs w:val="24"/>
-          <w:lang w:eastAsia="pt-BR"/>
-        </w:rPr>
-        <w:t>React</w:t>
-      </w:r>
-      <w:proofErr w:type="spellEnd"/>
-      <w:r>
-        <w:rPr>
-          <w:rFonts w:ascii="Times New Roman" w:eastAsia="Times New Roman" w:hAnsi="Times New Roman" w:cs="Times New Roman"/>
-          <w:color w:val="000000"/>
-          <w:sz w:val="24"/>
-          <w:szCs w:val="24"/>
-          <w:lang w:eastAsia="pt-BR"/>
-        </w:rPr>
-        <w:t xml:space="preserve"> 19 com Vite e </w:t>
-      </w:r>
-      <w:proofErr w:type="spellStart"/>
-      <w:r>
-        <w:rPr>
-          <w:rFonts w:ascii="Times New Roman" w:eastAsia="Times New Roman" w:hAnsi="Times New Roman" w:cs="Times New Roman"/>
-          <w:color w:val="000000"/>
-          <w:sz w:val="24"/>
-          <w:szCs w:val="24"/>
-          <w:lang w:eastAsia="pt-BR"/>
-        </w:rPr>
-        <w:t>Tailwind</w:t>
-      </w:r>
-      <w:proofErr w:type="spellEnd"/>
-      <w:r>
-        <w:rPr>
-          <w:rFonts w:ascii="Times New Roman" w:eastAsia="Times New Roman" w:hAnsi="Times New Roman" w:cs="Times New Roman"/>
-          <w:color w:val="000000"/>
-          <w:sz w:val="24"/>
-          <w:szCs w:val="24"/>
-          <w:lang w:eastAsia="pt-BR"/>
-        </w:rPr>
-        <w:t xml:space="preserve"> CSS (MICROSOFT, 2026; POSTGRESQL GLOBAL DEVELOPMENT GROUP, 2026; REACT, 2026).</w:t>
+      <w:r>
+        <w:rPr>
+          <w:rFonts w:ascii="Times New Roman" w:eastAsia="Times New Roman" w:hAnsi="Times New Roman" w:cs="Times New Roman"/>
+          <w:color w:val="000000"/>
+          <w:sz w:val="24"/>
+          <w:szCs w:val="24"/>
+          <w:lang w:eastAsia="pt-BR"/>
+        </w:rPr>
+        <w:t xml:space="preserve"> deverá ser desenvolvido em React 19 com Vite e Tailwind CSS (MICROSOFT, 2026; POSTGRESQL GLOBAL DEVELOPMENT GROUP, 2026; REACT, 2026).</w:t>
       </w:r>
     </w:p>
     <w:p>
@@ -8391,31 +7563,8 @@
           <w:szCs w:val="24"/>
           <w:lang w:eastAsia="pt-BR"/>
         </w:rPr>
-        <w:t xml:space="preserve"> a cada alteração na </w:t>
-      </w:r>
-      <w:proofErr w:type="spellStart"/>
-      <w:r>
-        <w:rPr>
-          <w:rFonts w:ascii="Times New Roman" w:eastAsia="Times New Roman" w:hAnsi="Times New Roman" w:cs="Times New Roman"/>
-          <w:color w:val="000000"/>
-          <w:sz w:val="24"/>
-          <w:szCs w:val="24"/>
-          <w:lang w:eastAsia="pt-BR"/>
-        </w:rPr>
-        <w:t>branch</w:t>
-      </w:r>
-      <w:proofErr w:type="spellEnd"/>
-      <w:r>
-        <w:rPr>
-          <w:rFonts w:ascii="Times New Roman" w:eastAsia="Times New Roman" w:hAnsi="Times New Roman" w:cs="Times New Roman"/>
-          <w:color w:val="000000"/>
-          <w:sz w:val="24"/>
-          <w:szCs w:val="24"/>
-          <w:lang w:eastAsia="pt-BR"/>
-        </w:rPr>
-        <w:t xml:space="preserve"> principal do repositório, o </w:t>
-      </w:r>
-      <w:proofErr w:type="spellStart"/>
+        <w:t xml:space="preserve"> a cada alteração na branch principal do repositório, o </w:t>
+      </w:r>
       <w:r>
         <w:rPr>
           <w:rFonts w:ascii="Times New Roman" w:eastAsia="Times New Roman" w:hAnsi="Times New Roman" w:cs="Times New Roman"/>
@@ -8428,7 +7577,6 @@
         </w:rPr>
         <w:t>backend</w:t>
       </w:r>
-      <w:proofErr w:type="spellEnd"/>
       <w:r>
         <w:rPr>
           <w:rFonts w:ascii="Times New Roman" w:eastAsia="Times New Roman" w:hAnsi="Times New Roman" w:cs="Times New Roman"/>
@@ -8439,7 +7587,6 @@
         </w:rPr>
         <w:t xml:space="preserve"> deverá ser empacotado em contêiner Docker e implantado automaticamente no servidor, e o </w:t>
       </w:r>
-      <w:proofErr w:type="spellStart"/>
       <w:r>
         <w:rPr>
           <w:rFonts w:ascii="Times New Roman" w:eastAsia="Times New Roman" w:hAnsi="Times New Roman" w:cs="Times New Roman"/>
@@ -8452,60 +7599,15 @@
         </w:rPr>
         <w:t>frontend</w:t>
       </w:r>
-      <w:proofErr w:type="spellEnd"/>
-      <w:r>
-        <w:rPr>
-          <w:rFonts w:ascii="Times New Roman" w:eastAsia="Times New Roman" w:hAnsi="Times New Roman" w:cs="Times New Roman"/>
-          <w:color w:val="000000"/>
-          <w:sz w:val="24"/>
-          <w:szCs w:val="24"/>
-          <w:lang w:eastAsia="pt-BR"/>
-        </w:rPr>
-        <w:t xml:space="preserve"> deverá ser publicado na </w:t>
-      </w:r>
-      <w:proofErr w:type="spellStart"/>
-      <w:r>
-        <w:rPr>
-          <w:rFonts w:ascii="Times New Roman" w:eastAsia="Times New Roman" w:hAnsi="Times New Roman" w:cs="Times New Roman"/>
-          <w:color w:val="000000"/>
-          <w:sz w:val="24"/>
-          <w:szCs w:val="24"/>
-          <w:lang w:eastAsia="pt-BR"/>
-        </w:rPr>
-        <w:t>Vercel</w:t>
-      </w:r>
-      <w:proofErr w:type="spellEnd"/>
-      <w:r>
-        <w:rPr>
-          <w:rFonts w:ascii="Times New Roman" w:eastAsia="Times New Roman" w:hAnsi="Times New Roman" w:cs="Times New Roman"/>
-          <w:color w:val="000000"/>
-          <w:sz w:val="24"/>
-          <w:szCs w:val="24"/>
-          <w:lang w:eastAsia="pt-BR"/>
-        </w:rPr>
-        <w:t xml:space="preserve">, por meio do GitHub </w:t>
-      </w:r>
-      <w:proofErr w:type="spellStart"/>
-      <w:r>
-        <w:rPr>
-          <w:rFonts w:ascii="Times New Roman" w:eastAsia="Times New Roman" w:hAnsi="Times New Roman" w:cs="Times New Roman"/>
-          <w:color w:val="000000"/>
-          <w:sz w:val="24"/>
-          <w:szCs w:val="24"/>
-          <w:lang w:eastAsia="pt-BR"/>
-        </w:rPr>
-        <w:t>Actions</w:t>
-      </w:r>
-      <w:proofErr w:type="spellEnd"/>
-      <w:r>
-        <w:rPr>
-          <w:rFonts w:ascii="Times New Roman" w:eastAsia="Times New Roman" w:hAnsi="Times New Roman" w:cs="Times New Roman"/>
-          <w:color w:val="000000"/>
-          <w:sz w:val="24"/>
-          <w:szCs w:val="24"/>
-          <w:lang w:eastAsia="pt-BR"/>
-        </w:rPr>
-        <w:t>; as migrações do banco de dados deverão ser aplicadas automaticamente na inicialização da API.</w:t>
+      <w:r>
+        <w:rPr>
+          <w:rFonts w:ascii="Times New Roman" w:eastAsia="Times New Roman" w:hAnsi="Times New Roman" w:cs="Times New Roman"/>
+          <w:color w:val="000000"/>
+          <w:sz w:val="24"/>
+          <w:szCs w:val="24"/>
+          <w:lang w:eastAsia="pt-BR"/>
+        </w:rPr>
+        <w:t xml:space="preserve"> deverá ser publicado na Vercel, por meio do GitHub Actions; as migrações do banco de dados deverão ser aplicadas automaticamente na inicialização da API.</w:t>
       </w:r>
     </w:p>
     <w:p>
@@ -8575,29 +7677,7 @@
           <w:szCs w:val="24"/>
           <w:lang w:eastAsia="pt-BR"/>
         </w:rPr>
-        <w:t xml:space="preserve"> as rotas da API deverão ser </w:t>
-      </w:r>
-      <w:proofErr w:type="spellStart"/>
-      <w:r>
-        <w:rPr>
-          <w:rFonts w:ascii="Times New Roman" w:eastAsia="Times New Roman" w:hAnsi="Times New Roman" w:cs="Times New Roman"/>
-          <w:color w:val="000000"/>
-          <w:sz w:val="24"/>
-          <w:szCs w:val="24"/>
-          <w:lang w:eastAsia="pt-BR"/>
-        </w:rPr>
-        <w:t>versionadas</w:t>
-      </w:r>
-      <w:proofErr w:type="spellEnd"/>
-      <w:r>
-        <w:rPr>
-          <w:rFonts w:ascii="Times New Roman" w:eastAsia="Times New Roman" w:hAnsi="Times New Roman" w:cs="Times New Roman"/>
-          <w:color w:val="000000"/>
-          <w:sz w:val="24"/>
-          <w:szCs w:val="24"/>
-          <w:lang w:eastAsia="pt-BR"/>
-        </w:rPr>
-        <w:t xml:space="preserve"> no caminho (/api/v1) e documentadas com Swagger no ambiente de desenvolvimento.</w:t>
+        <w:t xml:space="preserve"> as rotas da API deverão ser versionadas no caminho (/api/v1) e documentadas com Swagger no ambiente de desenvolvimento.</w:t>
       </w:r>
     </w:p>
     <w:p>
@@ -8650,73 +7730,7 @@
           <w:szCs w:val="24"/>
           <w:lang w:eastAsia="pt-BR"/>
         </w:rPr>
-        <w:t xml:space="preserve">O Diagrama de Casos de Uso representa as interações entre os usuários do sistema (atores) e as funcionalidades disponíveis (casos de uso), permitindo visualizar o escopo funcional da solução (BEZERRA, 2015). No diagrama do KYC </w:t>
-      </w:r>
-      <w:proofErr w:type="spellStart"/>
-      <w:r>
-        <w:rPr>
-          <w:rFonts w:ascii="Times New Roman" w:eastAsia="Times New Roman" w:hAnsi="Times New Roman" w:cs="Times New Roman"/>
-          <w:color w:val="000000"/>
-          <w:sz w:val="24"/>
-          <w:szCs w:val="24"/>
-          <w:lang w:eastAsia="pt-BR"/>
-        </w:rPr>
-        <w:t>TrueFace</w:t>
-      </w:r>
-      <w:proofErr w:type="spellEnd"/>
-      <w:r>
-        <w:rPr>
-          <w:rFonts w:ascii="Times New Roman" w:eastAsia="Times New Roman" w:hAnsi="Times New Roman" w:cs="Times New Roman"/>
-          <w:color w:val="000000"/>
-          <w:sz w:val="24"/>
-          <w:szCs w:val="24"/>
-          <w:lang w:eastAsia="pt-BR"/>
-        </w:rPr>
-        <w:t xml:space="preserve"> (Figura 1), os atores humanos estão organizados em uma hierarquia de generalização: o Administrador herda todos os casos de uso do usuário Comum, e o Master herda os do Administrador, acrescentando a atribuição do perfil Master. Os atores </w:t>
-      </w:r>
-      <w:proofErr w:type="spellStart"/>
-      <w:r>
-        <w:rPr>
-          <w:rFonts w:ascii="Times New Roman" w:eastAsia="Times New Roman" w:hAnsi="Times New Roman" w:cs="Times New Roman"/>
-          <w:color w:val="000000"/>
-          <w:sz w:val="24"/>
-          <w:szCs w:val="24"/>
-          <w:lang w:eastAsia="pt-BR"/>
-        </w:rPr>
-        <w:t>Amazon</w:t>
-      </w:r>
-      <w:proofErr w:type="spellEnd"/>
-      <w:r>
-        <w:rPr>
-          <w:rFonts w:ascii="Times New Roman" w:eastAsia="Times New Roman" w:hAnsi="Times New Roman" w:cs="Times New Roman"/>
-          <w:color w:val="000000"/>
-          <w:sz w:val="24"/>
-          <w:szCs w:val="24"/>
-          <w:lang w:eastAsia="pt-BR"/>
-        </w:rPr>
-        <w:t xml:space="preserve"> </w:t>
-      </w:r>
-      <w:proofErr w:type="spellStart"/>
-      <w:r>
-        <w:rPr>
-          <w:rFonts w:ascii="Times New Roman" w:eastAsia="Times New Roman" w:hAnsi="Times New Roman" w:cs="Times New Roman"/>
-          <w:color w:val="000000"/>
-          <w:sz w:val="24"/>
-          <w:szCs w:val="24"/>
-          <w:lang w:eastAsia="pt-BR"/>
-        </w:rPr>
-        <w:t>Rekognition</w:t>
-      </w:r>
-      <w:proofErr w:type="spellEnd"/>
-      <w:r>
-        <w:rPr>
-          <w:rFonts w:ascii="Times New Roman" w:eastAsia="Times New Roman" w:hAnsi="Times New Roman" w:cs="Times New Roman"/>
-          <w:color w:val="000000"/>
-          <w:sz w:val="24"/>
-          <w:szCs w:val="24"/>
-          <w:lang w:eastAsia="pt-BR"/>
-        </w:rPr>
-        <w:t xml:space="preserve"> e Servidor de e-mail (SMTP) representam sistemas externos, e o ator Tempo, forma usual de representar na UML os casos </w:t>
+        <w:t xml:space="preserve">O Diagrama de Casos de Uso representa as interações entre os usuários do sistema (atores) e as funcionalidades disponíveis (casos de uso), permitindo visualizar o escopo funcional da solução (BEZERRA, 2015). No diagrama do KYC TrueFace (Figura 1), os atores humanos estão organizados em uma hierarquia de generalização: o Administrador herda todos os casos de uso do usuário Comum, e o Master herda os do Administrador, acrescentando a atribuição do perfil Master. Os atores Amazon Rekognition e Servidor de e-mail (SMTP) representam sistemas externos, e o ator Tempo, forma usual de representar na UML os casos </w:t>
       </w:r>
       <w:r>
         <w:rPr>
@@ -8813,20 +7827,8 @@
           <w:sz w:val="24"/>
           <w:szCs w:val="24"/>
         </w:rPr>
-        <w:t xml:space="preserve"> – Diagrama de casos de uso do KYC </w:t>
-      </w:r>
-      <w:proofErr w:type="spellStart"/>
-      <w:r>
-        <w:rPr>
-          <w:rFonts w:ascii="Times New Roman" w:hAnsi="Times New Roman" w:cs="Times New Roman"/>
-          <w:i w:val="0"/>
-          <w:color w:val="auto"/>
-          <w:sz w:val="24"/>
-          <w:szCs w:val="24"/>
-        </w:rPr>
-        <w:t>TrueFace</w:t>
-      </w:r>
-      <w:proofErr w:type="spellEnd"/>
+        <w:t xml:space="preserve"> – Diagrama de casos de uso do KYC TrueFace</w:t>
+      </w:r>
     </w:p>
     <w:p>
       <w:pPr>
@@ -9010,7 +8012,6 @@
         </w:rPr>
         <w:t xml:space="preserve">Registrar </w:t>
       </w:r>
-      <w:proofErr w:type="spellStart"/>
       <w:r>
         <w:rPr>
           <w:rFonts w:ascii="Times New Roman" w:eastAsia="Times New Roman" w:hAnsi="Times New Roman" w:cs="Times New Roman"/>
@@ -9025,7 +8026,6 @@
         </w:rPr>
         <w:t>onboarding</w:t>
       </w:r>
-      <w:proofErr w:type="spellEnd"/>
       <w:r>
         <w:rPr>
           <w:rFonts w:ascii="Times New Roman" w:eastAsia="Times New Roman" w:hAnsi="Times New Roman" w:cs="Times New Roman"/>
@@ -9107,51 +8107,7 @@
           <w:szCs w:val="24"/>
           <w:lang w:eastAsia="pt-BR"/>
         </w:rPr>
-        <w:t xml:space="preserve"> a cada 5 segundos, por iniciativa do ator Tempo, o sistema envia as imagens pendentes ao </w:t>
-      </w:r>
-      <w:proofErr w:type="spellStart"/>
-      <w:r>
-        <w:rPr>
-          <w:rFonts w:ascii="Times New Roman" w:eastAsia="Times New Roman" w:hAnsi="Times New Roman" w:cs="Times New Roman"/>
-          <w:color w:val="000000"/>
-          <w:sz w:val="24"/>
-          <w:szCs w:val="24"/>
-          <w:lang w:eastAsia="pt-BR"/>
-        </w:rPr>
-        <w:t>Amazon</w:t>
-      </w:r>
-      <w:proofErr w:type="spellEnd"/>
-      <w:r>
-        <w:rPr>
-          <w:rFonts w:ascii="Times New Roman" w:eastAsia="Times New Roman" w:hAnsi="Times New Roman" w:cs="Times New Roman"/>
-          <w:color w:val="000000"/>
-          <w:sz w:val="24"/>
-          <w:szCs w:val="24"/>
-          <w:lang w:eastAsia="pt-BR"/>
-        </w:rPr>
-        <w:t xml:space="preserve"> </w:t>
-      </w:r>
-      <w:proofErr w:type="spellStart"/>
-      <w:r>
-        <w:rPr>
-          <w:rFonts w:ascii="Times New Roman" w:eastAsia="Times New Roman" w:hAnsi="Times New Roman" w:cs="Times New Roman"/>
-          <w:color w:val="000000"/>
-          <w:sz w:val="24"/>
-          <w:szCs w:val="24"/>
-          <w:lang w:eastAsia="pt-BR"/>
-        </w:rPr>
-        <w:t>Rekognition</w:t>
-      </w:r>
-      <w:proofErr w:type="spellEnd"/>
-      <w:r>
-        <w:rPr>
-          <w:rFonts w:ascii="Times New Roman" w:eastAsia="Times New Roman" w:hAnsi="Times New Roman" w:cs="Times New Roman"/>
-          <w:color w:val="000000"/>
-          <w:sz w:val="24"/>
-          <w:szCs w:val="24"/>
-          <w:lang w:eastAsia="pt-BR"/>
-        </w:rPr>
-        <w:t xml:space="preserve"> e classifica </w:t>
+        <w:t xml:space="preserve"> a cada 5 segundos, por iniciativa do ator Tempo, o sistema envia as imagens pendentes ao Amazon Rekognition e classifica </w:t>
       </w:r>
       <w:r>
         <w:rPr>
@@ -9193,7 +8149,6 @@
         </w:rPr>
         <w:t xml:space="preserve">Analisar </w:t>
       </w:r>
-      <w:proofErr w:type="spellStart"/>
       <w:r>
         <w:rPr>
           <w:rFonts w:ascii="Times New Roman" w:eastAsia="Times New Roman" w:hAnsi="Times New Roman" w:cs="Times New Roman"/>
@@ -9208,7 +8163,6 @@
         </w:rPr>
         <w:t>onboarding</w:t>
       </w:r>
-      <w:proofErr w:type="spellEnd"/>
       <w:r>
         <w:rPr>
           <w:rFonts w:ascii="Times New Roman" w:eastAsia="Times New Roman" w:hAnsi="Times New Roman" w:cs="Times New Roman"/>
@@ -9260,7 +8214,6 @@
         </w:rPr>
         <w:t xml:space="preserve">Consultar histórico de </w:t>
       </w:r>
-      <w:proofErr w:type="spellStart"/>
       <w:r>
         <w:rPr>
           <w:rFonts w:ascii="Times New Roman" w:eastAsia="Times New Roman" w:hAnsi="Times New Roman" w:cs="Times New Roman"/>
@@ -9275,7 +8228,6 @@
         </w:rPr>
         <w:t>onboardings</w:t>
       </w:r>
-      <w:proofErr w:type="spellEnd"/>
       <w:r>
         <w:rPr>
           <w:rFonts w:ascii="Times New Roman" w:eastAsia="Times New Roman" w:hAnsi="Times New Roman" w:cs="Times New Roman"/>
@@ -9335,29 +8287,7 @@
           <w:szCs w:val="24"/>
           <w:lang w:eastAsia="pt-BR"/>
         </w:rPr>
-        <w:t xml:space="preserve"> o Administrador ou o Master mantém os usuários da sua empresa, e o sistema envia o e-mail de primeiro acesso por meio do caso de uso </w:t>
-      </w:r>
-      <w:proofErr w:type="gramStart"/>
-      <w:r>
-        <w:rPr>
-          <w:rFonts w:ascii="Times New Roman" w:eastAsia="Times New Roman" w:hAnsi="Times New Roman" w:cs="Times New Roman"/>
-          <w:color w:val="000000"/>
-          <w:sz w:val="24"/>
-          <w:szCs w:val="24"/>
-          <w:lang w:eastAsia="pt-BR"/>
-        </w:rPr>
-        <w:t>incluído Enviar</w:t>
-      </w:r>
-      <w:proofErr w:type="gramEnd"/>
-      <w:r>
-        <w:rPr>
-          <w:rFonts w:ascii="Times New Roman" w:eastAsia="Times New Roman" w:hAnsi="Times New Roman" w:cs="Times New Roman"/>
-          <w:color w:val="000000"/>
-          <w:sz w:val="24"/>
-          <w:szCs w:val="24"/>
-          <w:lang w:eastAsia="pt-BR"/>
-        </w:rPr>
-        <w:t xml:space="preserve"> e-mail de acesso;</w:t>
+        <w:t xml:space="preserve"> o Administrador ou o Master mantém os usuários da sua empresa, e o sistema envia o e-mail de primeiro acesso por meio do caso de uso incluído Enviar e-mail de acesso;</w:t>
       </w:r>
     </w:p>
     <w:p>
@@ -9498,7 +8428,6 @@
         </w:rPr>
         <w:t xml:space="preserve"> qualquer usuário acompanha os totais de </w:t>
       </w:r>
-      <w:proofErr w:type="spellStart"/>
       <w:r>
         <w:rPr>
           <w:rFonts w:ascii="Times New Roman" w:eastAsia="Times New Roman" w:hAnsi="Times New Roman" w:cs="Times New Roman"/>
@@ -9511,7 +8440,6 @@
         </w:rPr>
         <w:t>onboardings</w:t>
       </w:r>
-      <w:proofErr w:type="spellEnd"/>
       <w:r>
         <w:rPr>
           <w:rFonts w:ascii="Times New Roman" w:eastAsia="Times New Roman" w:hAnsi="Times New Roman" w:cs="Times New Roman"/>
@@ -9595,51 +8523,7 @@
           <w:lang w:eastAsia="pt-BR"/>
         </w:rPr>
         <w:lastRenderedPageBreak/>
-        <w:t xml:space="preserve">identificador único universal (UUID), no campo </w:t>
-      </w:r>
-      <w:proofErr w:type="spellStart"/>
-      <w:r>
-        <w:rPr>
-          <w:rFonts w:ascii="Times New Roman" w:eastAsia="Times New Roman" w:hAnsi="Times New Roman" w:cs="Times New Roman"/>
-          <w:color w:val="000000"/>
-          <w:sz w:val="24"/>
-          <w:szCs w:val="24"/>
-          <w:lang w:eastAsia="pt-BR"/>
-        </w:rPr>
-        <w:t>Code</w:t>
-      </w:r>
-      <w:proofErr w:type="spellEnd"/>
-      <w:r>
-        <w:rPr>
-          <w:rFonts w:ascii="Times New Roman" w:eastAsia="Times New Roman" w:hAnsi="Times New Roman" w:cs="Times New Roman"/>
-          <w:color w:val="000000"/>
-          <w:sz w:val="24"/>
-          <w:szCs w:val="24"/>
-          <w:lang w:eastAsia="pt-BR"/>
-        </w:rPr>
-        <w:t xml:space="preserve">, e registram a data de inclusão no campo </w:t>
-      </w:r>
-      <w:proofErr w:type="spellStart"/>
-      <w:r>
-        <w:rPr>
-          <w:rFonts w:ascii="Times New Roman" w:eastAsia="Times New Roman" w:hAnsi="Times New Roman" w:cs="Times New Roman"/>
-          <w:color w:val="000000"/>
-          <w:sz w:val="24"/>
-          <w:szCs w:val="24"/>
-          <w:lang w:eastAsia="pt-BR"/>
-        </w:rPr>
-        <w:t>InclusionDt</w:t>
-      </w:r>
-      <w:proofErr w:type="spellEnd"/>
-      <w:r>
-        <w:rPr>
-          <w:rFonts w:ascii="Times New Roman" w:eastAsia="Times New Roman" w:hAnsi="Times New Roman" w:cs="Times New Roman"/>
-          <w:color w:val="000000"/>
-          <w:sz w:val="24"/>
-          <w:szCs w:val="24"/>
-          <w:lang w:eastAsia="pt-BR"/>
-        </w:rPr>
-        <w:t>. A Figura 2 apresenta o DER da solução.</w:t>
+        <w:t>identificador único universal (UUID), no campo Code, e registram a data de inclusão no campo InclusionDt. A Figura 2 apresenta o DER da solução.</w:t>
       </w:r>
     </w:p>
     <w:p>
@@ -9725,20 +8609,8 @@
           <w:sz w:val="24"/>
           <w:szCs w:val="24"/>
         </w:rPr>
-        <w:t xml:space="preserve"> – Diagrama de entidade e relacionamento do KYC </w:t>
-      </w:r>
-      <w:proofErr w:type="spellStart"/>
-      <w:r>
-        <w:rPr>
-          <w:rFonts w:ascii="Times New Roman" w:hAnsi="Times New Roman" w:cs="Times New Roman"/>
-          <w:i w:val="0"/>
-          <w:color w:val="auto"/>
-          <w:sz w:val="24"/>
-          <w:szCs w:val="24"/>
-        </w:rPr>
-        <w:t>TrueFace</w:t>
-      </w:r>
-      <w:proofErr w:type="spellEnd"/>
+        <w:t xml:space="preserve"> – Diagrama de entidade e relacionamento do KYC TrueFace</w:t>
+      </w:r>
     </w:p>
     <w:p>
       <w:pPr>
@@ -9863,15 +8735,13 @@
           <w:numId w:val="14"/>
         </w:numPr>
         <w:spacing w:after="0" w:line="360" w:lineRule="auto"/>
-        <w:jc w:val="both"/>
-        <w:rPr>
-          <w:rFonts w:ascii="Times New Roman" w:eastAsia="Times New Roman" w:hAnsi="Times New Roman" w:cs="Times New Roman"/>
-          <w:sz w:val="24"/>
-          <w:szCs w:val="24"/>
-          <w:lang w:eastAsia="pt-BR"/>
-        </w:rPr>
-      </w:pPr>
-      <w:proofErr w:type="spellStart"/>
+        <w:rPr>
+          <w:rFonts w:ascii="Times New Roman" w:eastAsia="Times New Roman" w:hAnsi="Times New Roman" w:cs="Times New Roman"/>
+          <w:sz w:val="24"/>
+          <w:szCs w:val="24"/>
+          <w:lang w:eastAsia="pt-BR"/>
+        </w:rPr>
+      </w:pPr>
       <w:r>
         <w:rPr>
           <w:rFonts w:ascii="Times New Roman" w:eastAsia="Times New Roman" w:hAnsi="Times New Roman" w:cs="Times New Roman"/>
@@ -9885,150 +8755,16 @@
         <w:lastRenderedPageBreak/>
         <w:t>Partners</w:t>
       </w:r>
-      <w:proofErr w:type="spellEnd"/>
-      <w:r>
-        <w:rPr>
-          <w:rFonts w:ascii="Times New Roman" w:eastAsia="Times New Roman" w:hAnsi="Times New Roman" w:cs="Times New Roman"/>
-          <w:color w:val="000000"/>
-          <w:sz w:val="24"/>
-          <w:szCs w:val="24"/>
-          <w:lang w:eastAsia="pt-BR"/>
-        </w:rPr>
-        <w:t xml:space="preserve"> (</w:t>
-      </w:r>
-      <w:proofErr w:type="spellStart"/>
-      <w:r>
-        <w:rPr>
-          <w:rFonts w:ascii="Times New Roman" w:eastAsia="Times New Roman" w:hAnsi="Times New Roman" w:cs="Times New Roman"/>
-          <w:color w:val="000000"/>
-          <w:sz w:val="24"/>
-          <w:szCs w:val="24"/>
-          <w:lang w:eastAsia="pt-BR"/>
-        </w:rPr>
-        <w:t>Code</w:t>
-      </w:r>
-      <w:proofErr w:type="spellEnd"/>
-      <w:r>
-        <w:rPr>
-          <w:rFonts w:ascii="Times New Roman" w:eastAsia="Times New Roman" w:hAnsi="Times New Roman" w:cs="Times New Roman"/>
-          <w:color w:val="000000"/>
-          <w:sz w:val="24"/>
-          <w:szCs w:val="24"/>
-          <w:lang w:eastAsia="pt-BR"/>
-        </w:rPr>
-        <w:t xml:space="preserve">, </w:t>
-      </w:r>
-      <w:proofErr w:type="spellStart"/>
-      <w:r>
-        <w:rPr>
-          <w:rFonts w:ascii="Times New Roman" w:eastAsia="Times New Roman" w:hAnsi="Times New Roman" w:cs="Times New Roman"/>
-          <w:color w:val="000000"/>
-          <w:sz w:val="24"/>
-          <w:szCs w:val="24"/>
-          <w:lang w:eastAsia="pt-BR"/>
-        </w:rPr>
-        <w:t>IdNumber</w:t>
-      </w:r>
-      <w:proofErr w:type="spellEnd"/>
-      <w:r>
-        <w:rPr>
-          <w:rFonts w:ascii="Times New Roman" w:eastAsia="Times New Roman" w:hAnsi="Times New Roman" w:cs="Times New Roman"/>
-          <w:color w:val="000000"/>
-          <w:sz w:val="24"/>
-          <w:szCs w:val="24"/>
-          <w:lang w:eastAsia="pt-BR"/>
-        </w:rPr>
-        <w:t xml:space="preserve">, </w:t>
-      </w:r>
-      <w:proofErr w:type="spellStart"/>
-      <w:r>
-        <w:rPr>
-          <w:rFonts w:ascii="Times New Roman" w:eastAsia="Times New Roman" w:hAnsi="Times New Roman" w:cs="Times New Roman"/>
-          <w:color w:val="000000"/>
-          <w:sz w:val="24"/>
-          <w:szCs w:val="24"/>
-          <w:lang w:eastAsia="pt-BR"/>
-        </w:rPr>
-        <w:t>Name</w:t>
-      </w:r>
-      <w:proofErr w:type="spellEnd"/>
-      <w:r>
-        <w:rPr>
-          <w:rFonts w:ascii="Times New Roman" w:eastAsia="Times New Roman" w:hAnsi="Times New Roman" w:cs="Times New Roman"/>
-          <w:color w:val="000000"/>
-          <w:sz w:val="24"/>
-          <w:szCs w:val="24"/>
-          <w:lang w:eastAsia="pt-BR"/>
-        </w:rPr>
-        <w:t xml:space="preserve">, Email, </w:t>
-      </w:r>
-      <w:proofErr w:type="spellStart"/>
-      <w:r>
-        <w:rPr>
-          <w:rFonts w:ascii="Times New Roman" w:eastAsia="Times New Roman" w:hAnsi="Times New Roman" w:cs="Times New Roman"/>
-          <w:color w:val="000000"/>
-          <w:sz w:val="24"/>
-          <w:szCs w:val="24"/>
-          <w:lang w:eastAsia="pt-BR"/>
-        </w:rPr>
-        <w:t>Situation</w:t>
-      </w:r>
-      <w:proofErr w:type="spellEnd"/>
-      <w:r>
-        <w:rPr>
-          <w:rFonts w:ascii="Times New Roman" w:eastAsia="Times New Roman" w:hAnsi="Times New Roman" w:cs="Times New Roman"/>
-          <w:color w:val="000000"/>
-          <w:sz w:val="24"/>
-          <w:szCs w:val="24"/>
-          <w:lang w:eastAsia="pt-BR"/>
-        </w:rPr>
-        <w:t xml:space="preserve">, </w:t>
-      </w:r>
-      <w:proofErr w:type="spellStart"/>
-      <w:r>
-        <w:rPr>
-          <w:rFonts w:ascii="Times New Roman" w:eastAsia="Times New Roman" w:hAnsi="Times New Roman" w:cs="Times New Roman"/>
-          <w:color w:val="000000"/>
-          <w:sz w:val="24"/>
-          <w:szCs w:val="24"/>
-          <w:lang w:eastAsia="pt-BR"/>
-        </w:rPr>
-        <w:t>InclusionDt</w:t>
-      </w:r>
-      <w:proofErr w:type="spellEnd"/>
-      <w:r>
-        <w:rPr>
-          <w:rFonts w:ascii="Times New Roman" w:eastAsia="Times New Roman" w:hAnsi="Times New Roman" w:cs="Times New Roman"/>
-          <w:color w:val="000000"/>
-          <w:sz w:val="24"/>
-          <w:szCs w:val="24"/>
-          <w:lang w:eastAsia="pt-BR"/>
-        </w:rPr>
-        <w:t>): representa a empresa parceira que utiliza a plataforma, identificada pelo CNPJ (</w:t>
-      </w:r>
-      <w:proofErr w:type="spellStart"/>
-      <w:r>
-        <w:rPr>
-          <w:rFonts w:ascii="Times New Roman" w:eastAsia="Times New Roman" w:hAnsi="Times New Roman" w:cs="Times New Roman"/>
-          <w:color w:val="000000"/>
-          <w:sz w:val="24"/>
-          <w:szCs w:val="24"/>
-          <w:lang w:eastAsia="pt-BR"/>
-        </w:rPr>
-        <w:t>IdNumber</w:t>
-      </w:r>
-      <w:proofErr w:type="spellEnd"/>
-      <w:r>
-        <w:rPr>
-          <w:rFonts w:ascii="Times New Roman" w:eastAsia="Times New Roman" w:hAnsi="Times New Roman" w:cs="Times New Roman"/>
-          <w:color w:val="000000"/>
-          <w:sz w:val="24"/>
-          <w:szCs w:val="24"/>
-          <w:lang w:eastAsia="pt-BR"/>
-        </w:rPr>
-        <w:t xml:space="preserve">). É a entidade que delimita o isolamento dos dados, pois usuários e </w:t>
-      </w:r>
-      <w:proofErr w:type="spellStart"/>
+      <w:r>
+        <w:rPr>
+          <w:rFonts w:ascii="Times New Roman" w:eastAsia="Times New Roman" w:hAnsi="Times New Roman" w:cs="Times New Roman"/>
+          <w:color w:val="000000"/>
+          <w:sz w:val="24"/>
+          <w:szCs w:val="24"/>
+          <w:lang w:eastAsia="pt-BR"/>
+        </w:rPr>
+        <w:t xml:space="preserve"> (Code, IdNumber, Name, Email, Situation, InclusionDt): representa a empresa parceira que utiliza a plataforma, identificada pelo CNPJ (IdNumber). É a entidade que delimita o isolamento dos dados, pois usuários e </w:t>
+      </w:r>
       <w:r>
         <w:rPr>
           <w:rFonts w:ascii="Times New Roman" w:eastAsia="Times New Roman" w:hAnsi="Times New Roman" w:cs="Times New Roman"/>
@@ -10041,7 +8777,6 @@
         </w:rPr>
         <w:t>onboardings</w:t>
       </w:r>
-      <w:proofErr w:type="spellEnd"/>
       <w:r>
         <w:rPr>
           <w:rFonts w:ascii="Times New Roman" w:eastAsia="Times New Roman" w:hAnsi="Times New Roman" w:cs="Times New Roman"/>
@@ -10061,15 +8796,13 @@
           <w:numId w:val="14"/>
         </w:numPr>
         <w:spacing w:after="0" w:line="360" w:lineRule="auto"/>
-        <w:jc w:val="both"/>
-        <w:rPr>
-          <w:rFonts w:ascii="Times New Roman" w:eastAsia="Times New Roman" w:hAnsi="Times New Roman" w:cs="Times New Roman"/>
-          <w:sz w:val="24"/>
-          <w:szCs w:val="24"/>
-          <w:lang w:eastAsia="pt-BR"/>
-        </w:rPr>
-      </w:pPr>
-      <w:proofErr w:type="spellStart"/>
+        <w:rPr>
+          <w:rFonts w:ascii="Times New Roman" w:eastAsia="Times New Roman" w:hAnsi="Times New Roman" w:cs="Times New Roman"/>
+          <w:sz w:val="24"/>
+          <w:szCs w:val="24"/>
+          <w:lang w:eastAsia="pt-BR"/>
+        </w:rPr>
+      </w:pPr>
       <w:r>
         <w:rPr>
           <w:rFonts w:ascii="Times New Roman" w:eastAsia="Times New Roman" w:hAnsi="Times New Roman" w:cs="Times New Roman"/>
@@ -10082,324 +8815,15 @@
         </w:rPr>
         <w:t>Users</w:t>
       </w:r>
-      <w:proofErr w:type="spellEnd"/>
-      <w:r>
-        <w:rPr>
-          <w:rFonts w:ascii="Times New Roman" w:eastAsia="Times New Roman" w:hAnsi="Times New Roman" w:cs="Times New Roman"/>
-          <w:color w:val="000000"/>
-          <w:sz w:val="24"/>
-          <w:szCs w:val="24"/>
-          <w:lang w:eastAsia="pt-BR"/>
-        </w:rPr>
-        <w:t xml:space="preserve"> (</w:t>
-      </w:r>
-      <w:proofErr w:type="spellStart"/>
-      <w:r>
-        <w:rPr>
-          <w:rFonts w:ascii="Times New Roman" w:eastAsia="Times New Roman" w:hAnsi="Times New Roman" w:cs="Times New Roman"/>
-          <w:color w:val="000000"/>
-          <w:sz w:val="24"/>
-          <w:szCs w:val="24"/>
-          <w:lang w:eastAsia="pt-BR"/>
-        </w:rPr>
-        <w:t>Code</w:t>
-      </w:r>
-      <w:proofErr w:type="spellEnd"/>
-      <w:r>
-        <w:rPr>
-          <w:rFonts w:ascii="Times New Roman" w:eastAsia="Times New Roman" w:hAnsi="Times New Roman" w:cs="Times New Roman"/>
-          <w:color w:val="000000"/>
-          <w:sz w:val="24"/>
-          <w:szCs w:val="24"/>
-          <w:lang w:eastAsia="pt-BR"/>
-        </w:rPr>
-        <w:t xml:space="preserve">, </w:t>
-      </w:r>
-      <w:proofErr w:type="spellStart"/>
-      <w:r>
-        <w:rPr>
-          <w:rFonts w:ascii="Times New Roman" w:eastAsia="Times New Roman" w:hAnsi="Times New Roman" w:cs="Times New Roman"/>
-          <w:color w:val="000000"/>
-          <w:sz w:val="24"/>
-          <w:szCs w:val="24"/>
-          <w:lang w:eastAsia="pt-BR"/>
-        </w:rPr>
-        <w:t>CodePartner</w:t>
-      </w:r>
-      <w:proofErr w:type="spellEnd"/>
-      <w:r>
-        <w:rPr>
-          <w:rFonts w:ascii="Times New Roman" w:eastAsia="Times New Roman" w:hAnsi="Times New Roman" w:cs="Times New Roman"/>
-          <w:color w:val="000000"/>
-          <w:sz w:val="24"/>
-          <w:szCs w:val="24"/>
-          <w:lang w:eastAsia="pt-BR"/>
-        </w:rPr>
-        <w:t xml:space="preserve">, </w:t>
-      </w:r>
-      <w:proofErr w:type="spellStart"/>
-      <w:r>
-        <w:rPr>
-          <w:rFonts w:ascii="Times New Roman" w:eastAsia="Times New Roman" w:hAnsi="Times New Roman" w:cs="Times New Roman"/>
-          <w:color w:val="000000"/>
-          <w:sz w:val="24"/>
-          <w:szCs w:val="24"/>
-          <w:lang w:eastAsia="pt-BR"/>
-        </w:rPr>
-        <w:t>Name</w:t>
-      </w:r>
-      <w:proofErr w:type="spellEnd"/>
-      <w:r>
-        <w:rPr>
-          <w:rFonts w:ascii="Times New Roman" w:eastAsia="Times New Roman" w:hAnsi="Times New Roman" w:cs="Times New Roman"/>
-          <w:color w:val="000000"/>
-          <w:sz w:val="24"/>
-          <w:szCs w:val="24"/>
-          <w:lang w:eastAsia="pt-BR"/>
-        </w:rPr>
-        <w:t xml:space="preserve">, </w:t>
-      </w:r>
-      <w:proofErr w:type="spellStart"/>
-      <w:r>
-        <w:rPr>
-          <w:rFonts w:ascii="Times New Roman" w:eastAsia="Times New Roman" w:hAnsi="Times New Roman" w:cs="Times New Roman"/>
-          <w:color w:val="000000"/>
-          <w:sz w:val="24"/>
-          <w:szCs w:val="24"/>
-          <w:lang w:eastAsia="pt-BR"/>
-        </w:rPr>
-        <w:t>IdNumber</w:t>
-      </w:r>
-      <w:proofErr w:type="spellEnd"/>
-      <w:r>
-        <w:rPr>
-          <w:rFonts w:ascii="Times New Roman" w:eastAsia="Times New Roman" w:hAnsi="Times New Roman" w:cs="Times New Roman"/>
-          <w:color w:val="000000"/>
-          <w:sz w:val="24"/>
-          <w:szCs w:val="24"/>
-          <w:lang w:eastAsia="pt-BR"/>
-        </w:rPr>
-        <w:t xml:space="preserve">, </w:t>
-      </w:r>
-      <w:proofErr w:type="spellStart"/>
-      <w:r>
-        <w:rPr>
-          <w:rFonts w:ascii="Times New Roman" w:eastAsia="Times New Roman" w:hAnsi="Times New Roman" w:cs="Times New Roman"/>
-          <w:color w:val="000000"/>
-          <w:sz w:val="24"/>
-          <w:szCs w:val="24"/>
-          <w:lang w:eastAsia="pt-BR"/>
-        </w:rPr>
-        <w:t>BirthDate</w:t>
-      </w:r>
-      <w:proofErr w:type="spellEnd"/>
-      <w:r>
-        <w:rPr>
-          <w:rFonts w:ascii="Times New Roman" w:eastAsia="Times New Roman" w:hAnsi="Times New Roman" w:cs="Times New Roman"/>
-          <w:color w:val="000000"/>
-          <w:sz w:val="24"/>
-          <w:szCs w:val="24"/>
-          <w:lang w:eastAsia="pt-BR"/>
-        </w:rPr>
-        <w:t xml:space="preserve">, </w:t>
-      </w:r>
-      <w:proofErr w:type="spellStart"/>
-      <w:r>
-        <w:rPr>
-          <w:rFonts w:ascii="Times New Roman" w:eastAsia="Times New Roman" w:hAnsi="Times New Roman" w:cs="Times New Roman"/>
-          <w:color w:val="000000"/>
-          <w:sz w:val="24"/>
-          <w:szCs w:val="24"/>
-          <w:lang w:eastAsia="pt-BR"/>
-        </w:rPr>
-        <w:t>MotherName</w:t>
-      </w:r>
-      <w:proofErr w:type="spellEnd"/>
-      <w:r>
-        <w:rPr>
-          <w:rFonts w:ascii="Times New Roman" w:eastAsia="Times New Roman" w:hAnsi="Times New Roman" w:cs="Times New Roman"/>
-          <w:color w:val="000000"/>
-          <w:sz w:val="24"/>
-          <w:szCs w:val="24"/>
-          <w:lang w:eastAsia="pt-BR"/>
-        </w:rPr>
-        <w:t xml:space="preserve">, Email, </w:t>
-      </w:r>
-      <w:proofErr w:type="spellStart"/>
-      <w:r>
-        <w:rPr>
-          <w:rFonts w:ascii="Times New Roman" w:eastAsia="Times New Roman" w:hAnsi="Times New Roman" w:cs="Times New Roman"/>
-          <w:color w:val="000000"/>
-          <w:sz w:val="24"/>
-          <w:szCs w:val="24"/>
-          <w:lang w:eastAsia="pt-BR"/>
-        </w:rPr>
-        <w:t>Permission</w:t>
-      </w:r>
-      <w:proofErr w:type="spellEnd"/>
-      <w:r>
-        <w:rPr>
-          <w:rFonts w:ascii="Times New Roman" w:eastAsia="Times New Roman" w:hAnsi="Times New Roman" w:cs="Times New Roman"/>
-          <w:color w:val="000000"/>
-          <w:sz w:val="24"/>
-          <w:szCs w:val="24"/>
-          <w:lang w:eastAsia="pt-BR"/>
-        </w:rPr>
-        <w:t xml:space="preserve">, </w:t>
-      </w:r>
-      <w:proofErr w:type="spellStart"/>
-      <w:r>
-        <w:rPr>
-          <w:rFonts w:ascii="Times New Roman" w:eastAsia="Times New Roman" w:hAnsi="Times New Roman" w:cs="Times New Roman"/>
-          <w:color w:val="000000"/>
-          <w:sz w:val="24"/>
-          <w:szCs w:val="24"/>
-          <w:lang w:eastAsia="pt-BR"/>
-        </w:rPr>
-        <w:t>Situation</w:t>
-      </w:r>
-      <w:proofErr w:type="spellEnd"/>
-      <w:r>
-        <w:rPr>
-          <w:rFonts w:ascii="Times New Roman" w:eastAsia="Times New Roman" w:hAnsi="Times New Roman" w:cs="Times New Roman"/>
-          <w:color w:val="000000"/>
-          <w:sz w:val="24"/>
-          <w:szCs w:val="24"/>
-          <w:lang w:eastAsia="pt-BR"/>
-        </w:rPr>
-        <w:t xml:space="preserve">, </w:t>
-      </w:r>
-      <w:proofErr w:type="spellStart"/>
-      <w:r>
-        <w:rPr>
-          <w:rFonts w:ascii="Times New Roman" w:eastAsia="Times New Roman" w:hAnsi="Times New Roman" w:cs="Times New Roman"/>
-          <w:color w:val="000000"/>
-          <w:sz w:val="24"/>
-          <w:szCs w:val="24"/>
-          <w:lang w:eastAsia="pt-BR"/>
-        </w:rPr>
-        <w:t>InclusionDt</w:t>
-      </w:r>
-      <w:proofErr w:type="spellEnd"/>
-      <w:r>
-        <w:rPr>
-          <w:rFonts w:ascii="Times New Roman" w:eastAsia="Times New Roman" w:hAnsi="Times New Roman" w:cs="Times New Roman"/>
-          <w:color w:val="000000"/>
-          <w:sz w:val="24"/>
-          <w:szCs w:val="24"/>
-          <w:lang w:eastAsia="pt-BR"/>
-        </w:rPr>
-        <w:t xml:space="preserve">): representa as pessoas que utilizam a plataforma. O campo </w:t>
-      </w:r>
-      <w:proofErr w:type="spellStart"/>
-      <w:r>
-        <w:rPr>
-          <w:rFonts w:ascii="Times New Roman" w:eastAsia="Times New Roman" w:hAnsi="Times New Roman" w:cs="Times New Roman"/>
-          <w:color w:val="000000"/>
-          <w:sz w:val="24"/>
-          <w:szCs w:val="24"/>
-          <w:lang w:eastAsia="pt-BR"/>
-        </w:rPr>
-        <w:t>Permission</w:t>
-      </w:r>
-      <w:proofErr w:type="spellEnd"/>
-      <w:r>
-        <w:rPr>
-          <w:rFonts w:ascii="Times New Roman" w:eastAsia="Times New Roman" w:hAnsi="Times New Roman" w:cs="Times New Roman"/>
-          <w:color w:val="000000"/>
-          <w:sz w:val="24"/>
-          <w:szCs w:val="24"/>
-          <w:lang w:eastAsia="pt-BR"/>
-        </w:rPr>
-        <w:t xml:space="preserve"> armazena o perfil (1 – Comum, 2 – Administrador, 3 – Master) e o campo </w:t>
-      </w:r>
-      <w:proofErr w:type="spellStart"/>
-      <w:r>
-        <w:rPr>
-          <w:rFonts w:ascii="Times New Roman" w:eastAsia="Times New Roman" w:hAnsi="Times New Roman" w:cs="Times New Roman"/>
-          <w:color w:val="000000"/>
-          <w:sz w:val="24"/>
-          <w:szCs w:val="24"/>
-          <w:lang w:eastAsia="pt-BR"/>
-        </w:rPr>
-        <w:t>Situation</w:t>
-      </w:r>
-      <w:proofErr w:type="spellEnd"/>
-      <w:r>
-        <w:rPr>
-          <w:rFonts w:ascii="Times New Roman" w:eastAsia="Times New Roman" w:hAnsi="Times New Roman" w:cs="Times New Roman"/>
-          <w:color w:val="000000"/>
-          <w:sz w:val="24"/>
-          <w:szCs w:val="24"/>
-          <w:lang w:eastAsia="pt-BR"/>
-        </w:rPr>
-        <w:t xml:space="preserve">, a situação (1 – Ativo, 2 – Inativo); esta é a única tabela que guarda essas duas informações. O campo </w:t>
-      </w:r>
-      <w:proofErr w:type="spellStart"/>
-      <w:r>
-        <w:rPr>
-          <w:rFonts w:ascii="Times New Roman" w:eastAsia="Times New Roman" w:hAnsi="Times New Roman" w:cs="Times New Roman"/>
-          <w:color w:val="000000"/>
-          <w:sz w:val="24"/>
-          <w:szCs w:val="24"/>
-          <w:lang w:eastAsia="pt-BR"/>
-        </w:rPr>
-        <w:t>BirthDate</w:t>
-      </w:r>
-      <w:proofErr w:type="spellEnd"/>
-      <w:r>
-        <w:rPr>
-          <w:rFonts w:ascii="Times New Roman" w:eastAsia="Times New Roman" w:hAnsi="Times New Roman" w:cs="Times New Roman"/>
-          <w:color w:val="000000"/>
-          <w:sz w:val="24"/>
-          <w:szCs w:val="24"/>
-          <w:lang w:eastAsia="pt-BR"/>
-        </w:rPr>
-        <w:t xml:space="preserve"> é do tipo date, </w:t>
-      </w:r>
-      <w:proofErr w:type="gramStart"/>
-      <w:r>
-        <w:rPr>
-          <w:rFonts w:ascii="Times New Roman" w:eastAsia="Times New Roman" w:hAnsi="Times New Roman" w:cs="Times New Roman"/>
-          <w:color w:val="000000"/>
-          <w:sz w:val="24"/>
-          <w:szCs w:val="24"/>
-          <w:lang w:eastAsia="pt-BR"/>
-        </w:rPr>
-        <w:t>pois</w:t>
-      </w:r>
-      <w:proofErr w:type="gramEnd"/>
-      <w:r>
-        <w:rPr>
-          <w:rFonts w:ascii="Times New Roman" w:eastAsia="Times New Roman" w:hAnsi="Times New Roman" w:cs="Times New Roman"/>
-          <w:color w:val="000000"/>
-          <w:sz w:val="24"/>
-          <w:szCs w:val="24"/>
-          <w:lang w:eastAsia="pt-BR"/>
-        </w:rPr>
-        <w:t xml:space="preserve"> a data de nascimento não possui horário, e o CPF (</w:t>
-      </w:r>
-      <w:proofErr w:type="spellStart"/>
-      <w:r>
-        <w:rPr>
-          <w:rFonts w:ascii="Times New Roman" w:eastAsia="Times New Roman" w:hAnsi="Times New Roman" w:cs="Times New Roman"/>
-          <w:color w:val="000000"/>
-          <w:sz w:val="24"/>
-          <w:szCs w:val="24"/>
-          <w:lang w:eastAsia="pt-BR"/>
-        </w:rPr>
-        <w:t>IdNumber</w:t>
-      </w:r>
-      <w:proofErr w:type="spellEnd"/>
-      <w:r>
-        <w:rPr>
-          <w:rFonts w:ascii="Times New Roman" w:eastAsia="Times New Roman" w:hAnsi="Times New Roman" w:cs="Times New Roman"/>
-          <w:color w:val="000000"/>
-          <w:sz w:val="24"/>
-          <w:szCs w:val="24"/>
-          <w:lang w:eastAsia="pt-BR"/>
-        </w:rPr>
-        <w:t>) e o e-mail são únicos. Um parceiro possui vários usuários;</w:t>
+      <w:r>
+        <w:rPr>
+          <w:rFonts w:ascii="Times New Roman" w:eastAsia="Times New Roman" w:hAnsi="Times New Roman" w:cs="Times New Roman"/>
+          <w:color w:val="000000"/>
+          <w:sz w:val="24"/>
+          <w:szCs w:val="24"/>
+          <w:lang w:eastAsia="pt-BR"/>
+        </w:rPr>
+        <w:t xml:space="preserve"> (Code, CodePartner, Name, IdNumber, BirthDate, MotherName, Email, Permission, Situation, InclusionDt): representa as pessoas que utilizam a plataforma. O campo Permission armazena o perfil (1 – Comum, 2 – Administrador, 3 – Master) e o campo Situation, a situação (1 – Ativo, 2 – Inativo); esta é a única tabela que guarda essas duas informações. O campo BirthDate é do tipo date, pois a data de nascimento não possui horário, e o CPF (IdNumber) e o e-mail são únicos. Um parceiro possui vários usuários;</w:t>
       </w:r>
     </w:p>
     <w:p>
@@ -10410,15 +8834,13 @@
           <w:numId w:val="14"/>
         </w:numPr>
         <w:spacing w:after="0" w:line="360" w:lineRule="auto"/>
-        <w:jc w:val="both"/>
-        <w:rPr>
-          <w:rFonts w:ascii="Times New Roman" w:eastAsia="Times New Roman" w:hAnsi="Times New Roman" w:cs="Times New Roman"/>
-          <w:sz w:val="24"/>
-          <w:szCs w:val="24"/>
-          <w:lang w:eastAsia="pt-BR"/>
-        </w:rPr>
-      </w:pPr>
-      <w:proofErr w:type="spellStart"/>
+        <w:rPr>
+          <w:rFonts w:ascii="Times New Roman" w:eastAsia="Times New Roman" w:hAnsi="Times New Roman" w:cs="Times New Roman"/>
+          <w:sz w:val="24"/>
+          <w:szCs w:val="24"/>
+          <w:lang w:eastAsia="pt-BR"/>
+        </w:rPr>
+      </w:pPr>
       <w:r>
         <w:rPr>
           <w:rFonts w:ascii="Times New Roman" w:eastAsia="Times New Roman" w:hAnsi="Times New Roman" w:cs="Times New Roman"/>
@@ -10431,214 +8853,15 @@
         </w:rPr>
         <w:t>UsersAccess</w:t>
       </w:r>
-      <w:proofErr w:type="spellEnd"/>
-      <w:r>
-        <w:rPr>
-          <w:rFonts w:ascii="Times New Roman" w:eastAsia="Times New Roman" w:hAnsi="Times New Roman" w:cs="Times New Roman"/>
-          <w:color w:val="000000"/>
-          <w:sz w:val="24"/>
-          <w:szCs w:val="24"/>
-          <w:lang w:eastAsia="pt-BR"/>
-        </w:rPr>
-        <w:t xml:space="preserve"> (</w:t>
-      </w:r>
-      <w:proofErr w:type="spellStart"/>
-      <w:r>
-        <w:rPr>
-          <w:rFonts w:ascii="Times New Roman" w:eastAsia="Times New Roman" w:hAnsi="Times New Roman" w:cs="Times New Roman"/>
-          <w:color w:val="000000"/>
-          <w:sz w:val="24"/>
-          <w:szCs w:val="24"/>
-          <w:lang w:eastAsia="pt-BR"/>
-        </w:rPr>
-        <w:t>Code</w:t>
-      </w:r>
-      <w:proofErr w:type="spellEnd"/>
-      <w:r>
-        <w:rPr>
-          <w:rFonts w:ascii="Times New Roman" w:eastAsia="Times New Roman" w:hAnsi="Times New Roman" w:cs="Times New Roman"/>
-          <w:color w:val="000000"/>
-          <w:sz w:val="24"/>
-          <w:szCs w:val="24"/>
-          <w:lang w:eastAsia="pt-BR"/>
-        </w:rPr>
-        <w:t xml:space="preserve">, </w:t>
-      </w:r>
-      <w:proofErr w:type="spellStart"/>
-      <w:r>
-        <w:rPr>
-          <w:rFonts w:ascii="Times New Roman" w:eastAsia="Times New Roman" w:hAnsi="Times New Roman" w:cs="Times New Roman"/>
-          <w:color w:val="000000"/>
-          <w:sz w:val="24"/>
-          <w:szCs w:val="24"/>
-          <w:lang w:eastAsia="pt-BR"/>
-        </w:rPr>
-        <w:t>CodeUser</w:t>
-      </w:r>
-      <w:proofErr w:type="spellEnd"/>
-      <w:r>
-        <w:rPr>
-          <w:rFonts w:ascii="Times New Roman" w:eastAsia="Times New Roman" w:hAnsi="Times New Roman" w:cs="Times New Roman"/>
-          <w:color w:val="000000"/>
-          <w:sz w:val="24"/>
-          <w:szCs w:val="24"/>
-          <w:lang w:eastAsia="pt-BR"/>
-        </w:rPr>
-        <w:t xml:space="preserve">, </w:t>
-      </w:r>
-      <w:proofErr w:type="spellStart"/>
-      <w:r>
-        <w:rPr>
-          <w:rFonts w:ascii="Times New Roman" w:eastAsia="Times New Roman" w:hAnsi="Times New Roman" w:cs="Times New Roman"/>
-          <w:color w:val="000000"/>
-          <w:sz w:val="24"/>
-          <w:szCs w:val="24"/>
-          <w:lang w:eastAsia="pt-BR"/>
-        </w:rPr>
-        <w:t>Username</w:t>
-      </w:r>
-      <w:proofErr w:type="spellEnd"/>
-      <w:r>
-        <w:rPr>
-          <w:rFonts w:ascii="Times New Roman" w:eastAsia="Times New Roman" w:hAnsi="Times New Roman" w:cs="Times New Roman"/>
-          <w:color w:val="000000"/>
-          <w:sz w:val="24"/>
-          <w:szCs w:val="24"/>
-          <w:lang w:eastAsia="pt-BR"/>
-        </w:rPr>
-        <w:t xml:space="preserve">, </w:t>
-      </w:r>
-      <w:proofErr w:type="spellStart"/>
-      <w:r>
-        <w:rPr>
-          <w:rFonts w:ascii="Times New Roman" w:eastAsia="Times New Roman" w:hAnsi="Times New Roman" w:cs="Times New Roman"/>
-          <w:color w:val="000000"/>
-          <w:sz w:val="24"/>
-          <w:szCs w:val="24"/>
-          <w:lang w:eastAsia="pt-BR"/>
-        </w:rPr>
-        <w:t>Password</w:t>
-      </w:r>
-      <w:proofErr w:type="spellEnd"/>
-      <w:r>
-        <w:rPr>
-          <w:rFonts w:ascii="Times New Roman" w:eastAsia="Times New Roman" w:hAnsi="Times New Roman" w:cs="Times New Roman"/>
-          <w:color w:val="000000"/>
-          <w:sz w:val="24"/>
-          <w:szCs w:val="24"/>
-          <w:lang w:eastAsia="pt-BR"/>
-        </w:rPr>
-        <w:t xml:space="preserve">, </w:t>
-      </w:r>
-      <w:proofErr w:type="spellStart"/>
-      <w:r>
-        <w:rPr>
-          <w:rFonts w:ascii="Times New Roman" w:eastAsia="Times New Roman" w:hAnsi="Times New Roman" w:cs="Times New Roman"/>
-          <w:color w:val="000000"/>
-          <w:sz w:val="24"/>
-          <w:szCs w:val="24"/>
-          <w:lang w:eastAsia="pt-BR"/>
-        </w:rPr>
-        <w:t>AccessFailedCount</w:t>
-      </w:r>
-      <w:proofErr w:type="spellEnd"/>
-      <w:r>
-        <w:rPr>
-          <w:rFonts w:ascii="Times New Roman" w:eastAsia="Times New Roman" w:hAnsi="Times New Roman" w:cs="Times New Roman"/>
-          <w:color w:val="000000"/>
-          <w:sz w:val="24"/>
-          <w:szCs w:val="24"/>
-          <w:lang w:eastAsia="pt-BR"/>
-        </w:rPr>
-        <w:t xml:space="preserve">, </w:t>
-      </w:r>
-      <w:proofErr w:type="spellStart"/>
-      <w:r>
-        <w:rPr>
-          <w:rFonts w:ascii="Times New Roman" w:eastAsia="Times New Roman" w:hAnsi="Times New Roman" w:cs="Times New Roman"/>
-          <w:color w:val="000000"/>
-          <w:sz w:val="24"/>
-          <w:szCs w:val="24"/>
-          <w:lang w:eastAsia="pt-BR"/>
-        </w:rPr>
-        <w:t>LockoutEndsAt</w:t>
-      </w:r>
-      <w:proofErr w:type="spellEnd"/>
-      <w:r>
-        <w:rPr>
-          <w:rFonts w:ascii="Times New Roman" w:eastAsia="Times New Roman" w:hAnsi="Times New Roman" w:cs="Times New Roman"/>
-          <w:color w:val="000000"/>
-          <w:sz w:val="24"/>
-          <w:szCs w:val="24"/>
-          <w:lang w:eastAsia="pt-BR"/>
-        </w:rPr>
-        <w:t xml:space="preserve">, </w:t>
-      </w:r>
-      <w:proofErr w:type="spellStart"/>
-      <w:r>
-        <w:rPr>
-          <w:rFonts w:ascii="Times New Roman" w:eastAsia="Times New Roman" w:hAnsi="Times New Roman" w:cs="Times New Roman"/>
-          <w:color w:val="000000"/>
-          <w:sz w:val="24"/>
-          <w:szCs w:val="24"/>
-          <w:lang w:eastAsia="pt-BR"/>
-        </w:rPr>
-        <w:t>ResetPasswordTokenHash</w:t>
-      </w:r>
-      <w:proofErr w:type="spellEnd"/>
-      <w:r>
-        <w:rPr>
-          <w:rFonts w:ascii="Times New Roman" w:eastAsia="Times New Roman" w:hAnsi="Times New Roman" w:cs="Times New Roman"/>
-          <w:color w:val="000000"/>
-          <w:sz w:val="24"/>
-          <w:szCs w:val="24"/>
-          <w:lang w:eastAsia="pt-BR"/>
-        </w:rPr>
-        <w:t xml:space="preserve">, </w:t>
-      </w:r>
-      <w:proofErr w:type="spellStart"/>
-      <w:r>
-        <w:rPr>
-          <w:rFonts w:ascii="Times New Roman" w:eastAsia="Times New Roman" w:hAnsi="Times New Roman" w:cs="Times New Roman"/>
-          <w:color w:val="000000"/>
-          <w:sz w:val="24"/>
-          <w:szCs w:val="24"/>
-          <w:lang w:eastAsia="pt-BR"/>
-        </w:rPr>
-        <w:t>ResetPasswordTokenExpiresAt</w:t>
-      </w:r>
-      <w:proofErr w:type="spellEnd"/>
-      <w:r>
-        <w:rPr>
-          <w:rFonts w:ascii="Times New Roman" w:eastAsia="Times New Roman" w:hAnsi="Times New Roman" w:cs="Times New Roman"/>
-          <w:color w:val="000000"/>
-          <w:sz w:val="24"/>
-          <w:szCs w:val="24"/>
-          <w:lang w:eastAsia="pt-BR"/>
-        </w:rPr>
-        <w:t xml:space="preserve">, </w:t>
-      </w:r>
-      <w:proofErr w:type="spellStart"/>
-      <w:r>
-        <w:rPr>
-          <w:rFonts w:ascii="Times New Roman" w:eastAsia="Times New Roman" w:hAnsi="Times New Roman" w:cs="Times New Roman"/>
-          <w:color w:val="000000"/>
-          <w:sz w:val="24"/>
-          <w:szCs w:val="24"/>
-          <w:lang w:eastAsia="pt-BR"/>
-        </w:rPr>
-        <w:t>InclusionDt</w:t>
-      </w:r>
-      <w:proofErr w:type="spellEnd"/>
-      <w:r>
-        <w:rPr>
-          <w:rFonts w:ascii="Times New Roman" w:eastAsia="Times New Roman" w:hAnsi="Times New Roman" w:cs="Times New Roman"/>
-          <w:color w:val="000000"/>
-          <w:sz w:val="24"/>
-          <w:szCs w:val="24"/>
-          <w:lang w:eastAsia="pt-BR"/>
-        </w:rPr>
-        <w:t xml:space="preserve">): guarda as credenciais de </w:t>
+      <w:r>
+        <w:rPr>
+          <w:rFonts w:ascii="Times New Roman" w:eastAsia="Times New Roman" w:hAnsi="Times New Roman" w:cs="Times New Roman"/>
+          <w:color w:val="000000"/>
+          <w:sz w:val="24"/>
+          <w:szCs w:val="24"/>
+          <w:lang w:eastAsia="pt-BR"/>
+        </w:rPr>
+        <w:t xml:space="preserve"> (Code, CodeUser, Username, Password, AccessFailedCount, LockoutEndsAt, ResetPasswordTokenHash, ResetPasswordTokenExpiresAt, InclusionDt): guarda as credenciais de </w:t>
       </w:r>
       <w:r>
         <w:rPr>
@@ -10662,7 +8885,6 @@
         </w:rPr>
         <w:t xml:space="preserve"> de cada usuário, com a senha em </w:t>
       </w:r>
-      <w:proofErr w:type="spellStart"/>
       <w:r>
         <w:rPr>
           <w:rFonts w:ascii="Times New Roman" w:eastAsia="Times New Roman" w:hAnsi="Times New Roman" w:cs="Times New Roman"/>
@@ -10675,60 +8897,15 @@
         </w:rPr>
         <w:t>hash</w:t>
       </w:r>
-      <w:proofErr w:type="spellEnd"/>
-      <w:r>
-        <w:rPr>
-          <w:rFonts w:ascii="Times New Roman" w:eastAsia="Times New Roman" w:hAnsi="Times New Roman" w:cs="Times New Roman"/>
-          <w:color w:val="000000"/>
-          <w:sz w:val="24"/>
-          <w:szCs w:val="24"/>
-          <w:lang w:eastAsia="pt-BR"/>
-        </w:rPr>
-        <w:t xml:space="preserve"> Argon2id e os controles de bloqueio por tentativas inválidas. Relaciona-se a </w:t>
-      </w:r>
-      <w:proofErr w:type="spellStart"/>
-      <w:r>
-        <w:rPr>
-          <w:rFonts w:ascii="Times New Roman" w:eastAsia="Times New Roman" w:hAnsi="Times New Roman" w:cs="Times New Roman"/>
-          <w:color w:val="000000"/>
-          <w:sz w:val="24"/>
-          <w:szCs w:val="24"/>
-          <w:lang w:eastAsia="pt-BR"/>
-        </w:rPr>
-        <w:t>Users</w:t>
-      </w:r>
-      <w:proofErr w:type="spellEnd"/>
-      <w:r>
-        <w:rPr>
-          <w:rFonts w:ascii="Times New Roman" w:eastAsia="Times New Roman" w:hAnsi="Times New Roman" w:cs="Times New Roman"/>
-          <w:color w:val="000000"/>
-          <w:sz w:val="24"/>
-          <w:szCs w:val="24"/>
-          <w:lang w:eastAsia="pt-BR"/>
-        </w:rPr>
-        <w:t xml:space="preserve"> pela chave estrangeira </w:t>
-      </w:r>
-      <w:proofErr w:type="spellStart"/>
-      <w:r>
-        <w:rPr>
-          <w:rFonts w:ascii="Times New Roman" w:eastAsia="Times New Roman" w:hAnsi="Times New Roman" w:cs="Times New Roman"/>
-          <w:color w:val="000000"/>
-          <w:sz w:val="24"/>
-          <w:szCs w:val="24"/>
-          <w:lang w:eastAsia="pt-BR"/>
-        </w:rPr>
-        <w:t>CodeUser</w:t>
-      </w:r>
-      <w:proofErr w:type="spellEnd"/>
-      <w:r>
-        <w:rPr>
-          <w:rFonts w:ascii="Times New Roman" w:eastAsia="Times New Roman" w:hAnsi="Times New Roman" w:cs="Times New Roman"/>
-          <w:color w:val="000000"/>
-          <w:sz w:val="24"/>
-          <w:szCs w:val="24"/>
-          <w:lang w:eastAsia="pt-BR"/>
-        </w:rPr>
-        <w:t xml:space="preserve">, de valor único, pois cada usuário possui exatamente um acesso. O perfil e a situação do usuário, assim como os demais dados que compõem o </w:t>
+      <w:r>
+        <w:rPr>
+          <w:rFonts w:ascii="Times New Roman" w:eastAsia="Times New Roman" w:hAnsi="Times New Roman" w:cs="Times New Roman"/>
+          <w:color w:val="000000"/>
+          <w:sz w:val="24"/>
+          <w:szCs w:val="24"/>
+          <w:lang w:eastAsia="pt-BR"/>
+        </w:rPr>
+        <w:t xml:space="preserve"> Argon2id e os controles de bloqueio por tentativas inválidas. Relaciona-se a Users pela chave estrangeira CodeUser, de valor único, pois cada usuário possui exatamente um acesso. O perfil e a situação do usuário, assim como os demais dados que compõem o </w:t>
       </w:r>
       <w:r>
         <w:rPr>
@@ -10772,51 +8949,7 @@
           <w:szCs w:val="24"/>
           <w:lang w:eastAsia="pt-BR"/>
         </w:rPr>
-        <w:t xml:space="preserve">, o sistema os obtém de </w:t>
-      </w:r>
-      <w:proofErr w:type="spellStart"/>
-      <w:r>
-        <w:rPr>
-          <w:rFonts w:ascii="Times New Roman" w:eastAsia="Times New Roman" w:hAnsi="Times New Roman" w:cs="Times New Roman"/>
-          <w:color w:val="000000"/>
-          <w:sz w:val="24"/>
-          <w:szCs w:val="24"/>
-          <w:lang w:eastAsia="pt-BR"/>
-        </w:rPr>
-        <w:t>Users</w:t>
-      </w:r>
-      <w:proofErr w:type="spellEnd"/>
-      <w:r>
-        <w:rPr>
-          <w:rFonts w:ascii="Times New Roman" w:eastAsia="Times New Roman" w:hAnsi="Times New Roman" w:cs="Times New Roman"/>
-          <w:color w:val="000000"/>
-          <w:sz w:val="24"/>
-          <w:szCs w:val="24"/>
-          <w:lang w:eastAsia="pt-BR"/>
-        </w:rPr>
-        <w:t xml:space="preserve"> por meio dessa chave, o que evita que as duas tabelas fiquem inconsistentes. Já o nome de acesso (</w:t>
-      </w:r>
-      <w:proofErr w:type="spellStart"/>
-      <w:r>
-        <w:rPr>
-          <w:rFonts w:ascii="Times New Roman" w:eastAsia="Times New Roman" w:hAnsi="Times New Roman" w:cs="Times New Roman"/>
-          <w:color w:val="000000"/>
-          <w:sz w:val="24"/>
-          <w:szCs w:val="24"/>
-          <w:lang w:eastAsia="pt-BR"/>
-        </w:rPr>
-        <w:t>Username</w:t>
-      </w:r>
-      <w:proofErr w:type="spellEnd"/>
-      <w:r>
-        <w:rPr>
-          <w:rFonts w:ascii="Times New Roman" w:eastAsia="Times New Roman" w:hAnsi="Times New Roman" w:cs="Times New Roman"/>
-          <w:color w:val="000000"/>
-          <w:sz w:val="24"/>
-          <w:szCs w:val="24"/>
-          <w:lang w:eastAsia="pt-BR"/>
-        </w:rPr>
-        <w:t>) é derivado do e-mail, que não pode ser alterado (RN6), e por isso não diverge do cadastro do usuário;</w:t>
+        <w:t>, o sistema os obtém de Users por meio dessa chave, o que evita que as duas tabelas fiquem inconsistentes. Já o nome de acesso (Username) é derivado do e-mail, que não pode ser alterado (RN6), e por isso não diverge do cadastro do usuário;</w:t>
       </w:r>
     </w:p>
     <w:p>
@@ -10827,15 +8960,13 @@
           <w:numId w:val="14"/>
         </w:numPr>
         <w:spacing w:after="0" w:line="360" w:lineRule="auto"/>
-        <w:jc w:val="both"/>
-        <w:rPr>
-          <w:rFonts w:ascii="Times New Roman" w:eastAsia="Times New Roman" w:hAnsi="Times New Roman" w:cs="Times New Roman"/>
-          <w:sz w:val="24"/>
-          <w:szCs w:val="24"/>
-          <w:lang w:eastAsia="pt-BR"/>
-        </w:rPr>
-      </w:pPr>
-      <w:proofErr w:type="spellStart"/>
+        <w:rPr>
+          <w:rFonts w:ascii="Times New Roman" w:eastAsia="Times New Roman" w:hAnsi="Times New Roman" w:cs="Times New Roman"/>
+          <w:sz w:val="24"/>
+          <w:szCs w:val="24"/>
+          <w:lang w:eastAsia="pt-BR"/>
+        </w:rPr>
+      </w:pPr>
       <w:r>
         <w:rPr>
           <w:rFonts w:ascii="Times New Roman" w:eastAsia="Times New Roman" w:hAnsi="Times New Roman" w:cs="Times New Roman"/>
@@ -10848,126 +8979,15 @@
         </w:rPr>
         <w:t>UsersAccessLogs</w:t>
       </w:r>
-      <w:proofErr w:type="spellEnd"/>
-      <w:r>
-        <w:rPr>
-          <w:rFonts w:ascii="Times New Roman" w:eastAsia="Times New Roman" w:hAnsi="Times New Roman" w:cs="Times New Roman"/>
-          <w:color w:val="000000"/>
-          <w:sz w:val="24"/>
-          <w:szCs w:val="24"/>
-          <w:lang w:eastAsia="pt-BR"/>
-        </w:rPr>
-        <w:t xml:space="preserve"> (</w:t>
-      </w:r>
-      <w:proofErr w:type="spellStart"/>
-      <w:r>
-        <w:rPr>
-          <w:rFonts w:ascii="Times New Roman" w:eastAsia="Times New Roman" w:hAnsi="Times New Roman" w:cs="Times New Roman"/>
-          <w:color w:val="000000"/>
-          <w:sz w:val="24"/>
-          <w:szCs w:val="24"/>
-          <w:lang w:eastAsia="pt-BR"/>
-        </w:rPr>
-        <w:t>Code</w:t>
-      </w:r>
-      <w:proofErr w:type="spellEnd"/>
-      <w:r>
-        <w:rPr>
-          <w:rFonts w:ascii="Times New Roman" w:eastAsia="Times New Roman" w:hAnsi="Times New Roman" w:cs="Times New Roman"/>
-          <w:color w:val="000000"/>
-          <w:sz w:val="24"/>
-          <w:szCs w:val="24"/>
-          <w:lang w:eastAsia="pt-BR"/>
-        </w:rPr>
-        <w:t xml:space="preserve">, </w:t>
-      </w:r>
-      <w:proofErr w:type="spellStart"/>
-      <w:r>
-        <w:rPr>
-          <w:rFonts w:ascii="Times New Roman" w:eastAsia="Times New Roman" w:hAnsi="Times New Roman" w:cs="Times New Roman"/>
-          <w:color w:val="000000"/>
-          <w:sz w:val="24"/>
-          <w:szCs w:val="24"/>
-          <w:lang w:eastAsia="pt-BR"/>
-        </w:rPr>
-        <w:t>CodeUserAccess</w:t>
-      </w:r>
-      <w:proofErr w:type="spellEnd"/>
-      <w:r>
-        <w:rPr>
-          <w:rFonts w:ascii="Times New Roman" w:eastAsia="Times New Roman" w:hAnsi="Times New Roman" w:cs="Times New Roman"/>
-          <w:color w:val="000000"/>
-          <w:sz w:val="24"/>
-          <w:szCs w:val="24"/>
-          <w:lang w:eastAsia="pt-BR"/>
-        </w:rPr>
-        <w:t xml:space="preserve">, Flow, </w:t>
-      </w:r>
-      <w:proofErr w:type="spellStart"/>
-      <w:r>
-        <w:rPr>
-          <w:rFonts w:ascii="Times New Roman" w:eastAsia="Times New Roman" w:hAnsi="Times New Roman" w:cs="Times New Roman"/>
-          <w:color w:val="000000"/>
-          <w:sz w:val="24"/>
-          <w:szCs w:val="24"/>
-          <w:lang w:eastAsia="pt-BR"/>
-        </w:rPr>
-        <w:t>Ip</w:t>
-      </w:r>
-      <w:proofErr w:type="spellEnd"/>
-      <w:r>
-        <w:rPr>
-          <w:rFonts w:ascii="Times New Roman" w:eastAsia="Times New Roman" w:hAnsi="Times New Roman" w:cs="Times New Roman"/>
-          <w:color w:val="000000"/>
-          <w:sz w:val="24"/>
-          <w:szCs w:val="24"/>
-          <w:lang w:eastAsia="pt-BR"/>
-        </w:rPr>
-        <w:t xml:space="preserve">, </w:t>
-      </w:r>
-      <w:proofErr w:type="spellStart"/>
-      <w:r>
-        <w:rPr>
-          <w:rFonts w:ascii="Times New Roman" w:eastAsia="Times New Roman" w:hAnsi="Times New Roman" w:cs="Times New Roman"/>
-          <w:color w:val="000000"/>
-          <w:sz w:val="24"/>
-          <w:szCs w:val="24"/>
-          <w:lang w:eastAsia="pt-BR"/>
-        </w:rPr>
-        <w:t>SituationDt</w:t>
-      </w:r>
-      <w:proofErr w:type="spellEnd"/>
-      <w:r>
-        <w:rPr>
-          <w:rFonts w:ascii="Times New Roman" w:eastAsia="Times New Roman" w:hAnsi="Times New Roman" w:cs="Times New Roman"/>
-          <w:color w:val="000000"/>
-          <w:sz w:val="24"/>
-          <w:szCs w:val="24"/>
-          <w:lang w:eastAsia="pt-BR"/>
-        </w:rPr>
-        <w:t xml:space="preserve">, </w:t>
-      </w:r>
-      <w:proofErr w:type="spellStart"/>
-      <w:r>
-        <w:rPr>
-          <w:rFonts w:ascii="Times New Roman" w:eastAsia="Times New Roman" w:hAnsi="Times New Roman" w:cs="Times New Roman"/>
-          <w:color w:val="000000"/>
-          <w:sz w:val="24"/>
-          <w:szCs w:val="24"/>
-          <w:lang w:eastAsia="pt-BR"/>
-        </w:rPr>
-        <w:t>InclusionDt</w:t>
-      </w:r>
-      <w:proofErr w:type="spellEnd"/>
-      <w:r>
-        <w:rPr>
-          <w:rFonts w:ascii="Times New Roman" w:eastAsia="Times New Roman" w:hAnsi="Times New Roman" w:cs="Times New Roman"/>
-          <w:color w:val="000000"/>
-          <w:sz w:val="24"/>
-          <w:szCs w:val="24"/>
-          <w:lang w:eastAsia="pt-BR"/>
-        </w:rPr>
-        <w:t xml:space="preserve">): registra o histórico de acessos, com cada tentativa de </w:t>
+      <w:r>
+        <w:rPr>
+          <w:rFonts w:ascii="Times New Roman" w:eastAsia="Times New Roman" w:hAnsi="Times New Roman" w:cs="Times New Roman"/>
+          <w:color w:val="000000"/>
+          <w:sz w:val="24"/>
+          <w:szCs w:val="24"/>
+          <w:lang w:eastAsia="pt-BR"/>
+        </w:rPr>
+        <w:t xml:space="preserve"> (Code, CodeUserAccess, Flow, Ip, SituationDt, InclusionDt): registra o histórico de acessos, com cada tentativa de </w:t>
       </w:r>
       <w:r>
         <w:rPr>
@@ -11000,15 +9020,13 @@
           <w:numId w:val="14"/>
         </w:numPr>
         <w:spacing w:after="0" w:line="360" w:lineRule="auto"/>
-        <w:jc w:val="both"/>
-        <w:rPr>
-          <w:rFonts w:ascii="Times New Roman" w:eastAsia="Times New Roman" w:hAnsi="Times New Roman" w:cs="Times New Roman"/>
-          <w:sz w:val="24"/>
-          <w:szCs w:val="24"/>
-          <w:lang w:eastAsia="pt-BR"/>
-        </w:rPr>
-      </w:pPr>
-      <w:proofErr w:type="spellStart"/>
+        <w:rPr>
+          <w:rFonts w:ascii="Times New Roman" w:eastAsia="Times New Roman" w:hAnsi="Times New Roman" w:cs="Times New Roman"/>
+          <w:sz w:val="24"/>
+          <w:szCs w:val="24"/>
+          <w:lang w:eastAsia="pt-BR"/>
+        </w:rPr>
+      </w:pPr>
       <w:r>
         <w:rPr>
           <w:rFonts w:ascii="Times New Roman" w:eastAsia="Times New Roman" w:hAnsi="Times New Roman" w:cs="Times New Roman"/>
@@ -11021,304 +9039,16 @@
         </w:rPr>
         <w:t>Onboardings</w:t>
       </w:r>
-      <w:proofErr w:type="spellEnd"/>
-      <w:r>
-        <w:rPr>
-          <w:rFonts w:ascii="Times New Roman" w:eastAsia="Times New Roman" w:hAnsi="Times New Roman" w:cs="Times New Roman"/>
-          <w:color w:val="000000"/>
-          <w:sz w:val="24"/>
-          <w:szCs w:val="24"/>
-          <w:lang w:eastAsia="pt-BR"/>
-        </w:rPr>
-        <w:t xml:space="preserve"> (</w:t>
-      </w:r>
-      <w:proofErr w:type="spellStart"/>
-      <w:r>
-        <w:rPr>
-          <w:rFonts w:ascii="Times New Roman" w:eastAsia="Times New Roman" w:hAnsi="Times New Roman" w:cs="Times New Roman"/>
-          <w:color w:val="000000"/>
-          <w:sz w:val="24"/>
-          <w:szCs w:val="24"/>
-          <w:lang w:eastAsia="pt-BR"/>
-        </w:rPr>
-        <w:t>Code</w:t>
-      </w:r>
-      <w:proofErr w:type="spellEnd"/>
-      <w:r>
-        <w:rPr>
-          <w:rFonts w:ascii="Times New Roman" w:eastAsia="Times New Roman" w:hAnsi="Times New Roman" w:cs="Times New Roman"/>
-          <w:color w:val="000000"/>
-          <w:sz w:val="24"/>
-          <w:szCs w:val="24"/>
-          <w:lang w:eastAsia="pt-BR"/>
-        </w:rPr>
-        <w:t xml:space="preserve">, </w:t>
-      </w:r>
-      <w:proofErr w:type="spellStart"/>
-      <w:r>
-        <w:rPr>
-          <w:rFonts w:ascii="Times New Roman" w:eastAsia="Times New Roman" w:hAnsi="Times New Roman" w:cs="Times New Roman"/>
-          <w:color w:val="000000"/>
-          <w:sz w:val="24"/>
-          <w:szCs w:val="24"/>
-          <w:lang w:eastAsia="pt-BR"/>
-        </w:rPr>
-        <w:t>CodePartner</w:t>
-      </w:r>
-      <w:proofErr w:type="spellEnd"/>
-      <w:r>
-        <w:rPr>
-          <w:rFonts w:ascii="Times New Roman" w:eastAsia="Times New Roman" w:hAnsi="Times New Roman" w:cs="Times New Roman"/>
-          <w:color w:val="000000"/>
-          <w:sz w:val="24"/>
-          <w:szCs w:val="24"/>
-          <w:lang w:eastAsia="pt-BR"/>
-        </w:rPr>
-        <w:t xml:space="preserve">, </w:t>
-      </w:r>
-      <w:proofErr w:type="spellStart"/>
-      <w:r>
-        <w:rPr>
-          <w:rFonts w:ascii="Times New Roman" w:eastAsia="Times New Roman" w:hAnsi="Times New Roman" w:cs="Times New Roman"/>
-          <w:color w:val="000000"/>
-          <w:sz w:val="24"/>
-          <w:szCs w:val="24"/>
-          <w:lang w:eastAsia="pt-BR"/>
-        </w:rPr>
-        <w:t>Name</w:t>
-      </w:r>
-      <w:proofErr w:type="spellEnd"/>
-      <w:r>
-        <w:rPr>
-          <w:rFonts w:ascii="Times New Roman" w:eastAsia="Times New Roman" w:hAnsi="Times New Roman" w:cs="Times New Roman"/>
-          <w:color w:val="000000"/>
-          <w:sz w:val="24"/>
-          <w:szCs w:val="24"/>
-          <w:lang w:eastAsia="pt-BR"/>
-        </w:rPr>
-        <w:t xml:space="preserve">, </w:t>
-      </w:r>
-      <w:proofErr w:type="spellStart"/>
-      <w:r>
-        <w:rPr>
-          <w:rFonts w:ascii="Times New Roman" w:eastAsia="Times New Roman" w:hAnsi="Times New Roman" w:cs="Times New Roman"/>
-          <w:color w:val="000000"/>
-          <w:sz w:val="24"/>
-          <w:szCs w:val="24"/>
-          <w:lang w:eastAsia="pt-BR"/>
-        </w:rPr>
-        <w:t>IdNumber</w:t>
-      </w:r>
-      <w:proofErr w:type="spellEnd"/>
-      <w:r>
-        <w:rPr>
-          <w:rFonts w:ascii="Times New Roman" w:eastAsia="Times New Roman" w:hAnsi="Times New Roman" w:cs="Times New Roman"/>
-          <w:color w:val="000000"/>
-          <w:sz w:val="24"/>
-          <w:szCs w:val="24"/>
-          <w:lang w:eastAsia="pt-BR"/>
-        </w:rPr>
-        <w:t xml:space="preserve">, </w:t>
-      </w:r>
-      <w:proofErr w:type="spellStart"/>
-      <w:r>
-        <w:rPr>
-          <w:rFonts w:ascii="Times New Roman" w:eastAsia="Times New Roman" w:hAnsi="Times New Roman" w:cs="Times New Roman"/>
-          <w:color w:val="000000"/>
-          <w:sz w:val="24"/>
-          <w:szCs w:val="24"/>
-          <w:lang w:eastAsia="pt-BR"/>
-        </w:rPr>
-        <w:t>PathDocument</w:t>
-      </w:r>
-      <w:proofErr w:type="spellEnd"/>
-      <w:r>
-        <w:rPr>
-          <w:rFonts w:ascii="Times New Roman" w:eastAsia="Times New Roman" w:hAnsi="Times New Roman" w:cs="Times New Roman"/>
-          <w:color w:val="000000"/>
-          <w:sz w:val="24"/>
-          <w:szCs w:val="24"/>
-          <w:lang w:eastAsia="pt-BR"/>
-        </w:rPr>
-        <w:t xml:space="preserve">, </w:t>
-      </w:r>
-      <w:proofErr w:type="spellStart"/>
-      <w:r>
-        <w:rPr>
-          <w:rFonts w:ascii="Times New Roman" w:eastAsia="Times New Roman" w:hAnsi="Times New Roman" w:cs="Times New Roman"/>
-          <w:color w:val="000000"/>
-          <w:sz w:val="24"/>
-          <w:szCs w:val="24"/>
-          <w:lang w:eastAsia="pt-BR"/>
-        </w:rPr>
-        <w:t>PathSelfie</w:t>
-      </w:r>
-      <w:proofErr w:type="spellEnd"/>
-      <w:r>
-        <w:rPr>
-          <w:rFonts w:ascii="Times New Roman" w:eastAsia="Times New Roman" w:hAnsi="Times New Roman" w:cs="Times New Roman"/>
-          <w:color w:val="000000"/>
-          <w:sz w:val="24"/>
-          <w:szCs w:val="24"/>
-          <w:lang w:eastAsia="pt-BR"/>
-        </w:rPr>
-        <w:t xml:space="preserve">, </w:t>
-      </w:r>
-      <w:proofErr w:type="spellStart"/>
-      <w:r>
-        <w:rPr>
-          <w:rFonts w:ascii="Times New Roman" w:eastAsia="Times New Roman" w:hAnsi="Times New Roman" w:cs="Times New Roman"/>
-          <w:color w:val="000000"/>
-          <w:sz w:val="24"/>
-          <w:szCs w:val="24"/>
-          <w:lang w:eastAsia="pt-BR"/>
-        </w:rPr>
-        <w:t>Situation</w:t>
-      </w:r>
-      <w:proofErr w:type="spellEnd"/>
-      <w:r>
-        <w:rPr>
-          <w:rFonts w:ascii="Times New Roman" w:eastAsia="Times New Roman" w:hAnsi="Times New Roman" w:cs="Times New Roman"/>
-          <w:color w:val="000000"/>
-          <w:sz w:val="24"/>
-          <w:szCs w:val="24"/>
-          <w:lang w:eastAsia="pt-BR"/>
-        </w:rPr>
-        <w:t xml:space="preserve">, </w:t>
-      </w:r>
-      <w:proofErr w:type="spellStart"/>
-      <w:r>
-        <w:rPr>
-          <w:rFonts w:ascii="Times New Roman" w:eastAsia="Times New Roman" w:hAnsi="Times New Roman" w:cs="Times New Roman"/>
-          <w:color w:val="000000"/>
-          <w:sz w:val="24"/>
-          <w:szCs w:val="24"/>
-          <w:lang w:eastAsia="pt-BR"/>
-        </w:rPr>
-        <w:t>SituationDt</w:t>
-      </w:r>
-      <w:proofErr w:type="spellEnd"/>
-      <w:r>
-        <w:rPr>
-          <w:rFonts w:ascii="Times New Roman" w:eastAsia="Times New Roman" w:hAnsi="Times New Roman" w:cs="Times New Roman"/>
-          <w:color w:val="000000"/>
-          <w:sz w:val="24"/>
-          <w:szCs w:val="24"/>
-          <w:lang w:eastAsia="pt-BR"/>
-        </w:rPr>
-        <w:t xml:space="preserve">, </w:t>
-      </w:r>
-      <w:proofErr w:type="spellStart"/>
-      <w:r>
-        <w:rPr>
-          <w:rFonts w:ascii="Times New Roman" w:eastAsia="Times New Roman" w:hAnsi="Times New Roman" w:cs="Times New Roman"/>
-          <w:color w:val="000000"/>
-          <w:sz w:val="24"/>
-          <w:szCs w:val="24"/>
-          <w:lang w:eastAsia="pt-BR"/>
-        </w:rPr>
-        <w:t>SituationMessage</w:t>
-      </w:r>
-      <w:proofErr w:type="spellEnd"/>
-      <w:r>
-        <w:rPr>
-          <w:rFonts w:ascii="Times New Roman" w:eastAsia="Times New Roman" w:hAnsi="Times New Roman" w:cs="Times New Roman"/>
-          <w:color w:val="000000"/>
-          <w:sz w:val="24"/>
-          <w:szCs w:val="24"/>
-          <w:lang w:eastAsia="pt-BR"/>
-        </w:rPr>
-        <w:t xml:space="preserve">, </w:t>
-      </w:r>
-      <w:proofErr w:type="spellStart"/>
-      <w:r>
-        <w:rPr>
-          <w:rFonts w:ascii="Times New Roman" w:eastAsia="Times New Roman" w:hAnsi="Times New Roman" w:cs="Times New Roman"/>
-          <w:color w:val="000000"/>
-          <w:sz w:val="24"/>
-          <w:szCs w:val="24"/>
-          <w:lang w:eastAsia="pt-BR"/>
-        </w:rPr>
-        <w:t>SituationMessageArgs</w:t>
-      </w:r>
-      <w:proofErr w:type="spellEnd"/>
-      <w:r>
-        <w:rPr>
-          <w:rFonts w:ascii="Times New Roman" w:eastAsia="Times New Roman" w:hAnsi="Times New Roman" w:cs="Times New Roman"/>
-          <w:color w:val="000000"/>
-          <w:sz w:val="24"/>
-          <w:szCs w:val="24"/>
-          <w:lang w:eastAsia="pt-BR"/>
-        </w:rPr>
-        <w:t xml:space="preserve">, </w:t>
-      </w:r>
-      <w:proofErr w:type="spellStart"/>
-      <w:r>
-        <w:rPr>
-          <w:rFonts w:ascii="Times New Roman" w:eastAsia="Times New Roman" w:hAnsi="Times New Roman" w:cs="Times New Roman"/>
-          <w:color w:val="000000"/>
-          <w:sz w:val="24"/>
-          <w:szCs w:val="24"/>
-          <w:lang w:eastAsia="pt-BR"/>
-        </w:rPr>
-        <w:t>Similarity</w:t>
-      </w:r>
-      <w:proofErr w:type="spellEnd"/>
-      <w:r>
-        <w:rPr>
-          <w:rFonts w:ascii="Times New Roman" w:eastAsia="Times New Roman" w:hAnsi="Times New Roman" w:cs="Times New Roman"/>
-          <w:color w:val="000000"/>
-          <w:sz w:val="24"/>
-          <w:szCs w:val="24"/>
-          <w:lang w:eastAsia="pt-BR"/>
-        </w:rPr>
-        <w:t xml:space="preserve">, </w:t>
-      </w:r>
-      <w:proofErr w:type="spellStart"/>
-      <w:r>
-        <w:rPr>
-          <w:rFonts w:ascii="Times New Roman" w:eastAsia="Times New Roman" w:hAnsi="Times New Roman" w:cs="Times New Roman"/>
-          <w:color w:val="000000"/>
-          <w:sz w:val="24"/>
-          <w:szCs w:val="24"/>
-          <w:lang w:eastAsia="pt-BR"/>
-        </w:rPr>
-        <w:t>AttemptCount</w:t>
-      </w:r>
-      <w:proofErr w:type="spellEnd"/>
-      <w:r>
-        <w:rPr>
-          <w:rFonts w:ascii="Times New Roman" w:eastAsia="Times New Roman" w:hAnsi="Times New Roman" w:cs="Times New Roman"/>
-          <w:color w:val="000000"/>
-          <w:sz w:val="24"/>
-          <w:szCs w:val="24"/>
-          <w:lang w:eastAsia="pt-BR"/>
-        </w:rPr>
-        <w:t xml:space="preserve">, </w:t>
-      </w:r>
-      <w:proofErr w:type="spellStart"/>
-      <w:r>
-        <w:rPr>
-          <w:rFonts w:ascii="Times New Roman" w:eastAsia="Times New Roman" w:hAnsi="Times New Roman" w:cs="Times New Roman"/>
-          <w:color w:val="000000"/>
-          <w:sz w:val="24"/>
-          <w:szCs w:val="24"/>
-          <w:lang w:eastAsia="pt-BR"/>
-        </w:rPr>
-        <w:t>InclusionDt</w:t>
-      </w:r>
-      <w:proofErr w:type="spellEnd"/>
-      <w:r>
-        <w:rPr>
-          <w:rFonts w:ascii="Times New Roman" w:eastAsia="Times New Roman" w:hAnsi="Times New Roman" w:cs="Times New Roman"/>
-          <w:color w:val="000000"/>
-          <w:sz w:val="24"/>
-          <w:szCs w:val="24"/>
-          <w:lang w:eastAsia="pt-BR"/>
-        </w:rPr>
-        <w:t xml:space="preserve">): entidade central do sistema, que representa a verificação de identidade de um cliente do parceiro. Armazena o caminho relativo das imagens no servidor, a similaridade obtida, a mensagem e a situação (1 – Pendente, 2 – Aprovado, 3 – Reprovado, 4 – Em processamento, 5 – Em análise manual). Nas decisões automáticas, a mensagem é gravada como uma chave de tradução, e os valores que ela exibe, como a similaridade, ficam no campo </w:t>
-      </w:r>
-      <w:proofErr w:type="spellStart"/>
+      <w:r>
+        <w:rPr>
+          <w:rFonts w:ascii="Times New Roman" w:eastAsia="Times New Roman" w:hAnsi="Times New Roman" w:cs="Times New Roman"/>
+          <w:color w:val="000000"/>
+          <w:sz w:val="24"/>
+          <w:szCs w:val="24"/>
+          <w:lang w:eastAsia="pt-BR"/>
+        </w:rPr>
+        <w:t xml:space="preserve"> (Code, CodePartner, Name, IdNumber, PathDocument, PathSelfie, Situation, SituationDt, SituationMessage, SituationMessageArgs, Similarity, AttemptCount, InclusionDt): entidade central do sistema, que representa a verificação de identidade de um cliente do parceiro. Armazena o caminho relativo das imagens no servidor, a similaridade obtida, a mensagem e a situação (1 – Pendente, 2 – Aprovado, 3 – Reprovado, 4 – Em processamento, 5 – Em análise manual). Nas decisões automáticas, a mensagem é gravada como uma chave de tradução, e os valores que ela exibe, como a similaridade, ficam </w:t>
+      </w:r>
       <w:r>
         <w:rPr>
           <w:rFonts w:ascii="Times New Roman" w:eastAsia="Times New Roman" w:hAnsi="Times New Roman" w:cs="Times New Roman"/>
@@ -11328,20 +9058,8 @@
           <w:lang w:eastAsia="pt-BR"/>
         </w:rPr>
         <w:lastRenderedPageBreak/>
-        <w:t>SituationMessageArgs</w:t>
-      </w:r>
-      <w:proofErr w:type="spellEnd"/>
-      <w:r>
-        <w:rPr>
-          <w:rFonts w:ascii="Times New Roman" w:eastAsia="Times New Roman" w:hAnsi="Times New Roman" w:cs="Times New Roman"/>
-          <w:color w:val="000000"/>
-          <w:sz w:val="24"/>
-          <w:szCs w:val="24"/>
-          <w:lang w:eastAsia="pt-BR"/>
-        </w:rPr>
-        <w:t xml:space="preserve">, em formato JSON, para que o texto seja apresentado no idioma escolhido pelo usuário. Um parceiro possui vários </w:t>
-      </w:r>
-      <w:proofErr w:type="spellStart"/>
+        <w:t xml:space="preserve">no campo SituationMessageArgs, em formato JSON, para que o texto seja apresentado no idioma escolhido pelo usuário. Um parceiro possui vários </w:t>
+      </w:r>
       <w:r>
         <w:rPr>
           <w:rFonts w:ascii="Times New Roman" w:eastAsia="Times New Roman" w:hAnsi="Times New Roman" w:cs="Times New Roman"/>
@@ -11354,7 +9072,6 @@
         </w:rPr>
         <w:t>onboardings</w:t>
       </w:r>
-      <w:proofErr w:type="spellEnd"/>
       <w:r>
         <w:rPr>
           <w:rFonts w:ascii="Times New Roman" w:eastAsia="Times New Roman" w:hAnsi="Times New Roman" w:cs="Times New Roman"/>
@@ -11374,15 +9091,13 @@
           <w:numId w:val="14"/>
         </w:numPr>
         <w:spacing w:after="0" w:line="360" w:lineRule="auto"/>
-        <w:jc w:val="both"/>
-        <w:rPr>
-          <w:rFonts w:ascii="Times New Roman" w:eastAsia="Times New Roman" w:hAnsi="Times New Roman" w:cs="Times New Roman"/>
-          <w:sz w:val="24"/>
-          <w:szCs w:val="24"/>
-          <w:lang w:eastAsia="pt-BR"/>
-        </w:rPr>
-      </w:pPr>
-      <w:proofErr w:type="spellStart"/>
+        <w:rPr>
+          <w:rFonts w:ascii="Times New Roman" w:eastAsia="Times New Roman" w:hAnsi="Times New Roman" w:cs="Times New Roman"/>
+          <w:sz w:val="24"/>
+          <w:szCs w:val="24"/>
+          <w:lang w:eastAsia="pt-BR"/>
+        </w:rPr>
+      </w:pPr>
       <w:r>
         <w:rPr>
           <w:rFonts w:ascii="Times New Roman" w:eastAsia="Times New Roman" w:hAnsi="Times New Roman" w:cs="Times New Roman"/>
@@ -11395,128 +9110,16 @@
         </w:rPr>
         <w:t>OnboardingsResults</w:t>
       </w:r>
-      <w:proofErr w:type="spellEnd"/>
-      <w:r>
-        <w:rPr>
-          <w:rFonts w:ascii="Times New Roman" w:eastAsia="Times New Roman" w:hAnsi="Times New Roman" w:cs="Times New Roman"/>
-          <w:color w:val="000000"/>
-          <w:sz w:val="24"/>
-          <w:szCs w:val="24"/>
-          <w:lang w:eastAsia="pt-BR"/>
-        </w:rPr>
-        <w:t xml:space="preserve"> (</w:t>
-      </w:r>
-      <w:proofErr w:type="spellStart"/>
-      <w:r>
-        <w:rPr>
-          <w:rFonts w:ascii="Times New Roman" w:eastAsia="Times New Roman" w:hAnsi="Times New Roman" w:cs="Times New Roman"/>
-          <w:color w:val="000000"/>
-          <w:sz w:val="24"/>
-          <w:szCs w:val="24"/>
-          <w:lang w:eastAsia="pt-BR"/>
-        </w:rPr>
-        <w:t>Code</w:t>
-      </w:r>
-      <w:proofErr w:type="spellEnd"/>
-      <w:r>
-        <w:rPr>
-          <w:rFonts w:ascii="Times New Roman" w:eastAsia="Times New Roman" w:hAnsi="Times New Roman" w:cs="Times New Roman"/>
-          <w:color w:val="000000"/>
-          <w:sz w:val="24"/>
-          <w:szCs w:val="24"/>
-          <w:lang w:eastAsia="pt-BR"/>
-        </w:rPr>
-        <w:t xml:space="preserve">, </w:t>
-      </w:r>
-      <w:proofErr w:type="spellStart"/>
-      <w:r>
-        <w:rPr>
-          <w:rFonts w:ascii="Times New Roman" w:eastAsia="Times New Roman" w:hAnsi="Times New Roman" w:cs="Times New Roman"/>
-          <w:color w:val="000000"/>
-          <w:sz w:val="24"/>
-          <w:szCs w:val="24"/>
-          <w:lang w:eastAsia="pt-BR"/>
-        </w:rPr>
-        <w:t>CodeOnboarding</w:t>
-      </w:r>
-      <w:proofErr w:type="spellEnd"/>
-      <w:r>
-        <w:rPr>
-          <w:rFonts w:ascii="Times New Roman" w:eastAsia="Times New Roman" w:hAnsi="Times New Roman" w:cs="Times New Roman"/>
-          <w:color w:val="000000"/>
-          <w:sz w:val="24"/>
-          <w:szCs w:val="24"/>
-          <w:lang w:eastAsia="pt-BR"/>
-        </w:rPr>
-        <w:t xml:space="preserve">, </w:t>
-      </w:r>
-      <w:proofErr w:type="spellStart"/>
-      <w:r>
-        <w:rPr>
-          <w:rFonts w:ascii="Times New Roman" w:eastAsia="Times New Roman" w:hAnsi="Times New Roman" w:cs="Times New Roman"/>
-          <w:color w:val="000000"/>
-          <w:sz w:val="24"/>
-          <w:szCs w:val="24"/>
-          <w:lang w:eastAsia="pt-BR"/>
-        </w:rPr>
-        <w:t>CodeUser</w:t>
-      </w:r>
-      <w:proofErr w:type="spellEnd"/>
-      <w:r>
-        <w:rPr>
-          <w:rFonts w:ascii="Times New Roman" w:eastAsia="Times New Roman" w:hAnsi="Times New Roman" w:cs="Times New Roman"/>
-          <w:color w:val="000000"/>
-          <w:sz w:val="24"/>
-          <w:szCs w:val="24"/>
-          <w:lang w:eastAsia="pt-BR"/>
-        </w:rPr>
-        <w:t xml:space="preserve">, </w:t>
-      </w:r>
-      <w:proofErr w:type="spellStart"/>
-      <w:r>
-        <w:rPr>
-          <w:rFonts w:ascii="Times New Roman" w:eastAsia="Times New Roman" w:hAnsi="Times New Roman" w:cs="Times New Roman"/>
-          <w:color w:val="000000"/>
-          <w:sz w:val="24"/>
-          <w:szCs w:val="24"/>
-          <w:lang w:eastAsia="pt-BR"/>
-        </w:rPr>
-        <w:t>Observation</w:t>
-      </w:r>
-      <w:proofErr w:type="spellEnd"/>
-      <w:r>
-        <w:rPr>
-          <w:rFonts w:ascii="Times New Roman" w:eastAsia="Times New Roman" w:hAnsi="Times New Roman" w:cs="Times New Roman"/>
-          <w:color w:val="000000"/>
-          <w:sz w:val="24"/>
-          <w:szCs w:val="24"/>
-          <w:lang w:eastAsia="pt-BR"/>
-        </w:rPr>
-        <w:t xml:space="preserve">, </w:t>
-      </w:r>
-      <w:proofErr w:type="spellStart"/>
-      <w:r>
-        <w:rPr>
-          <w:rFonts w:ascii="Times New Roman" w:eastAsia="Times New Roman" w:hAnsi="Times New Roman" w:cs="Times New Roman"/>
-          <w:color w:val="000000"/>
-          <w:sz w:val="24"/>
-          <w:szCs w:val="24"/>
-          <w:lang w:eastAsia="pt-BR"/>
-        </w:rPr>
-        <w:t>InclusionDt</w:t>
-      </w:r>
-      <w:proofErr w:type="spellEnd"/>
-      <w:r>
-        <w:rPr>
-          <w:rFonts w:ascii="Times New Roman" w:eastAsia="Times New Roman" w:hAnsi="Times New Roman" w:cs="Times New Roman"/>
-          <w:color w:val="000000"/>
-          <w:sz w:val="24"/>
-          <w:szCs w:val="24"/>
-          <w:lang w:eastAsia="pt-BR"/>
-        </w:rPr>
-        <w:t xml:space="preserve">): registra a decisão manual de um analista sobre um </w:t>
-      </w:r>
-      <w:proofErr w:type="spellStart"/>
+      <w:r>
+        <w:rPr>
+          <w:rFonts w:ascii="Times New Roman" w:eastAsia="Times New Roman" w:hAnsi="Times New Roman" w:cs="Times New Roman"/>
+          <w:color w:val="000000"/>
+          <w:sz w:val="24"/>
+          <w:szCs w:val="24"/>
+          <w:lang w:eastAsia="pt-BR"/>
+        </w:rPr>
+        <w:t xml:space="preserve"> (Code, CodeOnboarding, CodeUser, Observation, InclusionDt): registra a decisão manual de um analista sobre um </w:t>
+      </w:r>
       <w:r>
         <w:rPr>
           <w:rFonts w:ascii="Times New Roman" w:eastAsia="Times New Roman" w:hAnsi="Times New Roman" w:cs="Times New Roman"/>
@@ -11529,62 +9132,16 @@
         </w:rPr>
         <w:t>onboarding</w:t>
       </w:r>
-      <w:proofErr w:type="spellEnd"/>
-      <w:r>
-        <w:rPr>
-          <w:rFonts w:ascii="Times New Roman" w:eastAsia="Times New Roman" w:hAnsi="Times New Roman" w:cs="Times New Roman"/>
-          <w:color w:val="000000"/>
-          <w:sz w:val="24"/>
-          <w:szCs w:val="24"/>
-          <w:lang w:eastAsia="pt-BR"/>
-        </w:rPr>
-        <w:t xml:space="preserve">, com a observação e o usuário responsável, referenciado pela chave estrangeira </w:t>
-      </w:r>
-      <w:proofErr w:type="spellStart"/>
-      <w:r>
-        <w:rPr>
-          <w:rFonts w:ascii="Times New Roman" w:eastAsia="Times New Roman" w:hAnsi="Times New Roman" w:cs="Times New Roman"/>
-          <w:color w:val="000000"/>
-          <w:sz w:val="24"/>
-          <w:szCs w:val="24"/>
-          <w:lang w:eastAsia="pt-BR"/>
-        </w:rPr>
-        <w:t>CodeUser</w:t>
-      </w:r>
-      <w:proofErr w:type="spellEnd"/>
-      <w:r>
-        <w:rPr>
-          <w:rFonts w:ascii="Times New Roman" w:eastAsia="Times New Roman" w:hAnsi="Times New Roman" w:cs="Times New Roman"/>
-          <w:color w:val="000000"/>
-          <w:sz w:val="24"/>
-          <w:szCs w:val="24"/>
-          <w:lang w:eastAsia="pt-BR"/>
-        </w:rPr>
-        <w:t xml:space="preserve">. Como a decisão manual não pode ser desfeita (RN20), o campo </w:t>
-      </w:r>
-      <w:proofErr w:type="spellStart"/>
-      <w:r>
-        <w:rPr>
-          <w:rFonts w:ascii="Times New Roman" w:eastAsia="Times New Roman" w:hAnsi="Times New Roman" w:cs="Times New Roman"/>
-          <w:color w:val="000000"/>
-          <w:sz w:val="24"/>
-          <w:szCs w:val="24"/>
-          <w:lang w:eastAsia="pt-BR"/>
-        </w:rPr>
-        <w:t>CodeOnboarding</w:t>
-      </w:r>
-      <w:proofErr w:type="spellEnd"/>
-      <w:r>
-        <w:rPr>
-          <w:rFonts w:ascii="Times New Roman" w:eastAsia="Times New Roman" w:hAnsi="Times New Roman" w:cs="Times New Roman"/>
-          <w:color w:val="000000"/>
-          <w:sz w:val="24"/>
-          <w:szCs w:val="24"/>
-          <w:lang w:eastAsia="pt-BR"/>
-        </w:rPr>
-        <w:t xml:space="preserve"> é único, de modo que cada </w:t>
-      </w:r>
-      <w:proofErr w:type="spellStart"/>
+      <w:r>
+        <w:rPr>
+          <w:rFonts w:ascii="Times New Roman" w:eastAsia="Times New Roman" w:hAnsi="Times New Roman" w:cs="Times New Roman"/>
+          <w:color w:val="000000"/>
+          <w:sz w:val="24"/>
+          <w:szCs w:val="24"/>
+          <w:lang w:eastAsia="pt-BR"/>
+        </w:rPr>
+        <w:t xml:space="preserve">, com a observação e o usuário responsável, referenciado pela chave estrangeira CodeUser. Como a decisão manual não pode ser desfeita (RN20), o campo CodeOnboarding é único, de modo que cada </w:t>
+      </w:r>
       <w:r>
         <w:rPr>
           <w:rFonts w:ascii="Times New Roman" w:eastAsia="Times New Roman" w:hAnsi="Times New Roman" w:cs="Times New Roman"/>
@@ -11597,7 +9154,6 @@
         </w:rPr>
         <w:t>onboarding</w:t>
       </w:r>
-      <w:proofErr w:type="spellEnd"/>
       <w:r>
         <w:rPr>
           <w:rFonts w:ascii="Times New Roman" w:eastAsia="Times New Roman" w:hAnsi="Times New Roman" w:cs="Times New Roman"/>
@@ -11617,15 +9173,13 @@
           <w:numId w:val="14"/>
         </w:numPr>
         <w:spacing w:after="0" w:line="360" w:lineRule="auto"/>
-        <w:jc w:val="both"/>
-        <w:rPr>
-          <w:rFonts w:ascii="Times New Roman" w:eastAsia="Times New Roman" w:hAnsi="Times New Roman" w:cs="Times New Roman"/>
-          <w:sz w:val="24"/>
-          <w:szCs w:val="24"/>
-          <w:lang w:eastAsia="pt-BR"/>
-        </w:rPr>
-      </w:pPr>
-      <w:proofErr w:type="spellStart"/>
+        <w:rPr>
+          <w:rFonts w:ascii="Times New Roman" w:eastAsia="Times New Roman" w:hAnsi="Times New Roman" w:cs="Times New Roman"/>
+          <w:sz w:val="24"/>
+          <w:szCs w:val="24"/>
+          <w:lang w:eastAsia="pt-BR"/>
+        </w:rPr>
+      </w:pPr>
       <w:r>
         <w:rPr>
           <w:rFonts w:ascii="Times New Roman" w:eastAsia="Times New Roman" w:hAnsi="Times New Roman" w:cs="Times New Roman"/>
@@ -11638,258 +9192,15 @@
         </w:rPr>
         <w:t>UsersReports</w:t>
       </w:r>
-      <w:proofErr w:type="spellEnd"/>
-      <w:r>
-        <w:rPr>
-          <w:rFonts w:ascii="Times New Roman" w:eastAsia="Times New Roman" w:hAnsi="Times New Roman" w:cs="Times New Roman"/>
-          <w:color w:val="000000"/>
-          <w:sz w:val="24"/>
-          <w:szCs w:val="24"/>
-          <w:lang w:eastAsia="pt-BR"/>
-        </w:rPr>
-        <w:t xml:space="preserve"> (</w:t>
-      </w:r>
-      <w:proofErr w:type="spellStart"/>
-      <w:r>
-        <w:rPr>
-          <w:rFonts w:ascii="Times New Roman" w:eastAsia="Times New Roman" w:hAnsi="Times New Roman" w:cs="Times New Roman"/>
-          <w:color w:val="000000"/>
-          <w:sz w:val="24"/>
-          <w:szCs w:val="24"/>
-          <w:lang w:eastAsia="pt-BR"/>
-        </w:rPr>
-        <w:t>Code</w:t>
-      </w:r>
-      <w:proofErr w:type="spellEnd"/>
-      <w:r>
-        <w:rPr>
-          <w:rFonts w:ascii="Times New Roman" w:eastAsia="Times New Roman" w:hAnsi="Times New Roman" w:cs="Times New Roman"/>
-          <w:color w:val="000000"/>
-          <w:sz w:val="24"/>
-          <w:szCs w:val="24"/>
-          <w:lang w:eastAsia="pt-BR"/>
-        </w:rPr>
-        <w:t xml:space="preserve">, </w:t>
-      </w:r>
-      <w:proofErr w:type="spellStart"/>
-      <w:r>
-        <w:rPr>
-          <w:rFonts w:ascii="Times New Roman" w:eastAsia="Times New Roman" w:hAnsi="Times New Roman" w:cs="Times New Roman"/>
-          <w:color w:val="000000"/>
-          <w:sz w:val="24"/>
-          <w:szCs w:val="24"/>
-          <w:lang w:eastAsia="pt-BR"/>
-        </w:rPr>
-        <w:t>CodeUser</w:t>
-      </w:r>
-      <w:proofErr w:type="spellEnd"/>
-      <w:r>
-        <w:rPr>
-          <w:rFonts w:ascii="Times New Roman" w:eastAsia="Times New Roman" w:hAnsi="Times New Roman" w:cs="Times New Roman"/>
-          <w:color w:val="000000"/>
-          <w:sz w:val="24"/>
-          <w:szCs w:val="24"/>
-          <w:lang w:eastAsia="pt-BR"/>
-        </w:rPr>
-        <w:t xml:space="preserve">, </w:t>
-      </w:r>
-      <w:proofErr w:type="spellStart"/>
-      <w:r>
-        <w:rPr>
-          <w:rFonts w:ascii="Times New Roman" w:eastAsia="Times New Roman" w:hAnsi="Times New Roman" w:cs="Times New Roman"/>
-          <w:color w:val="000000"/>
-          <w:sz w:val="24"/>
-          <w:szCs w:val="24"/>
-          <w:lang w:eastAsia="pt-BR"/>
-        </w:rPr>
-        <w:t>FilterText</w:t>
-      </w:r>
-      <w:proofErr w:type="spellEnd"/>
-      <w:r>
-        <w:rPr>
-          <w:rFonts w:ascii="Times New Roman" w:eastAsia="Times New Roman" w:hAnsi="Times New Roman" w:cs="Times New Roman"/>
-          <w:color w:val="000000"/>
-          <w:sz w:val="24"/>
-          <w:szCs w:val="24"/>
-          <w:lang w:eastAsia="pt-BR"/>
-        </w:rPr>
-        <w:t xml:space="preserve">, </w:t>
-      </w:r>
-      <w:proofErr w:type="spellStart"/>
-      <w:r>
-        <w:rPr>
-          <w:rFonts w:ascii="Times New Roman" w:eastAsia="Times New Roman" w:hAnsi="Times New Roman" w:cs="Times New Roman"/>
-          <w:color w:val="000000"/>
-          <w:sz w:val="24"/>
-          <w:szCs w:val="24"/>
-          <w:lang w:eastAsia="pt-BR"/>
-        </w:rPr>
-        <w:t>FilterSituation</w:t>
-      </w:r>
-      <w:proofErr w:type="spellEnd"/>
-      <w:r>
-        <w:rPr>
-          <w:rFonts w:ascii="Times New Roman" w:eastAsia="Times New Roman" w:hAnsi="Times New Roman" w:cs="Times New Roman"/>
-          <w:color w:val="000000"/>
-          <w:sz w:val="24"/>
-          <w:szCs w:val="24"/>
-          <w:lang w:eastAsia="pt-BR"/>
-        </w:rPr>
-        <w:t xml:space="preserve">, </w:t>
-      </w:r>
-      <w:proofErr w:type="spellStart"/>
-      <w:r>
-        <w:rPr>
-          <w:rFonts w:ascii="Times New Roman" w:eastAsia="Times New Roman" w:hAnsi="Times New Roman" w:cs="Times New Roman"/>
-          <w:color w:val="000000"/>
-          <w:sz w:val="24"/>
-          <w:szCs w:val="24"/>
-          <w:lang w:eastAsia="pt-BR"/>
-        </w:rPr>
-        <w:t>FilterStartDt</w:t>
-      </w:r>
-      <w:proofErr w:type="spellEnd"/>
-      <w:r>
-        <w:rPr>
-          <w:rFonts w:ascii="Times New Roman" w:eastAsia="Times New Roman" w:hAnsi="Times New Roman" w:cs="Times New Roman"/>
-          <w:color w:val="000000"/>
-          <w:sz w:val="24"/>
-          <w:szCs w:val="24"/>
-          <w:lang w:eastAsia="pt-BR"/>
-        </w:rPr>
-        <w:t xml:space="preserve">, </w:t>
-      </w:r>
-      <w:proofErr w:type="spellStart"/>
-      <w:r>
-        <w:rPr>
-          <w:rFonts w:ascii="Times New Roman" w:eastAsia="Times New Roman" w:hAnsi="Times New Roman" w:cs="Times New Roman"/>
-          <w:color w:val="000000"/>
-          <w:sz w:val="24"/>
-          <w:szCs w:val="24"/>
-          <w:lang w:eastAsia="pt-BR"/>
-        </w:rPr>
-        <w:t>FilterEndDt</w:t>
-      </w:r>
-      <w:proofErr w:type="spellEnd"/>
-      <w:r>
-        <w:rPr>
-          <w:rFonts w:ascii="Times New Roman" w:eastAsia="Times New Roman" w:hAnsi="Times New Roman" w:cs="Times New Roman"/>
-          <w:color w:val="000000"/>
-          <w:sz w:val="24"/>
-          <w:szCs w:val="24"/>
-          <w:lang w:eastAsia="pt-BR"/>
-        </w:rPr>
-        <w:t xml:space="preserve">, </w:t>
-      </w:r>
-      <w:proofErr w:type="spellStart"/>
-      <w:r>
-        <w:rPr>
-          <w:rFonts w:ascii="Times New Roman" w:eastAsia="Times New Roman" w:hAnsi="Times New Roman" w:cs="Times New Roman"/>
-          <w:color w:val="000000"/>
-          <w:sz w:val="24"/>
-          <w:szCs w:val="24"/>
-          <w:lang w:eastAsia="pt-BR"/>
-        </w:rPr>
-        <w:t>Situation</w:t>
-      </w:r>
-      <w:proofErr w:type="spellEnd"/>
-      <w:r>
-        <w:rPr>
-          <w:rFonts w:ascii="Times New Roman" w:eastAsia="Times New Roman" w:hAnsi="Times New Roman" w:cs="Times New Roman"/>
-          <w:color w:val="000000"/>
-          <w:sz w:val="24"/>
-          <w:szCs w:val="24"/>
-          <w:lang w:eastAsia="pt-BR"/>
-        </w:rPr>
-        <w:t xml:space="preserve">, </w:t>
-      </w:r>
-      <w:proofErr w:type="spellStart"/>
-      <w:r>
-        <w:rPr>
-          <w:rFonts w:ascii="Times New Roman" w:eastAsia="Times New Roman" w:hAnsi="Times New Roman" w:cs="Times New Roman"/>
-          <w:color w:val="000000"/>
-          <w:sz w:val="24"/>
-          <w:szCs w:val="24"/>
-          <w:lang w:eastAsia="pt-BR"/>
-        </w:rPr>
-        <w:t>SituationMessage</w:t>
-      </w:r>
-      <w:proofErr w:type="spellEnd"/>
-      <w:r>
-        <w:rPr>
-          <w:rFonts w:ascii="Times New Roman" w:eastAsia="Times New Roman" w:hAnsi="Times New Roman" w:cs="Times New Roman"/>
-          <w:color w:val="000000"/>
-          <w:sz w:val="24"/>
-          <w:szCs w:val="24"/>
-          <w:lang w:eastAsia="pt-BR"/>
-        </w:rPr>
-        <w:t xml:space="preserve">, </w:t>
-      </w:r>
-      <w:proofErr w:type="spellStart"/>
-      <w:r>
-        <w:rPr>
-          <w:rFonts w:ascii="Times New Roman" w:eastAsia="Times New Roman" w:hAnsi="Times New Roman" w:cs="Times New Roman"/>
-          <w:color w:val="000000"/>
-          <w:sz w:val="24"/>
-          <w:szCs w:val="24"/>
-          <w:lang w:eastAsia="pt-BR"/>
-        </w:rPr>
-        <w:t>SituationDt</w:t>
-      </w:r>
-      <w:proofErr w:type="spellEnd"/>
-      <w:r>
-        <w:rPr>
-          <w:rFonts w:ascii="Times New Roman" w:eastAsia="Times New Roman" w:hAnsi="Times New Roman" w:cs="Times New Roman"/>
-          <w:color w:val="000000"/>
-          <w:sz w:val="24"/>
-          <w:szCs w:val="24"/>
-          <w:lang w:eastAsia="pt-BR"/>
-        </w:rPr>
-        <w:t xml:space="preserve">, </w:t>
-      </w:r>
-      <w:proofErr w:type="spellStart"/>
-      <w:r>
-        <w:rPr>
-          <w:rFonts w:ascii="Times New Roman" w:eastAsia="Times New Roman" w:hAnsi="Times New Roman" w:cs="Times New Roman"/>
-          <w:color w:val="000000"/>
-          <w:sz w:val="24"/>
-          <w:szCs w:val="24"/>
-          <w:lang w:eastAsia="pt-BR"/>
-        </w:rPr>
-        <w:t>AttemptCount</w:t>
-      </w:r>
-      <w:proofErr w:type="spellEnd"/>
-      <w:r>
-        <w:rPr>
-          <w:rFonts w:ascii="Times New Roman" w:eastAsia="Times New Roman" w:hAnsi="Times New Roman" w:cs="Times New Roman"/>
-          <w:color w:val="000000"/>
-          <w:sz w:val="24"/>
-          <w:szCs w:val="24"/>
-          <w:lang w:eastAsia="pt-BR"/>
-        </w:rPr>
-        <w:t xml:space="preserve">, </w:t>
-      </w:r>
-      <w:proofErr w:type="spellStart"/>
-      <w:r>
-        <w:rPr>
-          <w:rFonts w:ascii="Times New Roman" w:eastAsia="Times New Roman" w:hAnsi="Times New Roman" w:cs="Times New Roman"/>
-          <w:color w:val="000000"/>
-          <w:sz w:val="24"/>
-          <w:szCs w:val="24"/>
-          <w:lang w:eastAsia="pt-BR"/>
-        </w:rPr>
-        <w:t>InclusionDt</w:t>
-      </w:r>
-      <w:proofErr w:type="spellEnd"/>
-      <w:r>
-        <w:rPr>
-          <w:rFonts w:ascii="Times New Roman" w:eastAsia="Times New Roman" w:hAnsi="Times New Roman" w:cs="Times New Roman"/>
-          <w:color w:val="000000"/>
-          <w:sz w:val="24"/>
-          <w:szCs w:val="24"/>
-          <w:lang w:eastAsia="pt-BR"/>
-        </w:rPr>
-        <w:t>): registra cada solicitação de relatório de usuários, com os filtros aplicados e a situação do processamento (1 – Pendente, 2 – Em processamento, 3 – Enviado, 4 – Erro). Um usuário pode solicitar vários relatórios;</w:t>
+      <w:r>
+        <w:rPr>
+          <w:rFonts w:ascii="Times New Roman" w:eastAsia="Times New Roman" w:hAnsi="Times New Roman" w:cs="Times New Roman"/>
+          <w:color w:val="000000"/>
+          <w:sz w:val="24"/>
+          <w:szCs w:val="24"/>
+          <w:lang w:eastAsia="pt-BR"/>
+        </w:rPr>
+        <w:t xml:space="preserve"> (Code, CodeUser, FilterText, FilterSituation, FilterStartDt, FilterEndDt, Situation, SituationMessage, SituationDt, AttemptCount, InclusionDt): registra cada solicitação de relatório de usuários, com os filtros aplicados e a situação do processamento (1 – Pendente, 2 – Em processamento, 3 – Enviado, 4 – Erro). Um usuário pode solicitar vários relatórios;</w:t>
       </w:r>
     </w:p>
     <w:p>
@@ -11900,7 +9211,6 @@
           <w:numId w:val="14"/>
         </w:numPr>
         <w:spacing w:after="0" w:line="360" w:lineRule="auto"/>
-        <w:jc w:val="both"/>
         <w:rPr>
           <w:rFonts w:ascii="Times New Roman" w:eastAsia="Times New Roman" w:hAnsi="Times New Roman" w:cs="Times New Roman"/>
           <w:sz w:val="24"/>
@@ -11928,337 +9238,7 @@
           <w:szCs w:val="24"/>
           <w:lang w:eastAsia="pt-BR"/>
         </w:rPr>
-        <w:t xml:space="preserve"> </w:t>
-      </w:r>
-      <w:proofErr w:type="spellStart"/>
-      <w:r>
-        <w:rPr>
-          <w:rFonts w:ascii="Times New Roman" w:eastAsia="Times New Roman" w:hAnsi="Times New Roman" w:cs="Times New Roman"/>
-          <w:color w:val="000000"/>
-          <w:sz w:val="24"/>
-          <w:szCs w:val="24"/>
-          <w:lang w:eastAsia="pt-BR"/>
-        </w:rPr>
-        <w:t>Partners</w:t>
-      </w:r>
-      <w:proofErr w:type="spellEnd"/>
-      <w:r>
-        <w:rPr>
-          <w:rFonts w:ascii="Times New Roman" w:eastAsia="Times New Roman" w:hAnsi="Times New Roman" w:cs="Times New Roman"/>
-          <w:color w:val="000000"/>
-          <w:sz w:val="24"/>
-          <w:szCs w:val="24"/>
-          <w:lang w:eastAsia="pt-BR"/>
-        </w:rPr>
-        <w:t xml:space="preserve"> possui </w:t>
-      </w:r>
-      <w:proofErr w:type="spellStart"/>
-      <w:r>
-        <w:rPr>
-          <w:rFonts w:ascii="Times New Roman" w:eastAsia="Times New Roman" w:hAnsi="Times New Roman" w:cs="Times New Roman"/>
-          <w:color w:val="000000"/>
-          <w:sz w:val="24"/>
-          <w:szCs w:val="24"/>
-          <w:lang w:eastAsia="pt-BR"/>
-        </w:rPr>
-        <w:t>Users</w:t>
-      </w:r>
-      <w:proofErr w:type="spellEnd"/>
-      <w:r>
-        <w:rPr>
-          <w:rFonts w:ascii="Times New Roman" w:eastAsia="Times New Roman" w:hAnsi="Times New Roman" w:cs="Times New Roman"/>
-          <w:color w:val="000000"/>
-          <w:sz w:val="24"/>
-          <w:szCs w:val="24"/>
-          <w:lang w:eastAsia="pt-BR"/>
-        </w:rPr>
-        <w:t xml:space="preserve"> (1:N); </w:t>
-      </w:r>
-      <w:proofErr w:type="spellStart"/>
-      <w:r>
-        <w:rPr>
-          <w:rFonts w:ascii="Times New Roman" w:eastAsia="Times New Roman" w:hAnsi="Times New Roman" w:cs="Times New Roman"/>
-          <w:color w:val="000000"/>
-          <w:sz w:val="24"/>
-          <w:szCs w:val="24"/>
-          <w:lang w:eastAsia="pt-BR"/>
-        </w:rPr>
-        <w:t>Partners</w:t>
-      </w:r>
-      <w:proofErr w:type="spellEnd"/>
-      <w:r>
-        <w:rPr>
-          <w:rFonts w:ascii="Times New Roman" w:eastAsia="Times New Roman" w:hAnsi="Times New Roman" w:cs="Times New Roman"/>
-          <w:color w:val="000000"/>
-          <w:sz w:val="24"/>
-          <w:szCs w:val="24"/>
-          <w:lang w:eastAsia="pt-BR"/>
-        </w:rPr>
-        <w:t xml:space="preserve"> recebe </w:t>
-      </w:r>
-      <w:proofErr w:type="spellStart"/>
-      <w:r>
-        <w:rPr>
-          <w:rFonts w:ascii="Times New Roman" w:eastAsia="Times New Roman" w:hAnsi="Times New Roman" w:cs="Times New Roman"/>
-          <w:color w:val="000000"/>
-          <w:sz w:val="24"/>
-          <w:szCs w:val="24"/>
-          <w:lang w:eastAsia="pt-BR"/>
-        </w:rPr>
-        <w:t>Onboardings</w:t>
-      </w:r>
-      <w:proofErr w:type="spellEnd"/>
-      <w:r>
-        <w:rPr>
-          <w:rFonts w:ascii="Times New Roman" w:eastAsia="Times New Roman" w:hAnsi="Times New Roman" w:cs="Times New Roman"/>
-          <w:color w:val="000000"/>
-          <w:sz w:val="24"/>
-          <w:szCs w:val="24"/>
-          <w:lang w:eastAsia="pt-BR"/>
-        </w:rPr>
-        <w:t xml:space="preserve"> (1:N); </w:t>
-      </w:r>
-      <w:proofErr w:type="spellStart"/>
-      <w:r>
-        <w:rPr>
-          <w:rFonts w:ascii="Times New Roman" w:eastAsia="Times New Roman" w:hAnsi="Times New Roman" w:cs="Times New Roman"/>
-          <w:color w:val="000000"/>
-          <w:sz w:val="24"/>
-          <w:szCs w:val="24"/>
-          <w:lang w:eastAsia="pt-BR"/>
-        </w:rPr>
-        <w:t>Onboardings</w:t>
-      </w:r>
-      <w:proofErr w:type="spellEnd"/>
-      <w:r>
-        <w:rPr>
-          <w:rFonts w:ascii="Times New Roman" w:eastAsia="Times New Roman" w:hAnsi="Times New Roman" w:cs="Times New Roman"/>
-          <w:color w:val="000000"/>
-          <w:sz w:val="24"/>
-          <w:szCs w:val="24"/>
-          <w:lang w:eastAsia="pt-BR"/>
-        </w:rPr>
-        <w:t xml:space="preserve"> tem </w:t>
-      </w:r>
-      <w:proofErr w:type="spellStart"/>
-      <w:r>
-        <w:rPr>
-          <w:rFonts w:ascii="Times New Roman" w:eastAsia="Times New Roman" w:hAnsi="Times New Roman" w:cs="Times New Roman"/>
-          <w:color w:val="000000"/>
-          <w:sz w:val="24"/>
-          <w:szCs w:val="24"/>
-          <w:lang w:eastAsia="pt-BR"/>
-        </w:rPr>
-        <w:t>OnboardingsResults</w:t>
-      </w:r>
-      <w:proofErr w:type="spellEnd"/>
-      <w:r>
-        <w:rPr>
-          <w:rFonts w:ascii="Times New Roman" w:eastAsia="Times New Roman" w:hAnsi="Times New Roman" w:cs="Times New Roman"/>
-          <w:color w:val="000000"/>
-          <w:sz w:val="24"/>
-          <w:szCs w:val="24"/>
-          <w:lang w:eastAsia="pt-BR"/>
-        </w:rPr>
-        <w:t xml:space="preserve"> (</w:t>
-      </w:r>
-      <w:proofErr w:type="gramStart"/>
-      <w:r>
-        <w:rPr>
-          <w:rFonts w:ascii="Times New Roman" w:eastAsia="Times New Roman" w:hAnsi="Times New Roman" w:cs="Times New Roman"/>
-          <w:color w:val="000000"/>
-          <w:sz w:val="24"/>
-          <w:szCs w:val="24"/>
-          <w:lang w:eastAsia="pt-BR"/>
-        </w:rPr>
-        <w:t>1:0..</w:t>
-      </w:r>
-      <w:proofErr w:type="gramEnd"/>
-      <w:r>
-        <w:rPr>
-          <w:rFonts w:ascii="Times New Roman" w:eastAsia="Times New Roman" w:hAnsi="Times New Roman" w:cs="Times New Roman"/>
-          <w:color w:val="000000"/>
-          <w:sz w:val="24"/>
-          <w:szCs w:val="24"/>
-          <w:lang w:eastAsia="pt-BR"/>
-        </w:rPr>
-        <w:t xml:space="preserve">1); </w:t>
-      </w:r>
-      <w:proofErr w:type="spellStart"/>
-      <w:r>
-        <w:rPr>
-          <w:rFonts w:ascii="Times New Roman" w:eastAsia="Times New Roman" w:hAnsi="Times New Roman" w:cs="Times New Roman"/>
-          <w:color w:val="000000"/>
-          <w:sz w:val="24"/>
-          <w:szCs w:val="24"/>
-          <w:lang w:eastAsia="pt-BR"/>
-        </w:rPr>
-        <w:t>Users</w:t>
-      </w:r>
-      <w:proofErr w:type="spellEnd"/>
-      <w:r>
-        <w:rPr>
-          <w:rFonts w:ascii="Times New Roman" w:eastAsia="Times New Roman" w:hAnsi="Times New Roman" w:cs="Times New Roman"/>
-          <w:color w:val="000000"/>
-          <w:sz w:val="24"/>
-          <w:szCs w:val="24"/>
-          <w:lang w:eastAsia="pt-BR"/>
-        </w:rPr>
-        <w:t xml:space="preserve"> solicita </w:t>
-      </w:r>
-      <w:proofErr w:type="spellStart"/>
-      <w:r>
-        <w:rPr>
-          <w:rFonts w:ascii="Times New Roman" w:eastAsia="Times New Roman" w:hAnsi="Times New Roman" w:cs="Times New Roman"/>
-          <w:color w:val="000000"/>
-          <w:sz w:val="24"/>
-          <w:szCs w:val="24"/>
-          <w:lang w:eastAsia="pt-BR"/>
-        </w:rPr>
-        <w:t>UsersReports</w:t>
-      </w:r>
-      <w:proofErr w:type="spellEnd"/>
-      <w:r>
-        <w:rPr>
-          <w:rFonts w:ascii="Times New Roman" w:eastAsia="Times New Roman" w:hAnsi="Times New Roman" w:cs="Times New Roman"/>
-          <w:color w:val="000000"/>
-          <w:sz w:val="24"/>
-          <w:szCs w:val="24"/>
-          <w:lang w:eastAsia="pt-BR"/>
-        </w:rPr>
-        <w:t xml:space="preserve"> (1:N); </w:t>
-      </w:r>
-      <w:proofErr w:type="spellStart"/>
-      <w:r>
-        <w:rPr>
-          <w:rFonts w:ascii="Times New Roman" w:eastAsia="Times New Roman" w:hAnsi="Times New Roman" w:cs="Times New Roman"/>
-          <w:color w:val="000000"/>
-          <w:sz w:val="24"/>
-          <w:szCs w:val="24"/>
-          <w:lang w:eastAsia="pt-BR"/>
-        </w:rPr>
-        <w:t>UsersAccess</w:t>
-      </w:r>
-      <w:proofErr w:type="spellEnd"/>
-      <w:r>
-        <w:rPr>
-          <w:rFonts w:ascii="Times New Roman" w:eastAsia="Times New Roman" w:hAnsi="Times New Roman" w:cs="Times New Roman"/>
-          <w:color w:val="000000"/>
-          <w:sz w:val="24"/>
-          <w:szCs w:val="24"/>
-          <w:lang w:eastAsia="pt-BR"/>
-        </w:rPr>
-        <w:t xml:space="preserve"> gera </w:t>
-      </w:r>
-      <w:proofErr w:type="spellStart"/>
-      <w:r>
-        <w:rPr>
-          <w:rFonts w:ascii="Times New Roman" w:eastAsia="Times New Roman" w:hAnsi="Times New Roman" w:cs="Times New Roman"/>
-          <w:color w:val="000000"/>
-          <w:sz w:val="24"/>
-          <w:szCs w:val="24"/>
-          <w:lang w:eastAsia="pt-BR"/>
-        </w:rPr>
-        <w:t>UsersAccessLogs</w:t>
-      </w:r>
-      <w:proofErr w:type="spellEnd"/>
-      <w:r>
-        <w:rPr>
-          <w:rFonts w:ascii="Times New Roman" w:eastAsia="Times New Roman" w:hAnsi="Times New Roman" w:cs="Times New Roman"/>
-          <w:color w:val="000000"/>
-          <w:sz w:val="24"/>
-          <w:szCs w:val="24"/>
-          <w:lang w:eastAsia="pt-BR"/>
-        </w:rPr>
-        <w:t xml:space="preserve"> (1:N); </w:t>
-      </w:r>
-      <w:proofErr w:type="spellStart"/>
-      <w:r>
-        <w:rPr>
-          <w:rFonts w:ascii="Times New Roman" w:eastAsia="Times New Roman" w:hAnsi="Times New Roman" w:cs="Times New Roman"/>
-          <w:color w:val="000000"/>
-          <w:sz w:val="24"/>
-          <w:szCs w:val="24"/>
-          <w:lang w:eastAsia="pt-BR"/>
-        </w:rPr>
-        <w:t>Users</w:t>
-      </w:r>
-      <w:proofErr w:type="spellEnd"/>
-      <w:r>
-        <w:rPr>
-          <w:rFonts w:ascii="Times New Roman" w:eastAsia="Times New Roman" w:hAnsi="Times New Roman" w:cs="Times New Roman"/>
-          <w:color w:val="000000"/>
-          <w:sz w:val="24"/>
-          <w:szCs w:val="24"/>
-          <w:lang w:eastAsia="pt-BR"/>
-        </w:rPr>
-        <w:t xml:space="preserve"> acessa por meio de </w:t>
-      </w:r>
-      <w:proofErr w:type="spellStart"/>
-      <w:r>
-        <w:rPr>
-          <w:rFonts w:ascii="Times New Roman" w:eastAsia="Times New Roman" w:hAnsi="Times New Roman" w:cs="Times New Roman"/>
-          <w:color w:val="000000"/>
-          <w:sz w:val="24"/>
-          <w:szCs w:val="24"/>
-          <w:lang w:eastAsia="pt-BR"/>
-        </w:rPr>
-        <w:t>UsersAccess</w:t>
-      </w:r>
-      <w:proofErr w:type="spellEnd"/>
-      <w:r>
-        <w:rPr>
-          <w:rFonts w:ascii="Times New Roman" w:eastAsia="Times New Roman" w:hAnsi="Times New Roman" w:cs="Times New Roman"/>
-          <w:color w:val="000000"/>
-          <w:sz w:val="24"/>
-          <w:szCs w:val="24"/>
-          <w:lang w:eastAsia="pt-BR"/>
-        </w:rPr>
-        <w:t xml:space="preserve"> (1:1); </w:t>
-      </w:r>
-      <w:proofErr w:type="spellStart"/>
-      <w:r>
-        <w:rPr>
-          <w:rFonts w:ascii="Times New Roman" w:eastAsia="Times New Roman" w:hAnsi="Times New Roman" w:cs="Times New Roman"/>
-          <w:color w:val="000000"/>
-          <w:sz w:val="24"/>
-          <w:szCs w:val="24"/>
-          <w:lang w:eastAsia="pt-BR"/>
-        </w:rPr>
-        <w:t>Users</w:t>
-      </w:r>
-      <w:proofErr w:type="spellEnd"/>
-      <w:r>
-        <w:rPr>
-          <w:rFonts w:ascii="Times New Roman" w:eastAsia="Times New Roman" w:hAnsi="Times New Roman" w:cs="Times New Roman"/>
-          <w:color w:val="000000"/>
-          <w:sz w:val="24"/>
-          <w:szCs w:val="24"/>
-          <w:lang w:eastAsia="pt-BR"/>
-        </w:rPr>
-        <w:t xml:space="preserve"> decide </w:t>
-      </w:r>
-      <w:proofErr w:type="spellStart"/>
-      <w:r>
-        <w:rPr>
-          <w:rFonts w:ascii="Times New Roman" w:eastAsia="Times New Roman" w:hAnsi="Times New Roman" w:cs="Times New Roman"/>
-          <w:color w:val="000000"/>
-          <w:sz w:val="24"/>
-          <w:szCs w:val="24"/>
-          <w:lang w:eastAsia="pt-BR"/>
-        </w:rPr>
-        <w:t>OnboardingsResults</w:t>
-      </w:r>
-      <w:proofErr w:type="spellEnd"/>
-      <w:r>
-        <w:rPr>
-          <w:rFonts w:ascii="Times New Roman" w:eastAsia="Times New Roman" w:hAnsi="Times New Roman" w:cs="Times New Roman"/>
-          <w:color w:val="000000"/>
-          <w:sz w:val="24"/>
-          <w:szCs w:val="24"/>
-          <w:lang w:eastAsia="pt-BR"/>
-        </w:rPr>
-        <w:t xml:space="preserve"> (1:N).</w:t>
+        <w:t xml:space="preserve"> Partners possui Users (1:N); Partners recebe Onboardings (1:N); Onboardings tem OnboardingsResults (1:0..1); Users solicita UsersReports (1:N); UsersAccess gera UsersAccessLogs (1:N); Users acessa por meio de UsersAccess (1:1); Users decide OnboardingsResults (1:N).</w:t>
       </w:r>
     </w:p>
     <w:p>
@@ -12332,9 +9312,50 @@
           <w:szCs w:val="24"/>
           <w:lang w:eastAsia="pt-BR"/>
         </w:rPr>
-        <w:t xml:space="preserve">AI </w:t>
-      </w:r>
-      <w:proofErr w:type="spellStart"/>
+        <w:t>AI services opt-out policies</w:t>
+      </w:r>
+      <w:r>
+        <w:rPr>
+          <w:rFonts w:ascii="Times New Roman" w:eastAsia="Times New Roman" w:hAnsi="Times New Roman" w:cs="Times New Roman"/>
+          <w:color w:val="000000"/>
+          <w:sz w:val="24"/>
+          <w:szCs w:val="24"/>
+          <w:lang w:eastAsia="pt-BR"/>
+        </w:rPr>
+        <w:t>: AWS Organizations User Guide. [S. l.], 2026a. Disponível em: https://docs.aws.amazon.com/organizations/latest/userguide/orgs_manage_policies_ai-opt-out.html. Acesso em: 19 out. 2026.</w:t>
+      </w:r>
+    </w:p>
+    <w:p>
+      <w:pPr>
+        <w:spacing w:after="0" w:line="240" w:lineRule="auto"/>
+        <w:rPr>
+          <w:rFonts w:ascii="Times New Roman" w:eastAsia="Times New Roman" w:hAnsi="Times New Roman" w:cs="Times New Roman"/>
+          <w:sz w:val="24"/>
+          <w:szCs w:val="24"/>
+          <w:lang w:eastAsia="pt-BR"/>
+        </w:rPr>
+      </w:pPr>
+    </w:p>
+    <w:p>
+      <w:pPr>
+        <w:spacing w:after="0" w:line="240" w:lineRule="auto"/>
+        <w:rPr>
+          <w:rFonts w:ascii="Times New Roman" w:eastAsia="Times New Roman" w:hAnsi="Times New Roman" w:cs="Times New Roman"/>
+          <w:sz w:val="24"/>
+          <w:szCs w:val="24"/>
+          <w:lang w:eastAsia="pt-BR"/>
+        </w:rPr>
+      </w:pPr>
+      <w:r>
+        <w:rPr>
+          <w:rFonts w:ascii="Times New Roman" w:eastAsia="Times New Roman" w:hAnsi="Times New Roman" w:cs="Times New Roman"/>
+          <w:color w:val="000000"/>
+          <w:sz w:val="24"/>
+          <w:szCs w:val="24"/>
+          <w:lang w:eastAsia="pt-BR"/>
+        </w:rPr>
+        <w:t xml:space="preserve">AMAZON WEB SERVICES. </w:t>
+      </w:r>
       <w:r>
         <w:rPr>
           <w:rFonts w:ascii="Times New Roman" w:eastAsia="Times New Roman" w:hAnsi="Times New Roman" w:cs="Times New Roman"/>
@@ -12345,900 +9366,17 @@
           <w:szCs w:val="24"/>
           <w:lang w:eastAsia="pt-BR"/>
         </w:rPr>
-        <w:t>services</w:t>
-      </w:r>
-      <w:proofErr w:type="spellEnd"/>
-      <w:r>
-        <w:rPr>
-          <w:rFonts w:ascii="Times New Roman" w:eastAsia="Times New Roman" w:hAnsi="Times New Roman" w:cs="Times New Roman"/>
-          <w:b/>
-          <w:bCs/>
-          <w:color w:val="000000"/>
-          <w:sz w:val="24"/>
-          <w:szCs w:val="24"/>
-          <w:lang w:eastAsia="pt-BR"/>
-        </w:rPr>
-        <w:t xml:space="preserve"> </w:t>
-      </w:r>
-      <w:proofErr w:type="spellStart"/>
-      <w:r>
-        <w:rPr>
-          <w:rFonts w:ascii="Times New Roman" w:eastAsia="Times New Roman" w:hAnsi="Times New Roman" w:cs="Times New Roman"/>
-          <w:b/>
-          <w:bCs/>
-          <w:color w:val="000000"/>
-          <w:sz w:val="24"/>
-          <w:szCs w:val="24"/>
-          <w:lang w:eastAsia="pt-BR"/>
-        </w:rPr>
-        <w:t>opt-out</w:t>
-      </w:r>
-      <w:proofErr w:type="spellEnd"/>
-      <w:r>
-        <w:rPr>
-          <w:rFonts w:ascii="Times New Roman" w:eastAsia="Times New Roman" w:hAnsi="Times New Roman" w:cs="Times New Roman"/>
-          <w:b/>
-          <w:bCs/>
-          <w:color w:val="000000"/>
-          <w:sz w:val="24"/>
-          <w:szCs w:val="24"/>
-          <w:lang w:eastAsia="pt-BR"/>
-        </w:rPr>
-        <w:t xml:space="preserve"> policies</w:t>
-      </w:r>
-      <w:r>
-        <w:rPr>
-          <w:rFonts w:ascii="Times New Roman" w:eastAsia="Times New Roman" w:hAnsi="Times New Roman" w:cs="Times New Roman"/>
-          <w:color w:val="000000"/>
-          <w:sz w:val="24"/>
-          <w:szCs w:val="24"/>
-          <w:lang w:eastAsia="pt-BR"/>
-        </w:rPr>
-        <w:t xml:space="preserve">: AWS </w:t>
-      </w:r>
-      <w:proofErr w:type="spellStart"/>
-      <w:r>
-        <w:rPr>
-          <w:rFonts w:ascii="Times New Roman" w:eastAsia="Times New Roman" w:hAnsi="Times New Roman" w:cs="Times New Roman"/>
-          <w:color w:val="000000"/>
-          <w:sz w:val="24"/>
-          <w:szCs w:val="24"/>
-          <w:lang w:eastAsia="pt-BR"/>
-        </w:rPr>
-        <w:t>Organizations</w:t>
-      </w:r>
-      <w:proofErr w:type="spellEnd"/>
-      <w:r>
-        <w:rPr>
-          <w:rFonts w:ascii="Times New Roman" w:eastAsia="Times New Roman" w:hAnsi="Times New Roman" w:cs="Times New Roman"/>
-          <w:color w:val="000000"/>
-          <w:sz w:val="24"/>
-          <w:szCs w:val="24"/>
-          <w:lang w:eastAsia="pt-BR"/>
-        </w:rPr>
-        <w:t xml:space="preserve"> </w:t>
-      </w:r>
-      <w:proofErr w:type="spellStart"/>
-      <w:r>
-        <w:rPr>
-          <w:rFonts w:ascii="Times New Roman" w:eastAsia="Times New Roman" w:hAnsi="Times New Roman" w:cs="Times New Roman"/>
-          <w:color w:val="000000"/>
-          <w:sz w:val="24"/>
-          <w:szCs w:val="24"/>
-          <w:lang w:eastAsia="pt-BR"/>
-        </w:rPr>
-        <w:t>User</w:t>
-      </w:r>
-      <w:proofErr w:type="spellEnd"/>
-      <w:r>
-        <w:rPr>
-          <w:rFonts w:ascii="Times New Roman" w:eastAsia="Times New Roman" w:hAnsi="Times New Roman" w:cs="Times New Roman"/>
-          <w:color w:val="000000"/>
-          <w:sz w:val="24"/>
-          <w:szCs w:val="24"/>
-          <w:lang w:eastAsia="pt-BR"/>
-        </w:rPr>
-        <w:t xml:space="preserve"> </w:t>
-      </w:r>
-      <w:proofErr w:type="spellStart"/>
-      <w:r>
-        <w:rPr>
-          <w:rFonts w:ascii="Times New Roman" w:eastAsia="Times New Roman" w:hAnsi="Times New Roman" w:cs="Times New Roman"/>
-          <w:color w:val="000000"/>
-          <w:sz w:val="24"/>
-          <w:szCs w:val="24"/>
-          <w:lang w:eastAsia="pt-BR"/>
-        </w:rPr>
-        <w:t>Guide</w:t>
-      </w:r>
-      <w:proofErr w:type="spellEnd"/>
-      <w:r>
-        <w:rPr>
-          <w:rFonts w:ascii="Times New Roman" w:eastAsia="Times New Roman" w:hAnsi="Times New Roman" w:cs="Times New Roman"/>
-          <w:color w:val="000000"/>
-          <w:sz w:val="24"/>
-          <w:szCs w:val="24"/>
-          <w:lang w:eastAsia="pt-BR"/>
-        </w:rPr>
-        <w:t>. [S. l.], 2026a. Disponível em: https://docs.aws.amazon.com/organizations/latest/userguide/orgs_manage_policies_ai-opt-out.html. Acesso em: 19 out. 2026.</w:t>
-      </w:r>
-    </w:p>
-    <w:p>
-      <w:pPr>
-        <w:spacing w:after="0" w:line="240" w:lineRule="auto"/>
-        <w:rPr>
-          <w:rFonts w:ascii="Times New Roman" w:eastAsia="Times New Roman" w:hAnsi="Times New Roman" w:cs="Times New Roman"/>
-          <w:sz w:val="24"/>
-          <w:szCs w:val="24"/>
-          <w:lang w:eastAsia="pt-BR"/>
-        </w:rPr>
-      </w:pPr>
-    </w:p>
-    <w:p>
-      <w:pPr>
-        <w:spacing w:after="0" w:line="240" w:lineRule="auto"/>
-        <w:rPr>
-          <w:rFonts w:ascii="Times New Roman" w:eastAsia="Times New Roman" w:hAnsi="Times New Roman" w:cs="Times New Roman"/>
-          <w:sz w:val="24"/>
-          <w:szCs w:val="24"/>
-          <w:lang w:eastAsia="pt-BR"/>
-        </w:rPr>
-      </w:pPr>
-      <w:r>
-        <w:rPr>
-          <w:rFonts w:ascii="Times New Roman" w:eastAsia="Times New Roman" w:hAnsi="Times New Roman" w:cs="Times New Roman"/>
-          <w:color w:val="000000"/>
-          <w:sz w:val="24"/>
-          <w:szCs w:val="24"/>
-          <w:lang w:eastAsia="pt-BR"/>
-        </w:rPr>
-        <w:t xml:space="preserve">AMAZON WEB SERVICES. </w:t>
-      </w:r>
-      <w:proofErr w:type="spellStart"/>
-      <w:r>
-        <w:rPr>
-          <w:rFonts w:ascii="Times New Roman" w:eastAsia="Times New Roman" w:hAnsi="Times New Roman" w:cs="Times New Roman"/>
-          <w:b/>
-          <w:bCs/>
-          <w:color w:val="000000"/>
-          <w:sz w:val="24"/>
-          <w:szCs w:val="24"/>
-          <w:lang w:eastAsia="pt-BR"/>
-        </w:rPr>
         <w:t>CompareFaces</w:t>
       </w:r>
-      <w:proofErr w:type="spellEnd"/>
-      <w:r>
-        <w:rPr>
-          <w:rFonts w:ascii="Times New Roman" w:eastAsia="Times New Roman" w:hAnsi="Times New Roman" w:cs="Times New Roman"/>
-          <w:color w:val="000000"/>
-          <w:sz w:val="24"/>
-          <w:szCs w:val="24"/>
-          <w:lang w:eastAsia="pt-BR"/>
-        </w:rPr>
-        <w:t xml:space="preserve">: </w:t>
-      </w:r>
-      <w:proofErr w:type="spellStart"/>
-      <w:r>
-        <w:rPr>
-          <w:rFonts w:ascii="Times New Roman" w:eastAsia="Times New Roman" w:hAnsi="Times New Roman" w:cs="Times New Roman"/>
-          <w:color w:val="000000"/>
-          <w:sz w:val="24"/>
-          <w:szCs w:val="24"/>
-          <w:lang w:eastAsia="pt-BR"/>
-        </w:rPr>
-        <w:t>Amazon</w:t>
-      </w:r>
-      <w:proofErr w:type="spellEnd"/>
-      <w:r>
-        <w:rPr>
-          <w:rFonts w:ascii="Times New Roman" w:eastAsia="Times New Roman" w:hAnsi="Times New Roman" w:cs="Times New Roman"/>
-          <w:color w:val="000000"/>
-          <w:sz w:val="24"/>
-          <w:szCs w:val="24"/>
-          <w:lang w:eastAsia="pt-BR"/>
-        </w:rPr>
-        <w:t xml:space="preserve"> </w:t>
-      </w:r>
-      <w:proofErr w:type="spellStart"/>
-      <w:r>
-        <w:rPr>
-          <w:rFonts w:ascii="Times New Roman" w:eastAsia="Times New Roman" w:hAnsi="Times New Roman" w:cs="Times New Roman"/>
-          <w:color w:val="000000"/>
-          <w:sz w:val="24"/>
-          <w:szCs w:val="24"/>
-          <w:lang w:eastAsia="pt-BR"/>
-        </w:rPr>
-        <w:t>Rekognition</w:t>
-      </w:r>
-      <w:proofErr w:type="spellEnd"/>
-      <w:r>
-        <w:rPr>
-          <w:rFonts w:ascii="Times New Roman" w:eastAsia="Times New Roman" w:hAnsi="Times New Roman" w:cs="Times New Roman"/>
-          <w:color w:val="000000"/>
-          <w:sz w:val="24"/>
-          <w:szCs w:val="24"/>
-          <w:lang w:eastAsia="pt-BR"/>
-        </w:rPr>
-        <w:t xml:space="preserve"> API </w:t>
-      </w:r>
-      <w:proofErr w:type="spellStart"/>
-      <w:r>
-        <w:rPr>
-          <w:rFonts w:ascii="Times New Roman" w:eastAsia="Times New Roman" w:hAnsi="Times New Roman" w:cs="Times New Roman"/>
-          <w:color w:val="000000"/>
-          <w:sz w:val="24"/>
-          <w:szCs w:val="24"/>
-          <w:lang w:eastAsia="pt-BR"/>
-        </w:rPr>
-        <w:t>Reference</w:t>
-      </w:r>
-      <w:proofErr w:type="spellEnd"/>
-      <w:r>
-        <w:rPr>
-          <w:rFonts w:ascii="Times New Roman" w:eastAsia="Times New Roman" w:hAnsi="Times New Roman" w:cs="Times New Roman"/>
-          <w:color w:val="000000"/>
-          <w:sz w:val="24"/>
-          <w:szCs w:val="24"/>
-          <w:lang w:eastAsia="pt-BR"/>
-        </w:rPr>
-        <w:t>. [S. l.], 2026b. Disponível em: https://docs.aws.amazon.com/rekognition/latest/APIReference/API_CompareFaces.html. Acesso em: 19 out. 2026.</w:t>
-      </w:r>
-    </w:p>
-    <w:p>
-      <w:pPr>
-        <w:spacing w:after="0" w:line="240" w:lineRule="auto"/>
-        <w:rPr>
-          <w:rFonts w:ascii="Times New Roman" w:eastAsia="Times New Roman" w:hAnsi="Times New Roman" w:cs="Times New Roman"/>
-          <w:sz w:val="24"/>
-          <w:szCs w:val="24"/>
-          <w:lang w:eastAsia="pt-BR"/>
-        </w:rPr>
-      </w:pPr>
-    </w:p>
-    <w:p>
-      <w:pPr>
-        <w:spacing w:after="0" w:line="240" w:lineRule="auto"/>
-        <w:rPr>
-          <w:rFonts w:ascii="Times New Roman" w:eastAsia="Times New Roman" w:hAnsi="Times New Roman" w:cs="Times New Roman"/>
-          <w:sz w:val="24"/>
-          <w:szCs w:val="24"/>
-          <w:lang w:eastAsia="pt-BR"/>
-        </w:rPr>
-      </w:pPr>
-      <w:r>
-        <w:rPr>
-          <w:rFonts w:ascii="Times New Roman" w:eastAsia="Times New Roman" w:hAnsi="Times New Roman" w:cs="Times New Roman"/>
-          <w:color w:val="000000"/>
-          <w:sz w:val="24"/>
-          <w:szCs w:val="24"/>
-          <w:lang w:eastAsia="pt-BR"/>
-        </w:rPr>
-        <w:t xml:space="preserve">BANCO CENTRAL DO BRASIL. </w:t>
-      </w:r>
-      <w:r>
-        <w:rPr>
-          <w:rFonts w:ascii="Times New Roman" w:eastAsia="Times New Roman" w:hAnsi="Times New Roman" w:cs="Times New Roman"/>
-          <w:b/>
-          <w:bCs/>
-          <w:color w:val="000000"/>
-          <w:sz w:val="24"/>
-          <w:szCs w:val="24"/>
-          <w:lang w:eastAsia="pt-BR"/>
-        </w:rPr>
-        <w:t>Circular nº 3.978, de 23 de janeiro de 2020</w:t>
-      </w:r>
-      <w:r>
-        <w:rPr>
-          <w:rFonts w:ascii="Times New Roman" w:eastAsia="Times New Roman" w:hAnsi="Times New Roman" w:cs="Times New Roman"/>
-          <w:color w:val="000000"/>
-          <w:sz w:val="24"/>
-          <w:szCs w:val="24"/>
-          <w:lang w:eastAsia="pt-BR"/>
-        </w:rPr>
-        <w:t>. Dispõe sobre a política, os procedimentos e os controles internos a serem adotados pelas instituições autorizadas a funcionar pelo Banco Central do Brasil visando à prevenção da utilização do sistema financeiro para a prática dos crimes de “lavagem” ou ocultação de bens, direitos e valores, de que trata a Lei nº 9.613, de 3 de março de 1998, e de financiamento do terrorismo, previsto na Lei nº 13.260, de 16 de março de 2016. Brasília, DF: Banco Central do Brasil, 2020. Disponível em: https://www.bcb.gov.br/estabilidadefinanceira/exibenormativo?tipo=Circular&amp;numero=3978. Acesso em: 28 set. 2026.</w:t>
-      </w:r>
-    </w:p>
-    <w:p>
-      <w:pPr>
-        <w:spacing w:after="0" w:line="240" w:lineRule="auto"/>
-        <w:rPr>
-          <w:rFonts w:ascii="Times New Roman" w:eastAsia="Times New Roman" w:hAnsi="Times New Roman" w:cs="Times New Roman"/>
-          <w:sz w:val="24"/>
-          <w:szCs w:val="24"/>
-          <w:lang w:eastAsia="pt-BR"/>
-        </w:rPr>
-      </w:pPr>
-    </w:p>
-    <w:p>
-      <w:pPr>
-        <w:spacing w:after="0" w:line="240" w:lineRule="auto"/>
-        <w:rPr>
-          <w:rFonts w:ascii="Times New Roman" w:eastAsia="Times New Roman" w:hAnsi="Times New Roman" w:cs="Times New Roman"/>
-          <w:sz w:val="24"/>
-          <w:szCs w:val="24"/>
-          <w:lang w:eastAsia="pt-BR"/>
-        </w:rPr>
-      </w:pPr>
-      <w:r>
-        <w:rPr>
-          <w:rFonts w:ascii="Times New Roman" w:eastAsia="Times New Roman" w:hAnsi="Times New Roman" w:cs="Times New Roman"/>
-          <w:color w:val="000000"/>
-          <w:sz w:val="24"/>
-          <w:szCs w:val="24"/>
-          <w:lang w:eastAsia="pt-BR"/>
-        </w:rPr>
-        <w:t xml:space="preserve">BEZERRA, Eduardo. </w:t>
-      </w:r>
-      <w:r>
-        <w:rPr>
-          <w:rFonts w:ascii="Times New Roman" w:eastAsia="Times New Roman" w:hAnsi="Times New Roman" w:cs="Times New Roman"/>
-          <w:b/>
-          <w:bCs/>
-          <w:color w:val="000000"/>
-          <w:sz w:val="24"/>
-          <w:szCs w:val="24"/>
-          <w:lang w:eastAsia="pt-BR"/>
-        </w:rPr>
-        <w:t>Princípios de análise e projeto de sistemas com UML</w:t>
-      </w:r>
-      <w:r>
-        <w:rPr>
-          <w:rFonts w:ascii="Times New Roman" w:eastAsia="Times New Roman" w:hAnsi="Times New Roman" w:cs="Times New Roman"/>
-          <w:color w:val="000000"/>
-          <w:sz w:val="24"/>
-          <w:szCs w:val="24"/>
-          <w:lang w:eastAsia="pt-BR"/>
-        </w:rPr>
-        <w:t>. 3. ed. Rio de Janeiro: Elsevier, 2015.</w:t>
-      </w:r>
-    </w:p>
-    <w:p>
-      <w:pPr>
-        <w:spacing w:after="0" w:line="240" w:lineRule="auto"/>
-        <w:rPr>
-          <w:rFonts w:ascii="Times New Roman" w:eastAsia="Times New Roman" w:hAnsi="Times New Roman" w:cs="Times New Roman"/>
-          <w:sz w:val="24"/>
-          <w:szCs w:val="24"/>
-          <w:lang w:eastAsia="pt-BR"/>
-        </w:rPr>
-      </w:pPr>
-    </w:p>
-    <w:p>
-      <w:pPr>
-        <w:spacing w:after="0" w:line="240" w:lineRule="auto"/>
-        <w:rPr>
-          <w:rFonts w:ascii="Times New Roman" w:eastAsia="Times New Roman" w:hAnsi="Times New Roman" w:cs="Times New Roman"/>
-          <w:sz w:val="24"/>
-          <w:szCs w:val="24"/>
-          <w:lang w:eastAsia="pt-BR"/>
-        </w:rPr>
-      </w:pPr>
-      <w:r>
-        <w:rPr>
-          <w:rFonts w:ascii="Times New Roman" w:eastAsia="Times New Roman" w:hAnsi="Times New Roman" w:cs="Times New Roman"/>
-          <w:color w:val="000000"/>
-          <w:sz w:val="24"/>
-          <w:szCs w:val="24"/>
-          <w:lang w:eastAsia="pt-BR"/>
-        </w:rPr>
-        <w:t xml:space="preserve">BIRYUKOV, Alex; DINU, Daniel; KHOVRATOVICH, Dmitry; JOSEFSSON, Simon. </w:t>
-      </w:r>
-      <w:r>
-        <w:rPr>
-          <w:rFonts w:ascii="Times New Roman" w:eastAsia="Times New Roman" w:hAnsi="Times New Roman" w:cs="Times New Roman"/>
-          <w:b/>
-          <w:bCs/>
-          <w:color w:val="000000"/>
-          <w:sz w:val="24"/>
-          <w:szCs w:val="24"/>
-          <w:lang w:eastAsia="pt-BR"/>
-        </w:rPr>
-        <w:t>RFC 9106</w:t>
-      </w:r>
-      <w:r>
-        <w:rPr>
-          <w:rFonts w:ascii="Times New Roman" w:eastAsia="Times New Roman" w:hAnsi="Times New Roman" w:cs="Times New Roman"/>
-          <w:color w:val="000000"/>
-          <w:sz w:val="24"/>
-          <w:szCs w:val="24"/>
-          <w:lang w:eastAsia="pt-BR"/>
-        </w:rPr>
-        <w:t xml:space="preserve">: Argon2 </w:t>
-      </w:r>
-      <w:proofErr w:type="spellStart"/>
-      <w:r>
-        <w:rPr>
-          <w:rFonts w:ascii="Times New Roman" w:eastAsia="Times New Roman" w:hAnsi="Times New Roman" w:cs="Times New Roman"/>
-          <w:color w:val="000000"/>
-          <w:sz w:val="24"/>
-          <w:szCs w:val="24"/>
-          <w:lang w:eastAsia="pt-BR"/>
-        </w:rPr>
-        <w:t>memory</w:t>
-      </w:r>
-      <w:proofErr w:type="spellEnd"/>
-      <w:r>
-        <w:rPr>
-          <w:rFonts w:ascii="Times New Roman" w:eastAsia="Times New Roman" w:hAnsi="Times New Roman" w:cs="Times New Roman"/>
-          <w:color w:val="000000"/>
-          <w:sz w:val="24"/>
-          <w:szCs w:val="24"/>
-          <w:lang w:eastAsia="pt-BR"/>
-        </w:rPr>
-        <w:t xml:space="preserve">-hard </w:t>
-      </w:r>
-      <w:proofErr w:type="spellStart"/>
-      <w:r>
-        <w:rPr>
-          <w:rFonts w:ascii="Times New Roman" w:eastAsia="Times New Roman" w:hAnsi="Times New Roman" w:cs="Times New Roman"/>
-          <w:color w:val="000000"/>
-          <w:sz w:val="24"/>
-          <w:szCs w:val="24"/>
-          <w:lang w:eastAsia="pt-BR"/>
-        </w:rPr>
-        <w:t>function</w:t>
-      </w:r>
-      <w:proofErr w:type="spellEnd"/>
-      <w:r>
-        <w:rPr>
-          <w:rFonts w:ascii="Times New Roman" w:eastAsia="Times New Roman" w:hAnsi="Times New Roman" w:cs="Times New Roman"/>
-          <w:color w:val="000000"/>
-          <w:sz w:val="24"/>
-          <w:szCs w:val="24"/>
-          <w:lang w:eastAsia="pt-BR"/>
-        </w:rPr>
-        <w:t xml:space="preserve"> for </w:t>
-      </w:r>
-      <w:proofErr w:type="spellStart"/>
-      <w:r>
-        <w:rPr>
-          <w:rFonts w:ascii="Times New Roman" w:eastAsia="Times New Roman" w:hAnsi="Times New Roman" w:cs="Times New Roman"/>
-          <w:color w:val="000000"/>
-          <w:sz w:val="24"/>
-          <w:szCs w:val="24"/>
-          <w:lang w:eastAsia="pt-BR"/>
-        </w:rPr>
-        <w:t>password</w:t>
-      </w:r>
-      <w:proofErr w:type="spellEnd"/>
-      <w:r>
-        <w:rPr>
-          <w:rFonts w:ascii="Times New Roman" w:eastAsia="Times New Roman" w:hAnsi="Times New Roman" w:cs="Times New Roman"/>
-          <w:color w:val="000000"/>
-          <w:sz w:val="24"/>
-          <w:szCs w:val="24"/>
-          <w:lang w:eastAsia="pt-BR"/>
-        </w:rPr>
-        <w:t xml:space="preserve"> </w:t>
-      </w:r>
-      <w:proofErr w:type="spellStart"/>
-      <w:r>
-        <w:rPr>
-          <w:rFonts w:ascii="Times New Roman" w:eastAsia="Times New Roman" w:hAnsi="Times New Roman" w:cs="Times New Roman"/>
-          <w:color w:val="000000"/>
-          <w:sz w:val="24"/>
-          <w:szCs w:val="24"/>
-          <w:lang w:eastAsia="pt-BR"/>
-        </w:rPr>
-        <w:t>hashing</w:t>
-      </w:r>
-      <w:proofErr w:type="spellEnd"/>
-      <w:r>
-        <w:rPr>
-          <w:rFonts w:ascii="Times New Roman" w:eastAsia="Times New Roman" w:hAnsi="Times New Roman" w:cs="Times New Roman"/>
-          <w:color w:val="000000"/>
-          <w:sz w:val="24"/>
-          <w:szCs w:val="24"/>
-          <w:lang w:eastAsia="pt-BR"/>
-        </w:rPr>
-        <w:t xml:space="preserve"> </w:t>
-      </w:r>
-      <w:proofErr w:type="spellStart"/>
-      <w:r>
-        <w:rPr>
-          <w:rFonts w:ascii="Times New Roman" w:eastAsia="Times New Roman" w:hAnsi="Times New Roman" w:cs="Times New Roman"/>
-          <w:color w:val="000000"/>
-          <w:sz w:val="24"/>
-          <w:szCs w:val="24"/>
-          <w:lang w:eastAsia="pt-BR"/>
-        </w:rPr>
-        <w:t>and</w:t>
-      </w:r>
-      <w:proofErr w:type="spellEnd"/>
-      <w:r>
-        <w:rPr>
-          <w:rFonts w:ascii="Times New Roman" w:eastAsia="Times New Roman" w:hAnsi="Times New Roman" w:cs="Times New Roman"/>
-          <w:color w:val="000000"/>
-          <w:sz w:val="24"/>
-          <w:szCs w:val="24"/>
-          <w:lang w:eastAsia="pt-BR"/>
-        </w:rPr>
-        <w:t xml:space="preserve"> </w:t>
-      </w:r>
-      <w:proofErr w:type="spellStart"/>
-      <w:r>
-        <w:rPr>
-          <w:rFonts w:ascii="Times New Roman" w:eastAsia="Times New Roman" w:hAnsi="Times New Roman" w:cs="Times New Roman"/>
-          <w:color w:val="000000"/>
-          <w:sz w:val="24"/>
-          <w:szCs w:val="24"/>
-          <w:lang w:eastAsia="pt-BR"/>
-        </w:rPr>
-        <w:t>proof-of-work</w:t>
-      </w:r>
-      <w:proofErr w:type="spellEnd"/>
-      <w:r>
-        <w:rPr>
-          <w:rFonts w:ascii="Times New Roman" w:eastAsia="Times New Roman" w:hAnsi="Times New Roman" w:cs="Times New Roman"/>
-          <w:color w:val="000000"/>
-          <w:sz w:val="24"/>
-          <w:szCs w:val="24"/>
-          <w:lang w:eastAsia="pt-BR"/>
-        </w:rPr>
-        <w:t xml:space="preserve"> </w:t>
-      </w:r>
-      <w:proofErr w:type="spellStart"/>
-      <w:r>
-        <w:rPr>
-          <w:rFonts w:ascii="Times New Roman" w:eastAsia="Times New Roman" w:hAnsi="Times New Roman" w:cs="Times New Roman"/>
-          <w:color w:val="000000"/>
-          <w:sz w:val="24"/>
-          <w:szCs w:val="24"/>
-          <w:lang w:eastAsia="pt-BR"/>
-        </w:rPr>
-        <w:t>applications</w:t>
-      </w:r>
-      <w:proofErr w:type="spellEnd"/>
-      <w:r>
-        <w:rPr>
-          <w:rFonts w:ascii="Times New Roman" w:eastAsia="Times New Roman" w:hAnsi="Times New Roman" w:cs="Times New Roman"/>
-          <w:color w:val="000000"/>
-          <w:sz w:val="24"/>
-          <w:szCs w:val="24"/>
-          <w:lang w:eastAsia="pt-BR"/>
-        </w:rPr>
-        <w:t xml:space="preserve">. [S. l.]: Internet </w:t>
-      </w:r>
-      <w:proofErr w:type="spellStart"/>
-      <w:r>
-        <w:rPr>
-          <w:rFonts w:ascii="Times New Roman" w:eastAsia="Times New Roman" w:hAnsi="Times New Roman" w:cs="Times New Roman"/>
-          <w:color w:val="000000"/>
-          <w:sz w:val="24"/>
-          <w:szCs w:val="24"/>
-          <w:lang w:eastAsia="pt-BR"/>
-        </w:rPr>
-        <w:t>Engineering</w:t>
-      </w:r>
-      <w:proofErr w:type="spellEnd"/>
-      <w:r>
-        <w:rPr>
-          <w:rFonts w:ascii="Times New Roman" w:eastAsia="Times New Roman" w:hAnsi="Times New Roman" w:cs="Times New Roman"/>
-          <w:color w:val="000000"/>
-          <w:sz w:val="24"/>
-          <w:szCs w:val="24"/>
-          <w:lang w:eastAsia="pt-BR"/>
-        </w:rPr>
-        <w:t xml:space="preserve"> Task Force, 2021. Disponível em: https://www.rfc-editor.org/rfc/rfc9106. Acesso em: 28 set. 2026.</w:t>
-      </w:r>
-    </w:p>
-    <w:p>
-      <w:pPr>
-        <w:spacing w:after="0" w:line="240" w:lineRule="auto"/>
-        <w:rPr>
-          <w:rFonts w:ascii="Times New Roman" w:eastAsia="Times New Roman" w:hAnsi="Times New Roman" w:cs="Times New Roman"/>
-          <w:sz w:val="24"/>
-          <w:szCs w:val="24"/>
-          <w:lang w:eastAsia="pt-BR"/>
-        </w:rPr>
-      </w:pPr>
-    </w:p>
-    <w:p>
-      <w:pPr>
-        <w:spacing w:after="0" w:line="240" w:lineRule="auto"/>
-        <w:rPr>
-          <w:rFonts w:ascii="Times New Roman" w:eastAsia="Times New Roman" w:hAnsi="Times New Roman" w:cs="Times New Roman"/>
-          <w:sz w:val="24"/>
-          <w:szCs w:val="24"/>
-          <w:lang w:eastAsia="pt-BR"/>
-        </w:rPr>
-      </w:pPr>
-      <w:r>
-        <w:rPr>
-          <w:rFonts w:ascii="Times New Roman" w:eastAsia="Times New Roman" w:hAnsi="Times New Roman" w:cs="Times New Roman"/>
-          <w:color w:val="000000"/>
-          <w:sz w:val="24"/>
-          <w:szCs w:val="24"/>
-          <w:lang w:eastAsia="pt-BR"/>
-        </w:rPr>
-        <w:t xml:space="preserve">BRASIL. </w:t>
-      </w:r>
-      <w:r>
-        <w:rPr>
-          <w:rFonts w:ascii="Times New Roman" w:eastAsia="Times New Roman" w:hAnsi="Times New Roman" w:cs="Times New Roman"/>
-          <w:b/>
-          <w:bCs/>
-          <w:color w:val="000000"/>
-          <w:sz w:val="24"/>
-          <w:szCs w:val="24"/>
-          <w:lang w:eastAsia="pt-BR"/>
-        </w:rPr>
-        <w:t>Lei nº 13.709, de 14 de agosto de 2018</w:t>
-      </w:r>
-      <w:r>
-        <w:rPr>
-          <w:rFonts w:ascii="Times New Roman" w:eastAsia="Times New Roman" w:hAnsi="Times New Roman" w:cs="Times New Roman"/>
-          <w:color w:val="000000"/>
-          <w:sz w:val="24"/>
-          <w:szCs w:val="24"/>
-          <w:lang w:eastAsia="pt-BR"/>
-        </w:rPr>
-        <w:t>. Lei Geral de Proteção de Dados Pessoais (LGPD). Brasília, DF: Presidência da República, 2018. Disponível em: https://www.planalto.gov.br/ccivil_03/_ato2015-2018/2018/lei/l13709.htm. Acesso em: 28 set. 2026.</w:t>
-      </w:r>
-    </w:p>
-    <w:p>
-      <w:pPr>
-        <w:spacing w:after="0" w:line="240" w:lineRule="auto"/>
-        <w:rPr>
-          <w:rFonts w:ascii="Times New Roman" w:eastAsia="Times New Roman" w:hAnsi="Times New Roman" w:cs="Times New Roman"/>
-          <w:sz w:val="24"/>
-          <w:szCs w:val="24"/>
-          <w:lang w:eastAsia="pt-BR"/>
-        </w:rPr>
-      </w:pPr>
-    </w:p>
-    <w:p>
-      <w:pPr>
-        <w:spacing w:after="0" w:line="240" w:lineRule="auto"/>
-        <w:rPr>
-          <w:rFonts w:ascii="Times New Roman" w:eastAsia="Times New Roman" w:hAnsi="Times New Roman" w:cs="Times New Roman"/>
-          <w:sz w:val="24"/>
-          <w:szCs w:val="24"/>
-          <w:lang w:eastAsia="pt-BR"/>
-        </w:rPr>
-      </w:pPr>
-      <w:r>
-        <w:rPr>
-          <w:rFonts w:ascii="Times New Roman" w:eastAsia="Times New Roman" w:hAnsi="Times New Roman" w:cs="Times New Roman"/>
-          <w:color w:val="000000"/>
-          <w:sz w:val="24"/>
-          <w:szCs w:val="24"/>
-          <w:lang w:eastAsia="pt-BR"/>
-        </w:rPr>
-        <w:t xml:space="preserve">JONES, Michael B.; BRADLEY, John; SAKIMURA, Nat. </w:t>
-      </w:r>
-      <w:r>
-        <w:rPr>
-          <w:rFonts w:ascii="Times New Roman" w:eastAsia="Times New Roman" w:hAnsi="Times New Roman" w:cs="Times New Roman"/>
-          <w:b/>
-          <w:bCs/>
-          <w:color w:val="000000"/>
-          <w:sz w:val="24"/>
-          <w:szCs w:val="24"/>
-          <w:lang w:eastAsia="pt-BR"/>
-        </w:rPr>
-        <w:t>RFC 7519</w:t>
-      </w:r>
-      <w:r>
-        <w:rPr>
-          <w:rFonts w:ascii="Times New Roman" w:eastAsia="Times New Roman" w:hAnsi="Times New Roman" w:cs="Times New Roman"/>
-          <w:color w:val="000000"/>
-          <w:sz w:val="24"/>
-          <w:szCs w:val="24"/>
-          <w:lang w:eastAsia="pt-BR"/>
-        </w:rPr>
-        <w:t xml:space="preserve">: JSON Web Token (JWT). [S. l.]: Internet </w:t>
-      </w:r>
-      <w:proofErr w:type="spellStart"/>
-      <w:r>
-        <w:rPr>
-          <w:rFonts w:ascii="Times New Roman" w:eastAsia="Times New Roman" w:hAnsi="Times New Roman" w:cs="Times New Roman"/>
-          <w:color w:val="000000"/>
-          <w:sz w:val="24"/>
-          <w:szCs w:val="24"/>
-          <w:lang w:eastAsia="pt-BR"/>
-        </w:rPr>
-        <w:t>Engineering</w:t>
-      </w:r>
-      <w:proofErr w:type="spellEnd"/>
-      <w:r>
-        <w:rPr>
-          <w:rFonts w:ascii="Times New Roman" w:eastAsia="Times New Roman" w:hAnsi="Times New Roman" w:cs="Times New Roman"/>
-          <w:color w:val="000000"/>
-          <w:sz w:val="24"/>
-          <w:szCs w:val="24"/>
-          <w:lang w:eastAsia="pt-BR"/>
-        </w:rPr>
-        <w:t xml:space="preserve"> Task Force, 2015. Disponível em: https://www.rfc-editor.org/rfc/rfc7519. Acesso em: 28 set. 2026.</w:t>
-      </w:r>
-    </w:p>
-    <w:p>
-      <w:pPr>
-        <w:spacing w:after="0" w:line="240" w:lineRule="auto"/>
-        <w:rPr>
-          <w:rFonts w:ascii="Times New Roman" w:eastAsia="Times New Roman" w:hAnsi="Times New Roman" w:cs="Times New Roman"/>
-          <w:sz w:val="24"/>
-          <w:szCs w:val="24"/>
-          <w:lang w:eastAsia="pt-BR"/>
-        </w:rPr>
-      </w:pPr>
-    </w:p>
-    <w:p>
-      <w:pPr>
-        <w:spacing w:after="0" w:line="240" w:lineRule="auto"/>
-        <w:rPr>
-          <w:rFonts w:ascii="Times New Roman" w:eastAsia="Times New Roman" w:hAnsi="Times New Roman" w:cs="Times New Roman"/>
-          <w:sz w:val="24"/>
-          <w:szCs w:val="24"/>
-          <w:lang w:eastAsia="pt-BR"/>
-        </w:rPr>
-      </w:pPr>
-      <w:r>
-        <w:rPr>
-          <w:rFonts w:ascii="Times New Roman" w:eastAsia="Times New Roman" w:hAnsi="Times New Roman" w:cs="Times New Roman"/>
-          <w:color w:val="000000"/>
-          <w:sz w:val="24"/>
-          <w:szCs w:val="24"/>
-          <w:lang w:eastAsia="pt-BR"/>
-        </w:rPr>
-        <w:t xml:space="preserve">MICROSOFT. </w:t>
-      </w:r>
-      <w:r>
-        <w:rPr>
-          <w:rFonts w:ascii="Times New Roman" w:eastAsia="Times New Roman" w:hAnsi="Times New Roman" w:cs="Times New Roman"/>
-          <w:b/>
-          <w:bCs/>
-          <w:color w:val="000000"/>
-          <w:sz w:val="24"/>
-          <w:szCs w:val="24"/>
-          <w:lang w:eastAsia="pt-BR"/>
-        </w:rPr>
-        <w:t>Documentação do ASP.NET Core</w:t>
-      </w:r>
-      <w:r>
-        <w:rPr>
-          <w:rFonts w:ascii="Times New Roman" w:eastAsia="Times New Roman" w:hAnsi="Times New Roman" w:cs="Times New Roman"/>
-          <w:color w:val="000000"/>
-          <w:sz w:val="24"/>
-          <w:szCs w:val="24"/>
-          <w:lang w:eastAsia="pt-BR"/>
-        </w:rPr>
-        <w:t>. [S. l.], 2026. Disponível em: https://learn.microsoft.com/pt-br/aspnet/core/. Acesso em: 28 set. 2026.</w:t>
-      </w:r>
-    </w:p>
-    <w:p>
-      <w:pPr>
-        <w:spacing w:after="0" w:line="240" w:lineRule="auto"/>
-        <w:rPr>
-          <w:rFonts w:ascii="Times New Roman" w:eastAsia="Times New Roman" w:hAnsi="Times New Roman" w:cs="Times New Roman"/>
-          <w:sz w:val="24"/>
-          <w:szCs w:val="24"/>
-          <w:lang w:eastAsia="pt-BR"/>
-        </w:rPr>
-      </w:pPr>
-    </w:p>
-    <w:p>
-      <w:pPr>
-        <w:spacing w:after="0" w:line="240" w:lineRule="auto"/>
-        <w:rPr>
-          <w:rFonts w:ascii="Times New Roman" w:eastAsia="Times New Roman" w:hAnsi="Times New Roman" w:cs="Times New Roman"/>
-          <w:sz w:val="24"/>
-          <w:szCs w:val="24"/>
-          <w:lang w:eastAsia="pt-BR"/>
-        </w:rPr>
-      </w:pPr>
-      <w:r>
-        <w:rPr>
-          <w:rFonts w:ascii="Times New Roman" w:eastAsia="Times New Roman" w:hAnsi="Times New Roman" w:cs="Times New Roman"/>
-          <w:color w:val="000000"/>
-          <w:sz w:val="24"/>
-          <w:szCs w:val="24"/>
-          <w:lang w:eastAsia="pt-BR"/>
-        </w:rPr>
-        <w:t xml:space="preserve">OWASP FOUNDATION. </w:t>
-      </w:r>
-      <w:proofErr w:type="spellStart"/>
-      <w:r>
-        <w:rPr>
-          <w:rFonts w:ascii="Times New Roman" w:eastAsia="Times New Roman" w:hAnsi="Times New Roman" w:cs="Times New Roman"/>
-          <w:b/>
-          <w:bCs/>
-          <w:color w:val="000000"/>
-          <w:sz w:val="24"/>
-          <w:szCs w:val="24"/>
-          <w:lang w:eastAsia="pt-BR"/>
-        </w:rPr>
-        <w:t>Password</w:t>
-      </w:r>
-      <w:proofErr w:type="spellEnd"/>
-      <w:r>
-        <w:rPr>
-          <w:rFonts w:ascii="Times New Roman" w:eastAsia="Times New Roman" w:hAnsi="Times New Roman" w:cs="Times New Roman"/>
-          <w:b/>
-          <w:bCs/>
-          <w:color w:val="000000"/>
-          <w:sz w:val="24"/>
-          <w:szCs w:val="24"/>
-          <w:lang w:eastAsia="pt-BR"/>
-        </w:rPr>
-        <w:t xml:space="preserve"> </w:t>
-      </w:r>
-      <w:proofErr w:type="spellStart"/>
-      <w:r>
-        <w:rPr>
-          <w:rFonts w:ascii="Times New Roman" w:eastAsia="Times New Roman" w:hAnsi="Times New Roman" w:cs="Times New Roman"/>
-          <w:b/>
-          <w:bCs/>
-          <w:color w:val="000000"/>
-          <w:sz w:val="24"/>
-          <w:szCs w:val="24"/>
-          <w:lang w:eastAsia="pt-BR"/>
-        </w:rPr>
-        <w:t>Storage</w:t>
-      </w:r>
-      <w:proofErr w:type="spellEnd"/>
-      <w:r>
-        <w:rPr>
-          <w:rFonts w:ascii="Times New Roman" w:eastAsia="Times New Roman" w:hAnsi="Times New Roman" w:cs="Times New Roman"/>
-          <w:b/>
-          <w:bCs/>
-          <w:color w:val="000000"/>
-          <w:sz w:val="24"/>
-          <w:szCs w:val="24"/>
-          <w:lang w:eastAsia="pt-BR"/>
-        </w:rPr>
-        <w:t xml:space="preserve"> </w:t>
-      </w:r>
-      <w:proofErr w:type="spellStart"/>
-      <w:r>
-        <w:rPr>
-          <w:rFonts w:ascii="Times New Roman" w:eastAsia="Times New Roman" w:hAnsi="Times New Roman" w:cs="Times New Roman"/>
-          <w:b/>
-          <w:bCs/>
-          <w:color w:val="000000"/>
-          <w:sz w:val="24"/>
-          <w:szCs w:val="24"/>
-          <w:lang w:eastAsia="pt-BR"/>
-        </w:rPr>
-        <w:t>Cheat</w:t>
-      </w:r>
-      <w:proofErr w:type="spellEnd"/>
-      <w:r>
-        <w:rPr>
-          <w:rFonts w:ascii="Times New Roman" w:eastAsia="Times New Roman" w:hAnsi="Times New Roman" w:cs="Times New Roman"/>
-          <w:b/>
-          <w:bCs/>
-          <w:color w:val="000000"/>
-          <w:sz w:val="24"/>
-          <w:szCs w:val="24"/>
-          <w:lang w:eastAsia="pt-BR"/>
-        </w:rPr>
-        <w:t xml:space="preserve"> </w:t>
-      </w:r>
-      <w:proofErr w:type="spellStart"/>
-      <w:r>
-        <w:rPr>
-          <w:rFonts w:ascii="Times New Roman" w:eastAsia="Times New Roman" w:hAnsi="Times New Roman" w:cs="Times New Roman"/>
-          <w:b/>
-          <w:bCs/>
-          <w:color w:val="000000"/>
-          <w:sz w:val="24"/>
-          <w:szCs w:val="24"/>
-          <w:lang w:eastAsia="pt-BR"/>
-        </w:rPr>
-        <w:t>Sheet</w:t>
-      </w:r>
-      <w:proofErr w:type="spellEnd"/>
-      <w:r>
-        <w:rPr>
-          <w:rFonts w:ascii="Times New Roman" w:eastAsia="Times New Roman" w:hAnsi="Times New Roman" w:cs="Times New Roman"/>
-          <w:color w:val="000000"/>
-          <w:sz w:val="24"/>
-          <w:szCs w:val="24"/>
-          <w:lang w:eastAsia="pt-BR"/>
-        </w:rPr>
-        <w:t>. [S. l.], 2026. Disponível em: https://cheatsheetseries.owasp.org/cheatsheets/Password_Storage_Cheat_Sheet.html. Acesso em: 28 set. 2026.</w:t>
+      <w:r>
+        <w:rPr>
+          <w:rFonts w:ascii="Times New Roman" w:eastAsia="Times New Roman" w:hAnsi="Times New Roman" w:cs="Times New Roman"/>
+          <w:color w:val="000000"/>
+          <w:sz w:val="24"/>
+          <w:szCs w:val="24"/>
+          <w:lang w:eastAsia="pt-BR"/>
+        </w:rPr>
+        <w:t>: Amazon Rekognition API Reference. [S. l.], 2026b. Disponível em: https://docs.aws.amazon.com/rekognition/latest/APIReference/API_CompareFaces.html. Acesso em: 19 out. 2026.</w:t>
       </w:r>
     </w:p>
     <w:p>
@@ -13271,340 +9409,8 @@
           <w:szCs w:val="24"/>
           <w:lang w:eastAsia="pt-BR"/>
         </w:rPr>
-        <w:lastRenderedPageBreak/>
-        <w:t xml:space="preserve">PHILLIPS, P. </w:t>
-      </w:r>
-      <w:proofErr w:type="spellStart"/>
-      <w:r>
-        <w:rPr>
-          <w:rFonts w:ascii="Times New Roman" w:eastAsia="Times New Roman" w:hAnsi="Times New Roman" w:cs="Times New Roman"/>
-          <w:color w:val="000000"/>
-          <w:sz w:val="24"/>
-          <w:szCs w:val="24"/>
-          <w:lang w:eastAsia="pt-BR"/>
-        </w:rPr>
-        <w:t>Jonathon</w:t>
-      </w:r>
-      <w:proofErr w:type="spellEnd"/>
-      <w:r>
-        <w:rPr>
-          <w:rFonts w:ascii="Times New Roman" w:eastAsia="Times New Roman" w:hAnsi="Times New Roman" w:cs="Times New Roman"/>
-          <w:color w:val="000000"/>
-          <w:sz w:val="24"/>
-          <w:szCs w:val="24"/>
-          <w:lang w:eastAsia="pt-BR"/>
-        </w:rPr>
-        <w:t xml:space="preserve">; YATES, Amy N.; HU, Ying; HAHN, Carina A.; NOYES, </w:t>
-      </w:r>
-      <w:proofErr w:type="spellStart"/>
-      <w:r>
-        <w:rPr>
-          <w:rFonts w:ascii="Times New Roman" w:eastAsia="Times New Roman" w:hAnsi="Times New Roman" w:cs="Times New Roman"/>
-          <w:color w:val="000000"/>
-          <w:sz w:val="24"/>
-          <w:szCs w:val="24"/>
-          <w:lang w:eastAsia="pt-BR"/>
-        </w:rPr>
-        <w:t>Eilidh</w:t>
-      </w:r>
-      <w:proofErr w:type="spellEnd"/>
-      <w:r>
-        <w:rPr>
-          <w:rFonts w:ascii="Times New Roman" w:eastAsia="Times New Roman" w:hAnsi="Times New Roman" w:cs="Times New Roman"/>
-          <w:color w:val="000000"/>
-          <w:sz w:val="24"/>
-          <w:szCs w:val="24"/>
-          <w:lang w:eastAsia="pt-BR"/>
-        </w:rPr>
-        <w:t xml:space="preserve">; JACKSON, </w:t>
-      </w:r>
-      <w:proofErr w:type="spellStart"/>
-      <w:r>
-        <w:rPr>
-          <w:rFonts w:ascii="Times New Roman" w:eastAsia="Times New Roman" w:hAnsi="Times New Roman" w:cs="Times New Roman"/>
-          <w:color w:val="000000"/>
-          <w:sz w:val="24"/>
-          <w:szCs w:val="24"/>
-          <w:lang w:eastAsia="pt-BR"/>
-        </w:rPr>
-        <w:t>Kelsey</w:t>
-      </w:r>
-      <w:proofErr w:type="spellEnd"/>
-      <w:r>
-        <w:rPr>
-          <w:rFonts w:ascii="Times New Roman" w:eastAsia="Times New Roman" w:hAnsi="Times New Roman" w:cs="Times New Roman"/>
-          <w:color w:val="000000"/>
-          <w:sz w:val="24"/>
-          <w:szCs w:val="24"/>
-          <w:lang w:eastAsia="pt-BR"/>
-        </w:rPr>
-        <w:t xml:space="preserve">; CAVAZOS, Jacqueline G.; JECKELN, Géraldine; RANJAN, </w:t>
-      </w:r>
-      <w:proofErr w:type="spellStart"/>
-      <w:r>
-        <w:rPr>
-          <w:rFonts w:ascii="Times New Roman" w:eastAsia="Times New Roman" w:hAnsi="Times New Roman" w:cs="Times New Roman"/>
-          <w:color w:val="000000"/>
-          <w:sz w:val="24"/>
-          <w:szCs w:val="24"/>
-          <w:lang w:eastAsia="pt-BR"/>
-        </w:rPr>
-        <w:t>Rajeev</w:t>
-      </w:r>
-      <w:proofErr w:type="spellEnd"/>
-      <w:r>
-        <w:rPr>
-          <w:rFonts w:ascii="Times New Roman" w:eastAsia="Times New Roman" w:hAnsi="Times New Roman" w:cs="Times New Roman"/>
-          <w:color w:val="000000"/>
-          <w:sz w:val="24"/>
-          <w:szCs w:val="24"/>
-          <w:lang w:eastAsia="pt-BR"/>
-        </w:rPr>
-        <w:t xml:space="preserve">; SANKARANARAYANAN, </w:t>
-      </w:r>
-      <w:proofErr w:type="spellStart"/>
-      <w:r>
-        <w:rPr>
-          <w:rFonts w:ascii="Times New Roman" w:eastAsia="Times New Roman" w:hAnsi="Times New Roman" w:cs="Times New Roman"/>
-          <w:color w:val="000000"/>
-          <w:sz w:val="24"/>
-          <w:szCs w:val="24"/>
-          <w:lang w:eastAsia="pt-BR"/>
-        </w:rPr>
-        <w:t>Swami</w:t>
-      </w:r>
-      <w:proofErr w:type="spellEnd"/>
-      <w:r>
-        <w:rPr>
-          <w:rFonts w:ascii="Times New Roman" w:eastAsia="Times New Roman" w:hAnsi="Times New Roman" w:cs="Times New Roman"/>
-          <w:color w:val="000000"/>
-          <w:sz w:val="24"/>
-          <w:szCs w:val="24"/>
-          <w:lang w:eastAsia="pt-BR"/>
-        </w:rPr>
-        <w:t xml:space="preserve">; CHEN, </w:t>
-      </w:r>
-      <w:proofErr w:type="spellStart"/>
-      <w:r>
-        <w:rPr>
-          <w:rFonts w:ascii="Times New Roman" w:eastAsia="Times New Roman" w:hAnsi="Times New Roman" w:cs="Times New Roman"/>
-          <w:color w:val="000000"/>
-          <w:sz w:val="24"/>
-          <w:szCs w:val="24"/>
-          <w:lang w:eastAsia="pt-BR"/>
-        </w:rPr>
-        <w:t>Jun</w:t>
-      </w:r>
-      <w:proofErr w:type="spellEnd"/>
-      <w:r>
-        <w:rPr>
-          <w:rFonts w:ascii="Times New Roman" w:eastAsia="Times New Roman" w:hAnsi="Times New Roman" w:cs="Times New Roman"/>
-          <w:color w:val="000000"/>
-          <w:sz w:val="24"/>
-          <w:szCs w:val="24"/>
-          <w:lang w:eastAsia="pt-BR"/>
-        </w:rPr>
-        <w:t xml:space="preserve">-Cheng; CASTILLO, Carlos D.; CHELLAPPA, Rama; WHITE, David; O’TOOLE, Alice J. Face </w:t>
-      </w:r>
-      <w:proofErr w:type="spellStart"/>
-      <w:r>
-        <w:rPr>
-          <w:rFonts w:ascii="Times New Roman" w:eastAsia="Times New Roman" w:hAnsi="Times New Roman" w:cs="Times New Roman"/>
-          <w:color w:val="000000"/>
-          <w:sz w:val="24"/>
-          <w:szCs w:val="24"/>
-          <w:lang w:eastAsia="pt-BR"/>
-        </w:rPr>
-        <w:t>recognition</w:t>
-      </w:r>
-      <w:proofErr w:type="spellEnd"/>
-      <w:r>
-        <w:rPr>
-          <w:rFonts w:ascii="Times New Roman" w:eastAsia="Times New Roman" w:hAnsi="Times New Roman" w:cs="Times New Roman"/>
-          <w:color w:val="000000"/>
-          <w:sz w:val="24"/>
-          <w:szCs w:val="24"/>
-          <w:lang w:eastAsia="pt-BR"/>
-        </w:rPr>
-        <w:t xml:space="preserve"> </w:t>
-      </w:r>
-      <w:proofErr w:type="spellStart"/>
-      <w:r>
-        <w:rPr>
-          <w:rFonts w:ascii="Times New Roman" w:eastAsia="Times New Roman" w:hAnsi="Times New Roman" w:cs="Times New Roman"/>
-          <w:color w:val="000000"/>
-          <w:sz w:val="24"/>
-          <w:szCs w:val="24"/>
-          <w:lang w:eastAsia="pt-BR"/>
-        </w:rPr>
-        <w:t>accuracy</w:t>
-      </w:r>
-      <w:proofErr w:type="spellEnd"/>
-      <w:r>
-        <w:rPr>
-          <w:rFonts w:ascii="Times New Roman" w:eastAsia="Times New Roman" w:hAnsi="Times New Roman" w:cs="Times New Roman"/>
-          <w:color w:val="000000"/>
-          <w:sz w:val="24"/>
-          <w:szCs w:val="24"/>
-          <w:lang w:eastAsia="pt-BR"/>
-        </w:rPr>
-        <w:t xml:space="preserve"> </w:t>
-      </w:r>
-      <w:proofErr w:type="spellStart"/>
-      <w:r>
-        <w:rPr>
-          <w:rFonts w:ascii="Times New Roman" w:eastAsia="Times New Roman" w:hAnsi="Times New Roman" w:cs="Times New Roman"/>
-          <w:color w:val="000000"/>
-          <w:sz w:val="24"/>
-          <w:szCs w:val="24"/>
-          <w:lang w:eastAsia="pt-BR"/>
-        </w:rPr>
-        <w:t>of</w:t>
-      </w:r>
-      <w:proofErr w:type="spellEnd"/>
-      <w:r>
-        <w:rPr>
-          <w:rFonts w:ascii="Times New Roman" w:eastAsia="Times New Roman" w:hAnsi="Times New Roman" w:cs="Times New Roman"/>
-          <w:color w:val="000000"/>
-          <w:sz w:val="24"/>
-          <w:szCs w:val="24"/>
-          <w:lang w:eastAsia="pt-BR"/>
-        </w:rPr>
-        <w:t xml:space="preserve"> </w:t>
-      </w:r>
-      <w:proofErr w:type="spellStart"/>
-      <w:r>
-        <w:rPr>
-          <w:rFonts w:ascii="Times New Roman" w:eastAsia="Times New Roman" w:hAnsi="Times New Roman" w:cs="Times New Roman"/>
-          <w:color w:val="000000"/>
-          <w:sz w:val="24"/>
-          <w:szCs w:val="24"/>
-          <w:lang w:eastAsia="pt-BR"/>
-        </w:rPr>
-        <w:t>forensic</w:t>
-      </w:r>
-      <w:proofErr w:type="spellEnd"/>
-      <w:r>
-        <w:rPr>
-          <w:rFonts w:ascii="Times New Roman" w:eastAsia="Times New Roman" w:hAnsi="Times New Roman" w:cs="Times New Roman"/>
-          <w:color w:val="000000"/>
-          <w:sz w:val="24"/>
-          <w:szCs w:val="24"/>
-          <w:lang w:eastAsia="pt-BR"/>
-        </w:rPr>
-        <w:t xml:space="preserve"> </w:t>
-      </w:r>
-      <w:proofErr w:type="spellStart"/>
-      <w:r>
-        <w:rPr>
-          <w:rFonts w:ascii="Times New Roman" w:eastAsia="Times New Roman" w:hAnsi="Times New Roman" w:cs="Times New Roman"/>
-          <w:color w:val="000000"/>
-          <w:sz w:val="24"/>
-          <w:szCs w:val="24"/>
-          <w:lang w:eastAsia="pt-BR"/>
-        </w:rPr>
-        <w:t>examiners</w:t>
-      </w:r>
-      <w:proofErr w:type="spellEnd"/>
-      <w:r>
-        <w:rPr>
-          <w:rFonts w:ascii="Times New Roman" w:eastAsia="Times New Roman" w:hAnsi="Times New Roman" w:cs="Times New Roman"/>
-          <w:color w:val="000000"/>
-          <w:sz w:val="24"/>
-          <w:szCs w:val="24"/>
-          <w:lang w:eastAsia="pt-BR"/>
-        </w:rPr>
-        <w:t xml:space="preserve">, </w:t>
-      </w:r>
-      <w:proofErr w:type="spellStart"/>
-      <w:r>
-        <w:rPr>
-          <w:rFonts w:ascii="Times New Roman" w:eastAsia="Times New Roman" w:hAnsi="Times New Roman" w:cs="Times New Roman"/>
-          <w:color w:val="000000"/>
-          <w:sz w:val="24"/>
-          <w:szCs w:val="24"/>
-          <w:lang w:eastAsia="pt-BR"/>
-        </w:rPr>
-        <w:t>superrecognizers</w:t>
-      </w:r>
-      <w:proofErr w:type="spellEnd"/>
-      <w:r>
-        <w:rPr>
-          <w:rFonts w:ascii="Times New Roman" w:eastAsia="Times New Roman" w:hAnsi="Times New Roman" w:cs="Times New Roman"/>
-          <w:color w:val="000000"/>
-          <w:sz w:val="24"/>
-          <w:szCs w:val="24"/>
-          <w:lang w:eastAsia="pt-BR"/>
-        </w:rPr>
-        <w:t xml:space="preserve">, </w:t>
-      </w:r>
-      <w:proofErr w:type="spellStart"/>
-      <w:r>
-        <w:rPr>
-          <w:rFonts w:ascii="Times New Roman" w:eastAsia="Times New Roman" w:hAnsi="Times New Roman" w:cs="Times New Roman"/>
-          <w:color w:val="000000"/>
-          <w:sz w:val="24"/>
-          <w:szCs w:val="24"/>
-          <w:lang w:eastAsia="pt-BR"/>
-        </w:rPr>
-        <w:t>and</w:t>
-      </w:r>
-      <w:proofErr w:type="spellEnd"/>
-      <w:r>
-        <w:rPr>
-          <w:rFonts w:ascii="Times New Roman" w:eastAsia="Times New Roman" w:hAnsi="Times New Roman" w:cs="Times New Roman"/>
-          <w:color w:val="000000"/>
-          <w:sz w:val="24"/>
-          <w:szCs w:val="24"/>
-          <w:lang w:eastAsia="pt-BR"/>
-        </w:rPr>
-        <w:t xml:space="preserve"> face </w:t>
-      </w:r>
-      <w:proofErr w:type="spellStart"/>
-      <w:r>
-        <w:rPr>
-          <w:rFonts w:ascii="Times New Roman" w:eastAsia="Times New Roman" w:hAnsi="Times New Roman" w:cs="Times New Roman"/>
-          <w:color w:val="000000"/>
-          <w:sz w:val="24"/>
-          <w:szCs w:val="24"/>
-          <w:lang w:eastAsia="pt-BR"/>
-        </w:rPr>
-        <w:t>recognition</w:t>
-      </w:r>
-      <w:proofErr w:type="spellEnd"/>
-      <w:r>
-        <w:rPr>
-          <w:rFonts w:ascii="Times New Roman" w:eastAsia="Times New Roman" w:hAnsi="Times New Roman" w:cs="Times New Roman"/>
-          <w:color w:val="000000"/>
-          <w:sz w:val="24"/>
-          <w:szCs w:val="24"/>
-          <w:lang w:eastAsia="pt-BR"/>
-        </w:rPr>
-        <w:t xml:space="preserve"> </w:t>
-      </w:r>
-      <w:proofErr w:type="spellStart"/>
-      <w:r>
-        <w:rPr>
-          <w:rFonts w:ascii="Times New Roman" w:eastAsia="Times New Roman" w:hAnsi="Times New Roman" w:cs="Times New Roman"/>
-          <w:color w:val="000000"/>
-          <w:sz w:val="24"/>
-          <w:szCs w:val="24"/>
-          <w:lang w:eastAsia="pt-BR"/>
-        </w:rPr>
-        <w:t>algorithms</w:t>
-      </w:r>
-      <w:proofErr w:type="spellEnd"/>
-      <w:r>
-        <w:rPr>
-          <w:rFonts w:ascii="Times New Roman" w:eastAsia="Times New Roman" w:hAnsi="Times New Roman" w:cs="Times New Roman"/>
-          <w:color w:val="000000"/>
-          <w:sz w:val="24"/>
-          <w:szCs w:val="24"/>
-          <w:lang w:eastAsia="pt-BR"/>
-        </w:rPr>
-        <w:t xml:space="preserve">. </w:t>
-      </w:r>
-      <w:proofErr w:type="spellStart"/>
+        <w:t xml:space="preserve">AMAZON WEB SERVICES. </w:t>
+      </w:r>
       <w:r>
         <w:rPr>
           <w:rFonts w:ascii="Times New Roman" w:eastAsia="Times New Roman" w:hAnsi="Times New Roman" w:cs="Times New Roman"/>
@@ -13615,9 +9421,50 @@
           <w:szCs w:val="24"/>
           <w:lang w:eastAsia="pt-BR"/>
         </w:rPr>
-        <w:t>Proceedings</w:t>
-      </w:r>
-      <w:proofErr w:type="spellEnd"/>
+        <w:t>Comparing faces in images</w:t>
+      </w:r>
+      <w:r>
+        <w:rPr>
+          <w:rFonts w:ascii="Times New Roman" w:eastAsia="Times New Roman" w:hAnsi="Times New Roman" w:cs="Times New Roman"/>
+          <w:color w:val="000000"/>
+          <w:sz w:val="24"/>
+          <w:szCs w:val="24"/>
+          <w:lang w:eastAsia="pt-BR"/>
+        </w:rPr>
+        <w:t>: Amazon Rekognition Developer Guide. [S. l.], 2026c. Disponível em: https://docs.aws.amazon.com/rekognition/latest/dg/faces-comparefaces.html. Acesso em: 20 out. 2026.</w:t>
+      </w:r>
+    </w:p>
+    <w:p>
+      <w:pPr>
+        <w:spacing w:after="0" w:line="240" w:lineRule="auto"/>
+        <w:rPr>
+          <w:rFonts w:ascii="Times New Roman" w:eastAsia="Times New Roman" w:hAnsi="Times New Roman" w:cs="Times New Roman"/>
+          <w:sz w:val="24"/>
+          <w:szCs w:val="24"/>
+          <w:lang w:eastAsia="pt-BR"/>
+        </w:rPr>
+      </w:pPr>
+    </w:p>
+    <w:p>
+      <w:pPr>
+        <w:spacing w:after="0" w:line="240" w:lineRule="auto"/>
+        <w:rPr>
+          <w:rFonts w:ascii="Times New Roman" w:eastAsia="Times New Roman" w:hAnsi="Times New Roman" w:cs="Times New Roman"/>
+          <w:sz w:val="24"/>
+          <w:szCs w:val="24"/>
+          <w:lang w:eastAsia="pt-BR"/>
+        </w:rPr>
+      </w:pPr>
+      <w:r>
+        <w:rPr>
+          <w:rFonts w:ascii="Times New Roman" w:eastAsia="Times New Roman" w:hAnsi="Times New Roman" w:cs="Times New Roman"/>
+          <w:color w:val="000000"/>
+          <w:sz w:val="24"/>
+          <w:szCs w:val="24"/>
+          <w:lang w:eastAsia="pt-BR"/>
+        </w:rPr>
+        <w:t xml:space="preserve">BANCO CENTRAL DO BRASIL. </w:t>
+      </w:r>
       <w:r>
         <w:rPr>
           <w:rFonts w:ascii="Times New Roman" w:eastAsia="Times New Roman" w:hAnsi="Times New Roman" w:cs="Times New Roman"/>
@@ -13628,9 +9475,50 @@
           <w:szCs w:val="24"/>
           <w:lang w:eastAsia="pt-BR"/>
         </w:rPr>
-        <w:t xml:space="preserve"> </w:t>
-      </w:r>
-      <w:proofErr w:type="spellStart"/>
+        <w:t>Circular nº 3.978, de 23 de janeiro de 2020</w:t>
+      </w:r>
+      <w:r>
+        <w:rPr>
+          <w:rFonts w:ascii="Times New Roman" w:eastAsia="Times New Roman" w:hAnsi="Times New Roman" w:cs="Times New Roman"/>
+          <w:color w:val="000000"/>
+          <w:sz w:val="24"/>
+          <w:szCs w:val="24"/>
+          <w:lang w:eastAsia="pt-BR"/>
+        </w:rPr>
+        <w:t>. Dispõe sobre a política, os procedimentos e os controles internos a serem adotados pelas instituições autorizadas a funcionar pelo Banco Central do Brasil visando à prevenção da utilização do sistema financeiro para a prática dos crimes de “lavagem” ou ocultação de bens, direitos e valores, de que trata a Lei nº 9.613, de 3 de março de 1998, e de financiamento do terrorismo, previsto na Lei nº 13.260, de 16 de março de 2016. Brasília, DF: Banco Central do Brasil, 2020. Disponível em: https://www.bcb.gov.br/estabilidadefinanceira/exibenormativo?tipo=Circular&amp;numero=3978. Acesso em: 28 set. 2026.</w:t>
+      </w:r>
+    </w:p>
+    <w:p>
+      <w:pPr>
+        <w:spacing w:after="0" w:line="240" w:lineRule="auto"/>
+        <w:rPr>
+          <w:rFonts w:ascii="Times New Roman" w:eastAsia="Times New Roman" w:hAnsi="Times New Roman" w:cs="Times New Roman"/>
+          <w:sz w:val="24"/>
+          <w:szCs w:val="24"/>
+          <w:lang w:eastAsia="pt-BR"/>
+        </w:rPr>
+      </w:pPr>
+    </w:p>
+    <w:p>
+      <w:pPr>
+        <w:spacing w:after="0" w:line="240" w:lineRule="auto"/>
+        <w:rPr>
+          <w:rFonts w:ascii="Times New Roman" w:eastAsia="Times New Roman" w:hAnsi="Times New Roman" w:cs="Times New Roman"/>
+          <w:sz w:val="24"/>
+          <w:szCs w:val="24"/>
+          <w:lang w:eastAsia="pt-BR"/>
+        </w:rPr>
+      </w:pPr>
+      <w:r>
+        <w:rPr>
+          <w:rFonts w:ascii="Times New Roman" w:eastAsia="Times New Roman" w:hAnsi="Times New Roman" w:cs="Times New Roman"/>
+          <w:color w:val="000000"/>
+          <w:sz w:val="24"/>
+          <w:szCs w:val="24"/>
+          <w:lang w:eastAsia="pt-BR"/>
+        </w:rPr>
+        <w:t xml:space="preserve">BEZERRA, Eduardo. </w:t>
+      </w:r>
       <w:r>
         <w:rPr>
           <w:rFonts w:ascii="Times New Roman" w:eastAsia="Times New Roman" w:hAnsi="Times New Roman" w:cs="Times New Roman"/>
@@ -13641,9 +9529,50 @@
           <w:szCs w:val="24"/>
           <w:lang w:eastAsia="pt-BR"/>
         </w:rPr>
-        <w:t>of</w:t>
-      </w:r>
-      <w:proofErr w:type="spellEnd"/>
+        <w:t>Princípios de análise e projeto de sistemas com UML</w:t>
+      </w:r>
+      <w:r>
+        <w:rPr>
+          <w:rFonts w:ascii="Times New Roman" w:eastAsia="Times New Roman" w:hAnsi="Times New Roman" w:cs="Times New Roman"/>
+          <w:color w:val="000000"/>
+          <w:sz w:val="24"/>
+          <w:szCs w:val="24"/>
+          <w:lang w:eastAsia="pt-BR"/>
+        </w:rPr>
+        <w:t>. 3. ed. Rio de Janeiro: Elsevier, 2015.</w:t>
+      </w:r>
+    </w:p>
+    <w:p>
+      <w:pPr>
+        <w:spacing w:after="0" w:line="240" w:lineRule="auto"/>
+        <w:rPr>
+          <w:rFonts w:ascii="Times New Roman" w:eastAsia="Times New Roman" w:hAnsi="Times New Roman" w:cs="Times New Roman"/>
+          <w:sz w:val="24"/>
+          <w:szCs w:val="24"/>
+          <w:lang w:eastAsia="pt-BR"/>
+        </w:rPr>
+      </w:pPr>
+    </w:p>
+    <w:p>
+      <w:pPr>
+        <w:spacing w:after="0" w:line="240" w:lineRule="auto"/>
+        <w:rPr>
+          <w:rFonts w:ascii="Times New Roman" w:eastAsia="Times New Roman" w:hAnsi="Times New Roman" w:cs="Times New Roman"/>
+          <w:sz w:val="24"/>
+          <w:szCs w:val="24"/>
+          <w:lang w:eastAsia="pt-BR"/>
+        </w:rPr>
+      </w:pPr>
+      <w:r>
+        <w:rPr>
+          <w:rFonts w:ascii="Times New Roman" w:eastAsia="Times New Roman" w:hAnsi="Times New Roman" w:cs="Times New Roman"/>
+          <w:color w:val="000000"/>
+          <w:sz w:val="24"/>
+          <w:szCs w:val="24"/>
+          <w:lang w:eastAsia="pt-BR"/>
+        </w:rPr>
+        <w:t xml:space="preserve">BIRYUKOV, Alex; DINU, Daniel; KHOVRATOVICH, Dmitry; JOSEFSSON, Simon. </w:t>
+      </w:r>
       <w:r>
         <w:rPr>
           <w:rFonts w:ascii="Times New Roman" w:eastAsia="Times New Roman" w:hAnsi="Times New Roman" w:cs="Times New Roman"/>
@@ -13654,9 +9583,50 @@
           <w:szCs w:val="24"/>
           <w:lang w:eastAsia="pt-BR"/>
         </w:rPr>
-        <w:t xml:space="preserve"> </w:t>
-      </w:r>
-      <w:proofErr w:type="spellStart"/>
+        <w:t>RFC 9106</w:t>
+      </w:r>
+      <w:r>
+        <w:rPr>
+          <w:rFonts w:ascii="Times New Roman" w:eastAsia="Times New Roman" w:hAnsi="Times New Roman" w:cs="Times New Roman"/>
+          <w:color w:val="000000"/>
+          <w:sz w:val="24"/>
+          <w:szCs w:val="24"/>
+          <w:lang w:eastAsia="pt-BR"/>
+        </w:rPr>
+        <w:t>: Argon2 memory-hard function for password hashing and proof-of-work applications. [S. l.]: Internet Engineering Task Force, 2021. Disponível em: https://www.rfc-editor.org/rfc/rfc9106. Acesso em: 28 set. 2026.</w:t>
+      </w:r>
+    </w:p>
+    <w:p>
+      <w:pPr>
+        <w:spacing w:after="0" w:line="240" w:lineRule="auto"/>
+        <w:rPr>
+          <w:rFonts w:ascii="Times New Roman" w:eastAsia="Times New Roman" w:hAnsi="Times New Roman" w:cs="Times New Roman"/>
+          <w:sz w:val="24"/>
+          <w:szCs w:val="24"/>
+          <w:lang w:eastAsia="pt-BR"/>
+        </w:rPr>
+      </w:pPr>
+    </w:p>
+    <w:p>
+      <w:pPr>
+        <w:spacing w:after="0" w:line="240" w:lineRule="auto"/>
+        <w:rPr>
+          <w:rFonts w:ascii="Times New Roman" w:eastAsia="Times New Roman" w:hAnsi="Times New Roman" w:cs="Times New Roman"/>
+          <w:sz w:val="24"/>
+          <w:szCs w:val="24"/>
+          <w:lang w:eastAsia="pt-BR"/>
+        </w:rPr>
+      </w:pPr>
+      <w:r>
+        <w:rPr>
+          <w:rFonts w:ascii="Times New Roman" w:eastAsia="Times New Roman" w:hAnsi="Times New Roman" w:cs="Times New Roman"/>
+          <w:color w:val="000000"/>
+          <w:sz w:val="24"/>
+          <w:szCs w:val="24"/>
+          <w:lang w:eastAsia="pt-BR"/>
+        </w:rPr>
+        <w:t xml:space="preserve">BRASIL. </w:t>
+      </w:r>
       <w:r>
         <w:rPr>
           <w:rFonts w:ascii="Times New Roman" w:eastAsia="Times New Roman" w:hAnsi="Times New Roman" w:cs="Times New Roman"/>
@@ -13667,9 +9637,50 @@
           <w:szCs w:val="24"/>
           <w:lang w:eastAsia="pt-BR"/>
         </w:rPr>
-        <w:t>the</w:t>
-      </w:r>
-      <w:proofErr w:type="spellEnd"/>
+        <w:t>Lei nº 13.709, de 14 de agosto de 2018</w:t>
+      </w:r>
+      <w:r>
+        <w:rPr>
+          <w:rFonts w:ascii="Times New Roman" w:eastAsia="Times New Roman" w:hAnsi="Times New Roman" w:cs="Times New Roman"/>
+          <w:color w:val="000000"/>
+          <w:sz w:val="24"/>
+          <w:szCs w:val="24"/>
+          <w:lang w:eastAsia="pt-BR"/>
+        </w:rPr>
+        <w:t>. Lei Geral de Proteção de Dados Pessoais (LGPD). Brasília, DF: Presidência da República, 2018. Disponível em: https://www.planalto.gov.br/ccivil_03/_ato2015-2018/2018/lei/l13709.htm. Acesso em: 28 set. 2026.</w:t>
+      </w:r>
+    </w:p>
+    <w:p>
+      <w:pPr>
+        <w:spacing w:after="0" w:line="240" w:lineRule="auto"/>
+        <w:rPr>
+          <w:rFonts w:ascii="Times New Roman" w:eastAsia="Times New Roman" w:hAnsi="Times New Roman" w:cs="Times New Roman"/>
+          <w:sz w:val="24"/>
+          <w:szCs w:val="24"/>
+          <w:lang w:eastAsia="pt-BR"/>
+        </w:rPr>
+      </w:pPr>
+    </w:p>
+    <w:p>
+      <w:pPr>
+        <w:spacing w:after="0" w:line="240" w:lineRule="auto"/>
+        <w:rPr>
+          <w:rFonts w:ascii="Times New Roman" w:eastAsia="Times New Roman" w:hAnsi="Times New Roman" w:cs="Times New Roman"/>
+          <w:sz w:val="24"/>
+          <w:szCs w:val="24"/>
+          <w:lang w:eastAsia="pt-BR"/>
+        </w:rPr>
+      </w:pPr>
+      <w:r>
+        <w:rPr>
+          <w:rFonts w:ascii="Times New Roman" w:eastAsia="Times New Roman" w:hAnsi="Times New Roman" w:cs="Times New Roman"/>
+          <w:color w:val="000000"/>
+          <w:sz w:val="24"/>
+          <w:szCs w:val="24"/>
+          <w:lang w:eastAsia="pt-BR"/>
+        </w:rPr>
+        <w:t xml:space="preserve">JONES, Michael B.; BRADLEY, John; SAKIMURA, Nat. </w:t>
+      </w:r>
       <w:r>
         <w:rPr>
           <w:rFonts w:ascii="Times New Roman" w:eastAsia="Times New Roman" w:hAnsi="Times New Roman" w:cs="Times New Roman"/>
@@ -13680,9 +9691,50 @@
           <w:szCs w:val="24"/>
           <w:lang w:eastAsia="pt-BR"/>
         </w:rPr>
-        <w:t xml:space="preserve"> </w:t>
-      </w:r>
-      <w:proofErr w:type="spellStart"/>
+        <w:t>RFC 7519</w:t>
+      </w:r>
+      <w:r>
+        <w:rPr>
+          <w:rFonts w:ascii="Times New Roman" w:eastAsia="Times New Roman" w:hAnsi="Times New Roman" w:cs="Times New Roman"/>
+          <w:color w:val="000000"/>
+          <w:sz w:val="24"/>
+          <w:szCs w:val="24"/>
+          <w:lang w:eastAsia="pt-BR"/>
+        </w:rPr>
+        <w:t>: JSON Web Token (JWT). [S. l.]: Internet Engineering Task Force, 2015. Disponível em: https://www.rfc-editor.org/rfc/rfc7519. Acesso em: 28 set. 2026.</w:t>
+      </w:r>
+    </w:p>
+    <w:p>
+      <w:pPr>
+        <w:spacing w:after="0" w:line="240" w:lineRule="auto"/>
+        <w:rPr>
+          <w:rFonts w:ascii="Times New Roman" w:eastAsia="Times New Roman" w:hAnsi="Times New Roman" w:cs="Times New Roman"/>
+          <w:sz w:val="24"/>
+          <w:szCs w:val="24"/>
+          <w:lang w:eastAsia="pt-BR"/>
+        </w:rPr>
+      </w:pPr>
+    </w:p>
+    <w:p>
+      <w:pPr>
+        <w:spacing w:after="0" w:line="240" w:lineRule="auto"/>
+        <w:rPr>
+          <w:rFonts w:ascii="Times New Roman" w:eastAsia="Times New Roman" w:hAnsi="Times New Roman" w:cs="Times New Roman"/>
+          <w:sz w:val="24"/>
+          <w:szCs w:val="24"/>
+          <w:lang w:eastAsia="pt-BR"/>
+        </w:rPr>
+      </w:pPr>
+      <w:r>
+        <w:rPr>
+          <w:rFonts w:ascii="Times New Roman" w:eastAsia="Times New Roman" w:hAnsi="Times New Roman" w:cs="Times New Roman"/>
+          <w:color w:val="000000"/>
+          <w:sz w:val="24"/>
+          <w:szCs w:val="24"/>
+          <w:lang w:eastAsia="pt-BR"/>
+        </w:rPr>
+        <w:t xml:space="preserve">MICROSOFT. </w:t>
+      </w:r>
       <w:r>
         <w:rPr>
           <w:rFonts w:ascii="Times New Roman" w:eastAsia="Times New Roman" w:hAnsi="Times New Roman" w:cs="Times New Roman"/>
@@ -13693,9 +9745,50 @@
           <w:szCs w:val="24"/>
           <w:lang w:eastAsia="pt-BR"/>
         </w:rPr>
-        <w:t>National</w:t>
-      </w:r>
-      <w:proofErr w:type="spellEnd"/>
+        <w:t>Documentação do ASP.NET Core</w:t>
+      </w:r>
+      <w:r>
+        <w:rPr>
+          <w:rFonts w:ascii="Times New Roman" w:eastAsia="Times New Roman" w:hAnsi="Times New Roman" w:cs="Times New Roman"/>
+          <w:color w:val="000000"/>
+          <w:sz w:val="24"/>
+          <w:szCs w:val="24"/>
+          <w:lang w:eastAsia="pt-BR"/>
+        </w:rPr>
+        <w:t>. [S. l.], 2026. Disponível em: https://learn.microsoft.com/pt-br/aspnet/core/. Acesso em: 28 set. 2026.</w:t>
+      </w:r>
+    </w:p>
+    <w:p>
+      <w:pPr>
+        <w:spacing w:after="0" w:line="240" w:lineRule="auto"/>
+        <w:rPr>
+          <w:rFonts w:ascii="Times New Roman" w:eastAsia="Times New Roman" w:hAnsi="Times New Roman" w:cs="Times New Roman"/>
+          <w:sz w:val="24"/>
+          <w:szCs w:val="24"/>
+          <w:lang w:eastAsia="pt-BR"/>
+        </w:rPr>
+      </w:pPr>
+    </w:p>
+    <w:p>
+      <w:pPr>
+        <w:spacing w:after="0" w:line="240" w:lineRule="auto"/>
+        <w:rPr>
+          <w:rFonts w:ascii="Times New Roman" w:eastAsia="Times New Roman" w:hAnsi="Times New Roman" w:cs="Times New Roman"/>
+          <w:sz w:val="24"/>
+          <w:szCs w:val="24"/>
+          <w:lang w:eastAsia="pt-BR"/>
+        </w:rPr>
+      </w:pPr>
+      <w:r>
+        <w:rPr>
+          <w:rFonts w:ascii="Times New Roman" w:eastAsia="Times New Roman" w:hAnsi="Times New Roman" w:cs="Times New Roman"/>
+          <w:color w:val="000000"/>
+          <w:sz w:val="24"/>
+          <w:szCs w:val="24"/>
+          <w:lang w:eastAsia="pt-BR"/>
+        </w:rPr>
+        <w:t xml:space="preserve">OWASP FOUNDATION. </w:t>
+      </w:r>
       <w:r>
         <w:rPr>
           <w:rFonts w:ascii="Times New Roman" w:eastAsia="Times New Roman" w:hAnsi="Times New Roman" w:cs="Times New Roman"/>
@@ -13706,413 +9799,17 @@
           <w:szCs w:val="24"/>
           <w:lang w:eastAsia="pt-BR"/>
         </w:rPr>
-        <w:t xml:space="preserve"> </w:t>
-      </w:r>
-      <w:proofErr w:type="spellStart"/>
-      <w:r>
-        <w:rPr>
-          <w:rFonts w:ascii="Times New Roman" w:eastAsia="Times New Roman" w:hAnsi="Times New Roman" w:cs="Times New Roman"/>
-          <w:b/>
-          <w:bCs/>
-          <w:color w:val="000000"/>
-          <w:sz w:val="24"/>
-          <w:szCs w:val="24"/>
-          <w:lang w:eastAsia="pt-BR"/>
-        </w:rPr>
-        <w:t>Academy</w:t>
-      </w:r>
-      <w:proofErr w:type="spellEnd"/>
-      <w:r>
-        <w:rPr>
-          <w:rFonts w:ascii="Times New Roman" w:eastAsia="Times New Roman" w:hAnsi="Times New Roman" w:cs="Times New Roman"/>
-          <w:b/>
-          <w:bCs/>
-          <w:color w:val="000000"/>
-          <w:sz w:val="24"/>
-          <w:szCs w:val="24"/>
-          <w:lang w:eastAsia="pt-BR"/>
-        </w:rPr>
-        <w:t xml:space="preserve"> </w:t>
-      </w:r>
-      <w:proofErr w:type="spellStart"/>
-      <w:r>
-        <w:rPr>
-          <w:rFonts w:ascii="Times New Roman" w:eastAsia="Times New Roman" w:hAnsi="Times New Roman" w:cs="Times New Roman"/>
-          <w:b/>
-          <w:bCs/>
-          <w:color w:val="000000"/>
-          <w:sz w:val="24"/>
-          <w:szCs w:val="24"/>
-          <w:lang w:eastAsia="pt-BR"/>
-        </w:rPr>
-        <w:t>of</w:t>
-      </w:r>
-      <w:proofErr w:type="spellEnd"/>
-      <w:r>
-        <w:rPr>
-          <w:rFonts w:ascii="Times New Roman" w:eastAsia="Times New Roman" w:hAnsi="Times New Roman" w:cs="Times New Roman"/>
-          <w:b/>
-          <w:bCs/>
-          <w:color w:val="000000"/>
-          <w:sz w:val="24"/>
-          <w:szCs w:val="24"/>
-          <w:lang w:eastAsia="pt-BR"/>
-        </w:rPr>
-        <w:t xml:space="preserve"> </w:t>
-      </w:r>
-      <w:proofErr w:type="spellStart"/>
-      <w:r>
-        <w:rPr>
-          <w:rFonts w:ascii="Times New Roman" w:eastAsia="Times New Roman" w:hAnsi="Times New Roman" w:cs="Times New Roman"/>
-          <w:b/>
-          <w:bCs/>
-          <w:color w:val="000000"/>
-          <w:sz w:val="24"/>
-          <w:szCs w:val="24"/>
-          <w:lang w:eastAsia="pt-BR"/>
-        </w:rPr>
-        <w:t>Sciences</w:t>
-      </w:r>
-      <w:proofErr w:type="spellEnd"/>
-      <w:r>
-        <w:rPr>
-          <w:rFonts w:ascii="Times New Roman" w:eastAsia="Times New Roman" w:hAnsi="Times New Roman" w:cs="Times New Roman"/>
-          <w:b/>
-          <w:bCs/>
-          <w:color w:val="000000"/>
-          <w:sz w:val="24"/>
-          <w:szCs w:val="24"/>
-          <w:lang w:eastAsia="pt-BR"/>
-        </w:rPr>
-        <w:t xml:space="preserve"> </w:t>
-      </w:r>
-      <w:proofErr w:type="spellStart"/>
-      <w:r>
-        <w:rPr>
-          <w:rFonts w:ascii="Times New Roman" w:eastAsia="Times New Roman" w:hAnsi="Times New Roman" w:cs="Times New Roman"/>
-          <w:b/>
-          <w:bCs/>
-          <w:color w:val="000000"/>
-          <w:sz w:val="24"/>
-          <w:szCs w:val="24"/>
-          <w:lang w:eastAsia="pt-BR"/>
-        </w:rPr>
-        <w:t>of</w:t>
-      </w:r>
-      <w:proofErr w:type="spellEnd"/>
-      <w:r>
-        <w:rPr>
-          <w:rFonts w:ascii="Times New Roman" w:eastAsia="Times New Roman" w:hAnsi="Times New Roman" w:cs="Times New Roman"/>
-          <w:b/>
-          <w:bCs/>
-          <w:color w:val="000000"/>
-          <w:sz w:val="24"/>
-          <w:szCs w:val="24"/>
-          <w:lang w:eastAsia="pt-BR"/>
-        </w:rPr>
-        <w:t xml:space="preserve"> </w:t>
-      </w:r>
-      <w:proofErr w:type="spellStart"/>
-      <w:r>
-        <w:rPr>
-          <w:rFonts w:ascii="Times New Roman" w:eastAsia="Times New Roman" w:hAnsi="Times New Roman" w:cs="Times New Roman"/>
-          <w:b/>
-          <w:bCs/>
-          <w:color w:val="000000"/>
-          <w:sz w:val="24"/>
-          <w:szCs w:val="24"/>
-          <w:lang w:eastAsia="pt-BR"/>
-        </w:rPr>
-        <w:t>the</w:t>
-      </w:r>
-      <w:proofErr w:type="spellEnd"/>
-      <w:r>
-        <w:rPr>
-          <w:rFonts w:ascii="Times New Roman" w:eastAsia="Times New Roman" w:hAnsi="Times New Roman" w:cs="Times New Roman"/>
-          <w:b/>
-          <w:bCs/>
-          <w:color w:val="000000"/>
-          <w:sz w:val="24"/>
-          <w:szCs w:val="24"/>
-          <w:lang w:eastAsia="pt-BR"/>
-        </w:rPr>
-        <w:t xml:space="preserve"> United States </w:t>
-      </w:r>
-      <w:proofErr w:type="spellStart"/>
-      <w:r>
-        <w:rPr>
-          <w:rFonts w:ascii="Times New Roman" w:eastAsia="Times New Roman" w:hAnsi="Times New Roman" w:cs="Times New Roman"/>
-          <w:b/>
-          <w:bCs/>
-          <w:color w:val="000000"/>
-          <w:sz w:val="24"/>
-          <w:szCs w:val="24"/>
-          <w:lang w:eastAsia="pt-BR"/>
-        </w:rPr>
-        <w:t>of</w:t>
-      </w:r>
-      <w:proofErr w:type="spellEnd"/>
-      <w:r>
-        <w:rPr>
-          <w:rFonts w:ascii="Times New Roman" w:eastAsia="Times New Roman" w:hAnsi="Times New Roman" w:cs="Times New Roman"/>
-          <w:b/>
-          <w:bCs/>
-          <w:color w:val="000000"/>
-          <w:sz w:val="24"/>
-          <w:szCs w:val="24"/>
-          <w:lang w:eastAsia="pt-BR"/>
-        </w:rPr>
-        <w:t xml:space="preserve"> </w:t>
-      </w:r>
-      <w:proofErr w:type="spellStart"/>
-      <w:r>
-        <w:rPr>
-          <w:rFonts w:ascii="Times New Roman" w:eastAsia="Times New Roman" w:hAnsi="Times New Roman" w:cs="Times New Roman"/>
-          <w:b/>
-          <w:bCs/>
-          <w:color w:val="000000"/>
-          <w:sz w:val="24"/>
-          <w:szCs w:val="24"/>
-          <w:lang w:eastAsia="pt-BR"/>
-        </w:rPr>
-        <w:t>America</w:t>
-      </w:r>
-      <w:proofErr w:type="spellEnd"/>
-      <w:r>
-        <w:rPr>
-          <w:rFonts w:ascii="Times New Roman" w:eastAsia="Times New Roman" w:hAnsi="Times New Roman" w:cs="Times New Roman"/>
-          <w:color w:val="000000"/>
-          <w:sz w:val="24"/>
-          <w:szCs w:val="24"/>
-          <w:lang w:eastAsia="pt-BR"/>
-        </w:rPr>
-        <w:t>, Washington, DC, v. 115, n. 24, p. 6171-6176, jun. 2018. DOI: https://doi.org/10.1073/pnas.1721355115. Disponível em: https://pmc.ncbi.nlm.nih.gov/articles/PMC6004481/. Acesso em: 19 out. 2026.</w:t>
-      </w:r>
-    </w:p>
-    <w:p>
-      <w:pPr>
-        <w:spacing w:after="0" w:line="240" w:lineRule="auto"/>
-        <w:rPr>
-          <w:rFonts w:ascii="Times New Roman" w:eastAsia="Times New Roman" w:hAnsi="Times New Roman" w:cs="Times New Roman"/>
-          <w:sz w:val="24"/>
-          <w:szCs w:val="24"/>
-          <w:lang w:eastAsia="pt-BR"/>
-        </w:rPr>
-      </w:pPr>
-    </w:p>
-    <w:p>
-      <w:pPr>
-        <w:spacing w:after="0" w:line="240" w:lineRule="auto"/>
-        <w:rPr>
-          <w:rFonts w:ascii="Times New Roman" w:eastAsia="Times New Roman" w:hAnsi="Times New Roman" w:cs="Times New Roman"/>
-          <w:sz w:val="24"/>
-          <w:szCs w:val="24"/>
-          <w:lang w:eastAsia="pt-BR"/>
-        </w:rPr>
-      </w:pPr>
-      <w:r>
-        <w:rPr>
-          <w:rFonts w:ascii="Times New Roman" w:eastAsia="Times New Roman" w:hAnsi="Times New Roman" w:cs="Times New Roman"/>
-          <w:color w:val="000000"/>
-          <w:sz w:val="24"/>
-          <w:szCs w:val="24"/>
-          <w:lang w:eastAsia="pt-BR"/>
-        </w:rPr>
-        <w:t xml:space="preserve">POSTGRESQL GLOBAL DEVELOPMENT GROUP. </w:t>
-      </w:r>
-      <w:r>
-        <w:rPr>
-          <w:rFonts w:ascii="Times New Roman" w:eastAsia="Times New Roman" w:hAnsi="Times New Roman" w:cs="Times New Roman"/>
-          <w:b/>
-          <w:bCs/>
-          <w:color w:val="000000"/>
-          <w:sz w:val="24"/>
-          <w:szCs w:val="24"/>
-          <w:lang w:eastAsia="pt-BR"/>
-        </w:rPr>
-        <w:t xml:space="preserve">PostgreSQL 16 </w:t>
-      </w:r>
-      <w:proofErr w:type="spellStart"/>
-      <w:r>
-        <w:rPr>
-          <w:rFonts w:ascii="Times New Roman" w:eastAsia="Times New Roman" w:hAnsi="Times New Roman" w:cs="Times New Roman"/>
-          <w:b/>
-          <w:bCs/>
-          <w:color w:val="000000"/>
-          <w:sz w:val="24"/>
-          <w:szCs w:val="24"/>
-          <w:lang w:eastAsia="pt-BR"/>
-        </w:rPr>
-        <w:t>Documentation</w:t>
-      </w:r>
-      <w:proofErr w:type="spellEnd"/>
-      <w:r>
-        <w:rPr>
-          <w:rFonts w:ascii="Times New Roman" w:eastAsia="Times New Roman" w:hAnsi="Times New Roman" w:cs="Times New Roman"/>
-          <w:color w:val="000000"/>
-          <w:sz w:val="24"/>
-          <w:szCs w:val="24"/>
-          <w:lang w:eastAsia="pt-BR"/>
-        </w:rPr>
-        <w:t>. [S. l.], 2026. Disponível em: https://www.postgresql.org/docs/16/. Acesso em: 28 set. 2026.</w:t>
-      </w:r>
-    </w:p>
-    <w:p>
-      <w:pPr>
-        <w:spacing w:after="0" w:line="240" w:lineRule="auto"/>
-        <w:rPr>
-          <w:rFonts w:ascii="Times New Roman" w:eastAsia="Times New Roman" w:hAnsi="Times New Roman" w:cs="Times New Roman"/>
-          <w:sz w:val="24"/>
-          <w:szCs w:val="24"/>
-          <w:lang w:eastAsia="pt-BR"/>
-        </w:rPr>
-      </w:pPr>
-    </w:p>
-    <w:p>
-      <w:pPr>
-        <w:spacing w:after="0" w:line="240" w:lineRule="auto"/>
-        <w:rPr>
-          <w:rFonts w:ascii="Times New Roman" w:eastAsia="Times New Roman" w:hAnsi="Times New Roman" w:cs="Times New Roman"/>
-          <w:sz w:val="24"/>
-          <w:szCs w:val="24"/>
-          <w:lang w:eastAsia="pt-BR"/>
-        </w:rPr>
-      </w:pPr>
-      <w:r>
-        <w:rPr>
-          <w:rFonts w:ascii="Times New Roman" w:eastAsia="Times New Roman" w:hAnsi="Times New Roman" w:cs="Times New Roman"/>
-          <w:color w:val="000000"/>
-          <w:sz w:val="24"/>
-          <w:szCs w:val="24"/>
-          <w:lang w:eastAsia="pt-BR"/>
-        </w:rPr>
-        <w:t xml:space="preserve">REACT. </w:t>
-      </w:r>
-      <w:proofErr w:type="spellStart"/>
-      <w:r>
-        <w:rPr>
-          <w:rFonts w:ascii="Times New Roman" w:eastAsia="Times New Roman" w:hAnsi="Times New Roman" w:cs="Times New Roman"/>
-          <w:b/>
-          <w:bCs/>
-          <w:color w:val="000000"/>
-          <w:sz w:val="24"/>
-          <w:szCs w:val="24"/>
-          <w:lang w:eastAsia="pt-BR"/>
-        </w:rPr>
-        <w:t>React</w:t>
-      </w:r>
-      <w:proofErr w:type="spellEnd"/>
-      <w:r>
-        <w:rPr>
-          <w:rFonts w:ascii="Times New Roman" w:eastAsia="Times New Roman" w:hAnsi="Times New Roman" w:cs="Times New Roman"/>
-          <w:b/>
-          <w:bCs/>
-          <w:color w:val="000000"/>
-          <w:sz w:val="24"/>
-          <w:szCs w:val="24"/>
-          <w:lang w:eastAsia="pt-BR"/>
-        </w:rPr>
-        <w:t xml:space="preserve"> </w:t>
-      </w:r>
-      <w:proofErr w:type="spellStart"/>
-      <w:r>
-        <w:rPr>
-          <w:rFonts w:ascii="Times New Roman" w:eastAsia="Times New Roman" w:hAnsi="Times New Roman" w:cs="Times New Roman"/>
-          <w:b/>
-          <w:bCs/>
-          <w:color w:val="000000"/>
-          <w:sz w:val="24"/>
-          <w:szCs w:val="24"/>
-          <w:lang w:eastAsia="pt-BR"/>
-        </w:rPr>
-        <w:t>Documentation</w:t>
-      </w:r>
-      <w:proofErr w:type="spellEnd"/>
-      <w:r>
-        <w:rPr>
-          <w:rFonts w:ascii="Times New Roman" w:eastAsia="Times New Roman" w:hAnsi="Times New Roman" w:cs="Times New Roman"/>
-          <w:color w:val="000000"/>
-          <w:sz w:val="24"/>
-          <w:szCs w:val="24"/>
-          <w:lang w:eastAsia="pt-BR"/>
-        </w:rPr>
-        <w:t>. [S. l.], 2026. Disponível em: https://react.dev/. Acesso em: 28 set. 2026.</w:t>
-      </w:r>
-    </w:p>
-    <w:p>
-      <w:pPr>
-        <w:spacing w:after="0" w:line="240" w:lineRule="auto"/>
-        <w:rPr>
-          <w:rFonts w:ascii="Times New Roman" w:eastAsia="Times New Roman" w:hAnsi="Times New Roman" w:cs="Times New Roman"/>
-          <w:sz w:val="24"/>
-          <w:szCs w:val="24"/>
-          <w:lang w:eastAsia="pt-BR"/>
-        </w:rPr>
-      </w:pPr>
-    </w:p>
-    <w:p>
-      <w:pPr>
-        <w:spacing w:after="0" w:line="240" w:lineRule="auto"/>
-        <w:rPr>
-          <w:rFonts w:ascii="Times New Roman" w:eastAsia="Times New Roman" w:hAnsi="Times New Roman" w:cs="Times New Roman"/>
-          <w:sz w:val="24"/>
-          <w:szCs w:val="24"/>
-          <w:lang w:eastAsia="pt-BR"/>
-        </w:rPr>
-      </w:pPr>
-      <w:r>
-        <w:rPr>
-          <w:rFonts w:ascii="Times New Roman" w:eastAsia="Times New Roman" w:hAnsi="Times New Roman" w:cs="Times New Roman"/>
-          <w:color w:val="000000"/>
-          <w:sz w:val="24"/>
-          <w:szCs w:val="24"/>
-          <w:lang w:eastAsia="pt-BR"/>
-        </w:rPr>
-        <w:t xml:space="preserve">SOMMERVILLE, Ian. </w:t>
-      </w:r>
-      <w:r>
-        <w:rPr>
-          <w:rFonts w:ascii="Times New Roman" w:eastAsia="Times New Roman" w:hAnsi="Times New Roman" w:cs="Times New Roman"/>
-          <w:b/>
-          <w:bCs/>
-          <w:color w:val="000000"/>
-          <w:sz w:val="24"/>
-          <w:szCs w:val="24"/>
-          <w:lang w:eastAsia="pt-BR"/>
-        </w:rPr>
-        <w:t>Engenharia de software</w:t>
-      </w:r>
-      <w:r>
-        <w:rPr>
-          <w:rFonts w:ascii="Times New Roman" w:eastAsia="Times New Roman" w:hAnsi="Times New Roman" w:cs="Times New Roman"/>
-          <w:color w:val="000000"/>
-          <w:sz w:val="24"/>
-          <w:szCs w:val="24"/>
-          <w:lang w:eastAsia="pt-BR"/>
-        </w:rPr>
-        <w:t xml:space="preserve">. 10. ed. São Paulo: Pearson </w:t>
-      </w:r>
-      <w:proofErr w:type="spellStart"/>
-      <w:r>
-        <w:rPr>
-          <w:rFonts w:ascii="Times New Roman" w:eastAsia="Times New Roman" w:hAnsi="Times New Roman" w:cs="Times New Roman"/>
-          <w:color w:val="000000"/>
-          <w:sz w:val="24"/>
-          <w:szCs w:val="24"/>
-          <w:lang w:eastAsia="pt-BR"/>
-        </w:rPr>
-        <w:t>Education</w:t>
-      </w:r>
-      <w:proofErr w:type="spellEnd"/>
-      <w:r>
-        <w:rPr>
-          <w:rFonts w:ascii="Times New Roman" w:eastAsia="Times New Roman" w:hAnsi="Times New Roman" w:cs="Times New Roman"/>
-          <w:color w:val="000000"/>
-          <w:sz w:val="24"/>
-          <w:szCs w:val="24"/>
-          <w:lang w:eastAsia="pt-BR"/>
-        </w:rPr>
-        <w:t xml:space="preserve"> do Brasil, 2018.</w:t>
+        <w:t>Password Storage Cheat Sheet</w:t>
+      </w:r>
+      <w:r>
+        <w:rPr>
+          <w:rFonts w:ascii="Times New Roman" w:eastAsia="Times New Roman" w:hAnsi="Times New Roman" w:cs="Times New Roman"/>
+          <w:color w:val="000000"/>
+          <w:sz w:val="24"/>
+          <w:szCs w:val="24"/>
+          <w:lang w:eastAsia="pt-BR"/>
+        </w:rPr>
+        <w:t>. [S. l.], 2026. Disponível em: https://cheatsheetseries.owasp.org/cheatsheets/Password_Storage_Cheat_Sheet.html. Acesso em: 28 set. 2026.</w:t>
       </w:r>
     </w:p>
     <w:p>
@@ -14145,73 +9842,224 @@
           <w:szCs w:val="24"/>
           <w:lang w:eastAsia="pt-BR"/>
         </w:rPr>
-        <w:t xml:space="preserve">WHITE, David; KEMP, Richard I.; JENKINS, Rob; MATHESON, Michael; BURTON, A. Mike. Passport </w:t>
-      </w:r>
-      <w:proofErr w:type="spellStart"/>
-      <w:r>
-        <w:rPr>
-          <w:rFonts w:ascii="Times New Roman" w:eastAsia="Times New Roman" w:hAnsi="Times New Roman" w:cs="Times New Roman"/>
-          <w:color w:val="000000"/>
-          <w:sz w:val="24"/>
-          <w:szCs w:val="24"/>
-          <w:lang w:eastAsia="pt-BR"/>
-        </w:rPr>
-        <w:t>officers</w:t>
-      </w:r>
-      <w:proofErr w:type="spellEnd"/>
-      <w:r>
-        <w:rPr>
-          <w:rFonts w:ascii="Times New Roman" w:eastAsia="Times New Roman" w:hAnsi="Times New Roman" w:cs="Times New Roman"/>
-          <w:color w:val="000000"/>
-          <w:sz w:val="24"/>
-          <w:szCs w:val="24"/>
-          <w:lang w:eastAsia="pt-BR"/>
-        </w:rPr>
-        <w:t xml:space="preserve">’ </w:t>
-      </w:r>
-      <w:proofErr w:type="spellStart"/>
-      <w:r>
-        <w:rPr>
-          <w:rFonts w:ascii="Times New Roman" w:eastAsia="Times New Roman" w:hAnsi="Times New Roman" w:cs="Times New Roman"/>
-          <w:color w:val="000000"/>
-          <w:sz w:val="24"/>
-          <w:szCs w:val="24"/>
-          <w:lang w:eastAsia="pt-BR"/>
-        </w:rPr>
-        <w:t>errors</w:t>
-      </w:r>
-      <w:proofErr w:type="spellEnd"/>
-      <w:r>
-        <w:rPr>
-          <w:rFonts w:ascii="Times New Roman" w:eastAsia="Times New Roman" w:hAnsi="Times New Roman" w:cs="Times New Roman"/>
-          <w:color w:val="000000"/>
-          <w:sz w:val="24"/>
-          <w:szCs w:val="24"/>
-          <w:lang w:eastAsia="pt-BR"/>
-        </w:rPr>
-        <w:t xml:space="preserve"> in face </w:t>
-      </w:r>
-      <w:proofErr w:type="spellStart"/>
-      <w:r>
-        <w:rPr>
-          <w:rFonts w:ascii="Times New Roman" w:eastAsia="Times New Roman" w:hAnsi="Times New Roman" w:cs="Times New Roman"/>
-          <w:color w:val="000000"/>
-          <w:sz w:val="24"/>
-          <w:szCs w:val="24"/>
-          <w:lang w:eastAsia="pt-BR"/>
-        </w:rPr>
-        <w:t>matching</w:t>
-      </w:r>
-      <w:proofErr w:type="spellEnd"/>
-      <w:r>
-        <w:rPr>
-          <w:rFonts w:ascii="Times New Roman" w:eastAsia="Times New Roman" w:hAnsi="Times New Roman" w:cs="Times New Roman"/>
-          <w:color w:val="000000"/>
-          <w:sz w:val="24"/>
-          <w:szCs w:val="24"/>
-          <w:lang w:eastAsia="pt-BR"/>
-        </w:rPr>
-        <w:t xml:space="preserve">. </w:t>
+        <w:t xml:space="preserve">PHILLIPS, P. Jonathon; YATES, Amy N.; HU, Ying; HAHN, Carina A.; NOYES, Eilidh; JACKSON, Kelsey; CAVAZOS, Jacqueline G.; JECKELN, Géraldine; RANJAN, Rajeev; SANKARANARAYANAN, Swami; CHEN, Jun-Cheng; CASTILLO, Carlos D.; CHELLAPPA, Rama; WHITE, David; O’TOOLE, Alice J. Face recognition accuracy of forensic examiners, superrecognizers, and face recognition algorithms. </w:t>
+      </w:r>
+      <w:r>
+        <w:rPr>
+          <w:rFonts w:ascii="Times New Roman" w:eastAsia="Times New Roman" w:hAnsi="Times New Roman" w:cs="Times New Roman"/>
+          <w:b/>
+          <w:bCs/>
+          <w:color w:val="000000"/>
+          <w:sz w:val="24"/>
+          <w:szCs w:val="24"/>
+          <w:lang w:eastAsia="pt-BR"/>
+        </w:rPr>
+        <w:t>Proceedings of the National Academy of Sciences of the United States of America</w:t>
+      </w:r>
+      <w:r>
+        <w:rPr>
+          <w:rFonts w:ascii="Times New Roman" w:eastAsia="Times New Roman" w:hAnsi="Times New Roman" w:cs="Times New Roman"/>
+          <w:color w:val="000000"/>
+          <w:sz w:val="24"/>
+          <w:szCs w:val="24"/>
+          <w:lang w:eastAsia="pt-BR"/>
+        </w:rPr>
+        <w:t>, Washington, DC, v. 115, n. 24, p. 6171-6176, jun. 2018. DOI: https://doi.org/10.1073/pnas.1721355115. Disponível em: https://pmc.ncbi.nlm.nih.gov/articles/PMC6004481/. Acesso em: 19 out. 2026.</w:t>
+      </w:r>
+    </w:p>
+    <w:p>
+      <w:pPr>
+        <w:spacing w:after="0" w:line="240" w:lineRule="auto"/>
+        <w:rPr>
+          <w:rFonts w:ascii="Times New Roman" w:eastAsia="Times New Roman" w:hAnsi="Times New Roman" w:cs="Times New Roman"/>
+          <w:sz w:val="24"/>
+          <w:szCs w:val="24"/>
+          <w:lang w:eastAsia="pt-BR"/>
+        </w:rPr>
+      </w:pPr>
+    </w:p>
+    <w:p>
+      <w:pPr>
+        <w:spacing w:after="0" w:line="240" w:lineRule="auto"/>
+        <w:rPr>
+          <w:rFonts w:ascii="Times New Roman" w:eastAsia="Times New Roman" w:hAnsi="Times New Roman" w:cs="Times New Roman"/>
+          <w:sz w:val="24"/>
+          <w:szCs w:val="24"/>
+          <w:lang w:eastAsia="pt-BR"/>
+        </w:rPr>
+      </w:pPr>
+      <w:r>
+        <w:rPr>
+          <w:rFonts w:ascii="Times New Roman" w:eastAsia="Times New Roman" w:hAnsi="Times New Roman" w:cs="Times New Roman"/>
+          <w:color w:val="000000"/>
+          <w:sz w:val="24"/>
+          <w:szCs w:val="24"/>
+          <w:lang w:eastAsia="pt-BR"/>
+        </w:rPr>
+        <w:t xml:space="preserve">POSTGRESQL GLOBAL DEVELOPMENT GROUP. </w:t>
+      </w:r>
+      <w:r>
+        <w:rPr>
+          <w:rFonts w:ascii="Times New Roman" w:eastAsia="Times New Roman" w:hAnsi="Times New Roman" w:cs="Times New Roman"/>
+          <w:b/>
+          <w:bCs/>
+          <w:color w:val="000000"/>
+          <w:sz w:val="24"/>
+          <w:szCs w:val="24"/>
+          <w:lang w:eastAsia="pt-BR"/>
+        </w:rPr>
+        <w:t>PostgreSQL 16 Documentation</w:t>
+      </w:r>
+      <w:r>
+        <w:rPr>
+          <w:rFonts w:ascii="Times New Roman" w:eastAsia="Times New Roman" w:hAnsi="Times New Roman" w:cs="Times New Roman"/>
+          <w:color w:val="000000"/>
+          <w:sz w:val="24"/>
+          <w:szCs w:val="24"/>
+          <w:lang w:eastAsia="pt-BR"/>
+        </w:rPr>
+        <w:t>. [S. l.], 2026. Disponível em: https://www.postgresql.org/docs/16/. Acesso em: 28 set. 2026.</w:t>
+      </w:r>
+    </w:p>
+    <w:p>
+      <w:pPr>
+        <w:spacing w:after="0" w:line="240" w:lineRule="auto"/>
+        <w:rPr>
+          <w:rFonts w:ascii="Times New Roman" w:eastAsia="Times New Roman" w:hAnsi="Times New Roman" w:cs="Times New Roman"/>
+          <w:sz w:val="24"/>
+          <w:szCs w:val="24"/>
+          <w:lang w:eastAsia="pt-BR"/>
+        </w:rPr>
+      </w:pPr>
+    </w:p>
+    <w:p>
+      <w:pPr>
+        <w:spacing w:after="0" w:line="240" w:lineRule="auto"/>
+        <w:rPr>
+          <w:rFonts w:ascii="Times New Roman" w:eastAsia="Times New Roman" w:hAnsi="Times New Roman" w:cs="Times New Roman"/>
+          <w:sz w:val="24"/>
+          <w:szCs w:val="24"/>
+          <w:lang w:eastAsia="pt-BR"/>
+        </w:rPr>
+      </w:pPr>
+      <w:r>
+        <w:rPr>
+          <w:rFonts w:ascii="Times New Roman" w:eastAsia="Times New Roman" w:hAnsi="Times New Roman" w:cs="Times New Roman"/>
+          <w:color w:val="000000"/>
+          <w:sz w:val="24"/>
+          <w:szCs w:val="24"/>
+          <w:lang w:eastAsia="pt-BR"/>
+        </w:rPr>
+        <w:t xml:space="preserve">REACT. </w:t>
+      </w:r>
+      <w:r>
+        <w:rPr>
+          <w:rFonts w:ascii="Times New Roman" w:eastAsia="Times New Roman" w:hAnsi="Times New Roman" w:cs="Times New Roman"/>
+          <w:b/>
+          <w:bCs/>
+          <w:color w:val="000000"/>
+          <w:sz w:val="24"/>
+          <w:szCs w:val="24"/>
+          <w:lang w:eastAsia="pt-BR"/>
+        </w:rPr>
+        <w:t>React Documentation</w:t>
+      </w:r>
+      <w:r>
+        <w:rPr>
+          <w:rFonts w:ascii="Times New Roman" w:eastAsia="Times New Roman" w:hAnsi="Times New Roman" w:cs="Times New Roman"/>
+          <w:color w:val="000000"/>
+          <w:sz w:val="24"/>
+          <w:szCs w:val="24"/>
+          <w:lang w:eastAsia="pt-BR"/>
+        </w:rPr>
+        <w:t>. [S. l.], 2026. Disponível em: https://react.dev/. Acesso em: 28 set. 2026.</w:t>
+      </w:r>
+    </w:p>
+    <w:p>
+      <w:pPr>
+        <w:spacing w:after="0" w:line="240" w:lineRule="auto"/>
+        <w:rPr>
+          <w:rFonts w:ascii="Times New Roman" w:eastAsia="Times New Roman" w:hAnsi="Times New Roman" w:cs="Times New Roman"/>
+          <w:sz w:val="24"/>
+          <w:szCs w:val="24"/>
+          <w:lang w:eastAsia="pt-BR"/>
+        </w:rPr>
+      </w:pPr>
+    </w:p>
+    <w:p>
+      <w:pPr>
+        <w:spacing w:after="0" w:line="240" w:lineRule="auto"/>
+        <w:rPr>
+          <w:rFonts w:ascii="Times New Roman" w:eastAsia="Times New Roman" w:hAnsi="Times New Roman" w:cs="Times New Roman"/>
+          <w:sz w:val="24"/>
+          <w:szCs w:val="24"/>
+          <w:lang w:eastAsia="pt-BR"/>
+        </w:rPr>
+      </w:pPr>
+      <w:r>
+        <w:rPr>
+          <w:rFonts w:ascii="Times New Roman" w:eastAsia="Times New Roman" w:hAnsi="Times New Roman" w:cs="Times New Roman"/>
+          <w:color w:val="000000"/>
+          <w:sz w:val="24"/>
+          <w:szCs w:val="24"/>
+          <w:lang w:eastAsia="pt-BR"/>
+        </w:rPr>
+        <w:t xml:space="preserve">SOMMERVILLE, Ian. </w:t>
+      </w:r>
+      <w:r>
+        <w:rPr>
+          <w:rFonts w:ascii="Times New Roman" w:eastAsia="Times New Roman" w:hAnsi="Times New Roman" w:cs="Times New Roman"/>
+          <w:b/>
+          <w:bCs/>
+          <w:color w:val="000000"/>
+          <w:sz w:val="24"/>
+          <w:szCs w:val="24"/>
+          <w:lang w:eastAsia="pt-BR"/>
+        </w:rPr>
+        <w:t>Engenharia de software</w:t>
+      </w:r>
+      <w:r>
+        <w:rPr>
+          <w:rFonts w:ascii="Times New Roman" w:eastAsia="Times New Roman" w:hAnsi="Times New Roman" w:cs="Times New Roman"/>
+          <w:color w:val="000000"/>
+          <w:sz w:val="24"/>
+          <w:szCs w:val="24"/>
+          <w:lang w:eastAsia="pt-BR"/>
+        </w:rPr>
+        <w:t>. 10. ed. São Paulo: Pearson Education do Brasil, 2018.</w:t>
+      </w:r>
+    </w:p>
+    <w:p>
+      <w:pPr>
+        <w:spacing w:after="0" w:line="240" w:lineRule="auto"/>
+        <w:rPr>
+          <w:rFonts w:ascii="Times New Roman" w:eastAsia="Times New Roman" w:hAnsi="Times New Roman" w:cs="Times New Roman"/>
+          <w:sz w:val="24"/>
+          <w:szCs w:val="24"/>
+          <w:lang w:eastAsia="pt-BR"/>
+        </w:rPr>
+      </w:pPr>
+    </w:p>
+    <w:p>
+      <w:pPr>
+        <w:keepLines/>
+        <w:spacing w:after="0" w:line="240" w:lineRule="auto"/>
+        <w:rPr>
+          <w:rFonts w:ascii="Times New Roman" w:eastAsia="Times New Roman" w:hAnsi="Times New Roman" w:cs="Times New Roman"/>
+          <w:sz w:val="24"/>
+          <w:szCs w:val="24"/>
+          <w:lang w:eastAsia="pt-BR"/>
+        </w:rPr>
+      </w:pPr>
+      <w:r>
+        <w:rPr>
+          <w:rFonts w:ascii="Times New Roman" w:eastAsia="Times New Roman" w:hAnsi="Times New Roman" w:cs="Times New Roman"/>
+          <w:color w:val="000000"/>
+          <w:sz w:val="24"/>
+          <w:szCs w:val="24"/>
+          <w:lang w:eastAsia="pt-BR"/>
+        </w:rPr>
+        <w:t xml:space="preserve">WHITE, David; KEMP, Richard I.; JENKINS, Rob; MATHESON, Michael; BURTON, A. Mike. Passport officers’ errors in face matching. </w:t>
       </w:r>
       <w:r>
         <w:rPr>
@@ -14307,29 +10155,7 @@
           <w:szCs w:val="24"/>
           <w:lang w:eastAsia="pt-BR"/>
         </w:rPr>
-        <w:t xml:space="preserve">Este anexo apresenta capturas de tela das principais funcionalidades do KYC </w:t>
-      </w:r>
-      <w:proofErr w:type="spellStart"/>
-      <w:r>
-        <w:rPr>
-          <w:rFonts w:ascii="Times New Roman" w:eastAsia="Times New Roman" w:hAnsi="Times New Roman" w:cs="Times New Roman"/>
-          <w:color w:val="000000"/>
-          <w:sz w:val="24"/>
-          <w:szCs w:val="24"/>
-          <w:lang w:eastAsia="pt-BR"/>
-        </w:rPr>
-        <w:t>TrueFace</w:t>
-      </w:r>
-      <w:proofErr w:type="spellEnd"/>
-      <w:r>
-        <w:rPr>
-          <w:rFonts w:ascii="Times New Roman" w:eastAsia="Times New Roman" w:hAnsi="Times New Roman" w:cs="Times New Roman"/>
-          <w:color w:val="000000"/>
-          <w:sz w:val="24"/>
-          <w:szCs w:val="24"/>
-          <w:lang w:eastAsia="pt-BR"/>
-        </w:rPr>
-        <w:t>, na versão em português do Brasil e no tema claro. Os nomes, CPFs e e-mails exibidos são fictícios e foram utilizados apenas para demonstração.</w:t>
+        <w:t>Este anexo apresenta capturas de tela das principais funcionalidades do KYC TrueFace, na versão em português do Brasil e no tema claro. Os nomes, CPFs e e-mails exibidos são fictícios e foram utilizados apenas para demonstração.</w:t>
       </w:r>
     </w:p>
     <w:p>
@@ -14815,7 +10641,6 @@
         </w:rPr>
         <w:t xml:space="preserve">A Figura 5 mostra o painel exibido após a autenticação, com os indicadores de </w:t>
       </w:r>
-      <w:proofErr w:type="spellStart"/>
       <w:r>
         <w:rPr>
           <w:rFonts w:ascii="Times New Roman" w:eastAsia="Times New Roman" w:hAnsi="Times New Roman" w:cs="Times New Roman"/>
@@ -14828,7 +10653,6 @@
         </w:rPr>
         <w:t>onboardings</w:t>
       </w:r>
-      <w:proofErr w:type="spellEnd"/>
       <w:r>
         <w:rPr>
           <w:rFonts w:ascii="Times New Roman" w:eastAsia="Times New Roman" w:hAnsi="Times New Roman" w:cs="Times New Roman"/>
@@ -14944,8 +10768,8 @@
           <w:lang w:eastAsia="pt-BR"/>
         </w:rPr>
         <w:drawing>
-          <wp:inline distT="0" distB="0" distL="0" distR="0" wp14:anchorId="586CDB0B" wp14:editId="631C0D43">
-            <wp:extent cx="5400000" cy="3037500"/>
+          <wp:inline distT="0" distB="0" distL="0" distR="0" wp14:anchorId="586CDB0B" wp14:editId="369D69B6">
+            <wp:extent cx="5753735" cy="1729629"/>
             <wp:effectExtent l="0" t="0" r="0" b="0"/>
             <wp:docPr id="105" name="Figura 5"/>
             <wp:cNvGraphicFramePr>
@@ -14960,6 +10784,7 @@
                   </pic:nvPicPr>
                   <pic:blipFill>
                     <a:blip r:embed="rId14"/>
+                    <a:srcRect l="17000" t="889" r="1000" b="55289"/>
                     <a:stretch>
                       <a:fillRect/>
                     </a:stretch>
@@ -14967,7 +10792,7 @@
                   <pic:spPr>
                     <a:xfrm>
                       <a:off x="0" y="0"/>
-                      <a:ext cx="5400000" cy="3037500"/>
+                      <a:ext cx="5753735" cy="1729629"/>
                     </a:xfrm>
                     <a:prstGeom prst="rect">
                       <a:avLst/>
@@ -14988,7 +10813,7 @@
     <w:p>
       <w:pPr>
         <w:spacing w:before="60" w:after="0" w:line="240" w:lineRule="auto"/>
-        <w:ind w:left="283"/>
+        <w:ind w:left="5"/>
         <w:rPr>
           <w:rFonts w:ascii="Times New Roman" w:eastAsia="Times New Roman" w:hAnsi="Times New Roman" w:cs="Times New Roman"/>
           <w:sz w:val="24"/>
@@ -15148,7 +10973,7 @@
         </w:rPr>
         <w:drawing>
           <wp:inline distT="0" distB="0" distL="0" distR="0" wp14:anchorId="46359C21" wp14:editId="11B38132">
-            <wp:extent cx="5400000" cy="3037500"/>
+            <wp:extent cx="5753735" cy="3420666"/>
             <wp:effectExtent l="0" t="0" r="0" b="0"/>
             <wp:docPr id="106" name="Figura 6"/>
             <wp:cNvGraphicFramePr>
@@ -15163,6 +10988,7 @@
                   </pic:nvPicPr>
                   <pic:blipFill>
                     <a:blip r:embed="rId15"/>
+                    <a:srcRect l="17000" t="889" r="1000" b="12444"/>
                     <a:stretch>
                       <a:fillRect/>
                     </a:stretch>
@@ -15170,7 +10996,7 @@
                   <pic:spPr>
                     <a:xfrm>
                       <a:off x="0" y="0"/>
-                      <a:ext cx="5400000" cy="3037500"/>
+                      <a:ext cx="5753735" cy="3420666"/>
                     </a:xfrm>
                     <a:prstGeom prst="rect">
                       <a:avLst/>
@@ -15191,7 +11017,7 @@
     <w:p>
       <w:pPr>
         <w:spacing w:before="60" w:after="0" w:line="240" w:lineRule="auto"/>
-        <w:ind w:left="283"/>
+        <w:ind w:left="5"/>
         <w:rPr>
           <w:rFonts w:ascii="Times New Roman" w:eastAsia="Times New Roman" w:hAnsi="Times New Roman" w:cs="Times New Roman"/>
           <w:sz w:val="24"/>
@@ -15649,7 +11475,6 @@
         </w:rPr>
         <w:t xml:space="preserve">A Figura 9 mostra a fila de análise manual, com os </w:t>
       </w:r>
-      <w:proofErr w:type="spellStart"/>
       <w:r>
         <w:rPr>
           <w:rFonts w:ascii="Times New Roman" w:eastAsia="Times New Roman" w:hAnsi="Times New Roman" w:cs="Times New Roman"/>
@@ -15662,7 +11487,6 @@
         </w:rPr>
         <w:t>onboardings</w:t>
       </w:r>
-      <w:proofErr w:type="spellEnd"/>
       <w:r>
         <w:rPr>
           <w:rFonts w:ascii="Times New Roman" w:eastAsia="Times New Roman" w:hAnsi="Times New Roman" w:cs="Times New Roman"/>
@@ -15779,7 +11603,7 @@
         </w:rPr>
         <w:drawing>
           <wp:inline distT="0" distB="0" distL="0" distR="0" wp14:anchorId="2C883F94" wp14:editId="01FBCF43">
-            <wp:extent cx="5400000" cy="3037500"/>
+            <wp:extent cx="5753735" cy="2620756"/>
             <wp:effectExtent l="0" t="0" r="0" b="0"/>
             <wp:docPr id="109" name="Figura 9"/>
             <wp:cNvGraphicFramePr>
@@ -15794,6 +11618,7 @@
                   </pic:nvPicPr>
                   <pic:blipFill>
                     <a:blip r:embed="rId18"/>
+                    <a:srcRect l="17000" t="889" r="1000" b="32711"/>
                     <a:stretch>
                       <a:fillRect/>
                     </a:stretch>
@@ -15801,7 +11626,7 @@
                   <pic:spPr>
                     <a:xfrm>
                       <a:off x="0" y="0"/>
-                      <a:ext cx="5400000" cy="3037500"/>
+                      <a:ext cx="5753735" cy="2620756"/>
                     </a:xfrm>
                     <a:prstGeom prst="rect">
                       <a:avLst/>
@@ -15822,7 +11647,7 @@
     <w:p>
       <w:pPr>
         <w:spacing w:before="60" w:after="0" w:line="240" w:lineRule="auto"/>
-        <w:ind w:left="283"/>
+        <w:ind w:left="5"/>
         <w:rPr>
           <w:rFonts w:ascii="Times New Roman" w:eastAsia="Times New Roman" w:hAnsi="Times New Roman" w:cs="Times New Roman"/>
           <w:sz w:val="24"/>
@@ -15876,7 +11701,6 @@
         <w:lastRenderedPageBreak/>
         <w:t xml:space="preserve">A Figura 10 apresenta o envio de um novo </w:t>
       </w:r>
-      <w:proofErr w:type="spellStart"/>
       <w:r>
         <w:rPr>
           <w:rFonts w:ascii="Times New Roman" w:eastAsia="Times New Roman" w:hAnsi="Times New Roman" w:cs="Times New Roman"/>
@@ -15889,7 +11713,6 @@
         </w:rPr>
         <w:t>onboarding</w:t>
       </w:r>
-      <w:proofErr w:type="spellEnd"/>
       <w:r>
         <w:rPr>
           <w:rFonts w:ascii="Times New Roman" w:eastAsia="Times New Roman" w:hAnsi="Times New Roman" w:cs="Times New Roman"/>
@@ -16008,18 +11831,16 @@
         </w:rPr>
         <w:t xml:space="preserve"> – Envio de novo </w:t>
       </w:r>
-      <w:proofErr w:type="spellStart"/>
       <w:r>
         <w:rPr>
           <w:rFonts w:ascii="Times New Roman" w:hAnsi="Times New Roman" w:cs="Times New Roman"/>
-          <w:i w:val="0"/>
+          <w:iCs w:val="0"/>
           <w:color w:val="auto"/>
           <w:sz w:val="24"/>
           <w:szCs w:val="24"/>
         </w:rPr>
         <w:t>onboarding</w:t>
       </w:r>
-      <w:proofErr w:type="spellEnd"/>
     </w:p>
     <w:p>
       <w:pPr>
@@ -16136,7 +11957,6 @@
         </w:rPr>
         <w:t xml:space="preserve">A Figura 11 mostra a análise manual de um </w:t>
       </w:r>
-      <w:proofErr w:type="spellStart"/>
       <w:r>
         <w:rPr>
           <w:rFonts w:ascii="Times New Roman" w:eastAsia="Times New Roman" w:hAnsi="Times New Roman" w:cs="Times New Roman"/>
@@ -16149,7 +11969,6 @@
         </w:rPr>
         <w:t>onboarding</w:t>
       </w:r>
-      <w:proofErr w:type="spellEnd"/>
       <w:r>
         <w:rPr>
           <w:rFonts w:ascii="Times New Roman" w:eastAsia="Times New Roman" w:hAnsi="Times New Roman" w:cs="Times New Roman"/>
@@ -16246,18 +12065,16 @@
         </w:rPr>
         <w:t xml:space="preserve"> – Análise manual de </w:t>
       </w:r>
-      <w:proofErr w:type="spellStart"/>
       <w:r>
         <w:rPr>
           <w:rFonts w:ascii="Times New Roman" w:hAnsi="Times New Roman" w:cs="Times New Roman"/>
-          <w:i w:val="0"/>
+          <w:iCs w:val="0"/>
           <w:color w:val="auto"/>
           <w:sz w:val="24"/>
           <w:szCs w:val="24"/>
         </w:rPr>
         <w:t>onboarding</w:t>
       </w:r>
-      <w:proofErr w:type="spellEnd"/>
     </w:p>
     <w:p>
       <w:pPr>
@@ -16375,7 +12192,6 @@
         <w:lastRenderedPageBreak/>
         <w:t xml:space="preserve">A Figura 12 apresenta o histórico de </w:t>
       </w:r>
-      <w:proofErr w:type="spellStart"/>
       <w:r>
         <w:rPr>
           <w:rFonts w:ascii="Times New Roman" w:eastAsia="Times New Roman" w:hAnsi="Times New Roman" w:cs="Times New Roman"/>
@@ -16388,7 +12204,6 @@
         </w:rPr>
         <w:t>onboardings</w:t>
       </w:r>
-      <w:proofErr w:type="spellEnd"/>
       <w:r>
         <w:rPr>
           <w:rFonts w:ascii="Times New Roman" w:eastAsia="Times New Roman" w:hAnsi="Times New Roman" w:cs="Times New Roman"/>
@@ -16485,18 +12300,16 @@
         </w:rPr>
         <w:t xml:space="preserve"> – Histórico de </w:t>
       </w:r>
-      <w:proofErr w:type="spellStart"/>
       <w:r>
         <w:rPr>
           <w:rFonts w:ascii="Times New Roman" w:hAnsi="Times New Roman" w:cs="Times New Roman"/>
-          <w:i w:val="0"/>
+          <w:iCs w:val="0"/>
           <w:color w:val="auto"/>
           <w:sz w:val="24"/>
           <w:szCs w:val="24"/>
         </w:rPr>
         <w:t>onboardings</w:t>
       </w:r>
-      <w:proofErr w:type="spellEnd"/>
     </w:p>
     <w:p>
       <w:pPr>
@@ -16517,7 +12330,7 @@
         </w:rPr>
         <w:drawing>
           <wp:inline distT="0" distB="0" distL="0" distR="0" wp14:anchorId="08DB9216" wp14:editId="6A801741">
-            <wp:extent cx="5400000" cy="3037500"/>
+            <wp:extent cx="5753735" cy="3157538"/>
             <wp:effectExtent l="0" t="0" r="0" b="0"/>
             <wp:docPr id="112" name="Figura 12"/>
             <wp:cNvGraphicFramePr>
@@ -16532,6 +12345,7 @@
                   </pic:nvPicPr>
                   <pic:blipFill>
                     <a:blip r:embed="rId21"/>
+                    <a:srcRect l="17000" t="889" r="1000" b="19111"/>
                     <a:stretch>
                       <a:fillRect/>
                     </a:stretch>
@@ -16539,7 +12353,7 @@
                   <pic:spPr>
                     <a:xfrm>
                       <a:off x="0" y="0"/>
-                      <a:ext cx="5400000" cy="3037500"/>
+                      <a:ext cx="5753735" cy="3157538"/>
                     </a:xfrm>
                     <a:prstGeom prst="rect">
                       <a:avLst/>
@@ -16560,7 +12374,7 @@
     <w:p>
       <w:pPr>
         <w:spacing w:before="60" w:after="0" w:line="240" w:lineRule="auto"/>
-        <w:ind w:left="283"/>
+        <w:ind w:left="5"/>
         <w:rPr>
           <w:rFonts w:ascii="Times New Roman" w:eastAsia="Times New Roman" w:hAnsi="Times New Roman" w:cs="Times New Roman"/>
           <w:sz w:val="24"/>
@@ -16613,7 +12427,6 @@
         </w:rPr>
         <w:t xml:space="preserve">A Figura 13 mostra o detalhe de um </w:t>
       </w:r>
-      <w:proofErr w:type="spellStart"/>
       <w:r>
         <w:rPr>
           <w:rFonts w:ascii="Times New Roman" w:eastAsia="Times New Roman" w:hAnsi="Times New Roman" w:cs="Times New Roman"/>
@@ -16626,7 +12439,6 @@
         </w:rPr>
         <w:t>onboarding</w:t>
       </w:r>
-      <w:proofErr w:type="spellEnd"/>
       <w:r>
         <w:rPr>
           <w:rFonts w:ascii="Times New Roman" w:eastAsia="Times New Roman" w:hAnsi="Times New Roman" w:cs="Times New Roman"/>
@@ -16723,18 +12535,16 @@
         </w:rPr>
         <w:t xml:space="preserve"> – Detalhe de um </w:t>
       </w:r>
-      <w:proofErr w:type="spellStart"/>
       <w:r>
         <w:rPr>
           <w:rFonts w:ascii="Times New Roman" w:hAnsi="Times New Roman" w:cs="Times New Roman"/>
-          <w:i w:val="0"/>
+          <w:iCs w:val="0"/>
           <w:color w:val="auto"/>
           <w:sz w:val="24"/>
           <w:szCs w:val="24"/>
         </w:rPr>
         <w:t>onboarding</w:t>
       </w:r>
-      <w:proofErr w:type="spellEnd"/>
       <w:r>
         <w:rPr>
           <w:rFonts w:ascii="Times New Roman" w:hAnsi="Times New Roman" w:cs="Times New Roman"/>
@@ -16826,17 +12636,6 @@
         </w:rPr>
         <w:t>Fonte: Elaborado pelo autor (2026).</w:t>
       </w:r>
-    </w:p>
-    <w:p>
-      <w:pPr>
-        <w:spacing w:after="0" w:line="360" w:lineRule="auto"/>
-        <w:rPr>
-          <w:rFonts w:ascii="Times New Roman" w:eastAsia="Times New Roman" w:hAnsi="Times New Roman" w:cs="Times New Roman"/>
-          <w:sz w:val="24"/>
-          <w:szCs w:val="24"/>
-          <w:lang w:eastAsia="pt-BR"/>
-        </w:rPr>
-      </w:pPr>
     </w:p>
     <w:sectPr>
       <w:headerReference w:type="default" r:id="rId23"/>
@@ -19144,7 +14943,7 @@
   <w:style w:type="paragraph" w:default="1" w:styleId="Normal">
     <w:name w:val="Normal"/>
     <w:qFormat/>
-    <w:rsid w:val="00B92C44"/>
+    <w:rsid w:val="00E1170C"/>
   </w:style>
   <w:style w:type="paragraph" w:styleId="Ttulo1">
     <w:name w:val="heading 1"/>
